--- a/public/v3template/物资设备类招标文件示范文本-公开招标.docx
+++ b/public/v3template/物资设备类招标文件示范文本-公开招标.docx
@@ -146,17 +146,17 @@
       </w:r>
     </w:p>
     <w:p>
-      <w:bookmarkStart w:id="0" w:name="_Toc16828"/>
+      <w:bookmarkStart w:id="0" w:name="_Toc488761623"/>
       <w:bookmarkEnd w:id="0"/>
-      <w:bookmarkStart w:id="1" w:name="_Toc488131051"/>
+      <w:bookmarkStart w:id="1" w:name="_Toc5420"/>
       <w:bookmarkEnd w:id="1"/>
       <w:bookmarkStart w:id="2" w:name="_Toc488761557"/>
       <w:bookmarkEnd w:id="2"/>
       <w:bookmarkStart w:id="3" w:name="_Toc488131128"/>
       <w:bookmarkEnd w:id="3"/>
-      <w:bookmarkStart w:id="4" w:name="_Toc5420"/>
+      <w:bookmarkStart w:id="4" w:name="_Toc16828"/>
       <w:bookmarkEnd w:id="4"/>
-      <w:bookmarkStart w:id="5" w:name="_Toc488761623"/>
+      <w:bookmarkStart w:id="5" w:name="_Toc488131051"/>
       <w:bookmarkEnd w:id="5"/>
       <w:bookmarkStart w:id="6" w:name="_Toc16062"/>
     </w:p>
@@ -240,25 +240,25 @@
           <w:u w:val="single"/>
         </w:rPr>
       </w:pPr>
-      <w:bookmarkStart w:id="7" w:name="_Toc488761624"/>
+      <w:bookmarkStart w:id="7" w:name="_Toc488131129"/>
       <w:bookmarkEnd w:id="7"/>
-      <w:bookmarkStart w:id="8" w:name="_Toc424914730"/>
+      <w:bookmarkStart w:id="8" w:name="_Toc488761624"/>
       <w:bookmarkEnd w:id="8"/>
       <w:bookmarkStart w:id="9" w:name="_Toc426011170"/>
       <w:bookmarkEnd w:id="9"/>
-      <w:bookmarkStart w:id="10" w:name="_Toc16218"/>
+      <w:bookmarkStart w:id="10" w:name="_Toc424914730"/>
       <w:bookmarkEnd w:id="10"/>
-      <w:bookmarkStart w:id="11" w:name="_Toc488131129"/>
+      <w:bookmarkStart w:id="11" w:name="_Toc16218"/>
       <w:bookmarkEnd w:id="11"/>
-      <w:bookmarkStart w:id="12" w:name="_Toc475569759"/>
+      <w:bookmarkStart w:id="12" w:name="_Toc475569728"/>
       <w:bookmarkEnd w:id="12"/>
-      <w:bookmarkStart w:id="13" w:name="_Toc475569728"/>
+      <w:bookmarkStart w:id="13" w:name="_Toc475569759"/>
       <w:bookmarkEnd w:id="13"/>
-      <w:bookmarkStart w:id="14" w:name="_Toc12976"/>
+      <w:bookmarkStart w:id="14" w:name="_Toc488131052"/>
       <w:bookmarkEnd w:id="14"/>
-      <w:bookmarkStart w:id="15" w:name="_Toc424914800"/>
+      <w:bookmarkStart w:id="15" w:name="_Toc12976"/>
       <w:bookmarkEnd w:id="15"/>
-      <w:bookmarkStart w:id="16" w:name="_Toc488131052"/>
+      <w:bookmarkStart w:id="16" w:name="_Toc424914800"/>
       <w:bookmarkEnd w:id="16"/>
       <w:bookmarkStart w:id="17" w:name="_Toc488761558"/>
       <w:bookmarkEnd w:id="17"/>
@@ -267,27 +267,27 @@
         <w:t>招 标 人：</w:t>
       </w:r>
       <w:bookmarkEnd w:id="18"/>
-      <w:bookmarkStart w:id="19" w:name="_Toc488761559"/>
+      <w:bookmarkStart w:id="19" w:name="_Toc475569760"/>
       <w:bookmarkEnd w:id="19"/>
-      <w:bookmarkStart w:id="20" w:name="_Toc32224"/>
+      <w:bookmarkStart w:id="20" w:name="_Toc475569729"/>
       <w:bookmarkEnd w:id="20"/>
-      <w:bookmarkStart w:id="21" w:name="_Toc488761625"/>
+      <w:bookmarkStart w:id="21" w:name="_Toc4025"/>
       <w:bookmarkEnd w:id="21"/>
-      <w:bookmarkStart w:id="22" w:name="_Toc488131053"/>
+      <w:bookmarkStart w:id="22" w:name="_Toc424914801"/>
       <w:bookmarkEnd w:id="22"/>
-      <w:bookmarkStart w:id="23" w:name="_Toc475569760"/>
+      <w:bookmarkStart w:id="23" w:name="_Toc488761559"/>
       <w:bookmarkEnd w:id="23"/>
-      <w:bookmarkStart w:id="24" w:name="_Toc4025"/>
+      <w:bookmarkStart w:id="24" w:name="_Toc488131053"/>
       <w:bookmarkEnd w:id="24"/>
-      <w:bookmarkStart w:id="25" w:name="_Toc426011171"/>
+      <w:bookmarkStart w:id="25" w:name="_Toc32224"/>
       <w:bookmarkEnd w:id="25"/>
-      <w:bookmarkStart w:id="26" w:name="_Toc424914801"/>
+      <w:bookmarkStart w:id="26" w:name="_Toc488761625"/>
       <w:bookmarkEnd w:id="26"/>
       <w:bookmarkStart w:id="27" w:name="_Toc424914731"/>
       <w:bookmarkEnd w:id="27"/>
-      <w:bookmarkStart w:id="28" w:name="_Toc488131130"/>
+      <w:bookmarkStart w:id="28" w:name="_Toc426011171"/>
       <w:bookmarkEnd w:id="28"/>
-      <w:bookmarkStart w:id="29" w:name="_Toc475569729"/>
+      <w:bookmarkStart w:id="29" w:name="_Toc488131130"/>
       <w:bookmarkEnd w:id="29"/>
       <w:bookmarkStart w:id="30" w:name="_Toc763"/>
       <w:r>
@@ -305,23 +305,23 @@
       </w:pPr>
       <w:bookmarkStart w:id="31" w:name="_Toc426011172"/>
       <w:bookmarkEnd w:id="31"/>
-      <w:bookmarkStart w:id="32" w:name="_Toc7198"/>
+      <w:bookmarkStart w:id="32" w:name="_Toc488761560"/>
       <w:bookmarkEnd w:id="32"/>
-      <w:bookmarkStart w:id="33" w:name="_Toc488761626"/>
+      <w:bookmarkStart w:id="33" w:name="_Toc475569761"/>
       <w:bookmarkEnd w:id="33"/>
-      <w:bookmarkStart w:id="34" w:name="_Toc475569761"/>
+      <w:bookmarkStart w:id="34" w:name="_Toc17556"/>
       <w:bookmarkEnd w:id="34"/>
-      <w:bookmarkStart w:id="35" w:name="_Toc488761560"/>
+      <w:bookmarkStart w:id="35" w:name="_Toc488131131"/>
       <w:bookmarkEnd w:id="35"/>
-      <w:bookmarkStart w:id="36" w:name="_Toc424914732"/>
+      <w:bookmarkStart w:id="36" w:name="_Toc424914802"/>
       <w:bookmarkEnd w:id="36"/>
-      <w:bookmarkStart w:id="37" w:name="_Toc488131054"/>
+      <w:bookmarkStart w:id="37" w:name="_Toc488761626"/>
       <w:bookmarkEnd w:id="37"/>
-      <w:bookmarkStart w:id="38" w:name="_Toc17556"/>
+      <w:bookmarkStart w:id="38" w:name="_Toc7198"/>
       <w:bookmarkEnd w:id="38"/>
-      <w:bookmarkStart w:id="39" w:name="_Toc488131131"/>
+      <w:bookmarkStart w:id="39" w:name="_Toc424914732"/>
       <w:bookmarkEnd w:id="39"/>
-      <w:bookmarkStart w:id="40" w:name="_Toc424914802"/>
+      <w:bookmarkStart w:id="40" w:name="_Toc488131054"/>
       <w:bookmarkEnd w:id="40"/>
       <w:bookmarkStart w:id="41" w:name="_Toc475569730"/>
       <w:bookmarkEnd w:id="41"/>
@@ -7148,8 +7148,8 @@
       <w:pPr>
         <w:pStyle w:val="6"/>
       </w:pPr>
-      <w:bookmarkStart w:id="50" w:name="_Toc25669"/>
-      <w:bookmarkStart w:id="51" w:name="_Toc17582"/>
+      <w:bookmarkStart w:id="50" w:name="_Toc17582"/>
+      <w:bookmarkStart w:id="51" w:name="_Toc25669"/>
       <w:bookmarkStart w:id="52" w:name="_Toc543"/>
       <w:r>
         <w:rPr>
@@ -7324,9 +7324,9 @@
       <w:pPr>
         <w:pStyle w:val="6"/>
       </w:pPr>
-      <w:bookmarkStart w:id="53" w:name="_Toc9928"/>
+      <w:bookmarkStart w:id="53" w:name="_Toc14883"/>
       <w:bookmarkStart w:id="54" w:name="_Toc22892"/>
-      <w:bookmarkStart w:id="55" w:name="_Toc14883"/>
+      <w:bookmarkStart w:id="55" w:name="_Toc9928"/>
       <w:r>
         <w:rPr>
           <w:rFonts w:hint="eastAsia"/>
@@ -7521,9 +7521,9 @@
       <w:pPr>
         <w:pStyle w:val="6"/>
       </w:pPr>
-      <w:bookmarkStart w:id="56" w:name="_Toc3303"/>
+      <w:bookmarkStart w:id="56" w:name="_Toc20010"/>
       <w:bookmarkStart w:id="57" w:name="_Toc29052"/>
-      <w:bookmarkStart w:id="58" w:name="_Toc20010"/>
+      <w:bookmarkStart w:id="58" w:name="_Toc3303"/>
       <w:r>
         <w:rPr>
           <w:rFonts w:hint="eastAsia"/>
@@ -7552,9 +7552,9 @@
       <w:pPr>
         <w:pStyle w:val="6"/>
       </w:pPr>
-      <w:bookmarkStart w:id="59" w:name="_Toc18370"/>
-      <w:bookmarkStart w:id="60" w:name="_Toc15391"/>
-      <w:bookmarkStart w:id="61" w:name="_Toc3022"/>
+      <w:bookmarkStart w:id="59" w:name="_Toc3022"/>
+      <w:bookmarkStart w:id="60" w:name="_Toc18370"/>
+      <w:bookmarkStart w:id="61" w:name="_Toc15391"/>
       <w:r>
         <w:rPr>
           <w:rFonts w:hint="eastAsia"/>
@@ -7597,9 +7597,9 @@
       <w:pPr>
         <w:pStyle w:val="6"/>
       </w:pPr>
-      <w:bookmarkStart w:id="62" w:name="_Toc11513"/>
-      <w:bookmarkStart w:id="63" w:name="_Toc8879"/>
-      <w:bookmarkStart w:id="64" w:name="_Toc7146"/>
+      <w:bookmarkStart w:id="62" w:name="_Toc8879"/>
+      <w:bookmarkStart w:id="63" w:name="_Toc7146"/>
+      <w:bookmarkStart w:id="64" w:name="_Toc11513"/>
       <w:r>
         <w:rPr>
           <w:rFonts w:hint="eastAsia"/>
@@ -7636,9 +7636,9 @@
       <w:pPr>
         <w:pStyle w:val="6"/>
       </w:pPr>
-      <w:bookmarkStart w:id="65" w:name="_Toc25522"/>
-      <w:bookmarkStart w:id="66" w:name="_Toc24265"/>
-      <w:bookmarkStart w:id="67" w:name="_Toc11755"/>
+      <w:bookmarkStart w:id="65" w:name="_Toc11755"/>
+      <w:bookmarkStart w:id="66" w:name="_Toc25522"/>
+      <w:bookmarkStart w:id="67" w:name="_Toc24265"/>
       <w:r>
         <w:rPr>
           <w:rFonts w:hint="eastAsia"/>
@@ -8122,8 +8122,8 @@
       <w:pPr>
         <w:pStyle w:val="5"/>
       </w:pPr>
-      <w:bookmarkStart w:id="71" w:name="_Toc257"/>
-      <w:bookmarkStart w:id="72" w:name="_Toc1342"/>
+      <w:bookmarkStart w:id="71" w:name="_Toc1342"/>
+      <w:bookmarkStart w:id="72" w:name="_Toc257"/>
       <w:bookmarkStart w:id="73" w:name="_Toc22576"/>
       <w:r>
         <w:rPr>
@@ -9723,8 +9723,6 @@
               </w:rPr>
               <w:t>投标人不得存在的其他情形</w:t>
             </w:r>
-            <w:bookmarkStart w:id="426" w:name="_GoBack"/>
-            <w:bookmarkEnd w:id="426"/>
           </w:p>
         </w:tc>
         <w:tc>
@@ -10339,109 +10337,18 @@
               <w:spacing w:line="340" w:lineRule="exact"/>
               <w:ind w:left="42" w:leftChars="20" w:right="42" w:rightChars="20"/>
               <w:rPr>
-                <w:szCs w:val="21"/>
-              </w:rPr>
-            </w:pPr>
-            <w:r>
-              <w:rPr>
-                <w:rFonts w:hint="eastAsia"/>
-                <w:szCs w:val="21"/>
-                <w:lang w:eastAsia="zh-CN"/>
-              </w:rPr>
-              <w:t>□</w:t>
-            </w:r>
-            <w:r>
-              <w:rPr>
-                <w:rFonts w:hint="eastAsia"/>
-                <w:szCs w:val="21"/>
-              </w:rPr>
-              <w:t>不允许</w:t>
-            </w:r>
-          </w:p>
-          <w:p>
-            <w:pPr>
-              <w:pStyle w:val="37"/>
-              <w:spacing w:line="340" w:lineRule="exact"/>
-              <w:ind w:left="42" w:leftChars="20" w:right="42" w:rightChars="20"/>
-              <w:rPr>
-                <w:szCs w:val="21"/>
-              </w:rPr>
-            </w:pPr>
-            <w:r>
-              <w:rPr>
-                <w:rFonts w:hint="eastAsia"/>
-                <w:szCs w:val="21"/>
-                <w:lang w:eastAsia="zh-CN"/>
-              </w:rPr>
-              <w:t>□</w:t>
-            </w:r>
-            <w:r>
-              <w:rPr>
-                <w:rFonts w:hint="eastAsia"/>
-                <w:szCs w:val="21"/>
-              </w:rPr>
-              <w:t>允许（1.10.5规定</w:t>
-            </w:r>
-            <w:r>
-              <w:rPr>
-                <w:szCs w:val="21"/>
-              </w:rPr>
-              <w:t>不允许偏离的除外</w:t>
-            </w:r>
-            <w:r>
-              <w:rPr>
-                <w:rFonts w:hint="eastAsia"/>
-                <w:szCs w:val="21"/>
-              </w:rPr>
-              <w:t>）</w:t>
-            </w:r>
-          </w:p>
-          <w:p>
-            <w:pPr>
-              <w:pStyle w:val="37"/>
-              <w:spacing w:line="340" w:lineRule="exact"/>
-              <w:ind w:left="42" w:leftChars="20" w:right="42" w:rightChars="20"/>
-              <w:rPr>
-                <w:szCs w:val="21"/>
-              </w:rPr>
-            </w:pPr>
-            <w:r>
-              <w:rPr>
-                <w:rFonts w:hint="eastAsia"/>
-                <w:szCs w:val="21"/>
-              </w:rPr>
-              <w:t>偏差</w:t>
-            </w:r>
-            <w:r>
-              <w:rPr>
-                <w:szCs w:val="21"/>
-              </w:rPr>
-              <w:t>范围：</w:t>
-            </w:r>
-          </w:p>
-          <w:p>
-            <w:pPr>
-              <w:pStyle w:val="37"/>
-              <w:spacing w:line="340" w:lineRule="exact"/>
-              <w:ind w:left="42" w:leftChars="20" w:right="42" w:rightChars="20"/>
-              <w:rPr>
-                <w:szCs w:val="21"/>
-              </w:rPr>
-            </w:pPr>
-            <w:r>
-              <w:rPr>
-                <w:rFonts w:hint="eastAsia"/>
-                <w:szCs w:val="21"/>
-              </w:rPr>
-              <w:t>最高负偏离项数：</w:t>
-            </w:r>
-            <w:r>
-              <w:rPr>
-                <w:rFonts w:hint="eastAsia"/>
-                <w:szCs w:val="21"/>
-                <w:u w:val="single"/>
-              </w:rPr>
-              <w:t xml:space="preserve">                    </w:t>
+                <w:rFonts w:hint="default" w:eastAsia="宋体"/>
+                <w:szCs w:val="21"/>
+                <w:lang w:val="en-US" w:eastAsia="zh-CN"/>
+              </w:rPr>
+            </w:pPr>
+            <w:r>
+              <w:rPr>
+                <w:rFonts w:hint="eastAsia" w:ascii="宋体" w:hAnsi="宋体" w:eastAsia="宋体" w:cs="宋体"/>
+                <w:szCs w:val="21"/>
+                <w:lang w:val="en-US" w:eastAsia="zh-CN"/>
+              </w:rPr>
+              <w:t>{negativeDeviation}</w:t>
             </w:r>
           </w:p>
         </w:tc>
@@ -10529,168 +10436,18 @@
               <w:spacing w:line="340" w:lineRule="exact"/>
               <w:ind w:left="42" w:leftChars="20" w:right="42" w:rightChars="20"/>
               <w:rPr>
-                <w:szCs w:val="21"/>
-              </w:rPr>
-            </w:pPr>
-            <w:r>
-              <w:rPr>
-                <w:rFonts w:hint="eastAsia"/>
-                <w:szCs w:val="21"/>
-              </w:rPr>
-              <w:t>□付款条件</w:t>
-            </w:r>
-          </w:p>
-          <w:p>
-            <w:pPr>
-              <w:pStyle w:val="37"/>
-              <w:spacing w:line="340" w:lineRule="exact"/>
-              <w:ind w:left="42" w:leftChars="20" w:right="42" w:rightChars="20"/>
-              <w:rPr>
-                <w:szCs w:val="21"/>
-              </w:rPr>
-            </w:pPr>
-            <w:r>
-              <w:rPr>
-                <w:rFonts w:hint="eastAsia"/>
-                <w:szCs w:val="21"/>
-              </w:rPr>
-              <w:t>□交货期</w:t>
-            </w:r>
-          </w:p>
-          <w:p>
-            <w:pPr>
-              <w:pStyle w:val="37"/>
-              <w:spacing w:line="340" w:lineRule="exact"/>
-              <w:ind w:left="42" w:leftChars="20" w:right="42" w:rightChars="20"/>
-              <w:rPr>
-                <w:szCs w:val="21"/>
-              </w:rPr>
-            </w:pPr>
-            <w:r>
-              <w:rPr>
-                <w:rFonts w:hint="eastAsia"/>
-                <w:szCs w:val="21"/>
-              </w:rPr>
-              <w:t>□交货地点</w:t>
-            </w:r>
-          </w:p>
-          <w:p>
-            <w:pPr>
-              <w:pStyle w:val="37"/>
-              <w:spacing w:line="340" w:lineRule="exact"/>
-              <w:ind w:left="42" w:leftChars="20" w:right="42" w:rightChars="20"/>
-              <w:rPr>
-                <w:szCs w:val="21"/>
-              </w:rPr>
-            </w:pPr>
-            <w:r>
-              <w:rPr>
-                <w:rFonts w:hint="eastAsia"/>
-                <w:szCs w:val="21"/>
-              </w:rPr>
-              <w:t>□招标文件中约定的外购件品牌</w:t>
-            </w:r>
-          </w:p>
-          <w:p>
-            <w:pPr>
-              <w:pStyle w:val="37"/>
-              <w:spacing w:line="340" w:lineRule="exact"/>
-              <w:ind w:left="42" w:leftChars="20" w:right="42" w:rightChars="20"/>
-              <w:rPr>
-                <w:szCs w:val="21"/>
-              </w:rPr>
-            </w:pPr>
-            <w:r>
-              <w:rPr>
-                <w:rFonts w:hint="eastAsia"/>
-                <w:szCs w:val="21"/>
-              </w:rPr>
-              <w:t>□供货范围</w:t>
-            </w:r>
-          </w:p>
-          <w:p>
-            <w:pPr>
-              <w:pStyle w:val="37"/>
-              <w:spacing w:line="340" w:lineRule="exact"/>
-              <w:ind w:left="42" w:leftChars="20" w:right="42" w:rightChars="20"/>
-              <w:rPr>
-                <w:szCs w:val="21"/>
-              </w:rPr>
-            </w:pPr>
-            <w:r>
-              <w:rPr>
-                <w:rFonts w:hint="eastAsia"/>
-                <w:szCs w:val="21"/>
-              </w:rPr>
-              <w:t>□投标有效期</w:t>
-            </w:r>
-          </w:p>
-          <w:p>
-            <w:pPr>
-              <w:pStyle w:val="37"/>
-              <w:spacing w:line="340" w:lineRule="exact"/>
-              <w:ind w:left="42" w:leftChars="20" w:right="42" w:rightChars="20"/>
-              <w:rPr>
-                <w:szCs w:val="21"/>
-              </w:rPr>
-            </w:pPr>
-            <w:r>
-              <w:rPr>
-                <w:rFonts w:hint="eastAsia"/>
-                <w:szCs w:val="21"/>
-              </w:rPr>
-              <w:t>□质保期</w:t>
-            </w:r>
-          </w:p>
-          <w:p>
-            <w:pPr>
-              <w:pStyle w:val="37"/>
-              <w:spacing w:line="340" w:lineRule="exact"/>
-              <w:ind w:left="42" w:leftChars="20" w:right="42" w:rightChars="20"/>
-              <w:rPr>
-                <w:szCs w:val="21"/>
-              </w:rPr>
-            </w:pPr>
-            <w:r>
-              <w:rPr>
-                <w:rFonts w:hint="eastAsia"/>
-                <w:szCs w:val="21"/>
-              </w:rPr>
-              <w:t>□设备规格型号及主要参数</w:t>
-            </w:r>
-          </w:p>
-          <w:p>
-            <w:pPr>
-              <w:pStyle w:val="37"/>
-              <w:spacing w:line="340" w:lineRule="exact"/>
-              <w:ind w:left="42" w:leftChars="20" w:right="42" w:rightChars="20"/>
-              <w:rPr>
-                <w:szCs w:val="21"/>
-              </w:rPr>
-            </w:pPr>
-            <w:r>
-              <w:rPr>
-                <w:rFonts w:hint="eastAsia"/>
-                <w:szCs w:val="21"/>
-              </w:rPr>
-              <w:t>□实质性要求和条件（见1.10.1）</w:t>
-            </w:r>
-          </w:p>
-          <w:p>
-            <w:pPr>
-              <w:pStyle w:val="37"/>
-              <w:spacing w:line="340" w:lineRule="exact"/>
-              <w:ind w:left="42" w:leftChars="20" w:right="42" w:rightChars="20"/>
-              <w:rPr>
-                <w:szCs w:val="21"/>
-              </w:rPr>
-            </w:pPr>
-            <w:r>
-              <w:rPr>
-                <w:rFonts w:hint="eastAsia"/>
-                <w:szCs w:val="21"/>
-              </w:rPr>
-              <w:t>□其他</w:t>
+                <w:rFonts w:hint="default" w:eastAsia="宋体"/>
+                <w:szCs w:val="21"/>
+                <w:lang w:val="en-US" w:eastAsia="zh-CN"/>
+              </w:rPr>
+            </w:pPr>
+            <w:r>
+              <w:rPr>
+                <w:rFonts w:hint="eastAsia" w:ascii="宋体" w:hAnsi="宋体" w:eastAsia="宋体" w:cs="宋体"/>
+                <w:szCs w:val="21"/>
+                <w:lang w:val="en-US" w:eastAsia="zh-CN"/>
+              </w:rPr>
+              <w:t>{noNegativeDeviationItems}</w:t>
             </w:r>
           </w:p>
         </w:tc>
@@ -10874,47 +10631,18 @@
               <w:spacing w:line="340" w:lineRule="exact"/>
               <w:ind w:left="42" w:leftChars="20" w:right="42" w:rightChars="20"/>
               <w:rPr>
-                <w:szCs w:val="21"/>
-              </w:rPr>
-            </w:pPr>
-            <w:r>
-              <w:rPr>
-                <w:rFonts w:hint="eastAsia"/>
-                <w:szCs w:val="21"/>
-              </w:rPr>
-              <w:t>时间：投标人应于投标截止3日前</w:t>
-            </w:r>
-          </w:p>
-          <w:p>
-            <w:pPr>
-              <w:pStyle w:val="37"/>
-              <w:spacing w:line="340" w:lineRule="exact"/>
-              <w:ind w:left="42" w:leftChars="20" w:right="42" w:rightChars="20"/>
-              <w:rPr>
-                <w:szCs w:val="21"/>
-              </w:rPr>
-            </w:pPr>
-            <w:r>
-              <w:rPr>
-                <w:rFonts w:hint="eastAsia"/>
-                <w:szCs w:val="21"/>
-              </w:rPr>
-              <w:t>形式： 以书面方式，发送至</w:t>
-            </w:r>
-            <w:r>
-              <w:rPr>
-                <w:rFonts w:hint="eastAsia"/>
-                <w:szCs w:val="21"/>
-                <w:u w:val="single"/>
-              </w:rPr>
-              <w:t xml:space="preserve">            </w:t>
-            </w:r>
-            <w:r>
-              <w:rPr>
-                <w:rFonts w:hint="eastAsia"/>
-                <w:szCs w:val="21"/>
-              </w:rPr>
-              <w:t>。</w:t>
+                <w:rFonts w:hint="default" w:eastAsia="宋体"/>
+                <w:szCs w:val="21"/>
+                <w:lang w:val="en-US" w:eastAsia="zh-CN"/>
+              </w:rPr>
+            </w:pPr>
+            <w:r>
+              <w:rPr>
+                <w:rFonts w:hint="eastAsia" w:ascii="宋体" w:hAnsi="宋体" w:eastAsia="宋体" w:cs="宋体"/>
+                <w:szCs w:val="21"/>
+                <w:lang w:val="en-US" w:eastAsia="zh-CN"/>
+              </w:rPr>
+              <w:t>{clarificationRequirement }</w:t>
             </w:r>
           </w:p>
         </w:tc>
@@ -11499,16 +11227,18 @@
               <w:spacing w:line="340" w:lineRule="exact"/>
               <w:ind w:left="42" w:leftChars="20" w:right="42" w:rightChars="20"/>
               <w:rPr>
-                <w:szCs w:val="21"/>
-              </w:rPr>
-            </w:pPr>
-            <w:r>
-              <w:rPr>
-                <w:rFonts w:hint="eastAsia"/>
-                <w:szCs w:val="21"/>
-                <w:u w:val="single"/>
-              </w:rPr>
-              <w:t xml:space="preserve">         </w:t>
+                <w:rFonts w:hint="default" w:eastAsia="宋体"/>
+                <w:szCs w:val="21"/>
+                <w:lang w:val="en-US" w:eastAsia="zh-CN"/>
+              </w:rPr>
+            </w:pPr>
+            <w:r>
+              <w:rPr>
+                <w:rFonts w:hint="eastAsia" w:ascii="宋体" w:hAnsi="宋体" w:eastAsia="宋体" w:cs="宋体"/>
+                <w:szCs w:val="21"/>
+                <w:lang w:val="en-US" w:eastAsia="zh-CN"/>
+              </w:rPr>
+              <w:t>{vatCalculationMethod }</w:t>
             </w:r>
           </w:p>
         </w:tc>
@@ -11596,47 +11326,18 @@
               <w:spacing w:line="340" w:lineRule="exact"/>
               <w:ind w:left="42" w:leftChars="20" w:right="42" w:rightChars="20"/>
               <w:rPr>
-                <w:szCs w:val="21"/>
-              </w:rPr>
-            </w:pPr>
-            <w:r>
-              <w:rPr>
-                <w:rFonts w:hint="eastAsia"/>
-                <w:szCs w:val="21"/>
-              </w:rPr>
-              <w:t xml:space="preserve">□无 </w:t>
-            </w:r>
-          </w:p>
-          <w:p>
-            <w:pPr>
-              <w:pStyle w:val="37"/>
-              <w:spacing w:line="340" w:lineRule="exact"/>
-              <w:ind w:left="42" w:leftChars="20" w:right="42" w:rightChars="20"/>
-              <w:rPr>
-                <w:szCs w:val="21"/>
-              </w:rPr>
-            </w:pPr>
-            <w:r>
-              <w:rPr>
-                <w:rFonts w:hint="eastAsia"/>
-                <w:szCs w:val="21"/>
-              </w:rPr>
-              <w:t>□有，最高投标限价：</w:t>
-            </w:r>
-            <w:r>
-              <w:rPr>
-                <w:rFonts w:hint="eastAsia"/>
-                <w:szCs w:val="21"/>
-                <w:u w:val="single"/>
-              </w:rPr>
-              <w:t xml:space="preserve">        </w:t>
-            </w:r>
-            <w:r>
-              <w:rPr>
-                <w:rFonts w:hint="eastAsia"/>
-                <w:szCs w:val="21"/>
-              </w:rPr>
-              <w:t>元</w:t>
+                <w:rFonts w:hint="default" w:eastAsia="宋体"/>
+                <w:szCs w:val="21"/>
+                <w:lang w:val="en-US" w:eastAsia="zh-CN"/>
+              </w:rPr>
+            </w:pPr>
+            <w:r>
+              <w:rPr>
+                <w:rFonts w:hint="eastAsia" w:ascii="宋体" w:hAnsi="宋体" w:eastAsia="宋体" w:cs="宋体"/>
+                <w:szCs w:val="21"/>
+                <w:lang w:val="en-US" w:eastAsia="zh-CN"/>
+              </w:rPr>
+              <w:t>{maxBidPrice }</w:t>
             </w:r>
           </w:p>
         </w:tc>
@@ -11835,9 +11536,9 @@
               <w:rPr>
                 <w:rFonts w:hint="eastAsia"/>
                 <w:szCs w:val="21"/>
-                <w:u w:val="single"/>
-              </w:rPr>
-              <w:t xml:space="preserve">        </w:t>
+                <w:lang w:val="en-US" w:eastAsia="zh-CN"/>
+              </w:rPr>
+              <w:t>{bidValidity}</w:t>
             </w:r>
             <w:r>
               <w:rPr>
@@ -11847,16 +11548,6 @@
               <w:t>个日历日</w:t>
             </w:r>
             <w:bookmarkEnd w:id="77"/>
-            <w:r>
-              <w:rPr>
-                <w:rFonts w:hint="eastAsia"/>
-                <w:i/>
-                <w:iCs/>
-                <w:color w:val="FF0000"/>
-                <w:szCs w:val="21"/>
-              </w:rPr>
-              <w:t>（此处可选90/120/180等）</w:t>
-            </w:r>
           </w:p>
         </w:tc>
       </w:tr>
@@ -11960,16 +11651,18 @@
               <w:spacing w:line="340" w:lineRule="exact"/>
               <w:ind w:left="42" w:leftChars="20" w:right="42" w:rightChars="20"/>
               <w:rPr>
-                <w:szCs w:val="21"/>
-              </w:rPr>
-            </w:pPr>
-            <w:r>
-              <w:rPr>
                 <w:rFonts w:hint="default"/>
                 <w:szCs w:val="21"/>
+                <w:lang w:val="en-US"/>
+              </w:rPr>
+            </w:pPr>
+            <w:r>
+              <w:rPr>
+                <w:rFonts w:hint="eastAsia" w:ascii="宋体" w:hAnsi="宋体" w:eastAsia="宋体" w:cs="宋体"/>
+                <w:szCs w:val="21"/>
                 <w:lang w:val="en-US" w:eastAsia="zh-CN"/>
               </w:rPr>
-              <w:t>bidBondRequirement</w:t>
+              <w:t>{bidBondRequirement}</w:t>
             </w:r>
           </w:p>
         </w:tc>
@@ -12111,7 +11804,9 @@
               <w:spacing w:line="340" w:lineRule="exact"/>
               <w:ind w:left="42" w:leftChars="20" w:right="42" w:rightChars="20"/>
               <w:rPr>
-                <w:szCs w:val="21"/>
+                <w:rFonts w:hint="default" w:eastAsia="宋体"/>
+                <w:szCs w:val="21"/>
+                <w:lang w:val="en-US" w:eastAsia="zh-CN"/>
               </w:rPr>
             </w:pPr>
             <w:r>
@@ -12123,37 +11818,11 @@
             </w:r>
             <w:r>
               <w:rPr>
-                <w:rFonts w:hint="eastAsia"/>
-                <w:szCs w:val="21"/>
-              </w:rPr>
-              <w:sym w:font="Wingdings" w:char="F0A8"/>
-            </w:r>
-            <w:r>
-              <w:rPr>
-                <w:rFonts w:hint="eastAsia"/>
-                <w:szCs w:val="21"/>
-              </w:rPr>
-              <w:t>银行现汇</w:t>
-            </w:r>
-            <w:r>
-              <w:rPr>
-                <w:szCs w:val="21"/>
-              </w:rPr>
-              <w:t xml:space="preserve"> </w:t>
-            </w:r>
-            <w:r>
-              <w:rPr>
-                <w:rFonts w:hint="eastAsia"/>
-                <w:szCs w:val="21"/>
-              </w:rPr>
-              <w:sym w:font="Wingdings" w:char="F0A8"/>
-            </w:r>
-            <w:r>
-              <w:rPr>
-                <w:rFonts w:hint="eastAsia"/>
-                <w:szCs w:val="21"/>
-              </w:rPr>
-              <w:t>现金缴纳</w:t>
+                <w:rFonts w:hint="eastAsia" w:ascii="宋体" w:hAnsi="宋体" w:eastAsia="宋体" w:cs="宋体"/>
+                <w:szCs w:val="21"/>
+                <w:lang w:val="en-US" w:eastAsia="zh-CN"/>
+              </w:rPr>
+              <w:t>{bidDocumentFeePaymentType}</w:t>
             </w:r>
           </w:p>
           <w:p>
@@ -12180,16 +11849,34 @@
             </w:r>
             <w:r>
               <w:rPr>
-                <w:szCs w:val="21"/>
-              </w:rPr>
-              <w:t xml:space="preserve">“  </w:t>
-            </w:r>
-            <w:r>
-              <w:rPr>
-                <w:rFonts w:hint="eastAsia"/>
-                <w:szCs w:val="21"/>
-              </w:rPr>
-              <w:t>”。</w:t>
+                <w:rFonts w:hint="eastAsia"/>
+                <w:szCs w:val="21"/>
+                <w:lang w:eastAsia="zh-CN"/>
+              </w:rPr>
+              <w:t>“</w:t>
+            </w:r>
+            <w:r>
+              <w:rPr>
+                <w:rFonts w:hint="eastAsia" w:ascii="宋体" w:hAnsi="宋体" w:eastAsia="宋体" w:cs="宋体"/>
+                <w:szCs w:val="21"/>
+                <w:lang w:val="en-US" w:eastAsia="zh-CN"/>
+              </w:rPr>
+              <w:t>{projectName}</w:t>
+            </w:r>
+            <w:r>
+              <w:rPr>
+                <w:rFonts w:hint="eastAsia"/>
+                <w:szCs w:val="21"/>
+                <w:lang w:eastAsia="zh-CN"/>
+              </w:rPr>
+              <w:t>”</w:t>
+            </w:r>
+            <w:r>
+              <w:rPr>
+                <w:rFonts w:hint="eastAsia"/>
+                <w:szCs w:val="21"/>
+              </w:rPr>
+              <w:t>。</w:t>
             </w:r>
           </w:p>
           <w:p>
@@ -12243,23 +11930,6 @@
                 <w:szCs w:val="21"/>
               </w:rPr>
               <w:t>未缴纳标书费的，按照不合格投标人处理。</w:t>
-            </w:r>
-          </w:p>
-          <w:p>
-            <w:pPr>
-              <w:pStyle w:val="37"/>
-              <w:spacing w:line="340" w:lineRule="exact"/>
-              <w:ind w:left="42" w:leftChars="20" w:right="42" w:rightChars="20"/>
-              <w:rPr>
-                <w:szCs w:val="21"/>
-              </w:rPr>
-            </w:pPr>
-            <w:r>
-              <w:rPr>
-                <w:rFonts w:hint="eastAsia"/>
-                <w:szCs w:val="21"/>
-              </w:rPr>
-              <w:t>□不要求：</w:t>
             </w:r>
           </w:p>
         </w:tc>
@@ -12347,32 +12017,18 @@
               <w:spacing w:line="340" w:lineRule="exact"/>
               <w:ind w:left="42" w:leftChars="20" w:right="42" w:rightChars="20"/>
               <w:rPr>
-                <w:szCs w:val="21"/>
-              </w:rPr>
-            </w:pPr>
-            <w:r>
-              <w:rPr>
-                <w:rFonts w:hint="eastAsia"/>
-                <w:szCs w:val="21"/>
-              </w:rPr>
-              <w:t>□无</w:t>
-            </w:r>
-          </w:p>
-          <w:p>
-            <w:pPr>
-              <w:pStyle w:val="37"/>
-              <w:spacing w:line="340" w:lineRule="exact"/>
-              <w:ind w:left="42" w:leftChars="20" w:right="42" w:rightChars="20"/>
-              <w:rPr>
-                <w:szCs w:val="21"/>
-              </w:rPr>
-            </w:pPr>
-            <w:r>
-              <w:rPr>
-                <w:rFonts w:hint="eastAsia"/>
-                <w:szCs w:val="21"/>
-              </w:rPr>
-              <w:t>□有，具体要求：</w:t>
+                <w:rFonts w:hint="default" w:eastAsia="宋体"/>
+                <w:szCs w:val="21"/>
+                <w:lang w:val="en-US" w:eastAsia="zh-CN"/>
+              </w:rPr>
+            </w:pPr>
+            <w:r>
+              <w:rPr>
+                <w:rFonts w:hint="eastAsia" w:ascii="宋体" w:hAnsi="宋体" w:eastAsia="宋体" w:cs="宋体"/>
+                <w:szCs w:val="21"/>
+                <w:lang w:val="en-US" w:eastAsia="zh-CN"/>
+              </w:rPr>
+              <w:t>{specialQualificationRequirement}</w:t>
             </w:r>
           </w:p>
         </w:tc>
@@ -12475,8 +12131,9 @@
                 <w:rFonts w:hint="eastAsia"/>
                 <w:szCs w:val="21"/>
                 <w:u w:val="single"/>
-              </w:rPr>
-              <w:t xml:space="preserve">   </w:t>
+                <w:lang w:val="en-US" w:eastAsia="zh-CN"/>
+              </w:rPr>
+              <w:t>{financialStatusRequirement}</w:t>
             </w:r>
             <w:r>
               <w:rPr>
@@ -12588,398 +12245,18 @@
               <w:spacing w:line="340" w:lineRule="exact"/>
               <w:ind w:left="42" w:leftChars="20" w:right="42" w:rightChars="20"/>
               <w:rPr>
-                <w:szCs w:val="21"/>
-              </w:rPr>
-            </w:pPr>
-            <w:r>
-              <w:rPr>
-                <w:rFonts w:hint="eastAsia"/>
-                <w:szCs w:val="21"/>
-              </w:rPr>
-              <w:t>近</w:t>
-            </w:r>
-            <w:r>
-              <w:rPr>
-                <w:rFonts w:hint="eastAsia"/>
-                <w:szCs w:val="21"/>
-                <w:u w:val="single"/>
-              </w:rPr>
-              <w:t xml:space="preserve">    </w:t>
-            </w:r>
-            <w:r>
-              <w:rPr>
-                <w:rFonts w:hint="eastAsia"/>
-                <w:szCs w:val="21"/>
-              </w:rPr>
-              <w:t>年（</w:t>
-            </w:r>
-            <w:r>
-              <w:rPr>
-                <w:rFonts w:hint="eastAsia"/>
-                <w:szCs w:val="21"/>
-                <w:u w:val="single"/>
-              </w:rPr>
-              <w:t xml:space="preserve">    </w:t>
-            </w:r>
-            <w:r>
-              <w:rPr>
-                <w:rFonts w:hint="eastAsia"/>
-                <w:szCs w:val="21"/>
-              </w:rPr>
-              <w:t>年</w:t>
-            </w:r>
-            <w:r>
-              <w:rPr>
-                <w:rFonts w:hint="eastAsia"/>
-                <w:szCs w:val="21"/>
-                <w:u w:val="single"/>
-              </w:rPr>
-              <w:t xml:space="preserve">    </w:t>
-            </w:r>
-            <w:r>
-              <w:rPr>
-                <w:rFonts w:hint="eastAsia"/>
-                <w:szCs w:val="21"/>
-              </w:rPr>
-              <w:t>月</w:t>
-            </w:r>
-            <w:r>
-              <w:rPr>
-                <w:rFonts w:hint="eastAsia"/>
-                <w:szCs w:val="21"/>
-                <w:u w:val="single"/>
-              </w:rPr>
-              <w:t xml:space="preserve">    </w:t>
-            </w:r>
-            <w:r>
-              <w:rPr>
-                <w:rFonts w:hint="eastAsia"/>
-                <w:szCs w:val="21"/>
-              </w:rPr>
-              <w:t>日起至投标截至日止）</w:t>
-            </w:r>
-          </w:p>
-          <w:p>
-            <w:pPr>
-              <w:pStyle w:val="37"/>
-              <w:spacing w:line="340" w:lineRule="exact"/>
-              <w:ind w:left="42" w:leftChars="20" w:right="42" w:rightChars="20"/>
-              <w:rPr>
-                <w:szCs w:val="21"/>
-                <w:u w:val="single"/>
-              </w:rPr>
-            </w:pPr>
-            <w:r>
-              <w:rPr>
-                <w:rFonts w:hint="eastAsia"/>
-                <w:szCs w:val="21"/>
-              </w:rPr>
-              <w:t>类似项目是指：</w:t>
-            </w:r>
-            <w:r>
-              <w:rPr>
-                <w:szCs w:val="21"/>
-                <w:u w:val="single"/>
-              </w:rPr>
-              <w:t xml:space="preserve">         ;</w:t>
-            </w:r>
-          </w:p>
-          <w:p>
-            <w:pPr>
-              <w:pStyle w:val="37"/>
-              <w:spacing w:line="340" w:lineRule="exact"/>
-              <w:ind w:left="42" w:leftChars="20" w:right="42" w:rightChars="20"/>
-              <w:rPr>
-                <w:szCs w:val="21"/>
-              </w:rPr>
-            </w:pPr>
-            <w:r>
-              <w:rPr>
-                <w:rFonts w:hint="eastAsia"/>
-                <w:szCs w:val="21"/>
-              </w:rPr>
-              <w:t>业绩证明材料：</w:t>
-            </w:r>
-          </w:p>
-          <w:p>
-            <w:pPr>
-              <w:pStyle w:val="37"/>
-              <w:spacing w:line="340" w:lineRule="exact"/>
-              <w:ind w:left="42" w:leftChars="20" w:right="42" w:rightChars="20"/>
-              <w:rPr>
-                <w:szCs w:val="21"/>
-              </w:rPr>
-            </w:pPr>
-            <w:r>
-              <w:rPr>
-                <w:rFonts w:hint="eastAsia"/>
-                <w:szCs w:val="21"/>
-              </w:rPr>
-              <w:sym w:font="Wingdings" w:char="F0A8"/>
-            </w:r>
-            <w:r>
-              <w:rPr>
-                <w:rFonts w:hint="eastAsia"/>
-                <w:szCs w:val="21"/>
-              </w:rPr>
-              <w:t>合同</w:t>
-            </w:r>
-            <w:r>
-              <w:rPr>
-                <w:szCs w:val="21"/>
-              </w:rPr>
-              <w:t>/</w:t>
-            </w:r>
-            <w:r>
-              <w:rPr>
-                <w:rFonts w:hint="eastAsia"/>
-                <w:szCs w:val="21"/>
-              </w:rPr>
-              <w:t>订单</w:t>
-            </w:r>
-          </w:p>
-          <w:p>
-            <w:pPr>
-              <w:pStyle w:val="37"/>
-              <w:spacing w:line="340" w:lineRule="exact"/>
-              <w:ind w:left="42" w:leftChars="20" w:right="42" w:rightChars="20"/>
-              <w:rPr>
-                <w:szCs w:val="21"/>
-              </w:rPr>
-            </w:pPr>
-            <w:r>
-              <w:rPr>
-                <w:rFonts w:hint="eastAsia"/>
-                <w:szCs w:val="21"/>
-              </w:rPr>
-              <w:sym w:font="Wingdings" w:char="F0A8"/>
-            </w:r>
-            <w:r>
-              <w:rPr>
-                <w:rFonts w:hint="eastAsia"/>
-                <w:szCs w:val="21"/>
-              </w:rPr>
-              <w:t>中标通知书</w:t>
-            </w:r>
-            <w:r>
-              <w:rPr>
-                <w:szCs w:val="21"/>
-              </w:rPr>
-              <w:t>/</w:t>
-            </w:r>
-            <w:r>
-              <w:rPr>
-                <w:rFonts w:hint="eastAsia"/>
-                <w:szCs w:val="21"/>
-              </w:rPr>
-              <w:t>成交通知书</w:t>
-            </w:r>
-          </w:p>
-          <w:p>
-            <w:pPr>
-              <w:pStyle w:val="37"/>
-              <w:spacing w:line="340" w:lineRule="exact"/>
-              <w:ind w:left="42" w:leftChars="20" w:right="42" w:rightChars="20"/>
-              <w:rPr>
-                <w:szCs w:val="21"/>
-              </w:rPr>
-            </w:pPr>
-            <w:r>
-              <w:rPr>
-                <w:rFonts w:hint="eastAsia"/>
-                <w:szCs w:val="21"/>
-              </w:rPr>
-              <w:sym w:font="Wingdings" w:char="F0A8"/>
-            </w:r>
-            <w:r>
-              <w:rPr>
-                <w:rFonts w:hint="eastAsia"/>
-                <w:szCs w:val="21"/>
-              </w:rPr>
-              <w:t>竣工验收报告</w:t>
-            </w:r>
-            <w:r>
-              <w:rPr>
-                <w:szCs w:val="21"/>
-              </w:rPr>
-              <w:t>/</w:t>
-            </w:r>
-            <w:r>
-              <w:rPr>
-                <w:rFonts w:hint="eastAsia"/>
-                <w:szCs w:val="21"/>
-              </w:rPr>
-              <w:t>验收证明</w:t>
-            </w:r>
-          </w:p>
-          <w:p>
-            <w:pPr>
-              <w:pStyle w:val="37"/>
-              <w:spacing w:line="340" w:lineRule="exact"/>
-              <w:ind w:left="42" w:leftChars="20" w:right="42" w:rightChars="20"/>
-              <w:rPr>
-                <w:szCs w:val="21"/>
-              </w:rPr>
-            </w:pPr>
-            <w:r>
-              <w:rPr>
-                <w:rFonts w:hint="eastAsia"/>
-                <w:szCs w:val="21"/>
-              </w:rPr>
-              <w:sym w:font="Wingdings" w:char="F0A8"/>
-            </w:r>
-            <w:r>
-              <w:rPr>
-                <w:rFonts w:hint="eastAsia"/>
-                <w:szCs w:val="21"/>
-              </w:rPr>
-              <w:t>业主证明</w:t>
-            </w:r>
-          </w:p>
-          <w:p>
-            <w:pPr>
-              <w:pStyle w:val="37"/>
-              <w:spacing w:line="340" w:lineRule="exact"/>
-              <w:ind w:left="42" w:leftChars="20" w:right="42" w:rightChars="20"/>
-              <w:rPr>
-                <w:szCs w:val="21"/>
-                <w:u w:val="single"/>
-              </w:rPr>
-            </w:pPr>
-            <w:r>
-              <w:rPr>
-                <w:rFonts w:hint="eastAsia"/>
-                <w:szCs w:val="21"/>
-              </w:rPr>
-              <w:sym w:font="Wingdings" w:char="F0A8"/>
-            </w:r>
-            <w:r>
-              <w:rPr>
-                <w:rFonts w:hint="eastAsia"/>
-                <w:szCs w:val="21"/>
-              </w:rPr>
-              <w:t>其他材料：</w:t>
-            </w:r>
-            <w:r>
-              <w:rPr>
-                <w:szCs w:val="21"/>
-                <w:u w:val="single"/>
-              </w:rPr>
-              <w:t xml:space="preserve">                      </w:t>
-            </w:r>
-          </w:p>
-          <w:p>
-            <w:pPr>
-              <w:pStyle w:val="37"/>
-              <w:spacing w:line="340" w:lineRule="exact"/>
-              <w:ind w:left="42" w:leftChars="20" w:right="42" w:rightChars="20"/>
-              <w:rPr>
-                <w:szCs w:val="21"/>
-              </w:rPr>
-            </w:pPr>
-            <w:r>
-              <w:rPr>
-                <w:rFonts w:hint="eastAsia"/>
-                <w:szCs w:val="21"/>
-              </w:rPr>
-              <w:t>业绩证明材料种类要求：</w:t>
-            </w:r>
-          </w:p>
-          <w:p>
-            <w:pPr>
-              <w:pStyle w:val="37"/>
-              <w:spacing w:line="340" w:lineRule="exact"/>
-              <w:ind w:left="42" w:leftChars="20" w:right="42" w:rightChars="20"/>
-              <w:rPr>
-                <w:szCs w:val="21"/>
-              </w:rPr>
-            </w:pPr>
-            <w:r>
-              <w:rPr>
-                <w:rFonts w:hint="eastAsia"/>
-                <w:szCs w:val="21"/>
-              </w:rPr>
-              <w:sym w:font="Wingdings" w:char="F0A8"/>
-            </w:r>
-            <w:r>
-              <w:rPr>
-                <w:rFonts w:hint="eastAsia"/>
-                <w:szCs w:val="21"/>
-              </w:rPr>
-              <w:t>提供上述勾选的任一项证明材料即可</w:t>
-            </w:r>
-          </w:p>
-          <w:p>
-            <w:pPr>
-              <w:pStyle w:val="37"/>
-              <w:spacing w:line="340" w:lineRule="exact"/>
-              <w:ind w:left="42" w:leftChars="20" w:right="42" w:rightChars="20"/>
-              <w:rPr>
-                <w:szCs w:val="21"/>
-              </w:rPr>
-            </w:pPr>
-            <w:r>
-              <w:rPr>
-                <w:rFonts w:hint="eastAsia"/>
-                <w:szCs w:val="21"/>
-              </w:rPr>
-              <w:sym w:font="Wingdings" w:char="F0A8"/>
-            </w:r>
-            <w:r>
-              <w:rPr>
-                <w:rFonts w:hint="eastAsia"/>
-                <w:szCs w:val="21"/>
-              </w:rPr>
-              <w:t>需同时提供上述勾选的所有证明材料</w:t>
-            </w:r>
-          </w:p>
-          <w:p>
-            <w:pPr>
-              <w:pStyle w:val="37"/>
-              <w:spacing w:line="340" w:lineRule="exact"/>
-              <w:ind w:left="42" w:leftChars="20" w:right="42" w:rightChars="20"/>
-              <w:rPr>
-                <w:szCs w:val="21"/>
-                <w:u w:val="single"/>
-              </w:rPr>
-            </w:pPr>
-            <w:r>
-              <w:rPr>
-                <w:rFonts w:hint="eastAsia"/>
-                <w:szCs w:val="21"/>
-              </w:rPr>
-              <w:sym w:font="Wingdings" w:char="F0A8"/>
-            </w:r>
-            <w:r>
-              <w:rPr>
-                <w:rFonts w:hint="eastAsia"/>
-                <w:szCs w:val="21"/>
-              </w:rPr>
-              <w:t>其他要求：</w:t>
-            </w:r>
-            <w:r>
-              <w:rPr>
-                <w:szCs w:val="21"/>
-                <w:u w:val="single"/>
-              </w:rPr>
-              <w:t xml:space="preserve">                        </w:t>
-            </w:r>
-          </w:p>
-          <w:p>
-            <w:pPr>
-              <w:pStyle w:val="37"/>
-              <w:spacing w:line="340" w:lineRule="exact"/>
-              <w:ind w:left="42" w:leftChars="20" w:right="42" w:rightChars="20"/>
-              <w:rPr>
-                <w:szCs w:val="21"/>
-              </w:rPr>
-            </w:pPr>
-            <w:r>
-              <w:rPr>
-                <w:rFonts w:hint="eastAsia"/>
-                <w:szCs w:val="21"/>
-              </w:rPr>
-              <w:t>注：工业与信息化部等部委颁布的相关名录所列的首台（套）装备、首批次材料、首版次软件参与采购活动时，供应商提交相关证明材料，即视同满足市场占有率、使用业绩等要求。</w:t>
+                <w:rFonts w:hint="default" w:eastAsia="宋体"/>
+                <w:szCs w:val="21"/>
+                <w:lang w:val="en-US" w:eastAsia="zh-CN"/>
+              </w:rPr>
+            </w:pPr>
+            <w:r>
+              <w:rPr>
+                <w:rFonts w:hint="eastAsia" w:ascii="宋体" w:hAnsi="宋体" w:eastAsia="宋体" w:cs="宋体"/>
+                <w:szCs w:val="21"/>
+                <w:lang w:val="en-US" w:eastAsia="zh-CN"/>
+              </w:rPr>
+              <w:t>{recentProjectRequirement}</w:t>
             </w:r>
           </w:p>
         </w:tc>
@@ -13074,75 +12351,18 @@
               <w:spacing w:line="340" w:lineRule="exact"/>
               <w:ind w:left="42" w:leftChars="20" w:right="42" w:rightChars="20"/>
               <w:rPr>
-                <w:szCs w:val="21"/>
-              </w:rPr>
-            </w:pPr>
-            <w:r>
-              <w:rPr>
-                <w:rFonts w:hint="eastAsia"/>
-                <w:szCs w:val="21"/>
-              </w:rPr>
-              <w:t>近</w:t>
-            </w:r>
-            <w:r>
-              <w:rPr>
-                <w:rFonts w:hint="eastAsia"/>
-                <w:szCs w:val="21"/>
-                <w:u w:val="single"/>
-              </w:rPr>
-              <w:t xml:space="preserve">    </w:t>
-            </w:r>
-            <w:r>
-              <w:rPr>
-                <w:rFonts w:hint="eastAsia"/>
-                <w:szCs w:val="21"/>
-              </w:rPr>
-              <w:t>年（</w:t>
-            </w:r>
-            <w:r>
-              <w:rPr>
-                <w:rFonts w:hint="eastAsia"/>
-                <w:szCs w:val="21"/>
-                <w:u w:val="single"/>
-              </w:rPr>
-              <w:t xml:space="preserve">    </w:t>
-            </w:r>
-            <w:r>
-              <w:rPr>
-                <w:rFonts w:hint="eastAsia"/>
-                <w:szCs w:val="21"/>
-              </w:rPr>
-              <w:t xml:space="preserve"> 年</w:t>
-            </w:r>
-            <w:r>
-              <w:rPr>
-                <w:rFonts w:hint="eastAsia"/>
-                <w:szCs w:val="21"/>
-                <w:u w:val="single"/>
-              </w:rPr>
-              <w:t xml:space="preserve">    </w:t>
-            </w:r>
-            <w:r>
-              <w:rPr>
-                <w:rFonts w:hint="eastAsia"/>
-                <w:szCs w:val="21"/>
-              </w:rPr>
-              <w:t>月</w:t>
-            </w:r>
-            <w:r>
-              <w:rPr>
-                <w:rFonts w:hint="eastAsia"/>
-                <w:szCs w:val="21"/>
-                <w:u w:val="single"/>
-              </w:rPr>
-              <w:t xml:space="preserve">    </w:t>
-            </w:r>
-            <w:r>
-              <w:rPr>
-                <w:rFonts w:hint="eastAsia"/>
-                <w:szCs w:val="21"/>
-              </w:rPr>
-              <w:t>日起至投标截至日止）</w:t>
+                <w:rFonts w:hint="default" w:eastAsia="宋体"/>
+                <w:szCs w:val="21"/>
+                <w:lang w:val="en-US" w:eastAsia="zh-CN"/>
+              </w:rPr>
+            </w:pPr>
+            <w:r>
+              <w:rPr>
+                <w:rFonts w:hint="eastAsia" w:ascii="宋体" w:hAnsi="宋体" w:eastAsia="宋体" w:cs="宋体"/>
+                <w:szCs w:val="21"/>
+                <w:lang w:val="en-US" w:eastAsia="zh-CN"/>
+              </w:rPr>
+              <w:t>{litigationRequirement}</w:t>
             </w:r>
           </w:p>
         </w:tc>
@@ -13230,32 +12450,18 @@
               <w:spacing w:line="340" w:lineRule="exact"/>
               <w:ind w:left="42" w:leftChars="20" w:right="42" w:rightChars="20"/>
               <w:rPr>
-                <w:szCs w:val="21"/>
-              </w:rPr>
-            </w:pPr>
-            <w:r>
-              <w:rPr>
-                <w:rFonts w:hint="eastAsia"/>
-                <w:szCs w:val="21"/>
-              </w:rPr>
-              <w:t>□不允许</w:t>
-            </w:r>
-          </w:p>
-          <w:p>
-            <w:pPr>
-              <w:pStyle w:val="37"/>
-              <w:spacing w:line="340" w:lineRule="exact"/>
-              <w:ind w:left="42" w:leftChars="20" w:right="42" w:rightChars="20"/>
-              <w:rPr>
-                <w:szCs w:val="21"/>
-              </w:rPr>
-            </w:pPr>
-            <w:r>
-              <w:rPr>
-                <w:rFonts w:hint="eastAsia"/>
-                <w:szCs w:val="21"/>
-              </w:rPr>
-              <w:t>□允许</w:t>
+                <w:rFonts w:hint="default" w:eastAsia="宋体"/>
+                <w:szCs w:val="21"/>
+                <w:lang w:val="en-US" w:eastAsia="zh-CN"/>
+              </w:rPr>
+            </w:pPr>
+            <w:r>
+              <w:rPr>
+                <w:rFonts w:hint="eastAsia" w:ascii="宋体" w:hAnsi="宋体" w:eastAsia="宋体" w:cs="宋体"/>
+                <w:szCs w:val="21"/>
+                <w:lang w:val="en-US" w:eastAsia="zh-CN"/>
+              </w:rPr>
+              <w:t>{allowAlternativeBid}</w:t>
             </w:r>
           </w:p>
         </w:tc>
@@ -13535,116 +12741,20 @@
               <w:spacing w:line="340" w:lineRule="exact"/>
               <w:ind w:left="42" w:leftChars="20" w:right="42" w:rightChars="20"/>
               <w:rPr>
-                <w:szCs w:val="21"/>
-              </w:rPr>
-            </w:pPr>
-            <w:r>
-              <w:rPr>
-                <w:rFonts w:hint="eastAsia"/>
-                <w:szCs w:val="21"/>
-              </w:rPr>
-              <w:sym w:font="Wingdings 2" w:char="F052"/>
-            </w:r>
-            <w:r>
-              <w:rPr>
-                <w:rFonts w:hint="eastAsia"/>
-                <w:szCs w:val="21"/>
-              </w:rPr>
-              <w:t>不要求递交纸质投标文件</w:t>
-            </w:r>
-          </w:p>
-          <w:p>
-            <w:pPr>
-              <w:pStyle w:val="37"/>
-              <w:spacing w:line="340" w:lineRule="exact"/>
-              <w:ind w:left="42" w:leftChars="20" w:right="42" w:rightChars="20"/>
-              <w:rPr>
-                <w:szCs w:val="21"/>
-              </w:rPr>
-            </w:pPr>
-            <w:r>
-              <w:rPr>
-                <w:rFonts w:hint="eastAsia"/>
-                <w:szCs w:val="21"/>
-              </w:rPr>
-              <w:t>□需要递交纸质投标文件：</w:t>
-            </w:r>
-          </w:p>
-          <w:p>
-            <w:pPr>
-              <w:pStyle w:val="37"/>
-              <w:spacing w:line="340" w:lineRule="exact"/>
-              <w:ind w:left="42" w:leftChars="20" w:right="42" w:rightChars="20"/>
-              <w:rPr>
-                <w:szCs w:val="21"/>
-              </w:rPr>
-            </w:pPr>
-            <w:r>
-              <w:rPr>
-                <w:rFonts w:hint="eastAsia"/>
-                <w:szCs w:val="21"/>
-              </w:rPr>
-              <w:t>投标文件副本份数：</w:t>
-            </w:r>
-            <w:r>
-              <w:rPr>
-                <w:rFonts w:hint="eastAsia"/>
+                <w:rFonts w:hint="default" w:eastAsia="宋体"/>
                 <w:szCs w:val="21"/>
                 <w:u w:val="single"/>
-              </w:rPr>
-              <w:t xml:space="preserve">    </w:t>
-            </w:r>
-          </w:p>
-          <w:p>
-            <w:pPr>
-              <w:pStyle w:val="37"/>
-              <w:spacing w:line="340" w:lineRule="exact"/>
-              <w:ind w:left="42" w:leftChars="20" w:right="42" w:rightChars="20"/>
-              <w:rPr>
+                <w:lang w:val="en-US" w:eastAsia="zh-CN"/>
+              </w:rPr>
+            </w:pPr>
+            <w:r>
+              <w:rPr>
+                <w:rFonts w:hint="eastAsia" w:ascii="宋体" w:hAnsi="宋体" w:eastAsia="宋体" w:cs="宋体"/>
                 <w:szCs w:val="21"/>
                 <w:u w:val="single"/>
-              </w:rPr>
-            </w:pPr>
-            <w:r>
-              <w:rPr>
-                <w:rFonts w:hint="eastAsia"/>
-                <w:szCs w:val="21"/>
-              </w:rPr>
-              <w:t>是否要求提交电子版文件：</w:t>
-            </w:r>
-            <w:r>
-              <w:rPr>
-                <w:rFonts w:hint="eastAsia"/>
-                <w:szCs w:val="21"/>
-                <w:u w:val="single"/>
-              </w:rPr>
-              <w:t xml:space="preserve">    </w:t>
-            </w:r>
-          </w:p>
-          <w:p>
-            <w:pPr>
-              <w:pStyle w:val="37"/>
-              <w:spacing w:line="340" w:lineRule="exact"/>
-              <w:ind w:left="42" w:leftChars="20" w:right="42" w:rightChars="20"/>
-              <w:rPr>
-                <w:szCs w:val="21"/>
-                <w:u w:val="single"/>
-              </w:rPr>
-            </w:pPr>
-            <w:r>
-              <w:rPr>
-                <w:rFonts w:hint="eastAsia"/>
-                <w:szCs w:val="21"/>
-              </w:rPr>
-              <w:t>是否需要分册装订：</w:t>
-            </w:r>
-            <w:r>
-              <w:rPr>
-                <w:rFonts w:hint="eastAsia"/>
-                <w:szCs w:val="21"/>
-                <w:u w:val="single"/>
-              </w:rPr>
-              <w:t xml:space="preserve">    </w:t>
+                <w:lang w:val="en-US" w:eastAsia="zh-CN"/>
+              </w:rPr>
+              <w:t>{paperBidDocumentRequirement}</w:t>
             </w:r>
           </w:p>
         </w:tc>
@@ -13739,7 +12849,9 @@
               <w:spacing w:line="340" w:lineRule="exact"/>
               <w:ind w:left="42" w:leftChars="20" w:right="42" w:rightChars="20"/>
               <w:rPr>
-                <w:szCs w:val="21"/>
+                <w:rFonts w:hint="default" w:eastAsia="宋体"/>
+                <w:szCs w:val="21"/>
+                <w:lang w:val="en-US" w:eastAsia="zh-CN"/>
               </w:rPr>
             </w:pPr>
             <w:r>
@@ -13749,22 +12861,13 @@
               </w:rPr>
               <w:t>第一中标候选人最终报价高于五矿集团供应链管理平台登记的“预算总金额”时，本次招标是否做废标处理：</w:t>
             </w:r>
-          </w:p>
-          <w:p>
-            <w:pPr>
-              <w:pStyle w:val="37"/>
-              <w:spacing w:line="340" w:lineRule="exact"/>
-              <w:ind w:left="42" w:leftChars="20" w:right="42" w:rightChars="20"/>
-              <w:rPr>
-                <w:szCs w:val="21"/>
-              </w:rPr>
-            </w:pPr>
-            <w:r>
-              <w:rPr>
-                <w:rFonts w:hint="eastAsia"/>
-                <w:szCs w:val="21"/>
-              </w:rPr>
-              <w:t>□是    □否</w:t>
+            <w:r>
+              <w:rPr>
+                <w:rFonts w:hint="eastAsia" w:ascii="宋体" w:hAnsi="宋体" w:eastAsia="宋体" w:cs="宋体"/>
+                <w:szCs w:val="21"/>
+                <w:lang w:val="en-US" w:eastAsia="zh-CN"/>
+              </w:rPr>
+              <w:t>{abortBidWhenOverBudget}</w:t>
             </w:r>
           </w:p>
         </w:tc>
@@ -14422,39 +13525,18 @@
               <w:spacing w:line="340" w:lineRule="exact"/>
               <w:ind w:left="42" w:leftChars="20" w:right="42" w:rightChars="20"/>
               <w:rPr>
-                <w:szCs w:val="21"/>
-              </w:rPr>
-            </w:pPr>
-            <w:r>
-              <w:rPr>
-                <w:rFonts w:hint="eastAsia"/>
-                <w:szCs w:val="21"/>
-              </w:rPr>
-              <w:sym w:font="Wingdings 2" w:char="F052"/>
-            </w:r>
-            <w:r>
-              <w:rPr>
-                <w:rFonts w:hint="eastAsia"/>
-                <w:szCs w:val="21"/>
-              </w:rPr>
-              <w:t>否</w:t>
-            </w:r>
-          </w:p>
-          <w:p>
-            <w:pPr>
-              <w:pStyle w:val="37"/>
-              <w:spacing w:line="340" w:lineRule="exact"/>
-              <w:ind w:left="42" w:leftChars="20" w:right="42" w:rightChars="20"/>
-              <w:rPr>
-                <w:szCs w:val="21"/>
-              </w:rPr>
-            </w:pPr>
-            <w:r>
-              <w:rPr>
-                <w:rFonts w:hint="eastAsia"/>
-                <w:szCs w:val="21"/>
-              </w:rPr>
-              <w:t>□是，退还时间：</w:t>
+                <w:rFonts w:hint="default" w:eastAsia="宋体"/>
+                <w:szCs w:val="21"/>
+                <w:lang w:val="en-US" w:eastAsia="zh-CN"/>
+              </w:rPr>
+            </w:pPr>
+            <w:r>
+              <w:rPr>
+                <w:rFonts w:hint="eastAsia" w:ascii="宋体" w:hAnsi="宋体" w:eastAsia="宋体" w:cs="宋体"/>
+                <w:szCs w:val="21"/>
+                <w:lang w:val="en-US" w:eastAsia="zh-CN"/>
+              </w:rPr>
+              <w:t>{returnBidDocuments}</w:t>
             </w:r>
           </w:p>
         </w:tc>
@@ -15274,32 +14356,18 @@
               <w:spacing w:line="340" w:lineRule="exact"/>
               <w:ind w:left="42" w:leftChars="20" w:right="42" w:rightChars="20"/>
               <w:rPr>
-                <w:szCs w:val="21"/>
-              </w:rPr>
-            </w:pPr>
-            <w:r>
-              <w:rPr>
-                <w:rFonts w:hint="eastAsia"/>
-                <w:szCs w:val="21"/>
-              </w:rPr>
-              <w:t xml:space="preserve">□是 </w:t>
-            </w:r>
-          </w:p>
-          <w:p>
-            <w:pPr>
-              <w:pStyle w:val="37"/>
-              <w:spacing w:line="340" w:lineRule="exact"/>
-              <w:ind w:left="42" w:leftChars="20" w:right="42" w:rightChars="20"/>
-              <w:rPr>
-                <w:szCs w:val="21"/>
-              </w:rPr>
-            </w:pPr>
-            <w:r>
-              <w:rPr>
-                <w:rFonts w:hint="eastAsia"/>
-                <w:szCs w:val="21"/>
-              </w:rPr>
-              <w:t>□否</w:t>
+                <w:rFonts w:hint="default" w:eastAsia="宋体"/>
+                <w:szCs w:val="21"/>
+                <w:lang w:val="en-US" w:eastAsia="zh-CN"/>
+              </w:rPr>
+            </w:pPr>
+            <w:r>
+              <w:rPr>
+                <w:rFonts w:hint="eastAsia" w:ascii="宋体" w:hAnsi="宋体" w:eastAsia="宋体" w:cs="宋体"/>
+                <w:szCs w:val="21"/>
+                <w:lang w:val="en-US" w:eastAsia="zh-CN"/>
+              </w:rPr>
+              <w:t>{authorizeCommitteeToConfirmWinner}</w:t>
             </w:r>
           </w:p>
         </w:tc>
@@ -15404,132 +14472,18 @@
               <w:spacing w:line="340" w:lineRule="exact"/>
               <w:ind w:left="42" w:leftChars="20" w:right="42" w:rightChars="20"/>
               <w:rPr>
-                <w:szCs w:val="21"/>
-              </w:rPr>
-            </w:pPr>
-            <w:r>
-              <w:rPr>
-                <w:rFonts w:hint="eastAsia"/>
-                <w:szCs w:val="21"/>
-              </w:rPr>
-              <w:t xml:space="preserve">□要求，履约保证金的形式： </w:t>
-            </w:r>
-          </w:p>
-          <w:p>
-            <w:pPr>
-              <w:pStyle w:val="37"/>
-              <w:spacing w:line="340" w:lineRule="exact"/>
-              <w:ind w:left="42" w:leftChars="20" w:right="42" w:rightChars="20"/>
-              <w:rPr>
-                <w:szCs w:val="21"/>
-              </w:rPr>
-            </w:pPr>
-            <w:r>
-              <w:rPr>
-                <w:rFonts w:hint="eastAsia"/>
-                <w:szCs w:val="21"/>
-              </w:rPr>
-              <w:t>1、履约保证金的形式：</w:t>
-            </w:r>
-          </w:p>
-          <w:p>
-            <w:pPr>
-              <w:pStyle w:val="37"/>
-              <w:spacing w:line="340" w:lineRule="exact"/>
-              <w:ind w:left="42" w:leftChars="20" w:right="42" w:rightChars="20"/>
-              <w:rPr>
-                <w:szCs w:val="21"/>
-              </w:rPr>
-            </w:pPr>
-            <w:r>
-              <w:rPr>
-                <w:rFonts w:hint="eastAsia"/>
-                <w:szCs w:val="21"/>
-              </w:rPr>
-              <w:t>□(1) 现汇</w:t>
-            </w:r>
-          </w:p>
-          <w:p>
-            <w:pPr>
-              <w:pStyle w:val="37"/>
-              <w:spacing w:line="340" w:lineRule="exact"/>
-              <w:ind w:left="42" w:leftChars="20" w:right="42" w:rightChars="20"/>
-              <w:rPr>
-                <w:szCs w:val="21"/>
-              </w:rPr>
-            </w:pPr>
-            <w:r>
-              <w:rPr>
-                <w:rFonts w:hint="eastAsia"/>
-                <w:szCs w:val="21"/>
-              </w:rPr>
-              <w:t>□(2) 银行保函（须为不可撤销、见索即付）</w:t>
-            </w:r>
-          </w:p>
-          <w:p>
-            <w:pPr>
-              <w:pStyle w:val="37"/>
-              <w:spacing w:line="340" w:lineRule="exact"/>
-              <w:ind w:left="42" w:leftChars="20" w:right="42" w:rightChars="20"/>
-              <w:rPr>
-                <w:szCs w:val="21"/>
-              </w:rPr>
-            </w:pPr>
-            <w:r>
-              <w:rPr>
-                <w:rFonts w:hint="eastAsia"/>
-                <w:szCs w:val="21"/>
-              </w:rPr>
-              <w:t>□(3) 招标人及招标代理机构可以接受的其他形式。</w:t>
-            </w:r>
-          </w:p>
-          <w:p>
-            <w:pPr>
-              <w:pStyle w:val="37"/>
-              <w:spacing w:line="340" w:lineRule="exact"/>
-              <w:ind w:left="42" w:leftChars="20" w:right="42" w:rightChars="20"/>
-              <w:rPr>
-                <w:szCs w:val="21"/>
-              </w:rPr>
-            </w:pPr>
-            <w:r>
-              <w:rPr>
-                <w:rFonts w:hint="eastAsia"/>
-                <w:szCs w:val="21"/>
-              </w:rPr>
-              <w:t>2、履约保证金的金额：合同总额</w:t>
-            </w:r>
-            <w:r>
-              <w:rPr>
-                <w:rFonts w:hint="eastAsia"/>
-                <w:szCs w:val="21"/>
-                <w:u w:val="single"/>
-              </w:rPr>
-              <w:t xml:space="preserve">    </w:t>
-            </w:r>
-            <w:r>
-              <w:rPr>
-                <w:rFonts w:hint="eastAsia"/>
-                <w:szCs w:val="21"/>
-              </w:rPr>
-              <w:t>%</w:t>
-            </w:r>
-          </w:p>
-          <w:p>
-            <w:pPr>
-              <w:pStyle w:val="37"/>
-              <w:spacing w:line="340" w:lineRule="exact"/>
-              <w:ind w:left="42" w:leftChars="20" w:right="42" w:rightChars="20"/>
-              <w:rPr>
-                <w:szCs w:val="21"/>
-              </w:rPr>
-            </w:pPr>
-            <w:r>
-              <w:rPr>
-                <w:rFonts w:hint="eastAsia"/>
-                <w:szCs w:val="21"/>
-              </w:rPr>
-              <w:t>□不要求</w:t>
+                <w:rFonts w:hint="default" w:eastAsia="宋体"/>
+                <w:szCs w:val="21"/>
+                <w:lang w:val="en-US" w:eastAsia="zh-CN"/>
+              </w:rPr>
+            </w:pPr>
+            <w:r>
+              <w:rPr>
+                <w:rFonts w:hint="eastAsia" w:ascii="宋体" w:hAnsi="宋体" w:eastAsia="宋体" w:cs="宋体"/>
+                <w:szCs w:val="21"/>
+                <w:lang w:val="en-US" w:eastAsia="zh-CN"/>
+              </w:rPr>
+              <w:t>{performanceBondRequirement}</w:t>
             </w:r>
           </w:p>
         </w:tc>
@@ -15617,116 +14571,18 @@
               <w:spacing w:line="340" w:lineRule="exact"/>
               <w:ind w:left="42" w:leftChars="20" w:right="42" w:rightChars="20"/>
               <w:rPr>
-                <w:szCs w:val="21"/>
-              </w:rPr>
-            </w:pPr>
-            <w:r>
-              <w:rPr>
-                <w:rFonts w:hint="eastAsia"/>
-                <w:szCs w:val="21"/>
-              </w:rPr>
-              <w:t xml:space="preserve">□否 </w:t>
-            </w:r>
-          </w:p>
-          <w:p>
-            <w:pPr>
-              <w:pStyle w:val="37"/>
-              <w:spacing w:line="340" w:lineRule="exact"/>
-              <w:ind w:left="42" w:leftChars="20" w:right="42" w:rightChars="20"/>
-              <w:rPr>
-                <w:szCs w:val="21"/>
-              </w:rPr>
-            </w:pPr>
-            <w:r>
-              <w:rPr>
-                <w:rFonts w:hint="eastAsia"/>
-                <w:szCs w:val="21"/>
-              </w:rPr>
-              <w:t>□是，具体要求：在投标截止时间前，投标人须在五矿集团供应链管理平台”上传按招标文件要求加密的电子投标文件。单个投标文件应小于100M，如果单个投标文件大于100M,须分拆上传。</w:t>
-            </w:r>
-          </w:p>
-          <w:p>
-            <w:pPr>
-              <w:pStyle w:val="37"/>
-              <w:spacing w:line="340" w:lineRule="exact"/>
-              <w:ind w:left="42" w:leftChars="20" w:right="42" w:rightChars="20"/>
-              <w:rPr>
-                <w:szCs w:val="21"/>
-              </w:rPr>
-            </w:pPr>
-            <w:r>
-              <w:rPr>
-                <w:rFonts w:hint="eastAsia"/>
-                <w:szCs w:val="21"/>
-              </w:rPr>
-              <w:t>备注：</w:t>
-            </w:r>
-          </w:p>
-          <w:p>
-            <w:pPr>
-              <w:pStyle w:val="37"/>
-              <w:spacing w:line="340" w:lineRule="exact"/>
-              <w:ind w:left="42" w:leftChars="20" w:right="42" w:rightChars="20"/>
-              <w:rPr>
-                <w:szCs w:val="21"/>
-              </w:rPr>
-            </w:pPr>
-            <w:r>
-              <w:rPr>
-                <w:rFonts w:hint="eastAsia"/>
-                <w:szCs w:val="21"/>
-              </w:rPr>
-              <w:t>1、投标人未在</w:t>
-            </w:r>
-            <w:bookmarkStart w:id="78" w:name="OLE_LINK1"/>
-            <w:r>
-              <w:rPr>
-                <w:rFonts w:hint="eastAsia"/>
-                <w:szCs w:val="21"/>
-              </w:rPr>
-              <w:t>五矿集团供应链管理平台</w:t>
-            </w:r>
-            <w:bookmarkEnd w:id="78"/>
-            <w:r>
-              <w:rPr>
-                <w:rFonts w:hint="eastAsia"/>
-                <w:szCs w:val="21"/>
-              </w:rPr>
-              <w:t>成功上传电子投标文件或上传的投标文件有实质性缺失的，其投标将被否决；</w:t>
-            </w:r>
-          </w:p>
-          <w:p>
-            <w:pPr>
-              <w:pStyle w:val="37"/>
-              <w:spacing w:line="340" w:lineRule="exact"/>
-              <w:ind w:left="42" w:leftChars="20" w:right="42" w:rightChars="20"/>
-              <w:rPr>
-                <w:szCs w:val="21"/>
-              </w:rPr>
-            </w:pPr>
-            <w:r>
-              <w:rPr>
-                <w:rFonts w:hint="eastAsia"/>
-                <w:szCs w:val="21"/>
-              </w:rPr>
-              <w:t>2、不同投标人在五矿集团供应链管理平台上操作时系统抓取到的电脑MAC地址一致的、使用同一台电脑编辑投标文件或上传投标文件的（机器码一致），将视同“串标”，相关投标将被否决，且相关投标人在平台上的账号可能被冻结。</w:t>
-            </w:r>
-          </w:p>
-          <w:p>
-            <w:pPr>
-              <w:pStyle w:val="37"/>
-              <w:spacing w:line="340" w:lineRule="exact"/>
-              <w:ind w:left="42" w:leftChars="20" w:right="42" w:rightChars="20"/>
-              <w:rPr>
-                <w:szCs w:val="21"/>
-              </w:rPr>
-            </w:pPr>
-            <w:r>
-              <w:rPr>
-                <w:rFonts w:hint="eastAsia"/>
-                <w:szCs w:val="21"/>
-              </w:rPr>
-              <w:t>3、招标人要求同时提供纸质版投标文件的，如内容和电子版不一致时，以电子版为准。</w:t>
+                <w:rFonts w:hint="default" w:eastAsia="宋体"/>
+                <w:szCs w:val="21"/>
+                <w:lang w:val="en-US" w:eastAsia="zh-CN"/>
+              </w:rPr>
+            </w:pPr>
+            <w:r>
+              <w:rPr>
+                <w:rFonts w:hint="eastAsia" w:ascii="宋体" w:hAnsi="宋体" w:eastAsia="宋体" w:cs="宋体"/>
+                <w:szCs w:val="21"/>
+                <w:lang w:val="en-US" w:eastAsia="zh-CN"/>
+              </w:rPr>
+              <w:t>{useElectronicBidding}</w:t>
             </w:r>
           </w:p>
         </w:tc>
@@ -15868,7 +14724,16 @@
                 <w:rFonts w:hint="eastAsia"/>
                 <w:szCs w:val="21"/>
               </w:rPr>
-              <w:t>如果投标人在投标报价、分项报价表中存在未填报单价或合价或数量短少的情况，将被视为构成缺漏项。若投标人确认缺漏项不包含在投标价中的，评标委员会将否决其投标。经投标人确认缺漏项包含在投标报价中的，投标人不得以任何理由在合同执行过程中向招标人主张该部分费用。</w:t>
+              <w:t>如果投标人在投标报价、分项报价表中存在未填报单价或合价或数量短少的情况，将被视为构成缺漏项。若投标人确认缺漏项不</w:t>
+            </w:r>
+            <w:bookmarkStart w:id="425" w:name="_GoBack"/>
+            <w:bookmarkEnd w:id="425"/>
+            <w:r>
+              <w:rPr>
+                <w:rFonts w:hint="eastAsia"/>
+                <w:szCs w:val="21"/>
+              </w:rPr>
+              <w:t>包含在投标价中的，评标委员会将否决其投标。经投标人确认缺漏项包含在投标报价中的，投标人不得以任何理由在合同执行过程中向招标人主张该部分费用。</w:t>
             </w:r>
           </w:p>
         </w:tc>
@@ -17115,36 +15980,36 @@
       <w:pPr>
         <w:pStyle w:val="6"/>
       </w:pPr>
+      <w:bookmarkStart w:id="78" w:name="_Toc24489"/>
       <w:bookmarkStart w:id="79" w:name="_Toc19573"/>
-      <w:bookmarkStart w:id="80" w:name="_Toc24489"/>
-      <w:bookmarkStart w:id="81" w:name="_Toc21594"/>
+      <w:bookmarkStart w:id="80" w:name="_Toc21594"/>
       <w:r>
         <w:rPr>
           <w:rFonts w:hint="eastAsia"/>
         </w:rPr>
         <w:t>1. 总则</w:t>
       </w:r>
+      <w:bookmarkEnd w:id="78"/>
       <w:bookmarkEnd w:id="79"/>
       <w:bookmarkEnd w:id="80"/>
-      <w:bookmarkEnd w:id="81"/>
     </w:p>
     <w:p>
       <w:pPr>
         <w:pStyle w:val="7"/>
         <w:ind w:left="105"/>
       </w:pPr>
-      <w:bookmarkStart w:id="82" w:name="_Toc13129"/>
-      <w:bookmarkStart w:id="83" w:name="_Toc30580"/>
-      <w:bookmarkStart w:id="84" w:name="_Toc11387"/>
+      <w:bookmarkStart w:id="81" w:name="_Toc11387"/>
+      <w:bookmarkStart w:id="82" w:name="_Toc30580"/>
+      <w:bookmarkStart w:id="83" w:name="_Toc13129"/>
       <w:r>
         <w:rPr>
           <w:rFonts w:hint="eastAsia"/>
         </w:rPr>
         <w:t>1.1 招标项目概况</w:t>
       </w:r>
+      <w:bookmarkEnd w:id="81"/>
       <w:bookmarkEnd w:id="82"/>
       <w:bookmarkEnd w:id="83"/>
-      <w:bookmarkEnd w:id="84"/>
     </w:p>
     <w:p>
       <w:r>
@@ -17183,18 +16048,18 @@
         <w:pStyle w:val="7"/>
         <w:ind w:left="105"/>
       </w:pPr>
-      <w:bookmarkStart w:id="85" w:name="_Toc28519"/>
+      <w:bookmarkStart w:id="84" w:name="_Toc28519"/>
+      <w:bookmarkStart w:id="85" w:name="_Toc12580"/>
       <w:bookmarkStart w:id="86" w:name="_Toc21253"/>
-      <w:bookmarkStart w:id="87" w:name="_Toc12580"/>
       <w:r>
         <w:rPr>
           <w:rFonts w:hint="eastAsia"/>
         </w:rPr>
         <w:t>1.2 招标项目的资金来源和落实情况</w:t>
       </w:r>
+      <w:bookmarkEnd w:id="84"/>
       <w:bookmarkEnd w:id="85"/>
       <w:bookmarkEnd w:id="86"/>
-      <w:bookmarkEnd w:id="87"/>
     </w:p>
     <w:p>
       <w:r>
@@ -17217,18 +16082,18 @@
         <w:pStyle w:val="7"/>
         <w:ind w:left="105"/>
       </w:pPr>
+      <w:bookmarkStart w:id="87" w:name="_Toc11592"/>
       <w:bookmarkStart w:id="88" w:name="_Toc16926"/>
-      <w:bookmarkStart w:id="89" w:name="_Toc11592"/>
-      <w:bookmarkStart w:id="90" w:name="_Toc29672"/>
+      <w:bookmarkStart w:id="89" w:name="_Toc29672"/>
       <w:r>
         <w:rPr>
           <w:rFonts w:hint="eastAsia"/>
         </w:rPr>
         <w:t>1.3 招标范围、交货期、交货地点和质量标准</w:t>
       </w:r>
+      <w:bookmarkEnd w:id="87"/>
       <w:bookmarkEnd w:id="88"/>
       <w:bookmarkEnd w:id="89"/>
-      <w:bookmarkEnd w:id="90"/>
     </w:p>
     <w:p>
       <w:r>
@@ -17267,18 +16132,18 @@
         <w:pStyle w:val="7"/>
         <w:ind w:left="105"/>
       </w:pPr>
+      <w:bookmarkStart w:id="90" w:name="_Toc18099"/>
       <w:bookmarkStart w:id="91" w:name="_Toc26904"/>
       <w:bookmarkStart w:id="92" w:name="_Toc25160"/>
-      <w:bookmarkStart w:id="93" w:name="_Toc18099"/>
       <w:r>
         <w:rPr>
           <w:rFonts w:hint="eastAsia"/>
         </w:rPr>
         <w:t>1.4 投标人资格要求</w:t>
       </w:r>
+      <w:bookmarkEnd w:id="90"/>
       <w:bookmarkEnd w:id="91"/>
       <w:bookmarkEnd w:id="92"/>
-      <w:bookmarkEnd w:id="93"/>
       <w:r>
         <w:rPr>
           <w:rFonts w:hint="eastAsia"/>
@@ -17523,18 +16388,18 @@
         <w:pStyle w:val="7"/>
         <w:ind w:left="105"/>
       </w:pPr>
-      <w:bookmarkStart w:id="94" w:name="_Toc29857"/>
-      <w:bookmarkStart w:id="95" w:name="_Toc14792"/>
-      <w:bookmarkStart w:id="96" w:name="_Toc14454"/>
+      <w:bookmarkStart w:id="93" w:name="_Toc14454"/>
+      <w:bookmarkStart w:id="94" w:name="_Toc14792"/>
+      <w:bookmarkStart w:id="95" w:name="_Toc29857"/>
       <w:r>
         <w:rPr>
           <w:rFonts w:hint="eastAsia"/>
         </w:rPr>
         <w:t>1.5 费用承担</w:t>
       </w:r>
+      <w:bookmarkEnd w:id="93"/>
       <w:bookmarkEnd w:id="94"/>
       <w:bookmarkEnd w:id="95"/>
-      <w:bookmarkEnd w:id="96"/>
     </w:p>
     <w:p>
       <w:r>
@@ -17549,18 +16414,18 @@
         <w:pStyle w:val="7"/>
         <w:ind w:left="105"/>
       </w:pPr>
-      <w:bookmarkStart w:id="97" w:name="_Toc20789"/>
-      <w:bookmarkStart w:id="98" w:name="_Toc21295"/>
-      <w:bookmarkStart w:id="99" w:name="_Toc20365"/>
+      <w:bookmarkStart w:id="96" w:name="_Toc20365"/>
+      <w:bookmarkStart w:id="97" w:name="_Toc21295"/>
+      <w:bookmarkStart w:id="98" w:name="_Toc20789"/>
       <w:r>
         <w:rPr>
           <w:rFonts w:hint="eastAsia"/>
         </w:rPr>
         <w:t>1.6 保密</w:t>
       </w:r>
+      <w:bookmarkEnd w:id="96"/>
       <w:bookmarkEnd w:id="97"/>
       <w:bookmarkEnd w:id="98"/>
-      <w:bookmarkEnd w:id="99"/>
     </w:p>
     <w:p>
       <w:r>
@@ -17575,18 +16440,18 @@
         <w:pStyle w:val="7"/>
         <w:ind w:left="105"/>
       </w:pPr>
-      <w:bookmarkStart w:id="100" w:name="_Toc26535"/>
+      <w:bookmarkStart w:id="99" w:name="_Toc26535"/>
+      <w:bookmarkStart w:id="100" w:name="_Toc18829"/>
       <w:bookmarkStart w:id="101" w:name="_Toc11441"/>
-      <w:bookmarkStart w:id="102" w:name="_Toc18829"/>
       <w:r>
         <w:rPr>
           <w:rFonts w:hint="eastAsia"/>
         </w:rPr>
         <w:t>1.7 语言文字</w:t>
       </w:r>
+      <w:bookmarkEnd w:id="99"/>
       <w:bookmarkEnd w:id="100"/>
       <w:bookmarkEnd w:id="101"/>
-      <w:bookmarkEnd w:id="102"/>
     </w:p>
     <w:p>
       <w:r>
@@ -17601,18 +16466,18 @@
         <w:pStyle w:val="7"/>
         <w:ind w:left="105"/>
       </w:pPr>
-      <w:bookmarkStart w:id="103" w:name="_Toc1799"/>
-      <w:bookmarkStart w:id="104" w:name="_Toc22559"/>
-      <w:bookmarkStart w:id="105" w:name="_Toc12986"/>
+      <w:bookmarkStart w:id="102" w:name="_Toc22559"/>
+      <w:bookmarkStart w:id="103" w:name="_Toc12986"/>
+      <w:bookmarkStart w:id="104" w:name="_Toc1799"/>
       <w:r>
         <w:rPr>
           <w:rFonts w:hint="eastAsia"/>
         </w:rPr>
         <w:t>1.8 计量单位</w:t>
       </w:r>
+      <w:bookmarkEnd w:id="102"/>
       <w:bookmarkEnd w:id="103"/>
       <w:bookmarkEnd w:id="104"/>
-      <w:bookmarkEnd w:id="105"/>
       <w:r>
         <w:rPr>
           <w:rFonts w:hint="eastAsia"/>
@@ -17633,18 +16498,18 @@
         <w:pStyle w:val="7"/>
         <w:ind w:left="105"/>
       </w:pPr>
-      <w:bookmarkStart w:id="106" w:name="_Toc19273"/>
+      <w:bookmarkStart w:id="105" w:name="_Toc19273"/>
+      <w:bookmarkStart w:id="106" w:name="_Toc29366"/>
       <w:bookmarkStart w:id="107" w:name="_Toc12929"/>
-      <w:bookmarkStart w:id="108" w:name="_Toc29366"/>
       <w:r>
         <w:rPr>
           <w:rFonts w:hint="eastAsia"/>
         </w:rPr>
         <w:t>1.9 投标预备会</w:t>
       </w:r>
+      <w:bookmarkEnd w:id="105"/>
       <w:bookmarkEnd w:id="106"/>
       <w:bookmarkEnd w:id="107"/>
-      <w:bookmarkEnd w:id="108"/>
     </w:p>
     <w:p>
       <w:r>
@@ -17675,93 +16540,93 @@
         <w:pStyle w:val="7"/>
         <w:ind w:left="105"/>
       </w:pPr>
-      <w:bookmarkStart w:id="109" w:name="_Toc23551"/>
+      <w:bookmarkStart w:id="108" w:name="_Toc23551"/>
+      <w:bookmarkStart w:id="109" w:name="_Toc25925"/>
       <w:bookmarkStart w:id="110" w:name="_Toc29556"/>
-      <w:bookmarkStart w:id="111" w:name="_Toc25925"/>
       <w:r>
         <w:rPr>
           <w:rFonts w:hint="eastAsia"/>
         </w:rPr>
         <w:t>1.10 响应和偏差</w:t>
       </w:r>
+      <w:bookmarkEnd w:id="108"/>
       <w:bookmarkEnd w:id="109"/>
       <w:bookmarkEnd w:id="110"/>
+    </w:p>
+    <w:p>
+      <w:r>
+        <w:rPr>
+          <w:rFonts w:hint="eastAsia"/>
+        </w:rPr>
+        <w:t>1.10.1 投标文件应当对招标文件的实质性要求和条件作出满足性或更有利于招标人的响应，否则，投标人的投标将被否决。实质性要求和条件见投标人须知前附表。</w:t>
+      </w:r>
+    </w:p>
+    <w:p>
+      <w:r>
+        <w:rPr>
+          <w:rFonts w:hint="eastAsia"/>
+        </w:rPr>
+        <w:t>1.10.2 投标人应根据招标文件的要求提供投标材料/设备质量标准的详细描述、技术支持资料及相关服务计划等内容以对招标文件作出响应。</w:t>
+      </w:r>
+    </w:p>
+    <w:p>
+      <w:r>
+        <w:rPr>
+          <w:rFonts w:hint="eastAsia"/>
+        </w:rPr>
+        <w:t>1.10.3 投标文件中应针对实质性要求和条件中列明的技术要求提供技术支持资料。</w:t>
+      </w:r>
+    </w:p>
+    <w:p>
+      <w:r>
+        <w:rPr>
+          <w:rFonts w:hint="eastAsia"/>
+        </w:rPr>
+        <w:t>1.10.4 如投标人须知前附表规定了可以偏差的范围和最高偏差项数的，偏差应当符合投标人须知前附表规定的偏差范围和最高项数，超出偏差范围和最高偏差项数的投标将被否决。</w:t>
+      </w:r>
+    </w:p>
+    <w:p>
+      <w:r>
+        <w:rPr>
+          <w:rFonts w:hint="eastAsia"/>
+        </w:rPr>
+        <w:t>1.10.5 投标文件对招标文件的全部偏差，均应在投标文件的商务和技术偏差表中列明，除列明的内容外，视为投标人响应招标文件的全部要求。</w:t>
+      </w:r>
+    </w:p>
+    <w:p>
+      <w:pPr>
+        <w:pStyle w:val="6"/>
+      </w:pPr>
+      <w:bookmarkStart w:id="111" w:name="_Toc3202"/>
+      <w:bookmarkStart w:id="112" w:name="_Toc1510"/>
+      <w:bookmarkStart w:id="113" w:name="_Toc1511"/>
+      <w:r>
+        <w:rPr>
+          <w:rFonts w:hint="eastAsia"/>
+        </w:rPr>
+        <w:t>2. 招标文件</w:t>
+      </w:r>
       <w:bookmarkEnd w:id="111"/>
-    </w:p>
-    <w:p>
-      <w:r>
-        <w:rPr>
-          <w:rFonts w:hint="eastAsia"/>
-        </w:rPr>
-        <w:t>1.10.1 投标文件应当对招标文件的实质性要求和条件作出满足性或更有利于招标人的响应，否则，投标人的投标将被否决。实质性要求和条件见投标人须知前附表。</w:t>
-      </w:r>
-    </w:p>
-    <w:p>
-      <w:r>
-        <w:rPr>
-          <w:rFonts w:hint="eastAsia"/>
-        </w:rPr>
-        <w:t>1.10.2 投标人应根据招标文件的要求提供投标材料/设备质量标准的详细描述、技术支持资料及相关服务计划等内容以对招标文件作出响应。</w:t>
-      </w:r>
-    </w:p>
-    <w:p>
-      <w:r>
-        <w:rPr>
-          <w:rFonts w:hint="eastAsia"/>
-        </w:rPr>
-        <w:t>1.10.3 投标文件中应针对实质性要求和条件中列明的技术要求提供技术支持资料。</w:t>
-      </w:r>
-    </w:p>
-    <w:p>
-      <w:r>
-        <w:rPr>
-          <w:rFonts w:hint="eastAsia"/>
-        </w:rPr>
-        <w:t>1.10.4 如投标人须知前附表规定了可以偏差的范围和最高偏差项数的，偏差应当符合投标人须知前附表规定的偏差范围和最高项数，超出偏差范围和最高偏差项数的投标将被否决。</w:t>
-      </w:r>
-    </w:p>
-    <w:p>
-      <w:r>
-        <w:rPr>
-          <w:rFonts w:hint="eastAsia"/>
-        </w:rPr>
-        <w:t>1.10.5 投标文件对招标文件的全部偏差，均应在投标文件的商务和技术偏差表中列明，除列明的内容外，视为投标人响应招标文件的全部要求。</w:t>
-      </w:r>
-    </w:p>
-    <w:p>
-      <w:pPr>
-        <w:pStyle w:val="6"/>
-      </w:pPr>
-      <w:bookmarkStart w:id="112" w:name="_Toc3202"/>
-      <w:bookmarkStart w:id="113" w:name="_Toc1510"/>
-      <w:bookmarkStart w:id="114" w:name="_Toc1511"/>
-      <w:r>
-        <w:rPr>
-          <w:rFonts w:hint="eastAsia"/>
-        </w:rPr>
-        <w:t>2. 招标文件</w:t>
-      </w:r>
       <w:bookmarkEnd w:id="112"/>
       <w:bookmarkEnd w:id="113"/>
-      <w:bookmarkEnd w:id="114"/>
     </w:p>
     <w:p>
       <w:pPr>
         <w:pStyle w:val="7"/>
         <w:ind w:left="105"/>
       </w:pPr>
-      <w:bookmarkStart w:id="115" w:name="_Toc12379"/>
-      <w:bookmarkStart w:id="116" w:name="_Toc5800"/>
-      <w:bookmarkStart w:id="117" w:name="_Toc25626"/>
+      <w:bookmarkStart w:id="114" w:name="_Toc25626"/>
+      <w:bookmarkStart w:id="115" w:name="_Toc5800"/>
+      <w:bookmarkStart w:id="116" w:name="_Toc12379"/>
       <w:r>
         <w:rPr>
           <w:rFonts w:hint="eastAsia"/>
         </w:rPr>
         <w:t>2.1 招标文件的组成</w:t>
       </w:r>
+      <w:bookmarkEnd w:id="114"/>
       <w:bookmarkEnd w:id="115"/>
       <w:bookmarkEnd w:id="116"/>
-      <w:bookmarkEnd w:id="117"/>
     </w:p>
     <w:p>
       <w:r>
@@ -17840,18 +16705,18 @@
         <w:pStyle w:val="7"/>
         <w:ind w:left="105"/>
       </w:pPr>
-      <w:bookmarkStart w:id="118" w:name="_Toc9870"/>
-      <w:bookmarkStart w:id="119" w:name="_Toc6738"/>
-      <w:bookmarkStart w:id="120" w:name="_Toc20013"/>
+      <w:bookmarkStart w:id="117" w:name="_Toc9870"/>
+      <w:bookmarkStart w:id="118" w:name="_Toc6738"/>
+      <w:bookmarkStart w:id="119" w:name="_Toc20013"/>
       <w:r>
         <w:rPr>
           <w:rFonts w:hint="eastAsia"/>
         </w:rPr>
         <w:t>2.2 招标文件的澄清</w:t>
       </w:r>
+      <w:bookmarkEnd w:id="117"/>
       <w:bookmarkEnd w:id="118"/>
       <w:bookmarkEnd w:id="119"/>
-      <w:bookmarkEnd w:id="120"/>
     </w:p>
     <w:p>
       <w:r>
@@ -17903,18 +16768,18 @@
         <w:pStyle w:val="7"/>
         <w:ind w:left="105"/>
       </w:pPr>
-      <w:bookmarkStart w:id="121" w:name="_Toc21105"/>
+      <w:bookmarkStart w:id="120" w:name="_Toc21105"/>
+      <w:bookmarkStart w:id="121" w:name="_Toc1014"/>
       <w:bookmarkStart w:id="122" w:name="_Toc30874"/>
-      <w:bookmarkStart w:id="123" w:name="_Toc1014"/>
       <w:r>
         <w:rPr>
           <w:rFonts w:hint="eastAsia"/>
         </w:rPr>
         <w:t>2.3 招标文件的修改</w:t>
       </w:r>
+      <w:bookmarkEnd w:id="120"/>
       <w:bookmarkEnd w:id="121"/>
       <w:bookmarkEnd w:id="122"/>
-      <w:bookmarkEnd w:id="123"/>
     </w:p>
     <w:p>
       <w:r>
@@ -17965,18 +16830,18 @@
         <w:pStyle w:val="7"/>
         <w:ind w:left="105"/>
       </w:pPr>
+      <w:bookmarkStart w:id="123" w:name="_Toc6993"/>
       <w:bookmarkStart w:id="124" w:name="_Toc6226"/>
       <w:bookmarkStart w:id="125" w:name="_Toc5578"/>
-      <w:bookmarkStart w:id="126" w:name="_Toc6993"/>
       <w:r>
         <w:rPr>
           <w:rFonts w:hint="eastAsia"/>
         </w:rPr>
         <w:t>2.4 招标文件的异议</w:t>
       </w:r>
+      <w:bookmarkEnd w:id="123"/>
       <w:bookmarkEnd w:id="124"/>
       <w:bookmarkEnd w:id="125"/>
-      <w:bookmarkEnd w:id="126"/>
     </w:p>
     <w:p>
       <w:r>
@@ -18024,36 +16889,36 @@
       <w:pPr>
         <w:pStyle w:val="6"/>
       </w:pPr>
-      <w:bookmarkStart w:id="127" w:name="_Toc31077"/>
-      <w:bookmarkStart w:id="128" w:name="_Toc24423"/>
-      <w:bookmarkStart w:id="129" w:name="_Toc6609"/>
+      <w:bookmarkStart w:id="126" w:name="_Toc24423"/>
+      <w:bookmarkStart w:id="127" w:name="_Toc6609"/>
+      <w:bookmarkStart w:id="128" w:name="_Toc31077"/>
       <w:r>
         <w:rPr>
           <w:rFonts w:hint="eastAsia"/>
         </w:rPr>
         <w:t>3. 投标文件</w:t>
       </w:r>
+      <w:bookmarkEnd w:id="126"/>
       <w:bookmarkEnd w:id="127"/>
       <w:bookmarkEnd w:id="128"/>
-      <w:bookmarkEnd w:id="129"/>
     </w:p>
     <w:p>
       <w:pPr>
         <w:pStyle w:val="7"/>
         <w:ind w:left="105"/>
       </w:pPr>
-      <w:bookmarkStart w:id="130" w:name="_Toc19844"/>
-      <w:bookmarkStart w:id="131" w:name="_Toc18416"/>
-      <w:bookmarkStart w:id="132" w:name="_Toc589"/>
+      <w:bookmarkStart w:id="129" w:name="_Toc18416"/>
+      <w:bookmarkStart w:id="130" w:name="_Toc589"/>
+      <w:bookmarkStart w:id="131" w:name="_Toc19844"/>
       <w:r>
         <w:rPr>
           <w:rFonts w:hint="eastAsia"/>
         </w:rPr>
         <w:t>3.1 投标文件的组成</w:t>
       </w:r>
+      <w:bookmarkEnd w:id="129"/>
       <w:bookmarkEnd w:id="130"/>
       <w:bookmarkEnd w:id="131"/>
-      <w:bookmarkEnd w:id="132"/>
     </w:p>
     <w:p>
       <w:r>
@@ -18241,50 +17106,50 @@
         <w:pStyle w:val="7"/>
         <w:ind w:left="105"/>
       </w:pPr>
+      <w:bookmarkStart w:id="132" w:name="_Toc20605"/>
       <w:bookmarkStart w:id="133" w:name="_Toc12201"/>
-      <w:bookmarkStart w:id="134" w:name="_Toc20605"/>
-      <w:bookmarkStart w:id="135" w:name="_Toc18400"/>
+      <w:bookmarkStart w:id="134" w:name="_Toc18400"/>
       <w:r>
         <w:rPr>
           <w:rFonts w:hint="eastAsia"/>
         </w:rPr>
         <w:t>3.2 投标报价</w:t>
       </w:r>
+      <w:bookmarkEnd w:id="132"/>
       <w:bookmarkEnd w:id="133"/>
       <w:bookmarkEnd w:id="134"/>
+    </w:p>
+    <w:p>
+      <w:r>
+        <w:rPr>
+          <w:rFonts w:hint="eastAsia"/>
+        </w:rPr>
+        <w:t>3.2.1 投标报价应包括国家规定的增值税税金，除投标人须知前附表另有规定外，增值税税金按一般计税方法计算。投标人应按第六章“投标文件格式”的要求在投标函中进行报价并填写分项报价表。</w:t>
+      </w:r>
+    </w:p>
+    <w:p>
+      <w:r>
+        <w:rPr>
+          <w:rFonts w:hint="eastAsia"/>
+        </w:rPr>
+        <w:t>3.2.2 投标人应充分了解该项目的总体情况以及影响投标报价的其他要素。</w:t>
+      </w:r>
+    </w:p>
+    <w:p>
+      <w:r>
+        <w:rPr>
+          <w:rFonts w:hint="eastAsia"/>
+        </w:rPr>
+        <w:t>3.2.3 投标报价为各分项报价金额之和，</w:t>
+      </w:r>
+      <w:bookmarkStart w:id="135" w:name="OLE_LINK2"/>
+      <w:r>
+        <w:rPr>
+          <w:rFonts w:hint="eastAsia"/>
+        </w:rPr>
+        <w:t>投标文件中开标一览表（报价表）内容与投标文件中相应内容不一致的，以开标一览表（报价表）为准；大写金额和小写金额不一致的，以大写金额为准；单价金额小数点或者百分比有明显错位的，以开标一览表的总价为准，并修改单价；总价金额与按单价汇总金额不一致的，以单价金额计算结果为准</w:t>
+      </w:r>
       <w:bookmarkEnd w:id="135"/>
-    </w:p>
-    <w:p>
-      <w:r>
-        <w:rPr>
-          <w:rFonts w:hint="eastAsia"/>
-        </w:rPr>
-        <w:t>3.2.1 投标报价应包括国家规定的增值税税金，除投标人须知前附表另有规定外，增值税税金按一般计税方法计算。投标人应按第六章“投标文件格式”的要求在投标函中进行报价并填写分项报价表。</w:t>
-      </w:r>
-    </w:p>
-    <w:p>
-      <w:r>
-        <w:rPr>
-          <w:rFonts w:hint="eastAsia"/>
-        </w:rPr>
-        <w:t>3.2.2 投标人应充分了解该项目的总体情况以及影响投标报价的其他要素。</w:t>
-      </w:r>
-    </w:p>
-    <w:p>
-      <w:r>
-        <w:rPr>
-          <w:rFonts w:hint="eastAsia"/>
-        </w:rPr>
-        <w:t>3.2.3 投标报价为各分项报价金额之和，</w:t>
-      </w:r>
-      <w:bookmarkStart w:id="136" w:name="OLE_LINK2"/>
-      <w:r>
-        <w:rPr>
-          <w:rFonts w:hint="eastAsia"/>
-        </w:rPr>
-        <w:t>投标文件中开标一览表（报价表）内容与投标文件中相应内容不一致的，以开标一览表（报价表）为准；大写金额和小写金额不一致的，以大写金额为准；单价金额小数点或者百分比有明显错位的，以开标一览表的总价为准，并修改单价；总价金额与按单价汇总金额不一致的，以单价金额计算结果为准</w:t>
-      </w:r>
-      <w:bookmarkEnd w:id="136"/>
       <w:r>
         <w:rPr>
           <w:rFonts w:hint="eastAsia"/>
@@ -18313,18 +17178,18 @@
         <w:pStyle w:val="7"/>
         <w:ind w:left="105"/>
       </w:pPr>
+      <w:bookmarkStart w:id="136" w:name="_Toc26693"/>
       <w:bookmarkStart w:id="137" w:name="_Toc5397"/>
       <w:bookmarkStart w:id="138" w:name="_Toc5475"/>
-      <w:bookmarkStart w:id="139" w:name="_Toc26693"/>
       <w:r>
         <w:rPr>
           <w:rFonts w:hint="eastAsia"/>
         </w:rPr>
         <w:t>3.3 投标有效期</w:t>
       </w:r>
+      <w:bookmarkEnd w:id="136"/>
       <w:bookmarkEnd w:id="137"/>
       <w:bookmarkEnd w:id="138"/>
-      <w:bookmarkEnd w:id="139"/>
     </w:p>
     <w:p>
       <w:r>
@@ -18367,18 +17232,18 @@
         <w:pStyle w:val="7"/>
         <w:ind w:left="105"/>
       </w:pPr>
-      <w:bookmarkStart w:id="140" w:name="_Toc2230"/>
-      <w:bookmarkStart w:id="141" w:name="_Toc32368"/>
-      <w:bookmarkStart w:id="142" w:name="_Toc10538"/>
+      <w:bookmarkStart w:id="139" w:name="_Toc2230"/>
+      <w:bookmarkStart w:id="140" w:name="_Toc32368"/>
+      <w:bookmarkStart w:id="141" w:name="_Toc10538"/>
       <w:r>
         <w:rPr>
           <w:rFonts w:hint="eastAsia"/>
         </w:rPr>
         <w:t>3.4 投标保证金</w:t>
       </w:r>
+      <w:bookmarkEnd w:id="139"/>
       <w:bookmarkEnd w:id="140"/>
       <w:bookmarkEnd w:id="141"/>
-      <w:bookmarkEnd w:id="142"/>
     </w:p>
     <w:p>
       <w:r>
@@ -18479,9 +17344,9 @@
           <w:color w:val="FF0000"/>
         </w:rPr>
       </w:pPr>
-      <w:bookmarkStart w:id="143" w:name="_Toc32229"/>
+      <w:bookmarkStart w:id="142" w:name="_Toc32229"/>
+      <w:bookmarkStart w:id="143" w:name="_Toc24560"/>
       <w:bookmarkStart w:id="144" w:name="_Toc4011"/>
-      <w:bookmarkStart w:id="145" w:name="_Toc24560"/>
       <w:r>
         <w:rPr>
           <w:rFonts w:hint="eastAsia"/>
@@ -18497,9 +17362,9 @@
         </w:rPr>
         <w:t>（适用于已进行资格预审的）</w:t>
       </w:r>
+      <w:bookmarkEnd w:id="142"/>
       <w:bookmarkEnd w:id="143"/>
       <w:bookmarkEnd w:id="144"/>
-      <w:bookmarkEnd w:id="145"/>
     </w:p>
     <w:p>
       <w:r>
@@ -18514,9 +17379,9 @@
         <w:pStyle w:val="7"/>
         <w:ind w:left="105"/>
       </w:pPr>
-      <w:bookmarkStart w:id="146" w:name="_Toc11442"/>
+      <w:bookmarkStart w:id="145" w:name="_Toc11442"/>
+      <w:bookmarkStart w:id="146" w:name="_Toc28723"/>
       <w:bookmarkStart w:id="147" w:name="_Toc27176"/>
-      <w:bookmarkStart w:id="148" w:name="_Toc28723"/>
       <w:r>
         <w:rPr>
           <w:rFonts w:hint="eastAsia"/>
@@ -18532,9 +17397,9 @@
         </w:rPr>
         <w:t>（适用于未进行资格预审的）</w:t>
       </w:r>
+      <w:bookmarkEnd w:id="145"/>
       <w:bookmarkEnd w:id="146"/>
       <w:bookmarkEnd w:id="147"/>
-      <w:bookmarkEnd w:id="148"/>
     </w:p>
     <w:p>
       <w:r>
@@ -18613,18 +17478,18 @@
         <w:pStyle w:val="7"/>
         <w:ind w:left="105"/>
       </w:pPr>
+      <w:bookmarkStart w:id="148" w:name="_Toc469"/>
       <w:bookmarkStart w:id="149" w:name="_Toc19952"/>
-      <w:bookmarkStart w:id="150" w:name="_Toc469"/>
-      <w:bookmarkStart w:id="151" w:name="_Toc32473"/>
+      <w:bookmarkStart w:id="150" w:name="_Toc32473"/>
       <w:r>
         <w:rPr>
           <w:rFonts w:hint="eastAsia"/>
         </w:rPr>
         <w:t>3.6 备选投标方案</w:t>
       </w:r>
+      <w:bookmarkEnd w:id="148"/>
       <w:bookmarkEnd w:id="149"/>
       <w:bookmarkEnd w:id="150"/>
-      <w:bookmarkEnd w:id="151"/>
     </w:p>
     <w:p>
       <w:r>
@@ -18655,101 +17520,101 @@
         <w:pStyle w:val="7"/>
         <w:ind w:left="105"/>
       </w:pPr>
-      <w:bookmarkStart w:id="152" w:name="_Toc12178"/>
+      <w:bookmarkStart w:id="151" w:name="_Toc12178"/>
+      <w:bookmarkStart w:id="152" w:name="_Toc15624"/>
       <w:bookmarkStart w:id="153" w:name="_Toc30706"/>
-      <w:bookmarkStart w:id="154" w:name="_Toc15624"/>
       <w:r>
         <w:rPr>
           <w:rFonts w:hint="eastAsia"/>
         </w:rPr>
         <w:t>3.7 投标文件的编制</w:t>
       </w:r>
+      <w:bookmarkEnd w:id="151"/>
       <w:bookmarkEnd w:id="152"/>
       <w:bookmarkEnd w:id="153"/>
+    </w:p>
+    <w:p>
+      <w:r>
+        <w:rPr>
+          <w:rFonts w:hint="eastAsia"/>
+        </w:rPr>
+        <w:t>3.7.1 投标文件应按第六章“投标文件格式”进行编写，如有必要，可以增加附页，作为投标文件的组成部分。</w:t>
+      </w:r>
+    </w:p>
+    <w:p>
+      <w:r>
+        <w:rPr>
+          <w:rFonts w:hint="eastAsia"/>
+        </w:rPr>
+        <w:t>3.7.2 投标文件应当对招标文件有关供货期、投标有效期、供货要求、招标范围等实质性内容作出响应。投标文件在满足招标文件实质性要求的基础上，可以提出比招标文件要求更有利于招标人的承诺。</w:t>
+      </w:r>
+    </w:p>
+    <w:p>
+      <w:r>
+        <w:rPr>
+          <w:rFonts w:hint="eastAsia"/>
+        </w:rPr>
+        <w:t>3.7.3（A）电子投标文件：投标文件全部采用电子文档，除投标人须知前附表另有规定外，投标文件所附证书证件均为原件扫描件，并采用单位和个人数字证书，按招标文件要求在相应位置加盖电子印章（或公章）。由投标人的法定代表人签字或加盖电子印章的，应附法定代表人身份证明，由代理人签字或加盖电子印章的，应附由法定代表人签署的授权委托书。签字或盖章的具体要求见投标人须知前附表。</w:t>
+      </w:r>
+    </w:p>
+    <w:p>
+      <w:r>
+        <w:rPr>
+          <w:rFonts w:hint="eastAsia"/>
+        </w:rPr>
+        <w:t>3.7.3（B）纸质投标文件：（1）投标文件应用不褪色的材料书写或打印，投标函及对投标文件的澄清、说明和补正应由投标人的法定代表人（单位负责人）或其授权的代理人签字或盖单位章。由投标人的法定代表人（单位负责人）签字的，应附法定代表人（单位负责人）身份证明，由代理人签字的，应附授权委托书，身份证明或授权委托书应符合第六章“投标文件格式”的要求。投标文件应尽量避免涂改、行间插字或删除。如果出现上述情况，改动之处应由投标人的法定代表人（单位负责人）或其授权的代理人签字或盖单位章。</w:t>
+      </w:r>
+    </w:p>
+    <w:p>
+      <w:r>
+        <w:rPr>
+          <w:rFonts w:hint="eastAsia"/>
+        </w:rPr>
+        <w:t>（2）投标文件正本一份，副本份数见投标人须知前附表。正本和副本的封面右上角上应清楚地标记“正本”或“副本”的字样。投标人应根据投标人须知前附表要求提供电子版文件。当副本和正本不一致或电子版文件和纸质正本文件不一致时，以纸质正本文件为准。</w:t>
+      </w:r>
+    </w:p>
+    <w:p>
+      <w:r>
+        <w:rPr>
+          <w:rFonts w:hint="eastAsia"/>
+        </w:rPr>
+        <w:t>（3）投标文件的正本与副本应分别装订，并编制目录，投标文件需分册装订的，具体分册装订要求见投标人须知前附表规定。</w:t>
+      </w:r>
+    </w:p>
+    <w:p>
+      <w:pPr>
+        <w:pStyle w:val="6"/>
+      </w:pPr>
+      <w:bookmarkStart w:id="154" w:name="_Toc4014"/>
+      <w:bookmarkStart w:id="155" w:name="_Toc1660"/>
+      <w:bookmarkStart w:id="156" w:name="_Toc2758"/>
+      <w:r>
+        <w:rPr>
+          <w:rFonts w:hint="eastAsia"/>
+        </w:rPr>
+        <w:t>4. 投标</w:t>
+      </w:r>
       <w:bookmarkEnd w:id="154"/>
-    </w:p>
-    <w:p>
-      <w:r>
-        <w:rPr>
-          <w:rFonts w:hint="eastAsia"/>
-        </w:rPr>
-        <w:t>3.7.1 投标文件应按第六章“投标文件格式”进行编写，如有必要，可以增加附页，作为投标文件的组成部分。</w:t>
-      </w:r>
-    </w:p>
-    <w:p>
-      <w:r>
-        <w:rPr>
-          <w:rFonts w:hint="eastAsia"/>
-        </w:rPr>
-        <w:t>3.7.2 投标文件应当对招标文件有关供货期、投标有效期、供货要求、招标范围等实质性内容作出响应。投标文件在满足招标文件实质性要求的基础上，可以提出比招标文件要求更有利于招标人的承诺。</w:t>
-      </w:r>
-    </w:p>
-    <w:p>
-      <w:r>
-        <w:rPr>
-          <w:rFonts w:hint="eastAsia"/>
-        </w:rPr>
-        <w:t>3.7.3（A）电子投标文件：投标文件全部采用电子文档，除投标人须知前附表另有规定外，投标文件所附证书证件均为原件扫描件，并采用单位和个人数字证书，按招标文件要求在相应位置加盖电子印章（或公章）。由投标人的法定代表人签字或加盖电子印章的，应附法定代表人身份证明，由代理人签字或加盖电子印章的，应附由法定代表人签署的授权委托书。签字或盖章的具体要求见投标人须知前附表。</w:t>
-      </w:r>
-    </w:p>
-    <w:p>
-      <w:r>
-        <w:rPr>
-          <w:rFonts w:hint="eastAsia"/>
-        </w:rPr>
-        <w:t>3.7.3（B）纸质投标文件：（1）投标文件应用不褪色的材料书写或打印，投标函及对投标文件的澄清、说明和补正应由投标人的法定代表人（单位负责人）或其授权的代理人签字或盖单位章。由投标人的法定代表人（单位负责人）签字的，应附法定代表人（单位负责人）身份证明，由代理人签字的，应附授权委托书，身份证明或授权委托书应符合第六章“投标文件格式”的要求。投标文件应尽量避免涂改、行间插字或删除。如果出现上述情况，改动之处应由投标人的法定代表人（单位负责人）或其授权的代理人签字或盖单位章。</w:t>
-      </w:r>
-    </w:p>
-    <w:p>
-      <w:r>
-        <w:rPr>
-          <w:rFonts w:hint="eastAsia"/>
-        </w:rPr>
-        <w:t>（2）投标文件正本一份，副本份数见投标人须知前附表。正本和副本的封面右上角上应清楚地标记“正本”或“副本”的字样。投标人应根据投标人须知前附表要求提供电子版文件。当副本和正本不一致或电子版文件和纸质正本文件不一致时，以纸质正本文件为准。</w:t>
-      </w:r>
-    </w:p>
-    <w:p>
-      <w:r>
-        <w:rPr>
-          <w:rFonts w:hint="eastAsia"/>
-        </w:rPr>
-        <w:t>（3）投标文件的正本与副本应分别装订，并编制目录，投标文件需分册装订的，具体分册装订要求见投标人须知前附表规定。</w:t>
-      </w:r>
-    </w:p>
-    <w:p>
-      <w:pPr>
-        <w:pStyle w:val="6"/>
-      </w:pPr>
-      <w:bookmarkStart w:id="155" w:name="_Toc2758"/>
-      <w:bookmarkStart w:id="156" w:name="_Toc4014"/>
-      <w:bookmarkStart w:id="157" w:name="_Toc1660"/>
-      <w:r>
-        <w:rPr>
-          <w:rFonts w:hint="eastAsia"/>
-        </w:rPr>
-        <w:t>4. 投标</w:t>
-      </w:r>
       <w:bookmarkEnd w:id="155"/>
       <w:bookmarkEnd w:id="156"/>
-      <w:bookmarkEnd w:id="157"/>
     </w:p>
     <w:p>
       <w:pPr>
         <w:pStyle w:val="7"/>
         <w:ind w:left="105"/>
       </w:pPr>
-      <w:bookmarkStart w:id="158" w:name="_Toc21489"/>
-      <w:bookmarkStart w:id="159" w:name="_Toc7302"/>
-      <w:bookmarkStart w:id="160" w:name="_Toc29853"/>
+      <w:bookmarkStart w:id="157" w:name="_Toc7302"/>
+      <w:bookmarkStart w:id="158" w:name="_Toc29853"/>
+      <w:bookmarkStart w:id="159" w:name="_Toc21489"/>
       <w:r>
         <w:rPr>
           <w:rFonts w:hint="eastAsia"/>
         </w:rPr>
         <w:t>4.1 投标文件的密封（或加密）和标记</w:t>
       </w:r>
+      <w:bookmarkEnd w:id="157"/>
       <w:bookmarkEnd w:id="158"/>
       <w:bookmarkEnd w:id="159"/>
-      <w:bookmarkEnd w:id="160"/>
     </w:p>
     <w:p>
       <w:r>
@@ -18780,18 +17645,18 @@
         <w:pStyle w:val="7"/>
         <w:ind w:left="105"/>
       </w:pPr>
-      <w:bookmarkStart w:id="161" w:name="_Toc23882"/>
-      <w:bookmarkStart w:id="162" w:name="_Toc31208"/>
-      <w:bookmarkStart w:id="163" w:name="_Toc14868"/>
+      <w:bookmarkStart w:id="160" w:name="_Toc14868"/>
+      <w:bookmarkStart w:id="161" w:name="_Toc31208"/>
+      <w:bookmarkStart w:id="162" w:name="_Toc23882"/>
       <w:r>
         <w:rPr>
           <w:rFonts w:hint="eastAsia"/>
         </w:rPr>
         <w:t>4.2 投标文件的递交</w:t>
       </w:r>
+      <w:bookmarkEnd w:id="160"/>
       <w:bookmarkEnd w:id="161"/>
       <w:bookmarkEnd w:id="162"/>
-      <w:bookmarkEnd w:id="163"/>
     </w:p>
     <w:p>
       <w:r>
@@ -18838,42 +17703,42 @@
         <w:pStyle w:val="7"/>
         <w:ind w:left="105"/>
       </w:pPr>
-      <w:bookmarkStart w:id="164" w:name="_Toc11306"/>
+      <w:bookmarkStart w:id="163" w:name="_Toc11306"/>
+      <w:bookmarkStart w:id="164" w:name="_Toc5445"/>
       <w:bookmarkStart w:id="165" w:name="_Toc29617"/>
-      <w:bookmarkStart w:id="166" w:name="_Toc5445"/>
       <w:r>
         <w:rPr>
           <w:rFonts w:hint="eastAsia"/>
         </w:rPr>
         <w:t>4.3 投标文件的修改与撤回</w:t>
       </w:r>
+      <w:bookmarkEnd w:id="163"/>
       <w:bookmarkEnd w:id="164"/>
       <w:bookmarkEnd w:id="165"/>
+    </w:p>
+    <w:p>
+      <w:r>
+        <w:rPr>
+          <w:rFonts w:hint="eastAsia"/>
+        </w:rPr>
+        <w:t>4.3.1 在本章第 4.2.1 项规定的投标截止时间前，投标人可以修改或撤回已递交的投标文件。</w:t>
+      </w:r>
+    </w:p>
+    <w:p>
+      <w:r>
+        <w:rPr>
+          <w:rFonts w:hint="eastAsia"/>
+        </w:rPr>
+        <w:t>4.3.2投标人修改或撤回已递交投标文件应在</w:t>
+      </w:r>
+      <w:bookmarkStart w:id="166" w:name="OLE_LINK5"/>
+      <w:r>
+        <w:rPr>
+          <w:rFonts w:hint="eastAsia"/>
+        </w:rPr>
+        <w:t>五矿集团供应链管理平台</w:t>
+      </w:r>
       <w:bookmarkEnd w:id="166"/>
-    </w:p>
-    <w:p>
-      <w:r>
-        <w:rPr>
-          <w:rFonts w:hint="eastAsia"/>
-        </w:rPr>
-        <w:t>4.3.1 在本章第 4.2.1 项规定的投标截止时间前，投标人可以修改或撤回已递交的投标文件。</w:t>
-      </w:r>
-    </w:p>
-    <w:p>
-      <w:r>
-        <w:rPr>
-          <w:rFonts w:hint="eastAsia"/>
-        </w:rPr>
-        <w:t>4.3.2投标人修改或撤回已递交投标文件应在</w:t>
-      </w:r>
-      <w:bookmarkStart w:id="167" w:name="OLE_LINK5"/>
-      <w:r>
-        <w:rPr>
-          <w:rFonts w:hint="eastAsia"/>
-        </w:rPr>
-        <w:t>五矿集团供应链管理平台</w:t>
-      </w:r>
-      <w:bookmarkEnd w:id="167"/>
       <w:r>
         <w:rPr>
           <w:rFonts w:hint="eastAsia"/>
@@ -18901,36 +17766,36 @@
       <w:pPr>
         <w:pStyle w:val="6"/>
       </w:pPr>
+      <w:bookmarkStart w:id="167" w:name="_Toc27685"/>
       <w:bookmarkStart w:id="168" w:name="_Toc13745"/>
       <w:bookmarkStart w:id="169" w:name="_Toc14206"/>
-      <w:bookmarkStart w:id="170" w:name="_Toc27685"/>
       <w:r>
         <w:rPr>
           <w:rFonts w:hint="eastAsia"/>
         </w:rPr>
         <w:t>5. 开标</w:t>
       </w:r>
+      <w:bookmarkEnd w:id="167"/>
       <w:bookmarkEnd w:id="168"/>
       <w:bookmarkEnd w:id="169"/>
-      <w:bookmarkEnd w:id="170"/>
     </w:p>
     <w:p>
       <w:pPr>
         <w:pStyle w:val="7"/>
         <w:ind w:left="105"/>
       </w:pPr>
-      <w:bookmarkStart w:id="171" w:name="_Toc28164"/>
-      <w:bookmarkStart w:id="172" w:name="_Toc25547"/>
-      <w:bookmarkStart w:id="173" w:name="_Toc4206"/>
+      <w:bookmarkStart w:id="170" w:name="_Toc4206"/>
+      <w:bookmarkStart w:id="171" w:name="_Toc25547"/>
+      <w:bookmarkStart w:id="172" w:name="_Toc28164"/>
       <w:r>
         <w:rPr>
           <w:rFonts w:hint="eastAsia"/>
         </w:rPr>
         <w:t>5.1 开标时间和地点</w:t>
       </w:r>
+      <w:bookmarkEnd w:id="170"/>
       <w:bookmarkEnd w:id="171"/>
       <w:bookmarkEnd w:id="172"/>
-      <w:bookmarkEnd w:id="173"/>
     </w:p>
     <w:p>
       <w:r>
@@ -18945,18 +17810,18 @@
         <w:pStyle w:val="7"/>
         <w:ind w:left="105"/>
       </w:pPr>
-      <w:bookmarkStart w:id="174" w:name="_Toc24624"/>
-      <w:bookmarkStart w:id="175" w:name="_Toc5686"/>
-      <w:bookmarkStart w:id="176" w:name="_Toc16920"/>
+      <w:bookmarkStart w:id="173" w:name="_Toc24624"/>
+      <w:bookmarkStart w:id="174" w:name="_Toc5686"/>
+      <w:bookmarkStart w:id="175" w:name="_Toc16920"/>
       <w:r>
         <w:rPr>
           <w:rFonts w:hint="eastAsia"/>
         </w:rPr>
         <w:t>5.2 开标程序</w:t>
       </w:r>
+      <w:bookmarkEnd w:id="173"/>
       <w:bookmarkEnd w:id="174"/>
       <w:bookmarkEnd w:id="175"/>
-      <w:bookmarkEnd w:id="176"/>
     </w:p>
     <w:p>
       <w:r>
@@ -18971,61 +17836,61 @@
         <w:pStyle w:val="7"/>
         <w:ind w:left="105"/>
       </w:pPr>
-      <w:bookmarkStart w:id="177" w:name="_Toc16497"/>
-      <w:bookmarkStart w:id="178" w:name="_Toc15794"/>
-      <w:bookmarkStart w:id="179" w:name="_Toc12282"/>
+      <w:bookmarkStart w:id="176" w:name="_Toc12282"/>
+      <w:bookmarkStart w:id="177" w:name="_Toc15794"/>
+      <w:bookmarkStart w:id="178" w:name="_Toc16497"/>
       <w:r>
         <w:rPr>
           <w:rFonts w:hint="eastAsia"/>
         </w:rPr>
         <w:t>5.3 开标异议</w:t>
       </w:r>
+      <w:bookmarkEnd w:id="176"/>
       <w:bookmarkEnd w:id="177"/>
       <w:bookmarkEnd w:id="178"/>
+    </w:p>
+    <w:p>
+      <w:r>
+        <w:rPr>
+          <w:rFonts w:hint="eastAsia"/>
+        </w:rPr>
+        <w:t>投标人对开标有异议的，应当在开标现场提出，招标人当场作出答复，并制作记录。</w:t>
+      </w:r>
+    </w:p>
+    <w:p>
+      <w:pPr>
+        <w:pStyle w:val="6"/>
+      </w:pPr>
+      <w:bookmarkStart w:id="179" w:name="_Toc8916"/>
+      <w:bookmarkStart w:id="180" w:name="_Toc7419"/>
+      <w:bookmarkStart w:id="181" w:name="_Toc609"/>
+      <w:r>
+        <w:rPr>
+          <w:rFonts w:hint="eastAsia"/>
+        </w:rPr>
+        <w:t>6. 评标</w:t>
+      </w:r>
       <w:bookmarkEnd w:id="179"/>
-    </w:p>
-    <w:p>
-      <w:r>
-        <w:rPr>
-          <w:rFonts w:hint="eastAsia"/>
-        </w:rPr>
-        <w:t>投标人对开标有异议的，应当在开标现场提出，招标人当场作出答复，并制作记录。</w:t>
-      </w:r>
-    </w:p>
-    <w:p>
-      <w:pPr>
-        <w:pStyle w:val="6"/>
-      </w:pPr>
-      <w:bookmarkStart w:id="180" w:name="_Toc8916"/>
-      <w:bookmarkStart w:id="181" w:name="_Toc609"/>
-      <w:bookmarkStart w:id="182" w:name="_Toc7419"/>
-      <w:r>
-        <w:rPr>
-          <w:rFonts w:hint="eastAsia"/>
-        </w:rPr>
-        <w:t>6. 评标</w:t>
-      </w:r>
       <w:bookmarkEnd w:id="180"/>
       <w:bookmarkEnd w:id="181"/>
-      <w:bookmarkEnd w:id="182"/>
     </w:p>
     <w:p>
       <w:pPr>
         <w:pStyle w:val="7"/>
         <w:ind w:left="105"/>
       </w:pPr>
-      <w:bookmarkStart w:id="183" w:name="_Toc15336"/>
-      <w:bookmarkStart w:id="184" w:name="_Toc2298"/>
-      <w:bookmarkStart w:id="185" w:name="_Toc2072"/>
+      <w:bookmarkStart w:id="182" w:name="_Toc2298"/>
+      <w:bookmarkStart w:id="183" w:name="_Toc2072"/>
+      <w:bookmarkStart w:id="184" w:name="_Toc15336"/>
       <w:r>
         <w:rPr>
           <w:rFonts w:hint="eastAsia"/>
         </w:rPr>
         <w:t>6.1 评标委员会</w:t>
       </w:r>
+      <w:bookmarkEnd w:id="182"/>
       <w:bookmarkEnd w:id="183"/>
       <w:bookmarkEnd w:id="184"/>
-      <w:bookmarkEnd w:id="185"/>
     </w:p>
     <w:p>
       <w:r>
@@ -19096,18 +17961,18 @@
         <w:pStyle w:val="7"/>
         <w:ind w:left="105"/>
       </w:pPr>
+      <w:bookmarkStart w:id="185" w:name="_Toc19779"/>
       <w:bookmarkStart w:id="186" w:name="_Toc17912"/>
       <w:bookmarkStart w:id="187" w:name="_Toc4839"/>
-      <w:bookmarkStart w:id="188" w:name="_Toc19779"/>
       <w:r>
         <w:rPr>
           <w:rFonts w:hint="eastAsia"/>
         </w:rPr>
         <w:t>6.2 评标原则</w:t>
       </w:r>
+      <w:bookmarkEnd w:id="185"/>
       <w:bookmarkEnd w:id="186"/>
       <w:bookmarkEnd w:id="187"/>
-      <w:bookmarkEnd w:id="188"/>
     </w:p>
     <w:p>
       <w:r>
@@ -19122,69 +17987,69 @@
         <w:pStyle w:val="7"/>
         <w:ind w:left="105"/>
       </w:pPr>
-      <w:bookmarkStart w:id="189" w:name="_Toc17898"/>
-      <w:bookmarkStart w:id="190" w:name="_Toc32272"/>
-      <w:bookmarkStart w:id="191" w:name="_Toc15974"/>
+      <w:bookmarkStart w:id="188" w:name="_Toc17898"/>
+      <w:bookmarkStart w:id="189" w:name="_Toc32272"/>
+      <w:bookmarkStart w:id="190" w:name="_Toc15974"/>
       <w:r>
         <w:rPr>
           <w:rFonts w:hint="eastAsia"/>
         </w:rPr>
         <w:t>6.3 评标</w:t>
       </w:r>
+      <w:bookmarkEnd w:id="188"/>
       <w:bookmarkEnd w:id="189"/>
       <w:bookmarkEnd w:id="190"/>
+    </w:p>
+    <w:p>
+      <w:r>
+        <w:rPr>
+          <w:rFonts w:hint="eastAsia"/>
+        </w:rPr>
+        <w:t>6.3.1 评标委员会按照第三章“评标办法”规定的方法、评审因素、标准和程序对投标文件进行评审。第三章“评标办法”没有规定的方法、评审因素和标准，不能作为评标依据。</w:t>
+      </w:r>
+    </w:p>
+    <w:p>
+      <w:r>
+        <w:rPr>
+          <w:rFonts w:hint="eastAsia"/>
+        </w:rPr>
+        <w:t>6.3.2 评标完成后，评标委员会应当向招标人提交书面评标报告和中标候选人名单。评标委员会推荐中标候选人的人数见投标人须知前附表。</w:t>
+      </w:r>
+    </w:p>
+    <w:p>
+      <w:pPr>
+        <w:pStyle w:val="6"/>
+      </w:pPr>
+      <w:bookmarkStart w:id="191" w:name="_Toc9279"/>
+      <w:bookmarkStart w:id="192" w:name="_Toc9445"/>
+      <w:bookmarkStart w:id="193" w:name="_Toc12401"/>
+      <w:r>
+        <w:rPr>
+          <w:rFonts w:hint="eastAsia"/>
+        </w:rPr>
+        <w:t>7. 合同授予</w:t>
+      </w:r>
       <w:bookmarkEnd w:id="191"/>
-    </w:p>
-    <w:p>
-      <w:r>
-        <w:rPr>
-          <w:rFonts w:hint="eastAsia"/>
-        </w:rPr>
-        <w:t>6.3.1 评标委员会按照第三章“评标办法”规定的方法、评审因素、标准和程序对投标文件进行评审。第三章“评标办法”没有规定的方法、评审因素和标准，不能作为评标依据。</w:t>
-      </w:r>
-    </w:p>
-    <w:p>
-      <w:r>
-        <w:rPr>
-          <w:rFonts w:hint="eastAsia"/>
-        </w:rPr>
-        <w:t>6.3.2 评标完成后，评标委员会应当向招标人提交书面评标报告和中标候选人名单。评标委员会推荐中标候选人的人数见投标人须知前附表。</w:t>
-      </w:r>
-    </w:p>
-    <w:p>
-      <w:pPr>
-        <w:pStyle w:val="6"/>
-      </w:pPr>
-      <w:bookmarkStart w:id="192" w:name="_Toc12401"/>
-      <w:bookmarkStart w:id="193" w:name="_Toc9445"/>
-      <w:bookmarkStart w:id="194" w:name="_Toc9279"/>
-      <w:r>
-        <w:rPr>
-          <w:rFonts w:hint="eastAsia"/>
-        </w:rPr>
-        <w:t>7. 合同授予</w:t>
-      </w:r>
       <w:bookmarkEnd w:id="192"/>
       <w:bookmarkEnd w:id="193"/>
-      <w:bookmarkEnd w:id="194"/>
     </w:p>
     <w:p>
       <w:pPr>
         <w:pStyle w:val="7"/>
         <w:ind w:left="105"/>
       </w:pPr>
-      <w:bookmarkStart w:id="195" w:name="_Toc11413"/>
-      <w:bookmarkStart w:id="196" w:name="_Toc13118"/>
-      <w:bookmarkStart w:id="197" w:name="_Toc1828"/>
+      <w:bookmarkStart w:id="194" w:name="_Toc1828"/>
+      <w:bookmarkStart w:id="195" w:name="_Toc13118"/>
+      <w:bookmarkStart w:id="196" w:name="_Toc11413"/>
       <w:r>
         <w:rPr>
           <w:rFonts w:hint="eastAsia"/>
         </w:rPr>
         <w:t>7.1 中标候选人公示</w:t>
       </w:r>
+      <w:bookmarkEnd w:id="194"/>
       <w:bookmarkEnd w:id="195"/>
       <w:bookmarkEnd w:id="196"/>
-      <w:bookmarkEnd w:id="197"/>
     </w:p>
     <w:p>
       <w:r>
@@ -19199,18 +18064,18 @@
         <w:pStyle w:val="7"/>
         <w:ind w:left="105"/>
       </w:pPr>
-      <w:bookmarkStart w:id="198" w:name="_Toc6507"/>
-      <w:bookmarkStart w:id="199" w:name="_Toc27941"/>
-      <w:bookmarkStart w:id="200" w:name="_Toc31434"/>
+      <w:bookmarkStart w:id="197" w:name="_Toc6507"/>
+      <w:bookmarkStart w:id="198" w:name="_Toc27941"/>
+      <w:bookmarkStart w:id="199" w:name="_Toc31434"/>
       <w:r>
         <w:rPr>
           <w:rFonts w:hint="eastAsia"/>
         </w:rPr>
         <w:t>7.2 评标结果异议</w:t>
       </w:r>
+      <w:bookmarkEnd w:id="197"/>
       <w:bookmarkEnd w:id="198"/>
       <w:bookmarkEnd w:id="199"/>
-      <w:bookmarkEnd w:id="200"/>
       <w:r>
         <w:rPr>
           <w:rFonts w:hint="eastAsia"/>
@@ -19231,18 +18096,18 @@
         <w:pStyle w:val="7"/>
         <w:ind w:left="105"/>
       </w:pPr>
+      <w:bookmarkStart w:id="200" w:name="_Toc6904"/>
       <w:bookmarkStart w:id="201" w:name="_Toc27412"/>
-      <w:bookmarkStart w:id="202" w:name="_Toc6904"/>
-      <w:bookmarkStart w:id="203" w:name="_Toc12758"/>
+      <w:bookmarkStart w:id="202" w:name="_Toc12758"/>
       <w:r>
         <w:rPr>
           <w:rFonts w:hint="eastAsia"/>
         </w:rPr>
         <w:t>7.3 中标候选人履约能力审查</w:t>
       </w:r>
+      <w:bookmarkEnd w:id="200"/>
       <w:bookmarkEnd w:id="201"/>
       <w:bookmarkEnd w:id="202"/>
-      <w:bookmarkEnd w:id="203"/>
     </w:p>
     <w:p>
       <w:r>
@@ -19257,18 +18122,18 @@
         <w:pStyle w:val="7"/>
         <w:ind w:left="105"/>
       </w:pPr>
+      <w:bookmarkStart w:id="203" w:name="_Toc957"/>
       <w:bookmarkStart w:id="204" w:name="_Toc7910"/>
-      <w:bookmarkStart w:id="205" w:name="_Toc957"/>
-      <w:bookmarkStart w:id="206" w:name="_Toc6316"/>
+      <w:bookmarkStart w:id="205" w:name="_Toc6316"/>
       <w:r>
         <w:rPr>
           <w:rFonts w:hint="eastAsia"/>
         </w:rPr>
         <w:t>7.4 定标</w:t>
       </w:r>
+      <w:bookmarkEnd w:id="203"/>
       <w:bookmarkEnd w:id="204"/>
       <w:bookmarkEnd w:id="205"/>
-      <w:bookmarkEnd w:id="206"/>
     </w:p>
     <w:p>
       <w:r>
@@ -19283,18 +18148,18 @@
         <w:pStyle w:val="7"/>
         <w:ind w:left="105"/>
       </w:pPr>
+      <w:bookmarkStart w:id="206" w:name="_Toc21696"/>
       <w:bookmarkStart w:id="207" w:name="_Toc580"/>
-      <w:bookmarkStart w:id="208" w:name="_Toc21696"/>
-      <w:bookmarkStart w:id="209" w:name="_Toc31943"/>
+      <w:bookmarkStart w:id="208" w:name="_Toc31943"/>
       <w:r>
         <w:rPr>
           <w:rFonts w:hint="eastAsia"/>
         </w:rPr>
         <w:t>7.5 中标通知</w:t>
       </w:r>
+      <w:bookmarkEnd w:id="206"/>
       <w:bookmarkEnd w:id="207"/>
       <w:bookmarkEnd w:id="208"/>
-      <w:bookmarkEnd w:id="209"/>
     </w:p>
     <w:p>
       <w:r>
@@ -19309,18 +18174,18 @@
         <w:pStyle w:val="7"/>
         <w:ind w:left="105"/>
       </w:pPr>
-      <w:bookmarkStart w:id="210" w:name="_Toc4350"/>
-      <w:bookmarkStart w:id="211" w:name="_Toc1177"/>
-      <w:bookmarkStart w:id="212" w:name="_Toc1281"/>
+      <w:bookmarkStart w:id="209" w:name="_Toc1177"/>
+      <w:bookmarkStart w:id="210" w:name="_Toc1281"/>
+      <w:bookmarkStart w:id="211" w:name="_Toc4350"/>
       <w:r>
         <w:rPr>
           <w:rFonts w:hint="eastAsia"/>
         </w:rPr>
         <w:t>7.6 履约保证金</w:t>
       </w:r>
+      <w:bookmarkEnd w:id="209"/>
       <w:bookmarkEnd w:id="210"/>
       <w:bookmarkEnd w:id="211"/>
-      <w:bookmarkEnd w:id="212"/>
     </w:p>
     <w:p>
       <w:r>
@@ -19343,77 +18208,77 @@
         <w:pStyle w:val="7"/>
         <w:ind w:left="105"/>
       </w:pPr>
+      <w:bookmarkStart w:id="212" w:name="_Toc15741"/>
       <w:bookmarkStart w:id="213" w:name="_Toc18997"/>
-      <w:bookmarkStart w:id="214" w:name="_Toc15741"/>
-      <w:bookmarkStart w:id="215" w:name="_Toc25613"/>
+      <w:bookmarkStart w:id="214" w:name="_Toc25613"/>
       <w:r>
         <w:rPr>
           <w:rFonts w:hint="eastAsia"/>
         </w:rPr>
         <w:t>7.7 签订合同</w:t>
       </w:r>
+      <w:bookmarkEnd w:id="212"/>
       <w:bookmarkEnd w:id="213"/>
       <w:bookmarkEnd w:id="214"/>
+    </w:p>
+    <w:p>
+      <w:r>
+        <w:rPr>
+          <w:rFonts w:hint="eastAsia"/>
+        </w:rPr>
+        <w:t>7.7.1 招标人和中标人应当在中标通知书发出之日起 30 日内，根据招标文件和中标人的投标文件订立书面合同。中标人无正当理由拒签合同，在签订合同时向招标人提出附加条件，或者不按照招标文件要求提交履约保证金的，招标人有权取消其中标资格，其投标保证金不予退还；给招标人造成的损失超过投标保证金数额的，中标人还应当对超过部分予以赔偿。</w:t>
+      </w:r>
+    </w:p>
+    <w:p>
+      <w:r>
+        <w:rPr>
+          <w:rFonts w:hint="eastAsia"/>
+        </w:rPr>
+        <w:t>7.7.2 发出中标通知书后，招标人无正当理由拒签合同，或者在签订合同时向中标人提出附加条件的，招标人向中标人退还投标保证金；给中标人造成损失的，还应当赔偿损失。</w:t>
+      </w:r>
+    </w:p>
+    <w:p>
+      <w:r>
+        <w:rPr>
+          <w:rFonts w:hint="eastAsia"/>
+        </w:rPr>
+        <w:t>7.7.3 联合体中标的，联合体各方应当共同与招标人签订合同，就中标项目向招标人承担连带责任。</w:t>
+      </w:r>
+    </w:p>
+    <w:p>
+      <w:pPr>
+        <w:pStyle w:val="6"/>
+      </w:pPr>
+      <w:bookmarkStart w:id="215" w:name="_Toc17309"/>
+      <w:bookmarkStart w:id="216" w:name="_Toc22191"/>
+      <w:bookmarkStart w:id="217" w:name="_Toc10858"/>
+      <w:r>
+        <w:rPr>
+          <w:rFonts w:hint="eastAsia"/>
+        </w:rPr>
+        <w:t>8. 重新招标和不再招标</w:t>
+      </w:r>
       <w:bookmarkEnd w:id="215"/>
-    </w:p>
-    <w:p>
-      <w:r>
-        <w:rPr>
-          <w:rFonts w:hint="eastAsia"/>
-        </w:rPr>
-        <w:t>7.7.1 招标人和中标人应当在中标通知书发出之日起 30 日内，根据招标文件和中标人的投标文件订立书面合同。中标人无正当理由拒签合同，在签订合同时向招标人提出附加条件，或者不按照招标文件要求提交履约保证金的，招标人有权取消其中标资格，其投标保证金不予退还；给招标人造成的损失超过投标保证金数额的，中标人还应当对超过部分予以赔偿。</w:t>
-      </w:r>
-    </w:p>
-    <w:p>
-      <w:r>
-        <w:rPr>
-          <w:rFonts w:hint="eastAsia"/>
-        </w:rPr>
-        <w:t>7.7.2 发出中标通知书后，招标人无正当理由拒签合同，或者在签订合同时向中标人提出附加条件的，招标人向中标人退还投标保证金；给中标人造成损失的，还应当赔偿损失。</w:t>
-      </w:r>
-    </w:p>
-    <w:p>
-      <w:r>
-        <w:rPr>
-          <w:rFonts w:hint="eastAsia"/>
-        </w:rPr>
-        <w:t>7.7.3 联合体中标的，联合体各方应当共同与招标人签订合同，就中标项目向招标人承担连带责任。</w:t>
-      </w:r>
-    </w:p>
-    <w:p>
-      <w:pPr>
-        <w:pStyle w:val="6"/>
-      </w:pPr>
-      <w:bookmarkStart w:id="216" w:name="_Toc22191"/>
-      <w:bookmarkStart w:id="217" w:name="_Toc17309"/>
-      <w:bookmarkStart w:id="218" w:name="_Toc10858"/>
-      <w:r>
-        <w:rPr>
-          <w:rFonts w:hint="eastAsia"/>
-        </w:rPr>
-        <w:t>8. 重新招标和不再招标</w:t>
-      </w:r>
       <w:bookmarkEnd w:id="216"/>
       <w:bookmarkEnd w:id="217"/>
-      <w:bookmarkEnd w:id="218"/>
     </w:p>
     <w:p>
       <w:pPr>
         <w:pStyle w:val="7"/>
         <w:ind w:left="105"/>
       </w:pPr>
-      <w:bookmarkStart w:id="219" w:name="_Toc3465"/>
-      <w:bookmarkStart w:id="220" w:name="_Toc31696"/>
-      <w:bookmarkStart w:id="221" w:name="_Toc21509"/>
+      <w:bookmarkStart w:id="218" w:name="_Toc3465"/>
+      <w:bookmarkStart w:id="219" w:name="_Toc31696"/>
+      <w:bookmarkStart w:id="220" w:name="_Toc21509"/>
       <w:r>
         <w:rPr>
           <w:rFonts w:hint="eastAsia"/>
         </w:rPr>
         <w:t>8.1 重新招标</w:t>
       </w:r>
+      <w:bookmarkEnd w:id="218"/>
       <w:bookmarkEnd w:id="219"/>
       <w:bookmarkEnd w:id="220"/>
-      <w:bookmarkEnd w:id="221"/>
     </w:p>
     <w:p>
       <w:r>
@@ -19452,69 +18317,69 @@
         <w:pStyle w:val="7"/>
         <w:ind w:left="105"/>
       </w:pPr>
-      <w:bookmarkStart w:id="222" w:name="_Toc11156"/>
+      <w:bookmarkStart w:id="221" w:name="_Toc11156"/>
+      <w:bookmarkStart w:id="222" w:name="_Toc5102"/>
       <w:bookmarkStart w:id="223" w:name="_Toc3790"/>
-      <w:bookmarkStart w:id="224" w:name="_Toc5102"/>
       <w:r>
         <w:rPr>
           <w:rFonts w:hint="eastAsia"/>
         </w:rPr>
         <w:t>8.2 不再招标</w:t>
       </w:r>
+      <w:bookmarkEnd w:id="221"/>
       <w:bookmarkEnd w:id="222"/>
       <w:bookmarkEnd w:id="223"/>
+    </w:p>
+    <w:p>
+      <w:r>
+        <w:rPr>
+          <w:rFonts w:hint="eastAsia"/>
+        </w:rPr>
+        <w:t>8.2.1重新招标后投标人仍少于3个或者所有投标被否决的。</w:t>
+      </w:r>
+    </w:p>
+    <w:p>
+      <w:r>
+        <w:rPr>
+          <w:rFonts w:hint="eastAsia"/>
+        </w:rPr>
+        <w:t>8.2.2如属于必须审批或核准的工程建设项目，经原审批或核准部门批准后不再进行招标。</w:t>
+      </w:r>
+    </w:p>
+    <w:p>
+      <w:pPr>
+        <w:pStyle w:val="6"/>
+      </w:pPr>
+      <w:bookmarkStart w:id="224" w:name="_Toc16261"/>
+      <w:bookmarkStart w:id="225" w:name="_Toc2164"/>
+      <w:bookmarkStart w:id="226" w:name="_Toc21006"/>
+      <w:r>
+        <w:rPr>
+          <w:rFonts w:hint="eastAsia"/>
+        </w:rPr>
+        <w:t>9. 纪律和监督</w:t>
+      </w:r>
       <w:bookmarkEnd w:id="224"/>
-    </w:p>
-    <w:p>
-      <w:r>
-        <w:rPr>
-          <w:rFonts w:hint="eastAsia"/>
-        </w:rPr>
-        <w:t>8.2.1重新招标后投标人仍少于3个或者所有投标被否决的。</w:t>
-      </w:r>
-    </w:p>
-    <w:p>
-      <w:r>
-        <w:rPr>
-          <w:rFonts w:hint="eastAsia"/>
-        </w:rPr>
-        <w:t>8.2.2如属于必须审批或核准的工程建设项目，经原审批或核准部门批准后不再进行招标。</w:t>
-      </w:r>
-    </w:p>
-    <w:p>
-      <w:pPr>
-        <w:pStyle w:val="6"/>
-      </w:pPr>
-      <w:bookmarkStart w:id="225" w:name="_Toc16261"/>
-      <w:bookmarkStart w:id="226" w:name="_Toc21006"/>
-      <w:bookmarkStart w:id="227" w:name="_Toc2164"/>
-      <w:r>
-        <w:rPr>
-          <w:rFonts w:hint="eastAsia"/>
-        </w:rPr>
-        <w:t>9. 纪律和监督</w:t>
-      </w:r>
       <w:bookmarkEnd w:id="225"/>
       <w:bookmarkEnd w:id="226"/>
-      <w:bookmarkEnd w:id="227"/>
     </w:p>
     <w:p>
       <w:pPr>
         <w:pStyle w:val="7"/>
         <w:ind w:left="105"/>
       </w:pPr>
+      <w:bookmarkStart w:id="227" w:name="_Toc413"/>
       <w:bookmarkStart w:id="228" w:name="_Toc25881"/>
-      <w:bookmarkStart w:id="229" w:name="_Toc413"/>
-      <w:bookmarkStart w:id="230" w:name="_Toc18069"/>
+      <w:bookmarkStart w:id="229" w:name="_Toc18069"/>
       <w:r>
         <w:rPr>
           <w:rFonts w:hint="eastAsia"/>
         </w:rPr>
         <w:t>9.1 对招标人的纪律要求</w:t>
       </w:r>
+      <w:bookmarkEnd w:id="227"/>
       <w:bookmarkEnd w:id="228"/>
       <w:bookmarkEnd w:id="229"/>
-      <w:bookmarkEnd w:id="230"/>
     </w:p>
     <w:p>
       <w:r>
@@ -19529,18 +18394,18 @@
         <w:pStyle w:val="7"/>
         <w:ind w:left="105"/>
       </w:pPr>
-      <w:bookmarkStart w:id="231" w:name="_Toc23438"/>
+      <w:bookmarkStart w:id="230" w:name="_Toc23438"/>
+      <w:bookmarkStart w:id="231" w:name="_Toc13279"/>
       <w:bookmarkStart w:id="232" w:name="_Toc19115"/>
-      <w:bookmarkStart w:id="233" w:name="_Toc13279"/>
       <w:r>
         <w:rPr>
           <w:rFonts w:hint="eastAsia"/>
         </w:rPr>
         <w:t>9.2 对投标人的纪律要求</w:t>
       </w:r>
+      <w:bookmarkEnd w:id="230"/>
       <w:bookmarkEnd w:id="231"/>
       <w:bookmarkEnd w:id="232"/>
-      <w:bookmarkEnd w:id="233"/>
     </w:p>
     <w:p>
       <w:r>
@@ -19555,18 +18420,18 @@
         <w:pStyle w:val="7"/>
         <w:ind w:left="105"/>
       </w:pPr>
+      <w:bookmarkStart w:id="233" w:name="_Toc24689"/>
       <w:bookmarkStart w:id="234" w:name="_Toc26549"/>
       <w:bookmarkStart w:id="235" w:name="_Toc14931"/>
-      <w:bookmarkStart w:id="236" w:name="_Toc24689"/>
       <w:r>
         <w:rPr>
           <w:rFonts w:hint="eastAsia"/>
         </w:rPr>
         <w:t>9.3 对评标委员会成员的纪律要求</w:t>
       </w:r>
+      <w:bookmarkEnd w:id="233"/>
       <w:bookmarkEnd w:id="234"/>
       <w:bookmarkEnd w:id="235"/>
-      <w:bookmarkEnd w:id="236"/>
     </w:p>
     <w:p>
       <w:r>
@@ -19581,18 +18446,18 @@
         <w:pStyle w:val="7"/>
         <w:ind w:left="105"/>
       </w:pPr>
+      <w:bookmarkStart w:id="236" w:name="_Toc12465"/>
       <w:bookmarkStart w:id="237" w:name="_Toc30055"/>
-      <w:bookmarkStart w:id="238" w:name="_Toc12465"/>
-      <w:bookmarkStart w:id="239" w:name="_Toc28463"/>
+      <w:bookmarkStart w:id="238" w:name="_Toc28463"/>
       <w:r>
         <w:rPr>
           <w:rFonts w:hint="eastAsia"/>
         </w:rPr>
         <w:t>9.4 对与评标活动有关的工作人员的纪律要求</w:t>
       </w:r>
+      <w:bookmarkEnd w:id="236"/>
       <w:bookmarkEnd w:id="237"/>
       <w:bookmarkEnd w:id="238"/>
-      <w:bookmarkEnd w:id="239"/>
     </w:p>
     <w:p>
       <w:r>
@@ -19607,76 +18472,76 @@
         <w:pStyle w:val="7"/>
         <w:ind w:left="105"/>
       </w:pPr>
+      <w:bookmarkStart w:id="239" w:name="_Toc7782"/>
       <w:bookmarkStart w:id="240" w:name="_Toc30092"/>
-      <w:bookmarkStart w:id="241" w:name="_Toc7782"/>
-      <w:bookmarkStart w:id="242" w:name="_Toc7206"/>
+      <w:bookmarkStart w:id="241" w:name="_Toc7206"/>
       <w:r>
         <w:rPr>
           <w:rFonts w:hint="eastAsia"/>
         </w:rPr>
         <w:t>9.5 投诉</w:t>
       </w:r>
+      <w:bookmarkEnd w:id="239"/>
       <w:bookmarkEnd w:id="240"/>
       <w:bookmarkEnd w:id="241"/>
+    </w:p>
+    <w:p>
+      <w:r>
+        <w:rPr>
+          <w:rFonts w:hint="eastAsia"/>
+        </w:rPr>
+        <w:t>9.5.1 投标人或者其他利害关系人认为招标投标活动不符合法律、行政法规规定的，可以自知道或者应当知道之日起 10 日内向有关监督部门投诉。投诉应当有明确的请求和必要的证明材料。</w:t>
+      </w:r>
+    </w:p>
+    <w:p>
+      <w:r>
+        <w:rPr>
+          <w:rFonts w:hint="eastAsia"/>
+        </w:rPr>
+        <w:t>9.5.2 投标人或者其他利害关系人对招标文件、开标和评标结果提出投诉的，应当按照投标人须知第 2.4 款、第 5.3 款和第 7.2 款的规定先向招标人提出异议。异议答复期间不计算在第9.5.1 项规定的期限内。</w:t>
+      </w:r>
+    </w:p>
+    <w:p>
+      <w:pPr>
+        <w:pStyle w:val="6"/>
+      </w:pPr>
+      <w:bookmarkStart w:id="242" w:name="_Toc29711"/>
+      <w:bookmarkStart w:id="243" w:name="_Toc6748"/>
+      <w:bookmarkStart w:id="244" w:name="_Toc12898"/>
+      <w:r>
+        <w:rPr>
+          <w:rFonts w:hint="eastAsia"/>
+        </w:rPr>
+        <w:t>10. 是否采用电子招标投标</w:t>
+      </w:r>
       <w:bookmarkEnd w:id="242"/>
-    </w:p>
-    <w:p>
-      <w:r>
-        <w:rPr>
-          <w:rFonts w:hint="eastAsia"/>
-        </w:rPr>
-        <w:t>9.5.1 投标人或者其他利害关系人认为招标投标活动不符合法律、行政法规规定的，可以自知道或者应当知道之日起 10 日内向有关监督部门投诉。投诉应当有明确的请求和必要的证明材料。</w:t>
-      </w:r>
-    </w:p>
-    <w:p>
-      <w:r>
-        <w:rPr>
-          <w:rFonts w:hint="eastAsia"/>
-        </w:rPr>
-        <w:t>9.5.2 投标人或者其他利害关系人对招标文件、开标和评标结果提出投诉的，应当按照投标人须知第 2.4 款、第 5.3 款和第 7.2 款的规定先向招标人提出异议。异议答复期间不计算在第9.5.1 项规定的期限内。</w:t>
-      </w:r>
-    </w:p>
-    <w:p>
-      <w:pPr>
-        <w:pStyle w:val="6"/>
-      </w:pPr>
-      <w:bookmarkStart w:id="243" w:name="_Toc29711"/>
-      <w:bookmarkStart w:id="244" w:name="_Toc6748"/>
-      <w:bookmarkStart w:id="245" w:name="_Toc12898"/>
-      <w:r>
-        <w:rPr>
-          <w:rFonts w:hint="eastAsia"/>
-        </w:rPr>
-        <w:t>10. 是否采用电子招标投标</w:t>
-      </w:r>
       <w:bookmarkEnd w:id="243"/>
       <w:bookmarkEnd w:id="244"/>
+    </w:p>
+    <w:p>
+      <w:r>
+        <w:rPr>
+          <w:rFonts w:hint="eastAsia"/>
+        </w:rPr>
+        <w:t>本招标项目是否采用电子招标投标方式，见投标人须知前附表。</w:t>
+      </w:r>
+    </w:p>
+    <w:p>
+      <w:pPr>
+        <w:pStyle w:val="6"/>
+      </w:pPr>
+      <w:bookmarkStart w:id="245" w:name="_Toc7785"/>
+      <w:bookmarkStart w:id="246" w:name="_Toc8985"/>
+      <w:bookmarkStart w:id="247" w:name="_Toc22853"/>
+      <w:r>
+        <w:rPr>
+          <w:rFonts w:hint="eastAsia"/>
+        </w:rPr>
+        <w:t>11. 需要补充的其他内容</w:t>
+      </w:r>
       <w:bookmarkEnd w:id="245"/>
-    </w:p>
-    <w:p>
-      <w:r>
-        <w:rPr>
-          <w:rFonts w:hint="eastAsia"/>
-        </w:rPr>
-        <w:t>本招标项目是否采用电子招标投标方式，见投标人须知前附表。</w:t>
-      </w:r>
-    </w:p>
-    <w:p>
-      <w:pPr>
-        <w:pStyle w:val="6"/>
-      </w:pPr>
-      <w:bookmarkStart w:id="246" w:name="_Toc7785"/>
-      <w:bookmarkStart w:id="247" w:name="_Toc8985"/>
-      <w:bookmarkStart w:id="248" w:name="_Toc22853"/>
-      <w:r>
-        <w:rPr>
-          <w:rFonts w:hint="eastAsia"/>
-        </w:rPr>
-        <w:t>11. 需要补充的其他内容</w:t>
-      </w:r>
       <w:bookmarkEnd w:id="246"/>
       <w:bookmarkEnd w:id="247"/>
-      <w:bookmarkEnd w:id="248"/>
     </w:p>
     <w:p>
       <w:r>
@@ -19702,16 +18567,16 @@
         <w:pStyle w:val="7"/>
         <w:ind w:left="105"/>
       </w:pPr>
-      <w:bookmarkStart w:id="249" w:name="_Toc5346"/>
-      <w:bookmarkStart w:id="250" w:name="_Toc19675"/>
-      <w:bookmarkStart w:id="251" w:name="_Toc14361"/>
+      <w:bookmarkStart w:id="248" w:name="_Toc19675"/>
+      <w:bookmarkStart w:id="249" w:name="_Toc14361"/>
+      <w:bookmarkStart w:id="250" w:name="_Toc5346"/>
       <w:r>
         <w:rPr>
           <w:rFonts w:hint="eastAsia"/>
         </w:rPr>
         <w:t>附件一：</w:t>
       </w:r>
-      <w:bookmarkStart w:id="252" w:name="_Toc27929"/>
+      <w:bookmarkStart w:id="251" w:name="_Toc27929"/>
       <w:r>
         <w:t>开标</w:t>
       </w:r>
@@ -19724,10 +18589,10 @@
       <w:r>
         <w:t>表</w:t>
       </w:r>
+      <w:bookmarkEnd w:id="248"/>
       <w:bookmarkEnd w:id="249"/>
       <w:bookmarkEnd w:id="250"/>
       <w:bookmarkEnd w:id="251"/>
-      <w:bookmarkEnd w:id="252"/>
       <w:r>
         <w:t xml:space="preserve"> </w:t>
       </w:r>
@@ -21746,18 +20611,18 @@
         <w:pStyle w:val="7"/>
         <w:ind w:left="105"/>
       </w:pPr>
+      <w:bookmarkStart w:id="252" w:name="_Toc30729"/>
       <w:bookmarkStart w:id="253" w:name="_Toc28040"/>
-      <w:bookmarkStart w:id="254" w:name="_Toc30729"/>
-      <w:bookmarkStart w:id="255" w:name="_Toc15414"/>
+      <w:bookmarkStart w:id="254" w:name="_Toc15414"/>
       <w:r>
         <w:rPr>
           <w:rFonts w:hint="eastAsia"/>
         </w:rPr>
         <w:t>附件二：问题澄清通知</w:t>
       </w:r>
+      <w:bookmarkEnd w:id="252"/>
       <w:bookmarkEnd w:id="253"/>
       <w:bookmarkEnd w:id="254"/>
-      <w:bookmarkEnd w:id="255"/>
       <w:r>
         <w:rPr>
           <w:rFonts w:hint="eastAsia"/>
@@ -22153,18 +21018,18 @@
         <w:pStyle w:val="7"/>
         <w:ind w:left="105"/>
       </w:pPr>
+      <w:bookmarkStart w:id="255" w:name="_Toc10806"/>
       <w:bookmarkStart w:id="256" w:name="_Toc26781"/>
       <w:bookmarkStart w:id="257" w:name="_Toc9111"/>
-      <w:bookmarkStart w:id="258" w:name="_Toc10806"/>
       <w:r>
         <w:rPr>
           <w:rFonts w:hint="eastAsia"/>
         </w:rPr>
         <w:t>附件三：问题的澄清</w:t>
       </w:r>
+      <w:bookmarkEnd w:id="255"/>
       <w:bookmarkEnd w:id="256"/>
       <w:bookmarkEnd w:id="257"/>
-      <w:bookmarkEnd w:id="258"/>
     </w:p>
     <w:p/>
     <w:p>
@@ -22429,18 +21294,18 @@
         <w:pStyle w:val="7"/>
         <w:ind w:left="105"/>
       </w:pPr>
-      <w:bookmarkStart w:id="259" w:name="_Toc9429"/>
-      <w:bookmarkStart w:id="260" w:name="_Toc29876"/>
-      <w:bookmarkStart w:id="261" w:name="_Toc26140"/>
+      <w:bookmarkStart w:id="258" w:name="_Toc29876"/>
+      <w:bookmarkStart w:id="259" w:name="_Toc26140"/>
+      <w:bookmarkStart w:id="260" w:name="_Toc9429"/>
       <w:r>
         <w:rPr>
           <w:rFonts w:hint="eastAsia"/>
         </w:rPr>
         <w:t>附件四：中标通知书</w:t>
       </w:r>
+      <w:bookmarkEnd w:id="258"/>
       <w:bookmarkEnd w:id="259"/>
       <w:bookmarkEnd w:id="260"/>
-      <w:bookmarkEnd w:id="261"/>
     </w:p>
     <w:p>
       <w:pPr>
@@ -22720,32 +21585,32 @@
       <w:pPr>
         <w:pStyle w:val="5"/>
       </w:pPr>
+      <w:bookmarkStart w:id="261" w:name="_Toc23145"/>
       <w:bookmarkStart w:id="262" w:name="_Toc487"/>
       <w:bookmarkStart w:id="263" w:name="_Toc19598"/>
-      <w:bookmarkStart w:id="264" w:name="_Toc23145"/>
       <w:r>
         <w:rPr>
           <w:rFonts w:hint="eastAsia"/>
         </w:rPr>
         <w:t>第三章 评标办法（经评审的最低投标价法）</w:t>
       </w:r>
+      <w:bookmarkEnd w:id="261"/>
       <w:bookmarkEnd w:id="262"/>
       <w:bookmarkEnd w:id="263"/>
+    </w:p>
+    <w:p>
+      <w:pPr>
+        <w:pStyle w:val="6"/>
+      </w:pPr>
+      <w:bookmarkStart w:id="264" w:name="_Toc20985"/>
+      <w:bookmarkStart w:id="265" w:name="_Toc24846"/>
+      <w:bookmarkStart w:id="266" w:name="_Toc23680"/>
+      <w:r>
+        <w:t>评标办法前附表</w:t>
+      </w:r>
       <w:bookmarkEnd w:id="264"/>
-    </w:p>
-    <w:p>
-      <w:pPr>
-        <w:pStyle w:val="6"/>
-      </w:pPr>
-      <w:bookmarkStart w:id="265" w:name="_Toc23680"/>
-      <w:bookmarkStart w:id="266" w:name="_Toc24846"/>
-      <w:bookmarkStart w:id="267" w:name="_Toc20985"/>
-      <w:r>
-        <w:t>评标办法前附表</w:t>
-      </w:r>
       <w:bookmarkEnd w:id="265"/>
       <w:bookmarkEnd w:id="266"/>
-      <w:bookmarkEnd w:id="267"/>
     </w:p>
     <w:tbl>
       <w:tblPr>
@@ -22980,14 +21845,6 @@
         </w:tc>
       </w:tr>
       <w:tr>
-        <w:tblPrEx>
-          <w:tblCellMar>
-            <w:top w:w="35" w:type="dxa"/>
-            <w:left w:w="108" w:type="dxa"/>
-            <w:bottom w:w="48" w:type="dxa"/>
-            <w:right w:w="89" w:type="dxa"/>
-          </w:tblCellMar>
-        </w:tblPrEx>
         <w:trPr>
           <w:trHeight w:val="451" w:hRule="atLeast"/>
         </w:trPr>
@@ -26154,7 +25011,7 @@
             <w:pPr>
               <w:pStyle w:val="37"/>
             </w:pPr>
-            <w:bookmarkStart w:id="268" w:name="_Hlk208932263"/>
+            <w:bookmarkStart w:id="267" w:name="_Hlk208932263"/>
           </w:p>
         </w:tc>
         <w:tc>
@@ -26226,72 +25083,72 @@
           </w:p>
         </w:tc>
       </w:tr>
+      <w:bookmarkEnd w:id="267"/>
+    </w:tbl>
+    <w:p>
+      <w:r>
+        <w:br w:type="page"/>
+      </w:r>
+    </w:p>
+    <w:p>
+      <w:pPr>
+        <w:pStyle w:val="6"/>
+      </w:pPr>
+      <w:bookmarkStart w:id="268" w:name="_Toc11638"/>
+      <w:bookmarkStart w:id="269" w:name="_Toc25798"/>
+      <w:bookmarkStart w:id="270" w:name="_Toc3874"/>
+      <w:r>
+        <w:rPr>
+          <w:rFonts w:hint="eastAsia"/>
+        </w:rPr>
+        <w:t>1. 评标方法</w:t>
+      </w:r>
       <w:bookmarkEnd w:id="268"/>
-    </w:tbl>
-    <w:p>
-      <w:r>
-        <w:br w:type="page"/>
-      </w:r>
-    </w:p>
-    <w:p>
-      <w:pPr>
-        <w:pStyle w:val="6"/>
-      </w:pPr>
-      <w:bookmarkStart w:id="269" w:name="_Toc3874"/>
-      <w:bookmarkStart w:id="270" w:name="_Toc11638"/>
-      <w:bookmarkStart w:id="271" w:name="_Toc25798"/>
-      <w:r>
-        <w:rPr>
-          <w:rFonts w:hint="eastAsia"/>
-        </w:rPr>
-        <w:t>1. 评标方法</w:t>
-      </w:r>
       <w:bookmarkEnd w:id="269"/>
       <w:bookmarkEnd w:id="270"/>
+    </w:p>
+    <w:p>
+      <w:r>
+        <w:rPr>
+          <w:rFonts w:hint="eastAsia"/>
+        </w:rPr>
+        <w:t>本次评标采用经评审的最低投标价法。评标委员会对满足招标文件实质性要求的投标文件，根据本章第 2.2 款规定的评标价格调整方法进行必要的价格调整，并按照经评审的投标价由低到高的顺序推荐中标候选人，但投标报价低于其成本的除外。经评审的投标价相等时，投标报价低的优先；投标报价也相等的，按照评标办法前附表中的规定确定中标候选人顺序。</w:t>
+      </w:r>
+    </w:p>
+    <w:p>
+      <w:pPr>
+        <w:pStyle w:val="6"/>
+      </w:pPr>
+      <w:bookmarkStart w:id="271" w:name="_Toc5591"/>
+      <w:bookmarkStart w:id="272" w:name="_Toc6213"/>
+      <w:bookmarkStart w:id="273" w:name="_Toc26071"/>
+      <w:r>
+        <w:rPr>
+          <w:rFonts w:hint="eastAsia"/>
+        </w:rPr>
+        <w:t>2. 评审标准</w:t>
+      </w:r>
       <w:bookmarkEnd w:id="271"/>
-    </w:p>
-    <w:p>
-      <w:r>
-        <w:rPr>
-          <w:rFonts w:hint="eastAsia"/>
-        </w:rPr>
-        <w:t>本次评标采用经评审的最低投标价法。评标委员会对满足招标文件实质性要求的投标文件，根据本章第 2.2 款规定的评标价格调整方法进行必要的价格调整，并按照经评审的投标价由低到高的顺序推荐中标候选人，但投标报价低于其成本的除外。经评审的投标价相等时，投标报价低的优先；投标报价也相等的，按照评标办法前附表中的规定确定中标候选人顺序。</w:t>
-      </w:r>
-    </w:p>
-    <w:p>
-      <w:pPr>
-        <w:pStyle w:val="6"/>
-      </w:pPr>
-      <w:bookmarkStart w:id="272" w:name="_Toc26071"/>
-      <w:bookmarkStart w:id="273" w:name="_Toc5591"/>
-      <w:bookmarkStart w:id="274" w:name="_Toc6213"/>
-      <w:r>
-        <w:rPr>
-          <w:rFonts w:hint="eastAsia"/>
-        </w:rPr>
-        <w:t>2. 评审标准</w:t>
-      </w:r>
       <w:bookmarkEnd w:id="272"/>
       <w:bookmarkEnd w:id="273"/>
-      <w:bookmarkEnd w:id="274"/>
     </w:p>
     <w:p>
       <w:pPr>
         <w:pStyle w:val="7"/>
         <w:ind w:left="105"/>
       </w:pPr>
-      <w:bookmarkStart w:id="275" w:name="_Toc32496"/>
-      <w:bookmarkStart w:id="276" w:name="_Toc5083"/>
-      <w:bookmarkStart w:id="277" w:name="_Toc1124"/>
+      <w:bookmarkStart w:id="274" w:name="_Toc32496"/>
+      <w:bookmarkStart w:id="275" w:name="_Toc5083"/>
+      <w:bookmarkStart w:id="276" w:name="_Toc1124"/>
       <w:r>
         <w:rPr>
           <w:rFonts w:hint="eastAsia"/>
         </w:rPr>
         <w:t>2.1 初步评审标准</w:t>
       </w:r>
+      <w:bookmarkEnd w:id="274"/>
       <w:bookmarkEnd w:id="275"/>
       <w:bookmarkEnd w:id="276"/>
-      <w:bookmarkEnd w:id="277"/>
     </w:p>
     <w:p>
       <w:r>
@@ -26322,61 +25179,61 @@
         <w:pStyle w:val="7"/>
         <w:ind w:left="105"/>
       </w:pPr>
-      <w:bookmarkStart w:id="278" w:name="_Toc7512"/>
+      <w:bookmarkStart w:id="277" w:name="_Toc7512"/>
+      <w:bookmarkStart w:id="278" w:name="_Toc21780"/>
       <w:bookmarkStart w:id="279" w:name="_Toc20526"/>
-      <w:bookmarkStart w:id="280" w:name="_Toc21780"/>
       <w:r>
         <w:rPr>
           <w:rFonts w:hint="eastAsia"/>
         </w:rPr>
         <w:t>2.2 详细评审标准</w:t>
       </w:r>
+      <w:bookmarkEnd w:id="277"/>
       <w:bookmarkEnd w:id="278"/>
       <w:bookmarkEnd w:id="279"/>
+    </w:p>
+    <w:p>
+      <w:r>
+        <w:rPr>
+          <w:rFonts w:hint="eastAsia"/>
+        </w:rPr>
+        <w:t>详细评审标准：见评标办法前附表。</w:t>
+      </w:r>
+    </w:p>
+    <w:p>
+      <w:pPr>
+        <w:pStyle w:val="6"/>
+      </w:pPr>
+      <w:bookmarkStart w:id="280" w:name="_Toc30187"/>
+      <w:bookmarkStart w:id="281" w:name="_Toc2163"/>
+      <w:bookmarkStart w:id="282" w:name="_Toc4204"/>
+      <w:r>
+        <w:rPr>
+          <w:rFonts w:hint="eastAsia"/>
+        </w:rPr>
+        <w:t>3. 评标程序</w:t>
+      </w:r>
       <w:bookmarkEnd w:id="280"/>
-    </w:p>
-    <w:p>
-      <w:r>
-        <w:rPr>
-          <w:rFonts w:hint="eastAsia"/>
-        </w:rPr>
-        <w:t>详细评审标准：见评标办法前附表。</w:t>
-      </w:r>
-    </w:p>
-    <w:p>
-      <w:pPr>
-        <w:pStyle w:val="6"/>
-      </w:pPr>
-      <w:bookmarkStart w:id="281" w:name="_Toc30187"/>
-      <w:bookmarkStart w:id="282" w:name="_Toc4204"/>
-      <w:bookmarkStart w:id="283" w:name="_Toc2163"/>
-      <w:r>
-        <w:rPr>
-          <w:rFonts w:hint="eastAsia"/>
-        </w:rPr>
-        <w:t>3. 评标程序</w:t>
-      </w:r>
       <w:bookmarkEnd w:id="281"/>
       <w:bookmarkEnd w:id="282"/>
-      <w:bookmarkEnd w:id="283"/>
     </w:p>
     <w:p>
       <w:pPr>
         <w:pStyle w:val="7"/>
         <w:ind w:left="105"/>
       </w:pPr>
-      <w:bookmarkStart w:id="284" w:name="_Toc10722"/>
+      <w:bookmarkStart w:id="283" w:name="_Toc10722"/>
+      <w:bookmarkStart w:id="284" w:name="_Toc9359"/>
       <w:bookmarkStart w:id="285" w:name="_Toc26386"/>
-      <w:bookmarkStart w:id="286" w:name="_Toc9359"/>
       <w:r>
         <w:rPr>
           <w:rFonts w:hint="eastAsia"/>
         </w:rPr>
         <w:t>3.1 初步评审</w:t>
       </w:r>
+      <w:bookmarkEnd w:id="283"/>
       <w:bookmarkEnd w:id="284"/>
       <w:bookmarkEnd w:id="285"/>
-      <w:bookmarkEnd w:id="286"/>
     </w:p>
     <w:p>
       <w:r>
@@ -26463,18 +25320,18 @@
         <w:pStyle w:val="7"/>
         <w:ind w:left="105"/>
       </w:pPr>
+      <w:bookmarkStart w:id="286" w:name="_Toc28930"/>
       <w:bookmarkStart w:id="287" w:name="_Toc13397"/>
-      <w:bookmarkStart w:id="288" w:name="_Toc28930"/>
-      <w:bookmarkStart w:id="289" w:name="_Toc22128"/>
+      <w:bookmarkStart w:id="288" w:name="_Toc22128"/>
       <w:r>
         <w:rPr>
           <w:rFonts w:hint="eastAsia"/>
         </w:rPr>
         <w:t>3.2 详细评审</w:t>
       </w:r>
+      <w:bookmarkEnd w:id="286"/>
       <w:bookmarkEnd w:id="287"/>
       <w:bookmarkEnd w:id="288"/>
-      <w:bookmarkEnd w:id="289"/>
     </w:p>
     <w:p>
       <w:r>
@@ -26497,18 +25354,18 @@
         <w:pStyle w:val="7"/>
         <w:ind w:left="105"/>
       </w:pPr>
-      <w:bookmarkStart w:id="290" w:name="_Toc24139"/>
-      <w:bookmarkStart w:id="291" w:name="_Toc1119"/>
-      <w:bookmarkStart w:id="292" w:name="_Toc16915"/>
+      <w:bookmarkStart w:id="289" w:name="_Toc24139"/>
+      <w:bookmarkStart w:id="290" w:name="_Toc1119"/>
+      <w:bookmarkStart w:id="291" w:name="_Toc16915"/>
       <w:r>
         <w:rPr>
           <w:rFonts w:hint="eastAsia"/>
         </w:rPr>
         <w:t>3.3 投标文件的澄清</w:t>
       </w:r>
+      <w:bookmarkEnd w:id="289"/>
       <w:bookmarkEnd w:id="290"/>
       <w:bookmarkEnd w:id="291"/>
-      <w:bookmarkEnd w:id="292"/>
       <w:r>
         <w:rPr>
           <w:rFonts w:hint="eastAsia"/>
@@ -26545,18 +25402,18 @@
         <w:pStyle w:val="7"/>
         <w:ind w:left="105"/>
       </w:pPr>
-      <w:bookmarkStart w:id="293" w:name="_Toc22245"/>
-      <w:bookmarkStart w:id="294" w:name="_Toc16290"/>
-      <w:bookmarkStart w:id="295" w:name="_Toc24289"/>
+      <w:bookmarkStart w:id="292" w:name="_Toc22245"/>
+      <w:bookmarkStart w:id="293" w:name="_Toc16290"/>
+      <w:bookmarkStart w:id="294" w:name="_Toc24289"/>
       <w:r>
         <w:rPr>
           <w:rFonts w:hint="eastAsia"/>
         </w:rPr>
         <w:t>3.4 评标结果</w:t>
       </w:r>
+      <w:bookmarkEnd w:id="292"/>
       <w:bookmarkEnd w:id="293"/>
       <w:bookmarkEnd w:id="294"/>
-      <w:bookmarkEnd w:id="295"/>
     </w:p>
     <w:p>
       <w:r>
@@ -26619,35 +25476,35 @@
       <w:r>
         <w:br w:type="page"/>
       </w:r>
+      <w:bookmarkStart w:id="295" w:name="_Toc21866"/>
       <w:bookmarkStart w:id="296" w:name="_Toc17006"/>
       <w:bookmarkStart w:id="297" w:name="_Toc3196"/>
-      <w:bookmarkStart w:id="298" w:name="_Toc21866"/>
       <w:r>
         <w:rPr>
           <w:rFonts w:hint="eastAsia"/>
         </w:rPr>
         <w:t>第三章 评标办法（综合评估法）</w:t>
       </w:r>
+      <w:bookmarkEnd w:id="295"/>
       <w:bookmarkEnd w:id="296"/>
       <w:bookmarkEnd w:id="297"/>
+    </w:p>
+    <w:p>
+      <w:pPr>
+        <w:pStyle w:val="6"/>
+      </w:pPr>
+      <w:bookmarkStart w:id="298" w:name="_Toc19969"/>
+      <w:bookmarkStart w:id="299" w:name="_Toc11842"/>
+      <w:bookmarkStart w:id="300" w:name="_Toc28118"/>
+      <w:r>
+        <w:rPr>
+          <w:rFonts w:hint="eastAsia"/>
+        </w:rPr>
+        <w:t>评标办法前附表</w:t>
+      </w:r>
       <w:bookmarkEnd w:id="298"/>
-    </w:p>
-    <w:p>
-      <w:pPr>
-        <w:pStyle w:val="6"/>
-      </w:pPr>
-      <w:bookmarkStart w:id="299" w:name="_Toc11842"/>
-      <w:bookmarkStart w:id="300" w:name="_Toc19969"/>
-      <w:bookmarkStart w:id="301" w:name="_Toc28118"/>
-      <w:r>
-        <w:rPr>
-          <w:rFonts w:hint="eastAsia"/>
-        </w:rPr>
-        <w:t>评标办法前附表</w:t>
-      </w:r>
       <w:bookmarkEnd w:id="299"/>
       <w:bookmarkEnd w:id="300"/>
-      <w:bookmarkEnd w:id="301"/>
     </w:p>
     <w:tbl>
       <w:tblPr>
@@ -33567,61 +32424,61 @@
       <w:pPr>
         <w:pStyle w:val="6"/>
       </w:pPr>
-      <w:bookmarkStart w:id="302" w:name="_Toc17901"/>
-      <w:bookmarkStart w:id="303" w:name="_Toc6698"/>
-      <w:bookmarkStart w:id="304" w:name="_Toc24872"/>
+      <w:bookmarkStart w:id="301" w:name="_Toc17901"/>
+      <w:bookmarkStart w:id="302" w:name="_Toc6698"/>
+      <w:bookmarkStart w:id="303" w:name="_Toc24872"/>
       <w:r>
         <w:rPr>
           <w:rFonts w:hint="eastAsia"/>
         </w:rPr>
         <w:t>1. 评标方法</w:t>
       </w:r>
+      <w:bookmarkEnd w:id="301"/>
       <w:bookmarkEnd w:id="302"/>
       <w:bookmarkEnd w:id="303"/>
+    </w:p>
+    <w:p>
+      <w:r>
+        <w:rPr>
+          <w:rFonts w:hint="eastAsia"/>
+        </w:rPr>
+        <w:t>本次评标采用综合评估法。评标委员会对满足招标文件实质性要求的投标文件，按照本章第 2.2 款规定的评分标准进行打分，并按得分由高到低顺序推荐中标候选人，或根据招标人授权直接确定中标人，但投标报价低于其成本的除外。综合评分相等时，以投标报价低的优先；投标报价也相等的，以技术得分高的优先；如果技术得分也相等，按照评标办法前附表的规定确定中标候选人顺序。</w:t>
+      </w:r>
+    </w:p>
+    <w:p>
+      <w:pPr>
+        <w:pStyle w:val="6"/>
+      </w:pPr>
+      <w:bookmarkStart w:id="304" w:name="_Toc22584"/>
+      <w:bookmarkStart w:id="305" w:name="_Toc22852"/>
+      <w:bookmarkStart w:id="306" w:name="_Toc28863"/>
+      <w:r>
+        <w:rPr>
+          <w:rFonts w:hint="eastAsia"/>
+        </w:rPr>
+        <w:t>2. 评审标准</w:t>
+      </w:r>
       <w:bookmarkEnd w:id="304"/>
-    </w:p>
-    <w:p>
-      <w:r>
-        <w:rPr>
-          <w:rFonts w:hint="eastAsia"/>
-        </w:rPr>
-        <w:t>本次评标采用综合评估法。评标委员会对满足招标文件实质性要求的投标文件，按照本章第 2.2 款规定的评分标准进行打分，并按得分由高到低顺序推荐中标候选人，或根据招标人授权直接确定中标人，但投标报价低于其成本的除外。综合评分相等时，以投标报价低的优先；投标报价也相等的，以技术得分高的优先；如果技术得分也相等，按照评标办法前附表的规定确定中标候选人顺序。</w:t>
-      </w:r>
-    </w:p>
-    <w:p>
-      <w:pPr>
-        <w:pStyle w:val="6"/>
-      </w:pPr>
-      <w:bookmarkStart w:id="305" w:name="_Toc28863"/>
-      <w:bookmarkStart w:id="306" w:name="_Toc22584"/>
-      <w:bookmarkStart w:id="307" w:name="_Toc22852"/>
-      <w:r>
-        <w:rPr>
-          <w:rFonts w:hint="eastAsia"/>
-        </w:rPr>
-        <w:t>2. 评审标准</w:t>
-      </w:r>
       <w:bookmarkEnd w:id="305"/>
       <w:bookmarkEnd w:id="306"/>
-      <w:bookmarkEnd w:id="307"/>
     </w:p>
     <w:p>
       <w:pPr>
         <w:pStyle w:val="7"/>
         <w:ind w:left="105"/>
       </w:pPr>
-      <w:bookmarkStart w:id="308" w:name="_Toc10476"/>
-      <w:bookmarkStart w:id="309" w:name="_Toc13890"/>
-      <w:bookmarkStart w:id="310" w:name="_Toc3421"/>
+      <w:bookmarkStart w:id="307" w:name="_Toc13890"/>
+      <w:bookmarkStart w:id="308" w:name="_Toc3421"/>
+      <w:bookmarkStart w:id="309" w:name="_Toc10476"/>
       <w:r>
         <w:rPr>
           <w:rFonts w:hint="eastAsia"/>
         </w:rPr>
         <w:t>2.1 初步评审标准</w:t>
       </w:r>
+      <w:bookmarkEnd w:id="307"/>
       <w:bookmarkEnd w:id="308"/>
       <w:bookmarkEnd w:id="309"/>
-      <w:bookmarkEnd w:id="310"/>
     </w:p>
     <w:p>
       <w:r>
@@ -33652,149 +32509,149 @@
         <w:pStyle w:val="7"/>
         <w:ind w:left="105"/>
       </w:pPr>
+      <w:bookmarkStart w:id="310" w:name="_Toc9639"/>
       <w:bookmarkStart w:id="311" w:name="_Toc23184"/>
-      <w:bookmarkStart w:id="312" w:name="_Toc9639"/>
-      <w:bookmarkStart w:id="313" w:name="_Toc9194"/>
+      <w:bookmarkStart w:id="312" w:name="_Toc9194"/>
       <w:r>
         <w:rPr>
           <w:rFonts w:hint="eastAsia"/>
         </w:rPr>
         <w:t>2.2 分值构成与评分标准</w:t>
       </w:r>
+      <w:bookmarkEnd w:id="310"/>
       <w:bookmarkEnd w:id="311"/>
       <w:bookmarkEnd w:id="312"/>
+    </w:p>
+    <w:p>
+      <w:r>
+        <w:rPr>
+          <w:rFonts w:hint="eastAsia"/>
+        </w:rPr>
+        <w:t xml:space="preserve">2.2.1 分值构成 </w:t>
+      </w:r>
+    </w:p>
+    <w:p>
+      <w:r>
+        <w:rPr>
+          <w:rFonts w:hint="eastAsia"/>
+        </w:rPr>
+        <w:t>（1）商务部分：见评标办法前附表；</w:t>
+      </w:r>
+    </w:p>
+    <w:p>
+      <w:r>
+        <w:rPr>
+          <w:rFonts w:hint="eastAsia"/>
+        </w:rPr>
+        <w:t>（2）技术部分：见评标办法前附表；</w:t>
+      </w:r>
+    </w:p>
+    <w:p>
+      <w:r>
+        <w:rPr>
+          <w:rFonts w:hint="eastAsia"/>
+        </w:rPr>
+        <w:t>（3）投标报价：见评标办法前附表。</w:t>
+      </w:r>
+    </w:p>
+    <w:p>
+      <w:r>
+        <w:rPr>
+          <w:rFonts w:hint="eastAsia"/>
+        </w:rPr>
+        <w:t>2.2.2 评标基准价计算</w:t>
+      </w:r>
+    </w:p>
+    <w:p>
+      <w:r>
+        <w:rPr>
+          <w:rFonts w:hint="eastAsia"/>
+        </w:rPr>
+        <w:t>评标基准价计算方法：见评标办法前附表。</w:t>
+      </w:r>
+    </w:p>
+    <w:p>
+      <w:r>
+        <w:rPr>
+          <w:rFonts w:hint="eastAsia"/>
+        </w:rPr>
+        <w:t>2.2.3 投标报价的偏差率计算</w:t>
+      </w:r>
+    </w:p>
+    <w:p>
+      <w:r>
+        <w:rPr>
+          <w:rFonts w:hint="eastAsia"/>
+        </w:rPr>
+        <w:t>投标报价的偏差率计算公式：见评标办法前附表。</w:t>
+      </w:r>
+    </w:p>
+    <w:p>
+      <w:r>
+        <w:rPr>
+          <w:rFonts w:hint="eastAsia"/>
+        </w:rPr>
+        <w:t>2.2.4 评分标准</w:t>
+      </w:r>
+    </w:p>
+    <w:p>
+      <w:r>
+        <w:rPr>
+          <w:rFonts w:hint="eastAsia"/>
+        </w:rPr>
+        <w:t>（1）商务评分标准：见评标办法前附表；</w:t>
+      </w:r>
+    </w:p>
+    <w:p>
+      <w:r>
+        <w:rPr>
+          <w:rFonts w:hint="eastAsia"/>
+        </w:rPr>
+        <w:t>（2）技术评分标准：见评标办法前附表；</w:t>
+      </w:r>
+    </w:p>
+    <w:p>
+      <w:r>
+        <w:rPr>
+          <w:rFonts w:hint="eastAsia"/>
+        </w:rPr>
+        <w:t>（3）投标报价评分标准：见评标办法前附表。</w:t>
+      </w:r>
+    </w:p>
+    <w:p>
+      <w:pPr>
+        <w:pStyle w:val="6"/>
+      </w:pPr>
+      <w:bookmarkStart w:id="313" w:name="_Toc4140"/>
+      <w:bookmarkStart w:id="314" w:name="_Toc23062"/>
+      <w:bookmarkStart w:id="315" w:name="_Toc17210"/>
+      <w:r>
+        <w:rPr>
+          <w:rFonts w:hint="eastAsia"/>
+        </w:rPr>
+        <w:t>3. 评标程序</w:t>
+      </w:r>
       <w:bookmarkEnd w:id="313"/>
-    </w:p>
-    <w:p>
-      <w:r>
-        <w:rPr>
-          <w:rFonts w:hint="eastAsia"/>
-        </w:rPr>
-        <w:t xml:space="preserve">2.2.1 分值构成 </w:t>
-      </w:r>
-    </w:p>
-    <w:p>
-      <w:r>
-        <w:rPr>
-          <w:rFonts w:hint="eastAsia"/>
-        </w:rPr>
-        <w:t>（1）商务部分：见评标办法前附表；</w:t>
-      </w:r>
-    </w:p>
-    <w:p>
-      <w:r>
-        <w:rPr>
-          <w:rFonts w:hint="eastAsia"/>
-        </w:rPr>
-        <w:t>（2）技术部分：见评标办法前附表；</w:t>
-      </w:r>
-    </w:p>
-    <w:p>
-      <w:r>
-        <w:rPr>
-          <w:rFonts w:hint="eastAsia"/>
-        </w:rPr>
-        <w:t>（3）投标报价：见评标办法前附表。</w:t>
-      </w:r>
-    </w:p>
-    <w:p>
-      <w:r>
-        <w:rPr>
-          <w:rFonts w:hint="eastAsia"/>
-        </w:rPr>
-        <w:t>2.2.2 评标基准价计算</w:t>
-      </w:r>
-    </w:p>
-    <w:p>
-      <w:r>
-        <w:rPr>
-          <w:rFonts w:hint="eastAsia"/>
-        </w:rPr>
-        <w:t>评标基准价计算方法：见评标办法前附表。</w:t>
-      </w:r>
-    </w:p>
-    <w:p>
-      <w:r>
-        <w:rPr>
-          <w:rFonts w:hint="eastAsia"/>
-        </w:rPr>
-        <w:t>2.2.3 投标报价的偏差率计算</w:t>
-      </w:r>
-    </w:p>
-    <w:p>
-      <w:r>
-        <w:rPr>
-          <w:rFonts w:hint="eastAsia"/>
-        </w:rPr>
-        <w:t>投标报价的偏差率计算公式：见评标办法前附表。</w:t>
-      </w:r>
-    </w:p>
-    <w:p>
-      <w:r>
-        <w:rPr>
-          <w:rFonts w:hint="eastAsia"/>
-        </w:rPr>
-        <w:t>2.2.4 评分标准</w:t>
-      </w:r>
-    </w:p>
-    <w:p>
-      <w:r>
-        <w:rPr>
-          <w:rFonts w:hint="eastAsia"/>
-        </w:rPr>
-        <w:t>（1）商务评分标准：见评标办法前附表；</w:t>
-      </w:r>
-    </w:p>
-    <w:p>
-      <w:r>
-        <w:rPr>
-          <w:rFonts w:hint="eastAsia"/>
-        </w:rPr>
-        <w:t>（2）技术评分标准：见评标办法前附表；</w:t>
-      </w:r>
-    </w:p>
-    <w:p>
-      <w:r>
-        <w:rPr>
-          <w:rFonts w:hint="eastAsia"/>
-        </w:rPr>
-        <w:t>（3）投标报价评分标准：见评标办法前附表。</w:t>
-      </w:r>
-    </w:p>
-    <w:p>
-      <w:pPr>
-        <w:pStyle w:val="6"/>
-      </w:pPr>
-      <w:bookmarkStart w:id="314" w:name="_Toc17210"/>
-      <w:bookmarkStart w:id="315" w:name="_Toc4140"/>
-      <w:bookmarkStart w:id="316" w:name="_Toc23062"/>
-      <w:r>
-        <w:rPr>
-          <w:rFonts w:hint="eastAsia"/>
-        </w:rPr>
-        <w:t>3. 评标程序</w:t>
-      </w:r>
       <w:bookmarkEnd w:id="314"/>
       <w:bookmarkEnd w:id="315"/>
-      <w:bookmarkEnd w:id="316"/>
     </w:p>
     <w:p>
       <w:pPr>
         <w:pStyle w:val="7"/>
         <w:ind w:left="105"/>
       </w:pPr>
-      <w:bookmarkStart w:id="317" w:name="_Toc8791"/>
-      <w:bookmarkStart w:id="318" w:name="_Toc30057"/>
-      <w:bookmarkStart w:id="319" w:name="_Toc17434"/>
+      <w:bookmarkStart w:id="316" w:name="_Toc30057"/>
+      <w:bookmarkStart w:id="317" w:name="_Toc17434"/>
+      <w:bookmarkStart w:id="318" w:name="_Toc8791"/>
       <w:r>
         <w:rPr>
           <w:rFonts w:hint="eastAsia"/>
         </w:rPr>
         <w:t>3.1 初步评审</w:t>
       </w:r>
+      <w:bookmarkEnd w:id="316"/>
       <w:bookmarkEnd w:id="317"/>
       <w:bookmarkEnd w:id="318"/>
-      <w:bookmarkEnd w:id="319"/>
     </w:p>
     <w:p>
       <w:r>
@@ -33892,18 +32749,18 @@
         <w:pStyle w:val="7"/>
         <w:ind w:left="105"/>
       </w:pPr>
-      <w:bookmarkStart w:id="320" w:name="_Toc29422"/>
+      <w:bookmarkStart w:id="319" w:name="_Toc29422"/>
+      <w:bookmarkStart w:id="320" w:name="_Toc24008"/>
       <w:bookmarkStart w:id="321" w:name="_Toc30765"/>
-      <w:bookmarkStart w:id="322" w:name="_Toc24008"/>
       <w:r>
         <w:rPr>
           <w:rFonts w:hint="eastAsia"/>
         </w:rPr>
         <w:t>3.2 详细评审</w:t>
       </w:r>
+      <w:bookmarkEnd w:id="319"/>
       <w:bookmarkEnd w:id="320"/>
       <w:bookmarkEnd w:id="321"/>
-      <w:bookmarkEnd w:id="322"/>
     </w:p>
     <w:p>
       <w:r>
@@ -33966,18 +32823,18 @@
         <w:pStyle w:val="7"/>
         <w:ind w:left="105"/>
       </w:pPr>
-      <w:bookmarkStart w:id="323" w:name="_Toc19029"/>
-      <w:bookmarkStart w:id="324" w:name="_Toc2062"/>
-      <w:bookmarkStart w:id="325" w:name="_Toc21634"/>
+      <w:bookmarkStart w:id="322" w:name="_Toc21634"/>
+      <w:bookmarkStart w:id="323" w:name="_Toc2062"/>
+      <w:bookmarkStart w:id="324" w:name="_Toc19029"/>
       <w:r>
         <w:rPr>
           <w:rFonts w:hint="eastAsia"/>
         </w:rPr>
         <w:t>3.3 投标文件的澄清</w:t>
       </w:r>
+      <w:bookmarkEnd w:id="322"/>
       <w:bookmarkEnd w:id="323"/>
       <w:bookmarkEnd w:id="324"/>
-      <w:bookmarkEnd w:id="325"/>
       <w:r>
         <w:rPr>
           <w:rFonts w:hint="eastAsia"/>
@@ -34014,18 +32871,18 @@
         <w:pStyle w:val="7"/>
         <w:ind w:left="105"/>
       </w:pPr>
-      <w:bookmarkStart w:id="326" w:name="_Toc6902"/>
+      <w:bookmarkStart w:id="325" w:name="_Toc6902"/>
+      <w:bookmarkStart w:id="326" w:name="_Toc8051"/>
       <w:bookmarkStart w:id="327" w:name="_Toc31343"/>
-      <w:bookmarkStart w:id="328" w:name="_Toc8051"/>
       <w:r>
         <w:rPr>
           <w:rFonts w:hint="eastAsia"/>
         </w:rPr>
         <w:t>3.4 评标结果</w:t>
       </w:r>
+      <w:bookmarkEnd w:id="325"/>
       <w:bookmarkEnd w:id="326"/>
       <w:bookmarkEnd w:id="327"/>
-      <w:bookmarkEnd w:id="328"/>
     </w:p>
     <w:p>
       <w:r>
@@ -34126,18 +32983,18 @@
       <w:pPr>
         <w:pStyle w:val="5"/>
       </w:pPr>
+      <w:bookmarkStart w:id="328" w:name="_Toc5276"/>
       <w:bookmarkStart w:id="329" w:name="_Toc9699"/>
       <w:bookmarkStart w:id="330" w:name="_Toc21161"/>
-      <w:bookmarkStart w:id="331" w:name="_Toc5276"/>
       <w:r>
         <w:rPr>
           <w:rFonts w:hint="eastAsia"/>
         </w:rPr>
         <w:t>第四章 合同条款及格式</w:t>
       </w:r>
+      <w:bookmarkEnd w:id="328"/>
       <w:bookmarkEnd w:id="329"/>
       <w:bookmarkEnd w:id="330"/>
-      <w:bookmarkEnd w:id="331"/>
     </w:p>
     <w:p>
       <w:r>
@@ -34169,18 +33026,18 @@
       <w:pPr>
         <w:pStyle w:val="5"/>
       </w:pPr>
-      <w:bookmarkStart w:id="332" w:name="_Toc4012"/>
-      <w:bookmarkStart w:id="333" w:name="_Toc5062"/>
-      <w:bookmarkStart w:id="334" w:name="_Toc11285"/>
+      <w:bookmarkStart w:id="331" w:name="_Toc5062"/>
+      <w:bookmarkStart w:id="332" w:name="_Toc11285"/>
+      <w:bookmarkStart w:id="333" w:name="_Toc4012"/>
       <w:r>
         <w:rPr>
           <w:rFonts w:hint="eastAsia"/>
         </w:rPr>
         <w:t>第五章 采购需求书</w:t>
       </w:r>
+      <w:bookmarkEnd w:id="331"/>
       <w:bookmarkEnd w:id="332"/>
       <w:bookmarkEnd w:id="333"/>
-      <w:bookmarkEnd w:id="334"/>
     </w:p>
     <w:p>
       <w:pPr>
@@ -34328,18 +33185,18 @@
           <w:szCs w:val="22"/>
         </w:rPr>
       </w:pPr>
-      <w:bookmarkStart w:id="335" w:name="_Toc11101"/>
-      <w:bookmarkStart w:id="336" w:name="_Toc17243"/>
-      <w:bookmarkStart w:id="337" w:name="_Toc594"/>
+      <w:bookmarkStart w:id="334" w:name="_Toc11101"/>
+      <w:bookmarkStart w:id="335" w:name="_Toc17243"/>
+      <w:bookmarkStart w:id="336" w:name="_Toc594"/>
       <w:r>
         <w:rPr>
           <w:rFonts w:hint="eastAsia"/>
         </w:rPr>
         <w:t>一、项目概况及总体要求</w:t>
       </w:r>
+      <w:bookmarkEnd w:id="334"/>
       <w:bookmarkEnd w:id="335"/>
       <w:bookmarkEnd w:id="336"/>
-      <w:bookmarkEnd w:id="337"/>
       <w:r>
         <w:t xml:space="preserve"> </w:t>
       </w:r>
@@ -34359,18 +33216,18 @@
       <w:pPr>
         <w:pStyle w:val="6"/>
       </w:pPr>
+      <w:bookmarkStart w:id="337" w:name="_Toc1227"/>
       <w:bookmarkStart w:id="338" w:name="_Toc27474"/>
-      <w:bookmarkStart w:id="339" w:name="_Toc1227"/>
-      <w:bookmarkStart w:id="340" w:name="_Toc21058"/>
+      <w:bookmarkStart w:id="339" w:name="_Toc21058"/>
       <w:r>
         <w:rPr>
           <w:rFonts w:hint="eastAsia"/>
         </w:rPr>
         <w:t>二、材料/设备需求一览表</w:t>
       </w:r>
+      <w:bookmarkEnd w:id="337"/>
       <w:bookmarkEnd w:id="338"/>
       <w:bookmarkEnd w:id="339"/>
-      <w:bookmarkEnd w:id="340"/>
       <w:r>
         <w:t xml:space="preserve"> </w:t>
       </w:r>
@@ -35296,18 +34153,18 @@
           <w:color w:val="EE0000"/>
         </w:rPr>
       </w:pPr>
+      <w:bookmarkStart w:id="340" w:name="_Toc32371"/>
       <w:bookmarkStart w:id="341" w:name="_Toc22854"/>
       <w:bookmarkStart w:id="342" w:name="_Toc15019"/>
-      <w:bookmarkStart w:id="343" w:name="_Toc32371"/>
       <w:r>
         <w:rPr>
           <w:rFonts w:hint="eastAsia"/>
         </w:rPr>
         <w:t>三、质量标准</w:t>
       </w:r>
+      <w:bookmarkEnd w:id="340"/>
       <w:bookmarkEnd w:id="341"/>
       <w:bookmarkEnd w:id="342"/>
-      <w:bookmarkEnd w:id="343"/>
       <w:r>
         <w:t xml:space="preserve"> </w:t>
       </w:r>
@@ -35316,18 +34173,18 @@
       <w:pPr>
         <w:pStyle w:val="6"/>
       </w:pPr>
+      <w:bookmarkStart w:id="343" w:name="_Toc4289"/>
       <w:bookmarkStart w:id="344" w:name="_Toc17169"/>
       <w:bookmarkStart w:id="345" w:name="_Toc1534"/>
-      <w:bookmarkStart w:id="346" w:name="_Toc4289"/>
       <w:r>
         <w:rPr>
           <w:rFonts w:hint="eastAsia"/>
         </w:rPr>
         <w:t>四、验收标准</w:t>
       </w:r>
+      <w:bookmarkEnd w:id="343"/>
       <w:bookmarkEnd w:id="344"/>
       <w:bookmarkEnd w:id="345"/>
-      <w:bookmarkEnd w:id="346"/>
       <w:r>
         <w:t xml:space="preserve"> </w:t>
       </w:r>
@@ -35340,24 +34197,24 @@
           <w:numId w:val="0"/>
         </w:numPr>
       </w:pPr>
-      <w:bookmarkStart w:id="347" w:name="_Toc11932"/>
+      <w:bookmarkStart w:id="346" w:name="_Toc11932"/>
       <w:r>
         <w:rPr>
           <w:rFonts w:hint="eastAsia"/>
         </w:rPr>
         <w:t>五、</w:t>
       </w:r>
-      <w:bookmarkStart w:id="348" w:name="_Toc14326"/>
-      <w:bookmarkStart w:id="349" w:name="_Toc29537"/>
+      <w:bookmarkStart w:id="347" w:name="_Toc14326"/>
+      <w:bookmarkStart w:id="348" w:name="_Toc29537"/>
       <w:r>
         <w:rPr>
           <w:rFonts w:hint="eastAsia"/>
         </w:rPr>
         <w:t>相关服务要求</w:t>
       </w:r>
+      <w:bookmarkEnd w:id="346"/>
       <w:bookmarkEnd w:id="347"/>
       <w:bookmarkEnd w:id="348"/>
-      <w:bookmarkEnd w:id="349"/>
     </w:p>
     <w:p>
       <w:pPr>
@@ -35384,18 +34241,18 @@
       <w:pPr>
         <w:pStyle w:val="5"/>
       </w:pPr>
-      <w:bookmarkStart w:id="350" w:name="_Toc12528"/>
-      <w:bookmarkStart w:id="351" w:name="_Toc21551"/>
-      <w:bookmarkStart w:id="352" w:name="_Toc14122"/>
+      <w:bookmarkStart w:id="349" w:name="_Toc14122"/>
+      <w:bookmarkStart w:id="350" w:name="_Toc21551"/>
+      <w:bookmarkStart w:id="351" w:name="_Toc12528"/>
       <w:r>
         <w:rPr>
           <w:rFonts w:hint="eastAsia"/>
         </w:rPr>
         <w:t>第六章 投标文件格式</w:t>
       </w:r>
+      <w:bookmarkEnd w:id="349"/>
       <w:bookmarkEnd w:id="350"/>
       <w:bookmarkEnd w:id="351"/>
-      <w:bookmarkEnd w:id="352"/>
     </w:p>
     <w:p>
       <w:pPr>
@@ -35419,18 +34276,18 @@
       <w:pPr>
         <w:pStyle w:val="6"/>
       </w:pPr>
+      <w:bookmarkStart w:id="352" w:name="_Toc1387"/>
       <w:bookmarkStart w:id="353" w:name="_Toc8604"/>
       <w:bookmarkStart w:id="354" w:name="_Toc14116"/>
-      <w:bookmarkStart w:id="355" w:name="_Toc1387"/>
       <w:r>
         <w:rPr>
           <w:rFonts w:hint="eastAsia"/>
         </w:rPr>
         <w:t>封面</w:t>
       </w:r>
+      <w:bookmarkEnd w:id="352"/>
       <w:bookmarkEnd w:id="353"/>
       <w:bookmarkEnd w:id="354"/>
-      <w:bookmarkEnd w:id="355"/>
     </w:p>
     <w:p>
       <w:pPr>
@@ -35965,18 +34822,18 @@
         <w:pStyle w:val="6"/>
         <w:jc w:val="center"/>
       </w:pPr>
-      <w:bookmarkStart w:id="356" w:name="_Toc28079"/>
-      <w:bookmarkStart w:id="357" w:name="_Toc25617"/>
-      <w:bookmarkStart w:id="358" w:name="_Toc20777"/>
+      <w:bookmarkStart w:id="355" w:name="_Toc28079"/>
+      <w:bookmarkStart w:id="356" w:name="_Toc25617"/>
+      <w:bookmarkStart w:id="357" w:name="_Toc20777"/>
       <w:r>
         <w:rPr>
           <w:rFonts w:hint="eastAsia"/>
         </w:rPr>
         <w:t>目录</w:t>
       </w:r>
+      <w:bookmarkEnd w:id="355"/>
       <w:bookmarkEnd w:id="356"/>
       <w:bookmarkEnd w:id="357"/>
-      <w:bookmarkEnd w:id="358"/>
     </w:p>
     <w:p>
       <w:pPr>
@@ -36152,18 +35009,18 @@
         <w:pStyle w:val="6"/>
         <w:jc w:val="center"/>
       </w:pPr>
+      <w:bookmarkStart w:id="358" w:name="_Toc22504"/>
       <w:bookmarkStart w:id="359" w:name="_Toc11514"/>
       <w:bookmarkStart w:id="360" w:name="_Toc10674"/>
-      <w:bookmarkStart w:id="361" w:name="_Toc22504"/>
       <w:r>
         <w:rPr>
           <w:rFonts w:hint="eastAsia"/>
         </w:rPr>
         <w:t>一、投标函</w:t>
       </w:r>
+      <w:bookmarkEnd w:id="358"/>
       <w:bookmarkEnd w:id="359"/>
       <w:bookmarkEnd w:id="360"/>
-      <w:bookmarkEnd w:id="361"/>
     </w:p>
     <w:p>
       <w:r>
@@ -36968,18 +35825,18 @@
         <w:pStyle w:val="6"/>
         <w:jc w:val="center"/>
       </w:pPr>
+      <w:bookmarkStart w:id="361" w:name="_Toc11102"/>
       <w:bookmarkStart w:id="362" w:name="_Toc3835"/>
-      <w:bookmarkStart w:id="363" w:name="_Toc11102"/>
-      <w:bookmarkStart w:id="364" w:name="_Toc30803"/>
+      <w:bookmarkStart w:id="363" w:name="_Toc30803"/>
       <w:r>
         <w:rPr>
           <w:rFonts w:hint="eastAsia"/>
         </w:rPr>
         <w:t>二、法定代表人身份证明</w:t>
       </w:r>
+      <w:bookmarkEnd w:id="361"/>
       <w:bookmarkEnd w:id="362"/>
       <w:bookmarkEnd w:id="363"/>
-      <w:bookmarkEnd w:id="364"/>
     </w:p>
     <w:p/>
     <w:p>
@@ -37192,18 +36049,18 @@
         <w:pStyle w:val="6"/>
         <w:jc w:val="center"/>
       </w:pPr>
+      <w:bookmarkStart w:id="364" w:name="_Toc18698"/>
       <w:bookmarkStart w:id="365" w:name="_Toc10850"/>
-      <w:bookmarkStart w:id="366" w:name="_Toc18698"/>
-      <w:bookmarkStart w:id="367" w:name="_Toc24378"/>
+      <w:bookmarkStart w:id="366" w:name="_Toc24378"/>
       <w:r>
         <w:rPr>
           <w:rFonts w:hint="eastAsia"/>
         </w:rPr>
         <w:t>三、法定代表人授权委托书</w:t>
       </w:r>
+      <w:bookmarkEnd w:id="364"/>
       <w:bookmarkEnd w:id="365"/>
       <w:bookmarkEnd w:id="366"/>
-      <w:bookmarkEnd w:id="367"/>
     </w:p>
     <w:p>
       <w:pPr>
@@ -37641,18 +36498,18 @@
         <w:pStyle w:val="6"/>
         <w:jc w:val="center"/>
       </w:pPr>
-      <w:bookmarkStart w:id="368" w:name="_Toc28315"/>
+      <w:bookmarkStart w:id="367" w:name="_Toc28315"/>
+      <w:bookmarkStart w:id="368" w:name="_Toc24097"/>
       <w:bookmarkStart w:id="369" w:name="_Toc31886"/>
-      <w:bookmarkStart w:id="370" w:name="_Toc24097"/>
       <w:r>
         <w:rPr>
           <w:rFonts w:hint="eastAsia"/>
         </w:rPr>
         <w:t>四、联合体协议书</w:t>
       </w:r>
+      <w:bookmarkEnd w:id="367"/>
       <w:bookmarkEnd w:id="368"/>
       <w:bookmarkEnd w:id="369"/>
-      <w:bookmarkEnd w:id="370"/>
     </w:p>
     <w:p>
       <w:r>
@@ -38053,18 +36910,18 @@
         <w:pStyle w:val="6"/>
         <w:jc w:val="center"/>
       </w:pPr>
-      <w:bookmarkStart w:id="371" w:name="_Toc32345"/>
-      <w:bookmarkStart w:id="372" w:name="_Toc13842"/>
-      <w:bookmarkStart w:id="373" w:name="_Toc23365"/>
+      <w:bookmarkStart w:id="370" w:name="_Toc32345"/>
+      <w:bookmarkStart w:id="371" w:name="_Toc13842"/>
+      <w:bookmarkStart w:id="372" w:name="_Toc23365"/>
       <w:r>
         <w:rPr>
           <w:rFonts w:hint="eastAsia"/>
         </w:rPr>
         <w:t>五、投标保证金</w:t>
       </w:r>
+      <w:bookmarkEnd w:id="370"/>
       <w:bookmarkEnd w:id="371"/>
       <w:bookmarkEnd w:id="372"/>
-      <w:bookmarkEnd w:id="373"/>
     </w:p>
     <w:p>
       <w:pPr>
@@ -39497,18 +38354,18 @@
         <w:pStyle w:val="6"/>
         <w:jc w:val="center"/>
       </w:pPr>
-      <w:bookmarkStart w:id="374" w:name="_Toc30787"/>
+      <w:bookmarkStart w:id="373" w:name="_Toc30787"/>
+      <w:bookmarkStart w:id="374" w:name="_Toc23799"/>
       <w:bookmarkStart w:id="375" w:name="_Toc7711"/>
-      <w:bookmarkStart w:id="376" w:name="_Toc23799"/>
       <w:r>
         <w:rPr>
           <w:rFonts w:hint="eastAsia"/>
         </w:rPr>
         <w:t>六、商务和技术偏差表</w:t>
       </w:r>
+      <w:bookmarkEnd w:id="373"/>
       <w:bookmarkEnd w:id="374"/>
       <w:bookmarkEnd w:id="375"/>
-      <w:bookmarkEnd w:id="376"/>
     </w:p>
     <w:tbl>
       <w:tblPr>
@@ -40711,18 +39568,18 @@
         </w:numPr>
         <w:jc w:val="center"/>
       </w:pPr>
-      <w:bookmarkStart w:id="377" w:name="_Toc864"/>
+      <w:bookmarkStart w:id="376" w:name="_Toc864"/>
+      <w:bookmarkStart w:id="377" w:name="_Toc7742"/>
       <w:bookmarkStart w:id="378" w:name="_Toc8396"/>
-      <w:bookmarkStart w:id="379" w:name="_Toc7742"/>
       <w:r>
         <w:rPr>
           <w:rFonts w:hint="eastAsia"/>
         </w:rPr>
         <w:t>七、分项报价表</w:t>
       </w:r>
+      <w:bookmarkEnd w:id="376"/>
       <w:bookmarkEnd w:id="377"/>
       <w:bookmarkEnd w:id="378"/>
-      <w:bookmarkEnd w:id="379"/>
     </w:p>
     <w:p>
       <w:pPr>
@@ -43124,12 +41981,6 @@
             <w:insideH w:val="single" w:color="auto" w:sz="4" w:space="0"/>
             <w:insideV w:val="single" w:color="auto" w:sz="4" w:space="0"/>
           </w:tblBorders>
-          <w:tblCellMar>
-            <w:top w:w="6" w:type="dxa"/>
-            <w:left w:w="108" w:type="dxa"/>
-            <w:bottom w:w="0" w:type="dxa"/>
-            <w:right w:w="91" w:type="dxa"/>
-          </w:tblCellMar>
         </w:tblPrEx>
         <w:trPr>
           <w:trHeight w:val="863" w:hRule="atLeast"/>
@@ -46783,14 +45634,6 @@
         </w:tc>
       </w:tr>
       <w:tr>
-        <w:tblPrEx>
-          <w:tblCellMar>
-            <w:top w:w="0" w:type="dxa"/>
-            <w:left w:w="10" w:type="dxa"/>
-            <w:bottom w:w="0" w:type="dxa"/>
-            <w:right w:w="10" w:type="dxa"/>
-          </w:tblCellMar>
-        </w:tblPrEx>
         <w:trPr>
           <w:trHeight w:val="427" w:hRule="exact"/>
         </w:trPr>
@@ -47055,16 +45898,16 @@
         <w:pStyle w:val="6"/>
         <w:jc w:val="center"/>
       </w:pPr>
-      <w:bookmarkStart w:id="380" w:name="_Toc15993"/>
-      <w:bookmarkStart w:id="381" w:name="_Toc17932"/>
-      <w:bookmarkStart w:id="382" w:name="_Toc18140"/>
+      <w:bookmarkStart w:id="379" w:name="_Toc15993"/>
+      <w:bookmarkStart w:id="380" w:name="_Toc17932"/>
+      <w:bookmarkStart w:id="381" w:name="_Toc18140"/>
       <w:r>
         <w:rPr>
           <w:rFonts w:hint="eastAsia"/>
         </w:rPr>
         <w:t>八、资格审查资料</w:t>
       </w:r>
-      <w:bookmarkEnd w:id="380"/>
+      <w:bookmarkEnd w:id="379"/>
       <w:r>
         <w:rPr>
           <w:rFonts w:hint="eastAsia"/>
@@ -47074,26 +45917,26 @@
         </w:rPr>
         <w:t>（参考）</w:t>
       </w:r>
+      <w:bookmarkEnd w:id="380"/>
       <w:bookmarkEnd w:id="381"/>
-      <w:bookmarkEnd w:id="382"/>
     </w:p>
     <w:p>
       <w:pPr>
         <w:pStyle w:val="7"/>
         <w:ind w:left="105"/>
       </w:pPr>
-      <w:bookmarkStart w:id="383" w:name="_Toc1728"/>
-      <w:bookmarkStart w:id="384" w:name="_Toc2309"/>
-      <w:bookmarkStart w:id="385" w:name="_Toc20810"/>
+      <w:bookmarkStart w:id="382" w:name="_Toc2309"/>
+      <w:bookmarkStart w:id="383" w:name="_Toc20810"/>
+      <w:bookmarkStart w:id="384" w:name="_Toc1728"/>
       <w:r>
         <w:rPr>
           <w:rFonts w:hint="eastAsia"/>
         </w:rPr>
         <w:t>（一）基本情况表</w:t>
       </w:r>
+      <w:bookmarkEnd w:id="382"/>
       <w:bookmarkEnd w:id="383"/>
       <w:bookmarkEnd w:id="384"/>
-      <w:bookmarkEnd w:id="385"/>
       <w:r>
         <w:t xml:space="preserve"> </w:t>
       </w:r>
@@ -47119,6 +45962,14 @@
         <w:gridCol w:w="2410"/>
       </w:tblGrid>
       <w:tr>
+        <w:tblPrEx>
+          <w:tblCellMar>
+            <w:top w:w="0" w:type="dxa"/>
+            <w:left w:w="89" w:type="dxa"/>
+            <w:bottom w:w="46" w:type="dxa"/>
+            <w:right w:w="89" w:type="dxa"/>
+          </w:tblCellMar>
+        </w:tblPrEx>
         <w:trPr>
           <w:trHeight w:val="451" w:hRule="atLeast"/>
         </w:trPr>
@@ -48426,18 +47277,18 @@
       <w:r>
         <w:br w:type="page"/>
       </w:r>
-      <w:bookmarkStart w:id="386" w:name="_Toc11122"/>
-      <w:bookmarkStart w:id="387" w:name="_Toc32381"/>
-      <w:bookmarkStart w:id="388" w:name="_Toc27435"/>
+      <w:bookmarkStart w:id="385" w:name="_Toc32381"/>
+      <w:bookmarkStart w:id="386" w:name="_Toc27435"/>
+      <w:bookmarkStart w:id="387" w:name="_Toc11122"/>
       <w:r>
         <w:rPr>
           <w:rFonts w:hint="eastAsia"/>
         </w:rPr>
         <w:t>（二）近年财务状况表</w:t>
       </w:r>
+      <w:bookmarkEnd w:id="385"/>
       <w:bookmarkEnd w:id="386"/>
       <w:bookmarkEnd w:id="387"/>
-      <w:bookmarkEnd w:id="388"/>
     </w:p>
     <w:p>
       <w:pPr>
@@ -48488,18 +47339,18 @@
         <w:pStyle w:val="7"/>
         <w:ind w:left="105"/>
       </w:pPr>
-      <w:bookmarkStart w:id="389" w:name="_Toc29345"/>
-      <w:bookmarkStart w:id="390" w:name="_Toc2657"/>
-      <w:bookmarkStart w:id="391" w:name="_Toc18503"/>
+      <w:bookmarkStart w:id="388" w:name="_Toc29345"/>
+      <w:bookmarkStart w:id="389" w:name="_Toc2657"/>
+      <w:bookmarkStart w:id="390" w:name="_Toc18503"/>
       <w:r>
         <w:rPr>
           <w:rFonts w:hint="eastAsia"/>
         </w:rPr>
         <w:t>（三）近年完成的类似项目情况表</w:t>
       </w:r>
+      <w:bookmarkEnd w:id="388"/>
       <w:bookmarkEnd w:id="389"/>
       <w:bookmarkEnd w:id="390"/>
-      <w:bookmarkEnd w:id="391"/>
     </w:p>
     <w:tbl>
       <w:tblPr>
@@ -48686,14 +47537,6 @@
         </w:tc>
       </w:tr>
       <w:tr>
-        <w:tblPrEx>
-          <w:tblCellMar>
-            <w:top w:w="169" w:type="dxa"/>
-            <w:left w:w="108" w:type="dxa"/>
-            <w:bottom w:w="46" w:type="dxa"/>
-            <w:right w:w="115" w:type="dxa"/>
-          </w:tblCellMar>
-        </w:tblPrEx>
         <w:trPr>
           <w:trHeight w:val="620" w:hRule="atLeast"/>
         </w:trPr>
@@ -49105,18 +47948,18 @@
         </w:numPr>
         <w:ind w:left="105"/>
       </w:pPr>
-      <w:bookmarkStart w:id="392" w:name="_Toc5664"/>
+      <w:bookmarkStart w:id="391" w:name="_Toc5664"/>
+      <w:bookmarkStart w:id="392" w:name="_Toc22542"/>
       <w:bookmarkStart w:id="393" w:name="_Toc7918"/>
-      <w:bookmarkStart w:id="394" w:name="_Toc22542"/>
       <w:r>
         <w:rPr>
           <w:rFonts w:hint="eastAsia"/>
         </w:rPr>
         <w:t>正在供货和新承接的项目情况表</w:t>
       </w:r>
+      <w:bookmarkEnd w:id="391"/>
       <w:bookmarkEnd w:id="392"/>
       <w:bookmarkEnd w:id="393"/>
-      <w:bookmarkEnd w:id="394"/>
     </w:p>
     <w:p>
       <w:pPr>
@@ -49657,18 +48500,18 @@
         <w:pStyle w:val="7"/>
         <w:ind w:left="105"/>
       </w:pPr>
+      <w:bookmarkStart w:id="394" w:name="_Toc8330"/>
       <w:bookmarkStart w:id="395" w:name="_Toc8403"/>
       <w:bookmarkStart w:id="396" w:name="_Toc29483"/>
-      <w:bookmarkStart w:id="397" w:name="_Toc8330"/>
       <w:r>
         <w:rPr>
           <w:rFonts w:hint="eastAsia"/>
         </w:rPr>
         <w:t>（五）近年发生的诉讼及仲裁情况</w:t>
       </w:r>
+      <w:bookmarkEnd w:id="394"/>
       <w:bookmarkEnd w:id="395"/>
       <w:bookmarkEnd w:id="396"/>
-      <w:bookmarkEnd w:id="397"/>
     </w:p>
     <w:p>
       <w:r>
@@ -49709,18 +48552,18 @@
         <w:pStyle w:val="7"/>
         <w:ind w:left="105"/>
       </w:pPr>
-      <w:bookmarkStart w:id="398" w:name="_Toc26138"/>
-      <w:bookmarkStart w:id="399" w:name="_Toc11615"/>
-      <w:bookmarkStart w:id="400" w:name="_Toc21989"/>
+      <w:bookmarkStart w:id="397" w:name="_Toc21989"/>
+      <w:bookmarkStart w:id="398" w:name="_Toc11615"/>
+      <w:bookmarkStart w:id="399" w:name="_Toc26138"/>
       <w:r>
         <w:rPr>
           <w:rFonts w:hint="eastAsia"/>
         </w:rPr>
         <w:t>（六）制造商授权书</w:t>
       </w:r>
+      <w:bookmarkEnd w:id="397"/>
       <w:bookmarkEnd w:id="398"/>
       <w:bookmarkEnd w:id="399"/>
-      <w:bookmarkEnd w:id="400"/>
     </w:p>
     <w:p>
       <w:r>
@@ -50059,18 +48902,18 @@
         <w:pStyle w:val="7"/>
         <w:ind w:left="105"/>
       </w:pPr>
-      <w:bookmarkStart w:id="401" w:name="_Toc23984"/>
-      <w:bookmarkStart w:id="402" w:name="_Toc21239"/>
-      <w:bookmarkStart w:id="403" w:name="_Toc24954"/>
+      <w:bookmarkStart w:id="400" w:name="_Toc21239"/>
+      <w:bookmarkStart w:id="401" w:name="_Toc24954"/>
+      <w:bookmarkStart w:id="402" w:name="_Toc23984"/>
       <w:r>
         <w:rPr>
           <w:rFonts w:hint="eastAsia"/>
         </w:rPr>
         <w:t>（七）企业经营及信誉状况承诺函</w:t>
       </w:r>
+      <w:bookmarkEnd w:id="400"/>
       <w:bookmarkEnd w:id="401"/>
       <w:bookmarkEnd w:id="402"/>
-      <w:bookmarkEnd w:id="403"/>
     </w:p>
     <w:p>
       <w:r>
@@ -50188,18 +49031,18 @@
         <w:pStyle w:val="7"/>
         <w:ind w:left="105"/>
       </w:pPr>
-      <w:bookmarkStart w:id="404" w:name="_Toc19719"/>
+      <w:bookmarkStart w:id="403" w:name="_Toc19719"/>
+      <w:bookmarkStart w:id="404" w:name="_Toc29577"/>
       <w:bookmarkStart w:id="405" w:name="_Toc26570"/>
-      <w:bookmarkStart w:id="406" w:name="_Toc29577"/>
       <w:r>
         <w:rPr>
           <w:rFonts w:hint="eastAsia"/>
         </w:rPr>
         <w:t>（八）信用中国截图</w:t>
       </w:r>
+      <w:bookmarkEnd w:id="403"/>
       <w:bookmarkEnd w:id="404"/>
       <w:bookmarkEnd w:id="405"/>
-      <w:bookmarkEnd w:id="406"/>
     </w:p>
     <w:p/>
     <w:p/>
@@ -50299,7 +49142,7 @@
           <w:szCs w:val="32"/>
         </w:rPr>
       </w:pPr>
-      <w:bookmarkStart w:id="407" w:name="_Toc10243"/>
+      <w:bookmarkStart w:id="406" w:name="_Toc10243"/>
       <w:r>
         <w:rPr>
           <w:rFonts w:hint="eastAsia" w:asciiTheme="majorEastAsia" w:hAnsiTheme="majorEastAsia" w:eastAsiaTheme="majorEastAsia"/>
@@ -50318,7 +49161,7 @@
         </w:rPr>
         <w:t>标准</w:t>
       </w:r>
-      <w:bookmarkEnd w:id="407"/>
+      <w:bookmarkEnd w:id="406"/>
     </w:p>
     <w:p>
       <w:pPr>
@@ -50336,7 +49179,7 @@
           <w:szCs w:val="28"/>
         </w:rPr>
       </w:pPr>
-      <w:bookmarkStart w:id="408" w:name="_Toc24187"/>
+      <w:bookmarkStart w:id="407" w:name="_Toc24187"/>
       <w:r>
         <w:rPr>
           <w:rFonts w:hint="eastAsia"/>
@@ -50380,7 +49223,7 @@
         </w:rPr>
         <w:t>等</w:t>
       </w:r>
-      <w:bookmarkEnd w:id="408"/>
+      <w:bookmarkEnd w:id="407"/>
     </w:p>
     <w:p>
       <w:pPr>
@@ -50436,7 +49279,7 @@
           <w:szCs w:val="28"/>
         </w:rPr>
       </w:pPr>
-      <w:bookmarkStart w:id="409" w:name="_Toc15358"/>
+      <w:bookmarkStart w:id="408" w:name="_Toc15358"/>
       <w:r>
         <w:rPr>
           <w:rFonts w:hint="eastAsia"/>
@@ -50447,7 +49290,7 @@
         </w:rPr>
         <w:t>（二）供货计划表</w:t>
       </w:r>
-      <w:bookmarkEnd w:id="409"/>
+      <w:bookmarkEnd w:id="408"/>
     </w:p>
     <w:tbl>
       <w:tblPr>
@@ -50867,12 +49710,6 @@
             <w:insideH w:val="single" w:color="auto" w:sz="4" w:space="0"/>
             <w:insideV w:val="single" w:color="auto" w:sz="4" w:space="0"/>
           </w:tblBorders>
-          <w:tblCellMar>
-            <w:top w:w="0" w:type="dxa"/>
-            <w:left w:w="108" w:type="dxa"/>
-            <w:bottom w:w="0" w:type="dxa"/>
-            <w:right w:w="108" w:type="dxa"/>
-          </w:tblCellMar>
         </w:tblPrEx>
         <w:trPr>
           <w:trHeight w:val="510" w:hRule="exact"/>
@@ -51508,9 +50345,9 @@
           <w:szCs w:val="32"/>
         </w:rPr>
       </w:pPr>
+      <w:bookmarkStart w:id="409" w:name="_Toc16228"/>
       <w:bookmarkStart w:id="410" w:name="_Toc23002"/>
-      <w:bookmarkStart w:id="411" w:name="_Toc16228"/>
-      <w:bookmarkStart w:id="412" w:name="_Toc23329"/>
+      <w:bookmarkStart w:id="411" w:name="_Toc23329"/>
       <w:r>
         <w:rPr>
           <w:rFonts w:hint="eastAsia" w:asciiTheme="majorEastAsia" w:hAnsiTheme="majorEastAsia" w:eastAsiaTheme="majorEastAsia"/>
@@ -51520,8 +50357,8 @@
         </w:rPr>
         <w:t>十、</w:t>
       </w:r>
+      <w:bookmarkEnd w:id="409"/>
       <w:bookmarkEnd w:id="410"/>
-      <w:bookmarkEnd w:id="411"/>
       <w:r>
         <w:rPr>
           <w:rFonts w:hint="eastAsia" w:asciiTheme="majorEastAsia" w:hAnsiTheme="majorEastAsia" w:eastAsiaTheme="majorEastAsia"/>
@@ -51531,7 +50368,7 @@
         </w:rPr>
         <w:t>技术支持资料</w:t>
       </w:r>
-      <w:bookmarkEnd w:id="412"/>
+      <w:bookmarkEnd w:id="411"/>
     </w:p>
     <w:p>
       <w:pPr>
@@ -51549,7 +50386,7 @@
           <w:szCs w:val="28"/>
         </w:rPr>
       </w:pPr>
-      <w:bookmarkStart w:id="413" w:name="_Toc26468"/>
+      <w:bookmarkStart w:id="412" w:name="_Toc26468"/>
       <w:r>
         <w:rPr>
           <w:rFonts w:hint="eastAsia"/>
@@ -51576,7 +50413,7 @@
         </w:rPr>
         <w:t>的详细描述</w:t>
       </w:r>
-      <w:bookmarkEnd w:id="413"/>
+      <w:bookmarkEnd w:id="412"/>
     </w:p>
     <w:p>
       <w:pPr>
@@ -51647,7 +50484,7 @@
           <w:szCs w:val="28"/>
         </w:rPr>
       </w:pPr>
-      <w:bookmarkStart w:id="414" w:name="_Toc5003"/>
+      <w:bookmarkStart w:id="413" w:name="_Toc5003"/>
       <w:r>
         <w:rPr>
           <w:rFonts w:hint="eastAsia"/>
@@ -51657,7 +50494,7 @@
         </w:rPr>
         <w:t>（二）投标人提供具有履行合同所必需的设备和专业技术能力的证明材料</w:t>
       </w:r>
-      <w:bookmarkEnd w:id="414"/>
+      <w:bookmarkEnd w:id="413"/>
     </w:p>
     <w:p>
       <w:pPr>
@@ -51842,7 +50679,7 @@
           <w:szCs w:val="28"/>
         </w:rPr>
       </w:pPr>
-      <w:bookmarkStart w:id="415" w:name="_Toc12919"/>
+      <w:bookmarkStart w:id="414" w:name="_Toc12919"/>
       <w:r>
         <w:rPr>
           <w:rFonts w:hint="eastAsia" w:ascii="宋体" w:hAnsi="宋体" w:cs="Times New Roman"/>
@@ -51853,7 +50690,7 @@
         </w:rPr>
         <w:t>（三）关键部件寿命担保</w:t>
       </w:r>
-      <w:bookmarkEnd w:id="415"/>
+      <w:bookmarkEnd w:id="414"/>
     </w:p>
     <w:tbl>
       <w:tblPr>
@@ -52600,7 +51437,7 @@
           <w:szCs w:val="28"/>
         </w:rPr>
       </w:pPr>
-      <w:bookmarkStart w:id="416" w:name="_Toc26880"/>
+      <w:bookmarkStart w:id="415" w:name="_Toc26880"/>
       <w:r>
         <w:rPr>
           <w:rFonts w:hint="eastAsia" w:ascii="宋体" w:hAnsi="宋体" w:cs="Times New Roman"/>
@@ -52632,7 +51469,7 @@
         </w:rPr>
         <w:t>）</w:t>
       </w:r>
-      <w:bookmarkEnd w:id="416"/>
+      <w:bookmarkEnd w:id="415"/>
     </w:p>
     <w:p>
       <w:pPr>
@@ -53747,14 +52584,6 @@
         </w:tc>
       </w:tr>
       <w:tr>
-        <w:tblPrEx>
-          <w:tblCellMar>
-            <w:top w:w="0" w:type="dxa"/>
-            <w:left w:w="0" w:type="dxa"/>
-            <w:bottom w:w="0" w:type="dxa"/>
-            <w:right w:w="0" w:type="dxa"/>
-          </w:tblCellMar>
-        </w:tblPrEx>
         <w:trPr>
           <w:trHeight w:val="454" w:hRule="exact"/>
           <w:jc w:val="center"/>
@@ -54016,7 +52845,7 @@
           <w:szCs w:val="32"/>
         </w:rPr>
       </w:pPr>
-      <w:bookmarkStart w:id="417" w:name="_Toc21290"/>
+      <w:bookmarkStart w:id="416" w:name="_Toc21290"/>
       <w:r>
         <w:rPr>
           <w:rFonts w:hint="eastAsia"/>
@@ -54036,7 +52865,7 @@
         </w:rPr>
         <w:t>计划</w:t>
       </w:r>
-      <w:bookmarkEnd w:id="417"/>
+      <w:bookmarkEnd w:id="416"/>
     </w:p>
     <w:p>
       <w:pPr>
@@ -54059,7 +52888,7 @@
           <w:szCs w:val="28"/>
         </w:rPr>
       </w:pPr>
-      <w:bookmarkStart w:id="418" w:name="_Toc21581"/>
+      <w:bookmarkStart w:id="417" w:name="_Toc21581"/>
       <w:r>
         <w:rPr>
           <w:rFonts w:hint="eastAsia"/>
@@ -54107,7 +52936,7 @@
         </w:rPr>
         <w:t>描述</w:t>
       </w:r>
-      <w:bookmarkEnd w:id="418"/>
+      <w:bookmarkEnd w:id="417"/>
     </w:p>
     <w:p>
       <w:pPr>
@@ -54160,7 +52989,7 @@
           <w:szCs w:val="28"/>
         </w:rPr>
       </w:pPr>
-      <w:bookmarkStart w:id="419" w:name="_Toc5940"/>
+      <w:bookmarkStart w:id="418" w:name="_Toc5940"/>
       <w:r>
         <w:rPr>
           <w:rFonts w:hint="eastAsia"/>
@@ -54171,7 +53000,7 @@
         </w:rPr>
         <w:t>（二）售后服务承诺书</w:t>
       </w:r>
-      <w:bookmarkEnd w:id="419"/>
+      <w:bookmarkEnd w:id="418"/>
     </w:p>
     <w:p/>
     <w:tbl>
@@ -54945,7 +53774,7 @@
           <w:szCs w:val="28"/>
         </w:rPr>
       </w:pPr>
-      <w:bookmarkStart w:id="420" w:name="_Toc11258"/>
+      <w:bookmarkStart w:id="419" w:name="_Toc11258"/>
       <w:r>
         <w:rPr>
           <w:rFonts w:hint="eastAsia" w:asciiTheme="majorEastAsia" w:hAnsiTheme="majorEastAsia" w:eastAsiaTheme="majorEastAsia"/>
@@ -54956,7 +53785,7 @@
         </w:rPr>
         <w:t>（三）现场服务计划表</w:t>
       </w:r>
-      <w:bookmarkEnd w:id="420"/>
+      <w:bookmarkEnd w:id="419"/>
     </w:p>
     <w:tbl>
       <w:tblPr>
@@ -55243,6 +54072,12 @@
             <w:insideH w:val="single" w:color="auto" w:sz="4" w:space="0"/>
             <w:insideV w:val="single" w:color="auto" w:sz="4" w:space="0"/>
           </w:tblBorders>
+          <w:tblCellMar>
+            <w:top w:w="0" w:type="dxa"/>
+            <w:left w:w="108" w:type="dxa"/>
+            <w:bottom w:w="0" w:type="dxa"/>
+            <w:right w:w="108" w:type="dxa"/>
+          </w:tblCellMar>
         </w:tblPrEx>
         <w:trPr>
           <w:trHeight w:val="411" w:hRule="atLeast"/>
@@ -55294,6 +54129,12 @@
             <w:insideH w:val="single" w:color="auto" w:sz="4" w:space="0"/>
             <w:insideV w:val="single" w:color="auto" w:sz="4" w:space="0"/>
           </w:tblBorders>
+          <w:tblCellMar>
+            <w:top w:w="0" w:type="dxa"/>
+            <w:left w:w="108" w:type="dxa"/>
+            <w:bottom w:w="0" w:type="dxa"/>
+            <w:right w:w="108" w:type="dxa"/>
+          </w:tblCellMar>
         </w:tblPrEx>
         <w:trPr>
           <w:trHeight w:val="416" w:hRule="atLeast"/>
@@ -55450,7 +54291,7 @@
           <w:szCs w:val="28"/>
         </w:rPr>
       </w:pPr>
-      <w:bookmarkStart w:id="421" w:name="_Toc997"/>
+      <w:bookmarkStart w:id="420" w:name="_Toc997"/>
       <w:r>
         <w:rPr>
           <w:rFonts w:hint="eastAsia" w:asciiTheme="majorEastAsia" w:hAnsiTheme="majorEastAsia" w:eastAsiaTheme="majorEastAsia"/>
@@ -55461,7 +54302,7 @@
         </w:rPr>
         <w:t>（四）培训计划</w:t>
       </w:r>
-      <w:bookmarkEnd w:id="421"/>
+      <w:bookmarkEnd w:id="420"/>
     </w:p>
     <w:tbl>
       <w:tblPr>
@@ -56005,7 +54846,7 @@
           <w:szCs w:val="32"/>
         </w:rPr>
       </w:pPr>
-      <w:bookmarkStart w:id="422" w:name="_Toc27998"/>
+      <w:bookmarkStart w:id="421" w:name="_Toc27998"/>
       <w:r>
         <w:rPr>
           <w:rFonts w:hint="eastAsia" w:ascii="Calibri Light" w:hAnsi="Calibri Light" w:cs="宋体"/>
@@ -56016,7 +54857,7 @@
         </w:rPr>
         <w:t>十二、包装、运输方案</w:t>
       </w:r>
-      <w:bookmarkEnd w:id="422"/>
+      <w:bookmarkEnd w:id="421"/>
     </w:p>
     <w:p>
       <w:pPr>
@@ -56058,7 +54899,7 @@
         <w:jc w:val="center"/>
         <w:outlineLvl w:val="1"/>
       </w:pPr>
-      <w:bookmarkStart w:id="423" w:name="_Toc371"/>
+      <w:bookmarkStart w:id="422" w:name="_Toc371"/>
       <w:r>
         <w:rPr>
           <w:rFonts w:hint="eastAsia" w:cs="黑体" w:asciiTheme="majorEastAsia" w:hAnsiTheme="majorEastAsia" w:eastAsiaTheme="majorEastAsia"/>
@@ -56079,7 +54920,7 @@
         </w:rPr>
         <w:t>十三、其他材料</w:t>
       </w:r>
-      <w:bookmarkEnd w:id="423"/>
+      <w:bookmarkEnd w:id="422"/>
     </w:p>
     <w:p>
       <w:pPr>
@@ -56096,7 +54937,7 @@
           <w:szCs w:val="28"/>
         </w:rPr>
       </w:pPr>
-      <w:bookmarkStart w:id="424" w:name="_Toc10026"/>
+      <w:bookmarkStart w:id="423" w:name="_Toc10026"/>
       <w:r>
         <w:rPr>
           <w:rFonts w:hint="eastAsia" w:asciiTheme="minorEastAsia" w:hAnsiTheme="minorEastAsia"/>
@@ -56117,7 +54958,7 @@
         </w:rPr>
         <w:t>供方知识产权状况调查表</w:t>
       </w:r>
-      <w:bookmarkEnd w:id="424"/>
+      <w:bookmarkEnd w:id="423"/>
     </w:p>
     <w:p>
       <w:pPr>
@@ -57869,7 +56710,7 @@
           <w:szCs w:val="28"/>
         </w:rPr>
       </w:pPr>
-      <w:bookmarkStart w:id="425" w:name="_Toc21971"/>
+      <w:bookmarkStart w:id="424" w:name="_Toc21971"/>
       <w:r>
         <w:rPr>
           <w:rFonts w:hint="eastAsia" w:ascii="宋体" w:hAnsi="宋体"/>
@@ -57909,7 +56750,7 @@
         </w:rPr>
         <w:t>）</w:t>
       </w:r>
-      <w:bookmarkEnd w:id="425"/>
+      <w:bookmarkEnd w:id="424"/>
     </w:p>
     <w:p>
       <w:pPr>
@@ -59708,7 +58549,7 @@
     <w:lsdException w:uiPriority="99" w:name="HTML Code"/>
     <w:lsdException w:uiPriority="99" w:name="HTML Definition"/>
     <w:lsdException w:uiPriority="99" w:name="HTML Keyboard"/>
-    <w:lsdException w:uiPriority="99" w:name="HTML Preformatted"/>
+    <w:lsdException w:qFormat="1" w:uiPriority="99" w:name="HTML Preformatted"/>
     <w:lsdException w:uiPriority="99" w:name="HTML Sample"/>
     <w:lsdException w:uiPriority="99" w:name="HTML Typewriter"/>
     <w:lsdException w:uiPriority="99" w:name="HTML Variable"/>
@@ -60237,6 +59078,7 @@
     <w:basedOn w:val="1"/>
     <w:semiHidden/>
     <w:unhideWhenUsed/>
+    <w:qFormat/>
     <w:uiPriority w:val="99"/>
     <w:pPr>
       <w:tabs>

--- a/public/v3template/物资设备类招标文件示范文本-公开招标.docx
+++ b/public/v3template/物资设备类招标文件示范文本-公开招标.docx
@@ -146,17 +146,17 @@
       </w:r>
     </w:p>
     <w:p>
-      <w:bookmarkStart w:id="0" w:name="_Toc488761623"/>
+      <w:bookmarkStart w:id="0" w:name="_Toc5420"/>
       <w:bookmarkEnd w:id="0"/>
-      <w:bookmarkStart w:id="1" w:name="_Toc5420"/>
+      <w:bookmarkStart w:id="1" w:name="_Toc488131051"/>
       <w:bookmarkEnd w:id="1"/>
-      <w:bookmarkStart w:id="2" w:name="_Toc488761557"/>
+      <w:bookmarkStart w:id="2" w:name="_Toc488761623"/>
       <w:bookmarkEnd w:id="2"/>
-      <w:bookmarkStart w:id="3" w:name="_Toc488131128"/>
+      <w:bookmarkStart w:id="3" w:name="_Toc16828"/>
       <w:bookmarkEnd w:id="3"/>
-      <w:bookmarkStart w:id="4" w:name="_Toc16828"/>
+      <w:bookmarkStart w:id="4" w:name="_Toc488761557"/>
       <w:bookmarkEnd w:id="4"/>
-      <w:bookmarkStart w:id="5" w:name="_Toc488131051"/>
+      <w:bookmarkStart w:id="5" w:name="_Toc488131128"/>
       <w:bookmarkEnd w:id="5"/>
       <w:bookmarkStart w:id="6" w:name="_Toc16062"/>
     </w:p>
@@ -240,27 +240,27 @@
           <w:u w:val="single"/>
         </w:rPr>
       </w:pPr>
-      <w:bookmarkStart w:id="7" w:name="_Toc488131129"/>
+      <w:bookmarkStart w:id="7" w:name="_Toc488761558"/>
       <w:bookmarkEnd w:id="7"/>
-      <w:bookmarkStart w:id="8" w:name="_Toc488761624"/>
+      <w:bookmarkStart w:id="8" w:name="_Toc426011170"/>
       <w:bookmarkEnd w:id="8"/>
-      <w:bookmarkStart w:id="9" w:name="_Toc426011170"/>
+      <w:bookmarkStart w:id="9" w:name="_Toc424914800"/>
       <w:bookmarkEnd w:id="9"/>
-      <w:bookmarkStart w:id="10" w:name="_Toc424914730"/>
+      <w:bookmarkStart w:id="10" w:name="_Toc12976"/>
       <w:bookmarkEnd w:id="10"/>
-      <w:bookmarkStart w:id="11" w:name="_Toc16218"/>
+      <w:bookmarkStart w:id="11" w:name="_Toc488761624"/>
       <w:bookmarkEnd w:id="11"/>
-      <w:bookmarkStart w:id="12" w:name="_Toc475569728"/>
+      <w:bookmarkStart w:id="12" w:name="_Toc488131129"/>
       <w:bookmarkEnd w:id="12"/>
-      <w:bookmarkStart w:id="13" w:name="_Toc475569759"/>
+      <w:bookmarkStart w:id="13" w:name="_Toc475569728"/>
       <w:bookmarkEnd w:id="13"/>
       <w:bookmarkStart w:id="14" w:name="_Toc488131052"/>
       <w:bookmarkEnd w:id="14"/>
-      <w:bookmarkStart w:id="15" w:name="_Toc12976"/>
+      <w:bookmarkStart w:id="15" w:name="_Toc16218"/>
       <w:bookmarkEnd w:id="15"/>
-      <w:bookmarkStart w:id="16" w:name="_Toc424914800"/>
+      <w:bookmarkStart w:id="16" w:name="_Toc475569759"/>
       <w:bookmarkEnd w:id="16"/>
-      <w:bookmarkStart w:id="17" w:name="_Toc488761558"/>
+      <w:bookmarkStart w:id="17" w:name="_Toc424914730"/>
       <w:bookmarkEnd w:id="17"/>
       <w:bookmarkStart w:id="18" w:name="_Toc26338"/>
       <w:r>
@@ -269,25 +269,25 @@
       <w:bookmarkEnd w:id="18"/>
       <w:bookmarkStart w:id="19" w:name="_Toc475569760"/>
       <w:bookmarkEnd w:id="19"/>
-      <w:bookmarkStart w:id="20" w:name="_Toc475569729"/>
+      <w:bookmarkStart w:id="20" w:name="_Toc424914801"/>
       <w:bookmarkEnd w:id="20"/>
-      <w:bookmarkStart w:id="21" w:name="_Toc4025"/>
+      <w:bookmarkStart w:id="21" w:name="_Toc488131130"/>
       <w:bookmarkEnd w:id="21"/>
-      <w:bookmarkStart w:id="22" w:name="_Toc424914801"/>
+      <w:bookmarkStart w:id="22" w:name="_Toc426011171"/>
       <w:bookmarkEnd w:id="22"/>
-      <w:bookmarkStart w:id="23" w:name="_Toc488761559"/>
+      <w:bookmarkStart w:id="23" w:name="_Toc4025"/>
       <w:bookmarkEnd w:id="23"/>
-      <w:bookmarkStart w:id="24" w:name="_Toc488131053"/>
+      <w:bookmarkStart w:id="24" w:name="_Toc488761625"/>
       <w:bookmarkEnd w:id="24"/>
-      <w:bookmarkStart w:id="25" w:name="_Toc32224"/>
+      <w:bookmarkStart w:id="25" w:name="_Toc424914731"/>
       <w:bookmarkEnd w:id="25"/>
-      <w:bookmarkStart w:id="26" w:name="_Toc488761625"/>
+      <w:bookmarkStart w:id="26" w:name="_Toc488131053"/>
       <w:bookmarkEnd w:id="26"/>
-      <w:bookmarkStart w:id="27" w:name="_Toc424914731"/>
+      <w:bookmarkStart w:id="27" w:name="_Toc475569729"/>
       <w:bookmarkEnd w:id="27"/>
-      <w:bookmarkStart w:id="28" w:name="_Toc426011171"/>
+      <w:bookmarkStart w:id="28" w:name="_Toc32224"/>
       <w:bookmarkEnd w:id="28"/>
-      <w:bookmarkStart w:id="29" w:name="_Toc488131130"/>
+      <w:bookmarkStart w:id="29" w:name="_Toc488761559"/>
       <w:bookmarkEnd w:id="29"/>
       <w:bookmarkStart w:id="30" w:name="_Toc763"/>
       <w:r>
@@ -305,25 +305,25 @@
       </w:pPr>
       <w:bookmarkStart w:id="31" w:name="_Toc426011172"/>
       <w:bookmarkEnd w:id="31"/>
-      <w:bookmarkStart w:id="32" w:name="_Toc488761560"/>
+      <w:bookmarkStart w:id="32" w:name="_Toc17556"/>
       <w:bookmarkEnd w:id="32"/>
       <w:bookmarkStart w:id="33" w:name="_Toc475569761"/>
       <w:bookmarkEnd w:id="33"/>
-      <w:bookmarkStart w:id="34" w:name="_Toc17556"/>
+      <w:bookmarkStart w:id="34" w:name="_Toc488131054"/>
       <w:bookmarkEnd w:id="34"/>
       <w:bookmarkStart w:id="35" w:name="_Toc488131131"/>
       <w:bookmarkEnd w:id="35"/>
-      <w:bookmarkStart w:id="36" w:name="_Toc424914802"/>
+      <w:bookmarkStart w:id="36" w:name="_Toc488761626"/>
       <w:bookmarkEnd w:id="36"/>
-      <w:bookmarkStart w:id="37" w:name="_Toc488761626"/>
+      <w:bookmarkStart w:id="37" w:name="_Toc424914802"/>
       <w:bookmarkEnd w:id="37"/>
-      <w:bookmarkStart w:id="38" w:name="_Toc7198"/>
+      <w:bookmarkStart w:id="38" w:name="_Toc475569730"/>
       <w:bookmarkEnd w:id="38"/>
-      <w:bookmarkStart w:id="39" w:name="_Toc424914732"/>
+      <w:bookmarkStart w:id="39" w:name="_Toc488761560"/>
       <w:bookmarkEnd w:id="39"/>
-      <w:bookmarkStart w:id="40" w:name="_Toc488131054"/>
+      <w:bookmarkStart w:id="40" w:name="_Toc424914732"/>
       <w:bookmarkEnd w:id="40"/>
-      <w:bookmarkStart w:id="41" w:name="_Toc475569730"/>
+      <w:bookmarkStart w:id="41" w:name="_Toc7198"/>
       <w:bookmarkEnd w:id="41"/>
       <w:r>
         <w:rPr>
@@ -6920,9 +6920,9 @@
           <w:highlight w:val="yellow"/>
         </w:rPr>
       </w:pPr>
-      <w:bookmarkStart w:id="42" w:name="_Toc15929"/>
+      <w:bookmarkStart w:id="42" w:name="_Toc22615"/>
       <w:bookmarkStart w:id="43" w:name="_Toc12188"/>
-      <w:bookmarkStart w:id="44" w:name="_Toc22615"/>
+      <w:bookmarkStart w:id="44" w:name="_Toc15929"/>
       <w:bookmarkStart w:id="45" w:name="OLE_LINK3"/>
       <w:r>
         <w:rPr>
@@ -7013,8 +7013,8 @@
       <w:pPr>
         <w:pStyle w:val="6"/>
       </w:pPr>
-      <w:bookmarkStart w:id="46" w:name="_Toc389"/>
-      <w:bookmarkStart w:id="47" w:name="_Toc27492"/>
+      <w:bookmarkStart w:id="46" w:name="_Toc27492"/>
+      <w:bookmarkStart w:id="47" w:name="_Toc389"/>
       <w:bookmarkStart w:id="48" w:name="_Toc18978"/>
       <w:r>
         <w:rPr>
@@ -7148,8 +7148,8 @@
       <w:pPr>
         <w:pStyle w:val="6"/>
       </w:pPr>
-      <w:bookmarkStart w:id="50" w:name="_Toc17582"/>
-      <w:bookmarkStart w:id="51" w:name="_Toc25669"/>
+      <w:bookmarkStart w:id="50" w:name="_Toc25669"/>
+      <w:bookmarkStart w:id="51" w:name="_Toc17582"/>
       <w:bookmarkStart w:id="52" w:name="_Toc543"/>
       <w:r>
         <w:rPr>
@@ -7521,9 +7521,9 @@
       <w:pPr>
         <w:pStyle w:val="6"/>
       </w:pPr>
-      <w:bookmarkStart w:id="56" w:name="_Toc20010"/>
-      <w:bookmarkStart w:id="57" w:name="_Toc29052"/>
-      <w:bookmarkStart w:id="58" w:name="_Toc3303"/>
+      <w:bookmarkStart w:id="56" w:name="_Toc29052"/>
+      <w:bookmarkStart w:id="57" w:name="_Toc3303"/>
+      <w:bookmarkStart w:id="58" w:name="_Toc20010"/>
       <w:r>
         <w:rPr>
           <w:rFonts w:hint="eastAsia"/>
@@ -7597,9 +7597,9 @@
       <w:pPr>
         <w:pStyle w:val="6"/>
       </w:pPr>
-      <w:bookmarkStart w:id="62" w:name="_Toc8879"/>
-      <w:bookmarkStart w:id="63" w:name="_Toc7146"/>
-      <w:bookmarkStart w:id="64" w:name="_Toc11513"/>
+      <w:bookmarkStart w:id="62" w:name="_Toc11513"/>
+      <w:bookmarkStart w:id="63" w:name="_Toc8879"/>
+      <w:bookmarkStart w:id="64" w:name="_Toc7146"/>
       <w:r>
         <w:rPr>
           <w:rFonts w:hint="eastAsia"/>
@@ -7636,8 +7636,8 @@
       <w:pPr>
         <w:pStyle w:val="6"/>
       </w:pPr>
-      <w:bookmarkStart w:id="65" w:name="_Toc11755"/>
-      <w:bookmarkStart w:id="66" w:name="_Toc25522"/>
+      <w:bookmarkStart w:id="65" w:name="_Toc25522"/>
+      <w:bookmarkStart w:id="66" w:name="_Toc11755"/>
       <w:bookmarkStart w:id="67" w:name="_Toc24265"/>
       <w:r>
         <w:rPr>
@@ -7977,9 +7977,9 @@
       <w:pPr>
         <w:pStyle w:val="6"/>
       </w:pPr>
-      <w:bookmarkStart w:id="68" w:name="_Toc21853"/>
+      <w:bookmarkStart w:id="68" w:name="_Toc6294"/>
       <w:bookmarkStart w:id="69" w:name="_Toc20875"/>
-      <w:bookmarkStart w:id="70" w:name="_Toc6294"/>
+      <w:bookmarkStart w:id="70" w:name="_Toc21853"/>
       <w:r>
         <w:rPr>
           <w:rFonts w:hint="eastAsia"/>
@@ -8140,8 +8140,8 @@
         <w:pStyle w:val="6"/>
       </w:pPr>
       <w:bookmarkStart w:id="74" w:name="_Toc13014"/>
-      <w:bookmarkStart w:id="75" w:name="_Toc11679"/>
-      <w:bookmarkStart w:id="76" w:name="_Toc17497"/>
+      <w:bookmarkStart w:id="75" w:name="_Toc17497"/>
+      <w:bookmarkStart w:id="76" w:name="_Toc11679"/>
       <w:r>
         <w:t>投标人须知前附表</w:t>
       </w:r>
@@ -9126,20 +9126,20 @@
               <w:ind w:firstLine="0" w:firstLineChars="0"/>
               <w:jc w:val="center"/>
               <w:rPr>
+                <w:rFonts w:hint="default" w:eastAsia="宋体"/>
                 <w:sz w:val="21"/>
                 <w:szCs w:val="21"/>
-              </w:rPr>
-            </w:pPr>
-            <w:r>
-              <w:rPr>
-                <w:rFonts w:hint="eastAsia"/>
-                <w:i/>
-                <w:iCs/>
-                <w:color w:val="FF0000"/>
+                <w:lang w:val="en-US" w:eastAsia="zh-CN"/>
+              </w:rPr>
+            </w:pPr>
+            <w:r>
+              <w:rPr>
+                <w:rFonts w:hint="eastAsia" w:ascii="宋体" w:hAnsi="宋体" w:eastAsia="宋体" w:cs="宋体"/>
                 <w:sz w:val="21"/>
                 <w:szCs w:val="21"/>
-              </w:rPr>
-              <w:t>（各单位根据实际情况填写）</w:t>
+                <w:lang w:val="en-US" w:eastAsia="zh-CN"/>
+              </w:rPr>
+              <w:t>{qualityStandard}</w:t>
             </w:r>
           </w:p>
         </w:tc>
@@ -9859,7 +9859,7 @@
               <w:rPr>
                 <w:rFonts w:hint="eastAsia" w:ascii="宋体" w:hAnsi="宋体" w:eastAsia="宋体" w:cs="宋体"/>
                 <w:szCs w:val="21"/>
-                <w:u w:val="single"/>
+                <w:u w:val="none"/>
                 <w:lang w:val="en-US" w:eastAsia="zh-CN"/>
               </w:rPr>
               <w:t>{preMeetingRequirement}</w:t>
@@ -9961,7 +9961,7 @@
                 <w:szCs w:val="21"/>
                 <w:lang w:val="en-US" w:eastAsia="zh-CN"/>
               </w:rPr>
-              <w:t>{preMeetingQuestionDeadline }</w:t>
+              <w:t>{preMeetingQuestionDeadline}</w:t>
             </w:r>
           </w:p>
         </w:tc>
@@ -10642,7 +10642,7 @@
                 <w:szCs w:val="21"/>
                 <w:lang w:val="en-US" w:eastAsia="zh-CN"/>
               </w:rPr>
-              <w:t>{clarificationRequirement }</w:t>
+              <w:t>{clarificationRequirement}</w:t>
             </w:r>
           </w:p>
         </w:tc>
@@ -11238,7 +11238,7 @@
                 <w:szCs w:val="21"/>
                 <w:lang w:val="en-US" w:eastAsia="zh-CN"/>
               </w:rPr>
-              <w:t>{vatCalculationMethod }</w:t>
+              <w:t>{vatCalculationMethod}</w:t>
             </w:r>
           </w:p>
         </w:tc>
@@ -11337,7 +11337,7 @@
                 <w:szCs w:val="21"/>
                 <w:lang w:val="en-US" w:eastAsia="zh-CN"/>
               </w:rPr>
-              <w:t>{maxBidPrice }</w:t>
+              <w:t>{maxBidPrice}</w:t>
             </w:r>
           </w:p>
         </w:tc>
@@ -14724,16 +14724,7 @@
                 <w:rFonts w:hint="eastAsia"/>
                 <w:szCs w:val="21"/>
               </w:rPr>
-              <w:t>如果投标人在投标报价、分项报价表中存在未填报单价或合价或数量短少的情况，将被视为构成缺漏项。若投标人确认缺漏项不</w:t>
-            </w:r>
-            <w:bookmarkStart w:id="425" w:name="_GoBack"/>
-            <w:bookmarkEnd w:id="425"/>
-            <w:r>
-              <w:rPr>
-                <w:rFonts w:hint="eastAsia"/>
-                <w:szCs w:val="21"/>
-              </w:rPr>
-              <w:t>包含在投标价中的，评标委员会将否决其投标。经投标人确认缺漏项包含在投标报价中的，投标人不得以任何理由在合同执行过程中向招标人主张该部分费用。</w:t>
+              <w:t>如果投标人在投标报价、分项报价表中存在未填报单价或合价或数量短少的情况，将被视为构成缺漏项。若投标人确认缺漏项不包含在投标价中的，评标委员会将否决其投标。经投标人确认缺漏项包含在投标报价中的，投标人不得以任何理由在合同执行过程中向招标人主张该部分费用。</w:t>
             </w:r>
           </w:p>
         </w:tc>
@@ -15999,8 +15990,8 @@
         <w:ind w:left="105"/>
       </w:pPr>
       <w:bookmarkStart w:id="81" w:name="_Toc11387"/>
-      <w:bookmarkStart w:id="82" w:name="_Toc30580"/>
-      <w:bookmarkStart w:id="83" w:name="_Toc13129"/>
+      <w:bookmarkStart w:id="82" w:name="_Toc13129"/>
+      <w:bookmarkStart w:id="83" w:name="_Toc30580"/>
       <w:r>
         <w:rPr>
           <w:rFonts w:hint="eastAsia"/>
@@ -16049,8 +16040,8 @@
         <w:ind w:left="105"/>
       </w:pPr>
       <w:bookmarkStart w:id="84" w:name="_Toc28519"/>
-      <w:bookmarkStart w:id="85" w:name="_Toc12580"/>
-      <w:bookmarkStart w:id="86" w:name="_Toc21253"/>
+      <w:bookmarkStart w:id="85" w:name="_Toc21253"/>
+      <w:bookmarkStart w:id="86" w:name="_Toc12580"/>
       <w:r>
         <w:rPr>
           <w:rFonts w:hint="eastAsia"/>
@@ -16082,8 +16073,8 @@
         <w:pStyle w:val="7"/>
         <w:ind w:left="105"/>
       </w:pPr>
-      <w:bookmarkStart w:id="87" w:name="_Toc11592"/>
-      <w:bookmarkStart w:id="88" w:name="_Toc16926"/>
+      <w:bookmarkStart w:id="87" w:name="_Toc16926"/>
+      <w:bookmarkStart w:id="88" w:name="_Toc11592"/>
       <w:bookmarkStart w:id="89" w:name="_Toc29672"/>
       <w:r>
         <w:rPr>
@@ -16132,8 +16123,8 @@
         <w:pStyle w:val="7"/>
         <w:ind w:left="105"/>
       </w:pPr>
-      <w:bookmarkStart w:id="90" w:name="_Toc18099"/>
-      <w:bookmarkStart w:id="91" w:name="_Toc26904"/>
+      <w:bookmarkStart w:id="90" w:name="_Toc26904"/>
+      <w:bookmarkStart w:id="91" w:name="_Toc18099"/>
       <w:bookmarkStart w:id="92" w:name="_Toc25160"/>
       <w:r>
         <w:rPr>
@@ -16414,8 +16405,8 @@
         <w:pStyle w:val="7"/>
         <w:ind w:left="105"/>
       </w:pPr>
-      <w:bookmarkStart w:id="96" w:name="_Toc20365"/>
-      <w:bookmarkStart w:id="97" w:name="_Toc21295"/>
+      <w:bookmarkStart w:id="96" w:name="_Toc21295"/>
+      <w:bookmarkStart w:id="97" w:name="_Toc20365"/>
       <w:bookmarkStart w:id="98" w:name="_Toc20789"/>
       <w:r>
         <w:rPr>
@@ -16441,8 +16432,8 @@
         <w:ind w:left="105"/>
       </w:pPr>
       <w:bookmarkStart w:id="99" w:name="_Toc26535"/>
-      <w:bookmarkStart w:id="100" w:name="_Toc18829"/>
-      <w:bookmarkStart w:id="101" w:name="_Toc11441"/>
+      <w:bookmarkStart w:id="100" w:name="_Toc11441"/>
+      <w:bookmarkStart w:id="101" w:name="_Toc18829"/>
       <w:r>
         <w:rPr>
           <w:rFonts w:hint="eastAsia"/>
@@ -16498,9 +16489,9 @@
         <w:pStyle w:val="7"/>
         <w:ind w:left="105"/>
       </w:pPr>
-      <w:bookmarkStart w:id="105" w:name="_Toc19273"/>
-      <w:bookmarkStart w:id="106" w:name="_Toc29366"/>
-      <w:bookmarkStart w:id="107" w:name="_Toc12929"/>
+      <w:bookmarkStart w:id="105" w:name="_Toc29366"/>
+      <w:bookmarkStart w:id="106" w:name="_Toc12929"/>
+      <w:bookmarkStart w:id="107" w:name="_Toc19273"/>
       <w:r>
         <w:rPr>
           <w:rFonts w:hint="eastAsia"/>
@@ -16541,8 +16532,8 @@
         <w:ind w:left="105"/>
       </w:pPr>
       <w:bookmarkStart w:id="108" w:name="_Toc23551"/>
-      <w:bookmarkStart w:id="109" w:name="_Toc25925"/>
-      <w:bookmarkStart w:id="110" w:name="_Toc29556"/>
+      <w:bookmarkStart w:id="109" w:name="_Toc29556"/>
+      <w:bookmarkStart w:id="110" w:name="_Toc25925"/>
       <w:r>
         <w:rPr>
           <w:rFonts w:hint="eastAsia"/>
@@ -16615,9 +16606,9 @@
         <w:pStyle w:val="7"/>
         <w:ind w:left="105"/>
       </w:pPr>
-      <w:bookmarkStart w:id="114" w:name="_Toc25626"/>
-      <w:bookmarkStart w:id="115" w:name="_Toc5800"/>
-      <w:bookmarkStart w:id="116" w:name="_Toc12379"/>
+      <w:bookmarkStart w:id="114" w:name="_Toc12379"/>
+      <w:bookmarkStart w:id="115" w:name="_Toc25626"/>
+      <w:bookmarkStart w:id="116" w:name="_Toc5800"/>
       <w:r>
         <w:rPr>
           <w:rFonts w:hint="eastAsia"/>
@@ -16705,8 +16696,8 @@
         <w:pStyle w:val="7"/>
         <w:ind w:left="105"/>
       </w:pPr>
-      <w:bookmarkStart w:id="117" w:name="_Toc9870"/>
-      <w:bookmarkStart w:id="118" w:name="_Toc6738"/>
+      <w:bookmarkStart w:id="117" w:name="_Toc6738"/>
+      <w:bookmarkStart w:id="118" w:name="_Toc9870"/>
       <w:bookmarkStart w:id="119" w:name="_Toc20013"/>
       <w:r>
         <w:rPr>
@@ -16768,9 +16759,9 @@
         <w:pStyle w:val="7"/>
         <w:ind w:left="105"/>
       </w:pPr>
-      <w:bookmarkStart w:id="120" w:name="_Toc21105"/>
-      <w:bookmarkStart w:id="121" w:name="_Toc1014"/>
-      <w:bookmarkStart w:id="122" w:name="_Toc30874"/>
+      <w:bookmarkStart w:id="120" w:name="_Toc1014"/>
+      <w:bookmarkStart w:id="121" w:name="_Toc30874"/>
+      <w:bookmarkStart w:id="122" w:name="_Toc21105"/>
       <w:r>
         <w:rPr>
           <w:rFonts w:hint="eastAsia"/>
@@ -16830,8 +16821,8 @@
         <w:pStyle w:val="7"/>
         <w:ind w:left="105"/>
       </w:pPr>
-      <w:bookmarkStart w:id="123" w:name="_Toc6993"/>
-      <w:bookmarkStart w:id="124" w:name="_Toc6226"/>
+      <w:bookmarkStart w:id="123" w:name="_Toc6226"/>
+      <w:bookmarkStart w:id="124" w:name="_Toc6993"/>
       <w:bookmarkStart w:id="125" w:name="_Toc5578"/>
       <w:r>
         <w:rPr>
@@ -16907,9 +16898,9 @@
         <w:pStyle w:val="7"/>
         <w:ind w:left="105"/>
       </w:pPr>
-      <w:bookmarkStart w:id="129" w:name="_Toc18416"/>
+      <w:bookmarkStart w:id="129" w:name="_Toc19844"/>
       <w:bookmarkStart w:id="130" w:name="_Toc589"/>
-      <w:bookmarkStart w:id="131" w:name="_Toc19844"/>
+      <w:bookmarkStart w:id="131" w:name="_Toc18416"/>
       <w:r>
         <w:rPr>
           <w:rFonts w:hint="eastAsia"/>
@@ -17106,9 +17097,9 @@
         <w:pStyle w:val="7"/>
         <w:ind w:left="105"/>
       </w:pPr>
-      <w:bookmarkStart w:id="132" w:name="_Toc20605"/>
+      <w:bookmarkStart w:id="132" w:name="_Toc18400"/>
       <w:bookmarkStart w:id="133" w:name="_Toc12201"/>
-      <w:bookmarkStart w:id="134" w:name="_Toc18400"/>
+      <w:bookmarkStart w:id="134" w:name="_Toc20605"/>
       <w:r>
         <w:rPr>
           <w:rFonts w:hint="eastAsia"/>
@@ -17178,9 +17169,9 @@
         <w:pStyle w:val="7"/>
         <w:ind w:left="105"/>
       </w:pPr>
-      <w:bookmarkStart w:id="136" w:name="_Toc26693"/>
-      <w:bookmarkStart w:id="137" w:name="_Toc5397"/>
-      <w:bookmarkStart w:id="138" w:name="_Toc5475"/>
+      <w:bookmarkStart w:id="136" w:name="_Toc5475"/>
+      <w:bookmarkStart w:id="137" w:name="_Toc26693"/>
+      <w:bookmarkStart w:id="138" w:name="_Toc5397"/>
       <w:r>
         <w:rPr>
           <w:rFonts w:hint="eastAsia"/>
@@ -17232,9 +17223,9 @@
         <w:pStyle w:val="7"/>
         <w:ind w:left="105"/>
       </w:pPr>
-      <w:bookmarkStart w:id="139" w:name="_Toc2230"/>
+      <w:bookmarkStart w:id="139" w:name="_Toc10538"/>
       <w:bookmarkStart w:id="140" w:name="_Toc32368"/>
-      <w:bookmarkStart w:id="141" w:name="_Toc10538"/>
+      <w:bookmarkStart w:id="141" w:name="_Toc2230"/>
       <w:r>
         <w:rPr>
           <w:rFonts w:hint="eastAsia"/>
@@ -17344,8 +17335,8 @@
           <w:color w:val="FF0000"/>
         </w:rPr>
       </w:pPr>
-      <w:bookmarkStart w:id="142" w:name="_Toc32229"/>
-      <w:bookmarkStart w:id="143" w:name="_Toc24560"/>
+      <w:bookmarkStart w:id="142" w:name="_Toc24560"/>
+      <w:bookmarkStart w:id="143" w:name="_Toc32229"/>
       <w:bookmarkStart w:id="144" w:name="_Toc4011"/>
       <w:r>
         <w:rPr>
@@ -17380,8 +17371,8 @@
         <w:ind w:left="105"/>
       </w:pPr>
       <w:bookmarkStart w:id="145" w:name="_Toc11442"/>
-      <w:bookmarkStart w:id="146" w:name="_Toc28723"/>
-      <w:bookmarkStart w:id="147" w:name="_Toc27176"/>
+      <w:bookmarkStart w:id="146" w:name="_Toc27176"/>
+      <w:bookmarkStart w:id="147" w:name="_Toc28723"/>
       <w:r>
         <w:rPr>
           <w:rFonts w:hint="eastAsia"/>
@@ -17478,9 +17469,9 @@
         <w:pStyle w:val="7"/>
         <w:ind w:left="105"/>
       </w:pPr>
-      <w:bookmarkStart w:id="148" w:name="_Toc469"/>
+      <w:bookmarkStart w:id="148" w:name="_Toc32473"/>
       <w:bookmarkStart w:id="149" w:name="_Toc19952"/>
-      <w:bookmarkStart w:id="150" w:name="_Toc32473"/>
+      <w:bookmarkStart w:id="150" w:name="_Toc469"/>
       <w:r>
         <w:rPr>
           <w:rFonts w:hint="eastAsia"/>
@@ -17521,8 +17512,8 @@
         <w:ind w:left="105"/>
       </w:pPr>
       <w:bookmarkStart w:id="151" w:name="_Toc12178"/>
-      <w:bookmarkStart w:id="152" w:name="_Toc15624"/>
-      <w:bookmarkStart w:id="153" w:name="_Toc30706"/>
+      <w:bookmarkStart w:id="152" w:name="_Toc30706"/>
+      <w:bookmarkStart w:id="153" w:name="_Toc15624"/>
       <w:r>
         <w:rPr>
           <w:rFonts w:hint="eastAsia"/>
@@ -17585,9 +17576,9 @@
       <w:pPr>
         <w:pStyle w:val="6"/>
       </w:pPr>
-      <w:bookmarkStart w:id="154" w:name="_Toc4014"/>
-      <w:bookmarkStart w:id="155" w:name="_Toc1660"/>
-      <w:bookmarkStart w:id="156" w:name="_Toc2758"/>
+      <w:bookmarkStart w:id="154" w:name="_Toc1660"/>
+      <w:bookmarkStart w:id="155" w:name="_Toc2758"/>
+      <w:bookmarkStart w:id="156" w:name="_Toc4014"/>
       <w:r>
         <w:rPr>
           <w:rFonts w:hint="eastAsia"/>
@@ -17604,8 +17595,8 @@
         <w:ind w:left="105"/>
       </w:pPr>
       <w:bookmarkStart w:id="157" w:name="_Toc7302"/>
-      <w:bookmarkStart w:id="158" w:name="_Toc29853"/>
-      <w:bookmarkStart w:id="159" w:name="_Toc21489"/>
+      <w:bookmarkStart w:id="158" w:name="_Toc21489"/>
+      <w:bookmarkStart w:id="159" w:name="_Toc29853"/>
       <w:r>
         <w:rPr>
           <w:rFonts w:hint="eastAsia"/>
@@ -17646,8 +17637,8 @@
         <w:ind w:left="105"/>
       </w:pPr>
       <w:bookmarkStart w:id="160" w:name="_Toc14868"/>
-      <w:bookmarkStart w:id="161" w:name="_Toc31208"/>
-      <w:bookmarkStart w:id="162" w:name="_Toc23882"/>
+      <w:bookmarkStart w:id="161" w:name="_Toc23882"/>
+      <w:bookmarkStart w:id="162" w:name="_Toc31208"/>
       <w:r>
         <w:rPr>
           <w:rFonts w:hint="eastAsia"/>
@@ -17704,8 +17695,8 @@
         <w:ind w:left="105"/>
       </w:pPr>
       <w:bookmarkStart w:id="163" w:name="_Toc11306"/>
-      <w:bookmarkStart w:id="164" w:name="_Toc5445"/>
-      <w:bookmarkStart w:id="165" w:name="_Toc29617"/>
+      <w:bookmarkStart w:id="164" w:name="_Toc29617"/>
+      <w:bookmarkStart w:id="165" w:name="_Toc5445"/>
       <w:r>
         <w:rPr>
           <w:rFonts w:hint="eastAsia"/>
@@ -17766,8 +17757,8 @@
       <w:pPr>
         <w:pStyle w:val="6"/>
       </w:pPr>
-      <w:bookmarkStart w:id="167" w:name="_Toc27685"/>
-      <w:bookmarkStart w:id="168" w:name="_Toc13745"/>
+      <w:bookmarkStart w:id="167" w:name="_Toc13745"/>
+      <w:bookmarkStart w:id="168" w:name="_Toc27685"/>
       <w:bookmarkStart w:id="169" w:name="_Toc14206"/>
       <w:r>
         <w:rPr>
@@ -17784,9 +17775,9 @@
         <w:pStyle w:val="7"/>
         <w:ind w:left="105"/>
       </w:pPr>
-      <w:bookmarkStart w:id="170" w:name="_Toc4206"/>
+      <w:bookmarkStart w:id="170" w:name="_Toc28164"/>
       <w:bookmarkStart w:id="171" w:name="_Toc25547"/>
-      <w:bookmarkStart w:id="172" w:name="_Toc28164"/>
+      <w:bookmarkStart w:id="172" w:name="_Toc4206"/>
       <w:r>
         <w:rPr>
           <w:rFonts w:hint="eastAsia"/>
@@ -17810,9 +17801,9 @@
         <w:pStyle w:val="7"/>
         <w:ind w:left="105"/>
       </w:pPr>
-      <w:bookmarkStart w:id="173" w:name="_Toc24624"/>
-      <w:bookmarkStart w:id="174" w:name="_Toc5686"/>
-      <w:bookmarkStart w:id="175" w:name="_Toc16920"/>
+      <w:bookmarkStart w:id="173" w:name="_Toc5686"/>
+      <w:bookmarkStart w:id="174" w:name="_Toc16920"/>
+      <w:bookmarkStart w:id="175" w:name="_Toc24624"/>
       <w:r>
         <w:rPr>
           <w:rFonts w:hint="eastAsia"/>
@@ -17836,9 +17827,9 @@
         <w:pStyle w:val="7"/>
         <w:ind w:left="105"/>
       </w:pPr>
-      <w:bookmarkStart w:id="176" w:name="_Toc12282"/>
-      <w:bookmarkStart w:id="177" w:name="_Toc15794"/>
-      <w:bookmarkStart w:id="178" w:name="_Toc16497"/>
+      <w:bookmarkStart w:id="176" w:name="_Toc16497"/>
+      <w:bookmarkStart w:id="177" w:name="_Toc12282"/>
+      <w:bookmarkStart w:id="178" w:name="_Toc15794"/>
       <w:r>
         <w:rPr>
           <w:rFonts w:hint="eastAsia"/>
@@ -17862,8 +17853,8 @@
         <w:pStyle w:val="6"/>
       </w:pPr>
       <w:bookmarkStart w:id="179" w:name="_Toc8916"/>
-      <w:bookmarkStart w:id="180" w:name="_Toc7419"/>
-      <w:bookmarkStart w:id="181" w:name="_Toc609"/>
+      <w:bookmarkStart w:id="180" w:name="_Toc609"/>
+      <w:bookmarkStart w:id="181" w:name="_Toc7419"/>
       <w:r>
         <w:rPr>
           <w:rFonts w:hint="eastAsia"/>
@@ -17879,9 +17870,9 @@
         <w:pStyle w:val="7"/>
         <w:ind w:left="105"/>
       </w:pPr>
-      <w:bookmarkStart w:id="182" w:name="_Toc2298"/>
-      <w:bookmarkStart w:id="183" w:name="_Toc2072"/>
-      <w:bookmarkStart w:id="184" w:name="_Toc15336"/>
+      <w:bookmarkStart w:id="182" w:name="_Toc15336"/>
+      <w:bookmarkStart w:id="183" w:name="_Toc2298"/>
+      <w:bookmarkStart w:id="184" w:name="_Toc2072"/>
       <w:r>
         <w:rPr>
           <w:rFonts w:hint="eastAsia"/>
@@ -17961,9 +17952,9 @@
         <w:pStyle w:val="7"/>
         <w:ind w:left="105"/>
       </w:pPr>
-      <w:bookmarkStart w:id="185" w:name="_Toc19779"/>
+      <w:bookmarkStart w:id="185" w:name="_Toc4839"/>
       <w:bookmarkStart w:id="186" w:name="_Toc17912"/>
-      <w:bookmarkStart w:id="187" w:name="_Toc4839"/>
+      <w:bookmarkStart w:id="187" w:name="_Toc19779"/>
       <w:r>
         <w:rPr>
           <w:rFonts w:hint="eastAsia"/>
@@ -17987,9 +17978,9 @@
         <w:pStyle w:val="7"/>
         <w:ind w:left="105"/>
       </w:pPr>
-      <w:bookmarkStart w:id="188" w:name="_Toc17898"/>
-      <w:bookmarkStart w:id="189" w:name="_Toc32272"/>
-      <w:bookmarkStart w:id="190" w:name="_Toc15974"/>
+      <w:bookmarkStart w:id="188" w:name="_Toc32272"/>
+      <w:bookmarkStart w:id="189" w:name="_Toc15974"/>
+      <w:bookmarkStart w:id="190" w:name="_Toc17898"/>
       <w:r>
         <w:rPr>
           <w:rFonts w:hint="eastAsia"/>
@@ -18020,9 +18011,9 @@
       <w:pPr>
         <w:pStyle w:val="6"/>
       </w:pPr>
-      <w:bookmarkStart w:id="191" w:name="_Toc9279"/>
+      <w:bookmarkStart w:id="191" w:name="_Toc12401"/>
       <w:bookmarkStart w:id="192" w:name="_Toc9445"/>
-      <w:bookmarkStart w:id="193" w:name="_Toc12401"/>
+      <w:bookmarkStart w:id="193" w:name="_Toc9279"/>
       <w:r>
         <w:rPr>
           <w:rFonts w:hint="eastAsia"/>
@@ -18038,9 +18029,9 @@
         <w:pStyle w:val="7"/>
         <w:ind w:left="105"/>
       </w:pPr>
-      <w:bookmarkStart w:id="194" w:name="_Toc1828"/>
-      <w:bookmarkStart w:id="195" w:name="_Toc13118"/>
-      <w:bookmarkStart w:id="196" w:name="_Toc11413"/>
+      <w:bookmarkStart w:id="194" w:name="_Toc13118"/>
+      <w:bookmarkStart w:id="195" w:name="_Toc11413"/>
+      <w:bookmarkStart w:id="196" w:name="_Toc1828"/>
       <w:r>
         <w:rPr>
           <w:rFonts w:hint="eastAsia"/>
@@ -18148,9 +18139,9 @@
         <w:pStyle w:val="7"/>
         <w:ind w:left="105"/>
       </w:pPr>
-      <w:bookmarkStart w:id="206" w:name="_Toc21696"/>
+      <w:bookmarkStart w:id="206" w:name="_Toc31943"/>
       <w:bookmarkStart w:id="207" w:name="_Toc580"/>
-      <w:bookmarkStart w:id="208" w:name="_Toc31943"/>
+      <w:bookmarkStart w:id="208" w:name="_Toc21696"/>
       <w:r>
         <w:rPr>
           <w:rFonts w:hint="eastAsia"/>
@@ -18174,9 +18165,9 @@
         <w:pStyle w:val="7"/>
         <w:ind w:left="105"/>
       </w:pPr>
-      <w:bookmarkStart w:id="209" w:name="_Toc1177"/>
-      <w:bookmarkStart w:id="210" w:name="_Toc1281"/>
-      <w:bookmarkStart w:id="211" w:name="_Toc4350"/>
+      <w:bookmarkStart w:id="209" w:name="_Toc4350"/>
+      <w:bookmarkStart w:id="210" w:name="_Toc1177"/>
+      <w:bookmarkStart w:id="211" w:name="_Toc1281"/>
       <w:r>
         <w:rPr>
           <w:rFonts w:hint="eastAsia"/>
@@ -18208,8 +18199,8 @@
         <w:pStyle w:val="7"/>
         <w:ind w:left="105"/>
       </w:pPr>
-      <w:bookmarkStart w:id="212" w:name="_Toc15741"/>
-      <w:bookmarkStart w:id="213" w:name="_Toc18997"/>
+      <w:bookmarkStart w:id="212" w:name="_Toc18997"/>
+      <w:bookmarkStart w:id="213" w:name="_Toc15741"/>
       <w:bookmarkStart w:id="214" w:name="_Toc25613"/>
       <w:r>
         <w:rPr>
@@ -18249,9 +18240,9 @@
       <w:pPr>
         <w:pStyle w:val="6"/>
       </w:pPr>
-      <w:bookmarkStart w:id="215" w:name="_Toc17309"/>
-      <w:bookmarkStart w:id="216" w:name="_Toc22191"/>
-      <w:bookmarkStart w:id="217" w:name="_Toc10858"/>
+      <w:bookmarkStart w:id="215" w:name="_Toc22191"/>
+      <w:bookmarkStart w:id="216" w:name="_Toc10858"/>
+      <w:bookmarkStart w:id="217" w:name="_Toc17309"/>
       <w:r>
         <w:rPr>
           <w:rFonts w:hint="eastAsia"/>
@@ -18268,8 +18259,8 @@
         <w:ind w:left="105"/>
       </w:pPr>
       <w:bookmarkStart w:id="218" w:name="_Toc3465"/>
-      <w:bookmarkStart w:id="219" w:name="_Toc31696"/>
-      <w:bookmarkStart w:id="220" w:name="_Toc21509"/>
+      <w:bookmarkStart w:id="219" w:name="_Toc21509"/>
+      <w:bookmarkStart w:id="220" w:name="_Toc31696"/>
       <w:r>
         <w:rPr>
           <w:rFonts w:hint="eastAsia"/>
@@ -18317,9 +18308,9 @@
         <w:pStyle w:val="7"/>
         <w:ind w:left="105"/>
       </w:pPr>
-      <w:bookmarkStart w:id="221" w:name="_Toc11156"/>
-      <w:bookmarkStart w:id="222" w:name="_Toc5102"/>
-      <w:bookmarkStart w:id="223" w:name="_Toc3790"/>
+      <w:bookmarkStart w:id="221" w:name="_Toc5102"/>
+      <w:bookmarkStart w:id="222" w:name="_Toc3790"/>
+      <w:bookmarkStart w:id="223" w:name="_Toc11156"/>
       <w:r>
         <w:rPr>
           <w:rFonts w:hint="eastAsia"/>
@@ -18350,9 +18341,9 @@
       <w:pPr>
         <w:pStyle w:val="6"/>
       </w:pPr>
-      <w:bookmarkStart w:id="224" w:name="_Toc16261"/>
-      <w:bookmarkStart w:id="225" w:name="_Toc2164"/>
-      <w:bookmarkStart w:id="226" w:name="_Toc21006"/>
+      <w:bookmarkStart w:id="224" w:name="_Toc2164"/>
+      <w:bookmarkStart w:id="225" w:name="_Toc21006"/>
+      <w:bookmarkStart w:id="226" w:name="_Toc16261"/>
       <w:r>
         <w:rPr>
           <w:rFonts w:hint="eastAsia"/>
@@ -18368,8 +18359,8 @@
         <w:pStyle w:val="7"/>
         <w:ind w:left="105"/>
       </w:pPr>
-      <w:bookmarkStart w:id="227" w:name="_Toc413"/>
-      <w:bookmarkStart w:id="228" w:name="_Toc25881"/>
+      <w:bookmarkStart w:id="227" w:name="_Toc25881"/>
+      <w:bookmarkStart w:id="228" w:name="_Toc413"/>
       <w:bookmarkStart w:id="229" w:name="_Toc18069"/>
       <w:r>
         <w:rPr>
@@ -18394,8 +18385,8 @@
         <w:pStyle w:val="7"/>
         <w:ind w:left="105"/>
       </w:pPr>
-      <w:bookmarkStart w:id="230" w:name="_Toc23438"/>
-      <w:bookmarkStart w:id="231" w:name="_Toc13279"/>
+      <w:bookmarkStart w:id="230" w:name="_Toc13279"/>
+      <w:bookmarkStart w:id="231" w:name="_Toc23438"/>
       <w:bookmarkStart w:id="232" w:name="_Toc19115"/>
       <w:r>
         <w:rPr>
@@ -18446,9 +18437,9 @@
         <w:pStyle w:val="7"/>
         <w:ind w:left="105"/>
       </w:pPr>
-      <w:bookmarkStart w:id="236" w:name="_Toc12465"/>
-      <w:bookmarkStart w:id="237" w:name="_Toc30055"/>
-      <w:bookmarkStart w:id="238" w:name="_Toc28463"/>
+      <w:bookmarkStart w:id="236" w:name="_Toc28463"/>
+      <w:bookmarkStart w:id="237" w:name="_Toc12465"/>
+      <w:bookmarkStart w:id="238" w:name="_Toc30055"/>
       <w:r>
         <w:rPr>
           <w:rFonts w:hint="eastAsia"/>
@@ -18472,9 +18463,9 @@
         <w:pStyle w:val="7"/>
         <w:ind w:left="105"/>
       </w:pPr>
-      <w:bookmarkStart w:id="239" w:name="_Toc7782"/>
+      <w:bookmarkStart w:id="239" w:name="_Toc7206"/>
       <w:bookmarkStart w:id="240" w:name="_Toc30092"/>
-      <w:bookmarkStart w:id="241" w:name="_Toc7206"/>
+      <w:bookmarkStart w:id="241" w:name="_Toc7782"/>
       <w:r>
         <w:rPr>
           <w:rFonts w:hint="eastAsia"/>
@@ -18505,9 +18496,9 @@
       <w:pPr>
         <w:pStyle w:val="6"/>
       </w:pPr>
-      <w:bookmarkStart w:id="242" w:name="_Toc29711"/>
+      <w:bookmarkStart w:id="242" w:name="_Toc12898"/>
       <w:bookmarkStart w:id="243" w:name="_Toc6748"/>
-      <w:bookmarkStart w:id="244" w:name="_Toc12898"/>
+      <w:bookmarkStart w:id="244" w:name="_Toc29711"/>
       <w:r>
         <w:rPr>
           <w:rFonts w:hint="eastAsia"/>
@@ -18530,8 +18521,8 @@
       <w:pPr>
         <w:pStyle w:val="6"/>
       </w:pPr>
-      <w:bookmarkStart w:id="245" w:name="_Toc7785"/>
-      <w:bookmarkStart w:id="246" w:name="_Toc8985"/>
+      <w:bookmarkStart w:id="245" w:name="_Toc8985"/>
+      <w:bookmarkStart w:id="246" w:name="_Toc7785"/>
       <w:bookmarkStart w:id="247" w:name="_Toc22853"/>
       <w:r>
         <w:rPr>
@@ -18567,8 +18558,8 @@
         <w:pStyle w:val="7"/>
         <w:ind w:left="105"/>
       </w:pPr>
-      <w:bookmarkStart w:id="248" w:name="_Toc19675"/>
-      <w:bookmarkStart w:id="249" w:name="_Toc14361"/>
+      <w:bookmarkStart w:id="248" w:name="_Toc14361"/>
+      <w:bookmarkStart w:id="249" w:name="_Toc19675"/>
       <w:bookmarkStart w:id="250" w:name="_Toc5346"/>
       <w:r>
         <w:rPr>
@@ -20611,8 +20602,8 @@
         <w:pStyle w:val="7"/>
         <w:ind w:left="105"/>
       </w:pPr>
-      <w:bookmarkStart w:id="252" w:name="_Toc30729"/>
-      <w:bookmarkStart w:id="253" w:name="_Toc28040"/>
+      <w:bookmarkStart w:id="252" w:name="_Toc28040"/>
+      <w:bookmarkStart w:id="253" w:name="_Toc30729"/>
       <w:bookmarkStart w:id="254" w:name="_Toc15414"/>
       <w:r>
         <w:rPr>
@@ -21294,8 +21285,8 @@
         <w:pStyle w:val="7"/>
         <w:ind w:left="105"/>
       </w:pPr>
-      <w:bookmarkStart w:id="258" w:name="_Toc29876"/>
-      <w:bookmarkStart w:id="259" w:name="_Toc26140"/>
+      <w:bookmarkStart w:id="258" w:name="_Toc26140"/>
+      <w:bookmarkStart w:id="259" w:name="_Toc29876"/>
       <w:bookmarkStart w:id="260" w:name="_Toc9429"/>
       <w:r>
         <w:rPr>
@@ -21585,9 +21576,9 @@
       <w:pPr>
         <w:pStyle w:val="5"/>
       </w:pPr>
-      <w:bookmarkStart w:id="261" w:name="_Toc23145"/>
-      <w:bookmarkStart w:id="262" w:name="_Toc487"/>
-      <w:bookmarkStart w:id="263" w:name="_Toc19598"/>
+      <w:bookmarkStart w:id="261" w:name="_Toc487"/>
+      <w:bookmarkStart w:id="262" w:name="_Toc19598"/>
+      <w:bookmarkStart w:id="263" w:name="_Toc23145"/>
       <w:r>
         <w:rPr>
           <w:rFonts w:hint="eastAsia"/>
@@ -21602,9 +21593,9 @@
       <w:pPr>
         <w:pStyle w:val="6"/>
       </w:pPr>
-      <w:bookmarkStart w:id="264" w:name="_Toc20985"/>
-      <w:bookmarkStart w:id="265" w:name="_Toc24846"/>
-      <w:bookmarkStart w:id="266" w:name="_Toc23680"/>
+      <w:bookmarkStart w:id="264" w:name="_Toc24846"/>
+      <w:bookmarkStart w:id="265" w:name="_Toc23680"/>
+      <w:bookmarkStart w:id="266" w:name="_Toc20985"/>
       <w:r>
         <w:t>评标办法前附表</w:t>
       </w:r>
@@ -21845,6 +21836,14 @@
         </w:tc>
       </w:tr>
       <w:tr>
+        <w:tblPrEx>
+          <w:tblCellMar>
+            <w:top w:w="35" w:type="dxa"/>
+            <w:left w:w="108" w:type="dxa"/>
+            <w:bottom w:w="48" w:type="dxa"/>
+            <w:right w:w="89" w:type="dxa"/>
+          </w:tblCellMar>
+        </w:tblPrEx>
         <w:trPr>
           <w:trHeight w:val="451" w:hRule="atLeast"/>
         </w:trPr>
@@ -25095,8 +25094,8 @@
         <w:pStyle w:val="6"/>
       </w:pPr>
       <w:bookmarkStart w:id="268" w:name="_Toc11638"/>
-      <w:bookmarkStart w:id="269" w:name="_Toc25798"/>
-      <w:bookmarkStart w:id="270" w:name="_Toc3874"/>
+      <w:bookmarkStart w:id="269" w:name="_Toc3874"/>
+      <w:bookmarkStart w:id="270" w:name="_Toc25798"/>
       <w:r>
         <w:rPr>
           <w:rFonts w:hint="eastAsia"/>
@@ -25120,8 +25119,8 @@
         <w:pStyle w:val="6"/>
       </w:pPr>
       <w:bookmarkStart w:id="271" w:name="_Toc5591"/>
-      <w:bookmarkStart w:id="272" w:name="_Toc6213"/>
-      <w:bookmarkStart w:id="273" w:name="_Toc26071"/>
+      <w:bookmarkStart w:id="272" w:name="_Toc26071"/>
+      <w:bookmarkStart w:id="273" w:name="_Toc6213"/>
       <w:r>
         <w:rPr>
           <w:rFonts w:hint="eastAsia"/>
@@ -25137,8 +25136,8 @@
         <w:pStyle w:val="7"/>
         <w:ind w:left="105"/>
       </w:pPr>
-      <w:bookmarkStart w:id="274" w:name="_Toc32496"/>
-      <w:bookmarkStart w:id="275" w:name="_Toc5083"/>
+      <w:bookmarkStart w:id="274" w:name="_Toc5083"/>
+      <w:bookmarkStart w:id="275" w:name="_Toc32496"/>
       <w:bookmarkStart w:id="276" w:name="_Toc1124"/>
       <w:r>
         <w:rPr>
@@ -25179,9 +25178,9 @@
         <w:pStyle w:val="7"/>
         <w:ind w:left="105"/>
       </w:pPr>
-      <w:bookmarkStart w:id="277" w:name="_Toc7512"/>
-      <w:bookmarkStart w:id="278" w:name="_Toc21780"/>
-      <w:bookmarkStart w:id="279" w:name="_Toc20526"/>
+      <w:bookmarkStart w:id="277" w:name="_Toc20526"/>
+      <w:bookmarkStart w:id="278" w:name="_Toc7512"/>
+      <w:bookmarkStart w:id="279" w:name="_Toc21780"/>
       <w:r>
         <w:rPr>
           <w:rFonts w:hint="eastAsia"/>
@@ -25222,9 +25221,9 @@
         <w:pStyle w:val="7"/>
         <w:ind w:left="105"/>
       </w:pPr>
-      <w:bookmarkStart w:id="283" w:name="_Toc10722"/>
-      <w:bookmarkStart w:id="284" w:name="_Toc9359"/>
-      <w:bookmarkStart w:id="285" w:name="_Toc26386"/>
+      <w:bookmarkStart w:id="283" w:name="_Toc26386"/>
+      <w:bookmarkStart w:id="284" w:name="_Toc10722"/>
+      <w:bookmarkStart w:id="285" w:name="_Toc9359"/>
       <w:r>
         <w:rPr>
           <w:rFonts w:hint="eastAsia"/>
@@ -25320,8 +25319,8 @@
         <w:pStyle w:val="7"/>
         <w:ind w:left="105"/>
       </w:pPr>
-      <w:bookmarkStart w:id="286" w:name="_Toc28930"/>
-      <w:bookmarkStart w:id="287" w:name="_Toc13397"/>
+      <w:bookmarkStart w:id="286" w:name="_Toc13397"/>
+      <w:bookmarkStart w:id="287" w:name="_Toc28930"/>
       <w:bookmarkStart w:id="288" w:name="_Toc22128"/>
       <w:r>
         <w:rPr>
@@ -25354,9 +25353,9 @@
         <w:pStyle w:val="7"/>
         <w:ind w:left="105"/>
       </w:pPr>
-      <w:bookmarkStart w:id="289" w:name="_Toc24139"/>
-      <w:bookmarkStart w:id="290" w:name="_Toc1119"/>
-      <w:bookmarkStart w:id="291" w:name="_Toc16915"/>
+      <w:bookmarkStart w:id="289" w:name="_Toc16915"/>
+      <w:bookmarkStart w:id="290" w:name="_Toc24139"/>
+      <w:bookmarkStart w:id="291" w:name="_Toc1119"/>
       <w:r>
         <w:rPr>
           <w:rFonts w:hint="eastAsia"/>
@@ -25402,9 +25401,9 @@
         <w:pStyle w:val="7"/>
         <w:ind w:left="105"/>
       </w:pPr>
-      <w:bookmarkStart w:id="292" w:name="_Toc22245"/>
-      <w:bookmarkStart w:id="293" w:name="_Toc16290"/>
-      <w:bookmarkStart w:id="294" w:name="_Toc24289"/>
+      <w:bookmarkStart w:id="292" w:name="_Toc24289"/>
+      <w:bookmarkStart w:id="293" w:name="_Toc22245"/>
+      <w:bookmarkStart w:id="294" w:name="_Toc16290"/>
       <w:r>
         <w:rPr>
           <w:rFonts w:hint="eastAsia"/>
@@ -25476,8 +25475,8 @@
       <w:r>
         <w:br w:type="page"/>
       </w:r>
-      <w:bookmarkStart w:id="295" w:name="_Toc21866"/>
-      <w:bookmarkStart w:id="296" w:name="_Toc17006"/>
+      <w:bookmarkStart w:id="295" w:name="_Toc17006"/>
+      <w:bookmarkStart w:id="296" w:name="_Toc21866"/>
       <w:bookmarkStart w:id="297" w:name="_Toc3196"/>
       <w:r>
         <w:rPr>
@@ -25493,8 +25492,8 @@
       <w:pPr>
         <w:pStyle w:val="6"/>
       </w:pPr>
-      <w:bookmarkStart w:id="298" w:name="_Toc19969"/>
-      <w:bookmarkStart w:id="299" w:name="_Toc11842"/>
+      <w:bookmarkStart w:id="298" w:name="_Toc11842"/>
+      <w:bookmarkStart w:id="299" w:name="_Toc19969"/>
       <w:bookmarkStart w:id="300" w:name="_Toc28118"/>
       <w:r>
         <w:rPr>
@@ -28707,8 +28706,9 @@
               <w:rPr>
                 <w:rFonts w:hint="eastAsia"/>
                 <w:u w:val="single"/>
-              </w:rPr>
-              <w:t xml:space="preserve">      </w:t>
+                <w:lang w:val="en-US" w:eastAsia="zh-CN"/>
+              </w:rPr>
+              <w:t>{commercialScoreTotal}</w:t>
             </w:r>
             <w:r>
               <w:rPr>
@@ -28731,8 +28731,9 @@
               <w:rPr>
                 <w:rFonts w:hint="eastAsia"/>
                 <w:u w:val="single"/>
-              </w:rPr>
-              <w:t xml:space="preserve">      </w:t>
+                <w:lang w:val="en-US" w:eastAsia="zh-CN"/>
+              </w:rPr>
+              <w:t>{technicalScoreTotal}</w:t>
             </w:r>
             <w:r>
               <w:rPr>
@@ -28755,8 +28756,9 @@
               <w:rPr>
                 <w:rFonts w:hint="eastAsia"/>
                 <w:u w:val="single"/>
-              </w:rPr>
-              <w:t xml:space="preserve">      </w:t>
+                <w:lang w:val="en-US" w:eastAsia="zh-CN"/>
+              </w:rPr>
+              <w:t>{priceScoreTotal}</w:t>
             </w:r>
             <w:r>
               <w:rPr>
@@ -28885,3460 +28887,6 @@
           </w:p>
         </w:tc>
       </w:tr>
-      <w:tr>
-        <w:tblPrEx>
-          <w:tblCellMar>
-            <w:top w:w="35" w:type="dxa"/>
-            <w:left w:w="108" w:type="dxa"/>
-            <w:bottom w:w="48" w:type="dxa"/>
-            <w:right w:w="89" w:type="dxa"/>
-          </w:tblCellMar>
-        </w:tblPrEx>
-        <w:trPr>
-          <w:trHeight w:val="554" w:hRule="atLeast"/>
-        </w:trPr>
-        <w:tc>
-          <w:tcPr>
-            <w:tcW w:w="0" w:type="auto"/>
-            <w:vMerge w:val="restart"/>
-            <w:tcBorders>
-              <w:top w:val="single" w:color="auto" w:sz="4" w:space="0"/>
-              <w:left w:val="single" w:color="000000" w:sz="4" w:space="0"/>
-              <w:right w:val="single" w:color="000000" w:sz="4" w:space="0"/>
-            </w:tcBorders>
-            <w:vAlign w:val="center"/>
-          </w:tcPr>
-          <w:p>
-            <w:pPr>
-              <w:pStyle w:val="37"/>
-              <w:jc w:val="center"/>
-            </w:pPr>
-            <w:r>
-              <w:rPr>
-                <w:rFonts w:hint="eastAsia"/>
-              </w:rPr>
-              <w:t>2.2.</w:t>
-            </w:r>
-            <w:r>
-              <w:t>3</w:t>
-            </w:r>
-            <w:r>
-              <w:rPr>
-                <w:rFonts w:hint="eastAsia"/>
-              </w:rPr>
-              <w:t>（1）</w:t>
-            </w:r>
-          </w:p>
-        </w:tc>
-        <w:tc>
-          <w:tcPr>
-            <w:tcW w:w="0" w:type="auto"/>
-            <w:vMerge w:val="restart"/>
-            <w:tcBorders>
-              <w:top w:val="single" w:color="auto" w:sz="4" w:space="0"/>
-              <w:left w:val="nil"/>
-              <w:right w:val="single" w:color="000000" w:sz="4" w:space="0"/>
-            </w:tcBorders>
-            <w:vAlign w:val="center"/>
-          </w:tcPr>
-          <w:p>
-            <w:pPr>
-              <w:pStyle w:val="37"/>
-              <w:jc w:val="center"/>
-            </w:pPr>
-            <w:r>
-              <w:rPr>
-                <w:rFonts w:hint="eastAsia"/>
-              </w:rPr>
-              <w:t>商务评分标准</w:t>
-            </w:r>
-          </w:p>
-          <w:p>
-            <w:pPr>
-              <w:pStyle w:val="37"/>
-              <w:jc w:val="center"/>
-            </w:pPr>
-            <w:r>
-              <w:rPr>
-                <w:rFonts w:hint="eastAsia"/>
-              </w:rPr>
-              <w:t>（</w:t>
-            </w:r>
-            <w:r>
-              <w:rPr>
-                <w:rFonts w:hint="eastAsia"/>
-                <w:u w:val="single"/>
-              </w:rPr>
-              <w:t xml:space="preserve">   </w:t>
-            </w:r>
-            <w:r>
-              <w:rPr>
-                <w:rFonts w:hint="eastAsia"/>
-              </w:rPr>
-              <w:t>分）</w:t>
-            </w:r>
-          </w:p>
-        </w:tc>
-        <w:tc>
-          <w:tcPr>
-            <w:tcW w:w="2947" w:type="dxa"/>
-            <w:tcBorders>
-              <w:top w:val="single" w:color="auto" w:sz="4" w:space="0"/>
-              <w:left w:val="nil"/>
-              <w:bottom w:val="single" w:color="000000" w:sz="4" w:space="0"/>
-              <w:right w:val="single" w:color="000000" w:sz="4" w:space="0"/>
-            </w:tcBorders>
-            <w:tcMar>
-              <w:top w:w="34" w:type="dxa"/>
-              <w:left w:w="82" w:type="dxa"/>
-              <w:bottom w:w="34" w:type="dxa"/>
-              <w:right w:w="82" w:type="dxa"/>
-            </w:tcMar>
-            <w:vAlign w:val="center"/>
-          </w:tcPr>
-          <w:p>
-            <w:pPr>
-              <w:pStyle w:val="37"/>
-              <w:jc w:val="center"/>
-            </w:pPr>
-            <w:r>
-              <w:rPr>
-                <w:rFonts w:hint="eastAsia"/>
-              </w:rPr>
-              <w:t>企业管理体系认证情况</w:t>
-            </w:r>
-            <w:r>
-              <w:rPr>
-                <w:rFonts w:hint="eastAsia"/>
-                <w:i/>
-                <w:iCs/>
-                <w:color w:val="FF0000"/>
-              </w:rPr>
-              <w:t>（参考）</w:t>
-            </w:r>
-          </w:p>
-          <w:p>
-            <w:pPr>
-              <w:pStyle w:val="37"/>
-              <w:jc w:val="center"/>
-            </w:pPr>
-            <w:r>
-              <w:rPr>
-                <w:rFonts w:hint="eastAsia"/>
-              </w:rPr>
-              <w:t>（</w:t>
-            </w:r>
-            <w:r>
-              <w:rPr>
-                <w:rFonts w:hint="eastAsia"/>
-                <w:u w:val="single"/>
-              </w:rPr>
-              <w:t xml:space="preserve">   </w:t>
-            </w:r>
-            <w:r>
-              <w:rPr>
-                <w:rFonts w:hint="eastAsia"/>
-              </w:rPr>
-              <w:t>分）</w:t>
-            </w:r>
-          </w:p>
-        </w:tc>
-        <w:tc>
-          <w:tcPr>
-            <w:tcW w:w="4277" w:type="dxa"/>
-            <w:tcBorders>
-              <w:top w:val="single" w:color="000000" w:sz="4" w:space="0"/>
-              <w:left w:val="nil"/>
-              <w:bottom w:val="single" w:color="000000" w:sz="4" w:space="0"/>
-              <w:right w:val="single" w:color="000000" w:sz="4" w:space="0"/>
-            </w:tcBorders>
-            <w:tcMar>
-              <w:top w:w="34" w:type="dxa"/>
-              <w:left w:w="82" w:type="dxa"/>
-              <w:bottom w:w="34" w:type="dxa"/>
-              <w:right w:w="82" w:type="dxa"/>
-            </w:tcMar>
-            <w:vAlign w:val="center"/>
-          </w:tcPr>
-          <w:p>
-            <w:pPr>
-              <w:pStyle w:val="37"/>
-            </w:pPr>
-            <w:r>
-              <w:rPr>
-                <w:rFonts w:hint="eastAsia"/>
-              </w:rPr>
-              <w:t>通过ISO质量管理体系认证的得</w:t>
-            </w:r>
-            <w:r>
-              <w:rPr>
-                <w:rFonts w:hint="eastAsia"/>
-                <w:u w:val="single"/>
-              </w:rPr>
-              <w:t xml:space="preserve">  </w:t>
-            </w:r>
-            <w:r>
-              <w:rPr>
-                <w:rFonts w:hint="eastAsia"/>
-              </w:rPr>
-              <w:t>分；</w:t>
-            </w:r>
-          </w:p>
-          <w:p>
-            <w:pPr>
-              <w:pStyle w:val="37"/>
-            </w:pPr>
-            <w:r>
-              <w:rPr>
-                <w:rFonts w:hint="eastAsia"/>
-              </w:rPr>
-              <w:t>通过环境管理体系认证的得</w:t>
-            </w:r>
-            <w:r>
-              <w:rPr>
-                <w:rFonts w:hint="eastAsia"/>
-                <w:u w:val="single"/>
-              </w:rPr>
-              <w:t xml:space="preserve">  </w:t>
-            </w:r>
-            <w:r>
-              <w:rPr>
-                <w:rFonts w:hint="eastAsia"/>
-              </w:rPr>
-              <w:t>分；</w:t>
-            </w:r>
-          </w:p>
-          <w:p>
-            <w:pPr>
-              <w:pStyle w:val="37"/>
-            </w:pPr>
-            <w:r>
-              <w:rPr>
-                <w:rFonts w:hint="eastAsia"/>
-              </w:rPr>
-              <w:t>通过职业健康安全管理认证的得</w:t>
-            </w:r>
-            <w:r>
-              <w:rPr>
-                <w:rFonts w:hint="eastAsia"/>
-                <w:u w:val="single"/>
-              </w:rPr>
-              <w:t xml:space="preserve">   </w:t>
-            </w:r>
-            <w:r>
-              <w:rPr>
-                <w:rFonts w:hint="eastAsia"/>
-              </w:rPr>
-              <w:t>分。</w:t>
-            </w:r>
-          </w:p>
-        </w:tc>
-      </w:tr>
-      <w:tr>
-        <w:tblPrEx>
-          <w:tblCellMar>
-            <w:top w:w="35" w:type="dxa"/>
-            <w:left w:w="108" w:type="dxa"/>
-            <w:bottom w:w="48" w:type="dxa"/>
-            <w:right w:w="89" w:type="dxa"/>
-          </w:tblCellMar>
-        </w:tblPrEx>
-        <w:trPr>
-          <w:trHeight w:val="554" w:hRule="atLeast"/>
-        </w:trPr>
-        <w:tc>
-          <w:tcPr>
-            <w:tcW w:w="0" w:type="auto"/>
-            <w:vMerge w:val="continue"/>
-            <w:tcBorders>
-              <w:top w:val="nil"/>
-              <w:left w:val="single" w:color="000000" w:sz="4" w:space="0"/>
-              <w:bottom w:val="single" w:color="000000" w:sz="4" w:space="0"/>
-              <w:right w:val="single" w:color="000000" w:sz="4" w:space="0"/>
-            </w:tcBorders>
-            <w:vAlign w:val="center"/>
-          </w:tcPr>
-          <w:p>
-            <w:pPr>
-              <w:pStyle w:val="37"/>
-              <w:jc w:val="center"/>
-            </w:pPr>
-          </w:p>
-        </w:tc>
-        <w:tc>
-          <w:tcPr>
-            <w:tcW w:w="0" w:type="auto"/>
-            <w:vMerge w:val="continue"/>
-            <w:tcBorders>
-              <w:top w:val="nil"/>
-              <w:left w:val="nil"/>
-              <w:bottom w:val="single" w:color="000000" w:sz="4" w:space="0"/>
-              <w:right w:val="single" w:color="000000" w:sz="4" w:space="0"/>
-            </w:tcBorders>
-            <w:vAlign w:val="center"/>
-          </w:tcPr>
-          <w:p>
-            <w:pPr>
-              <w:pStyle w:val="37"/>
-              <w:jc w:val="center"/>
-            </w:pPr>
-          </w:p>
-        </w:tc>
-        <w:tc>
-          <w:tcPr>
-            <w:tcW w:w="2947" w:type="dxa"/>
-            <w:tcBorders>
-              <w:top w:val="single" w:color="000000" w:sz="4" w:space="0"/>
-              <w:left w:val="nil"/>
-              <w:bottom w:val="single" w:color="000000" w:sz="4" w:space="0"/>
-              <w:right w:val="single" w:color="000000" w:sz="4" w:space="0"/>
-            </w:tcBorders>
-            <w:tcMar>
-              <w:top w:w="34" w:type="dxa"/>
-              <w:left w:w="82" w:type="dxa"/>
-              <w:bottom w:w="34" w:type="dxa"/>
-              <w:right w:w="82" w:type="dxa"/>
-            </w:tcMar>
-            <w:vAlign w:val="center"/>
-          </w:tcPr>
-          <w:p>
-            <w:pPr>
-              <w:pStyle w:val="37"/>
-              <w:jc w:val="center"/>
-            </w:pPr>
-            <w:r>
-              <w:rPr>
-                <w:rFonts w:hint="eastAsia"/>
-              </w:rPr>
-              <w:t>信誉（</w:t>
-            </w:r>
-            <w:r>
-              <w:rPr>
-                <w:rFonts w:hint="eastAsia"/>
-                <w:u w:val="single"/>
-              </w:rPr>
-              <w:t xml:space="preserve">   </w:t>
-            </w:r>
-            <w:r>
-              <w:rPr>
-                <w:rFonts w:hint="eastAsia"/>
-              </w:rPr>
-              <w:t>分）</w:t>
-            </w:r>
-            <w:r>
-              <w:rPr>
-                <w:rFonts w:hint="eastAsia"/>
-                <w:i/>
-                <w:iCs/>
-                <w:color w:val="FF0000"/>
-              </w:rPr>
-              <w:t>（参考）</w:t>
-            </w:r>
-          </w:p>
-        </w:tc>
-        <w:tc>
-          <w:tcPr>
-            <w:tcW w:w="4277" w:type="dxa"/>
-            <w:tcBorders>
-              <w:top w:val="single" w:color="000000" w:sz="4" w:space="0"/>
-              <w:left w:val="nil"/>
-              <w:bottom w:val="single" w:color="000000" w:sz="4" w:space="0"/>
-              <w:right w:val="single" w:color="000000" w:sz="4" w:space="0"/>
-            </w:tcBorders>
-            <w:tcMar>
-              <w:top w:w="34" w:type="dxa"/>
-              <w:left w:w="82" w:type="dxa"/>
-              <w:bottom w:w="34" w:type="dxa"/>
-              <w:right w:w="82" w:type="dxa"/>
-            </w:tcMar>
-            <w:vAlign w:val="center"/>
-          </w:tcPr>
-          <w:p>
-            <w:pPr>
-              <w:pStyle w:val="37"/>
-            </w:pPr>
-            <w:r>
-              <w:rPr>
-                <w:rFonts w:hint="eastAsia"/>
-              </w:rPr>
-              <w:t>具有AAA级资信等级证书的得</w:t>
-            </w:r>
-            <w:r>
-              <w:rPr>
-                <w:rFonts w:hint="eastAsia"/>
-                <w:u w:val="single"/>
-              </w:rPr>
-              <w:t xml:space="preserve">   </w:t>
-            </w:r>
-            <w:r>
-              <w:rPr>
-                <w:rFonts w:hint="eastAsia"/>
-              </w:rPr>
-              <w:t>分；</w:t>
-            </w:r>
-          </w:p>
-          <w:p>
-            <w:pPr>
-              <w:pStyle w:val="37"/>
-            </w:pPr>
-            <w:r>
-              <w:rPr>
-                <w:rFonts w:hint="eastAsia"/>
-              </w:rPr>
-              <w:t>具有AA级资信等级证书的得</w:t>
-            </w:r>
-            <w:r>
-              <w:rPr>
-                <w:rFonts w:hint="eastAsia"/>
-                <w:u w:val="single"/>
-              </w:rPr>
-              <w:t xml:space="preserve">   </w:t>
-            </w:r>
-            <w:r>
-              <w:rPr>
-                <w:rFonts w:hint="eastAsia"/>
-              </w:rPr>
-              <w:t>分；</w:t>
-            </w:r>
-          </w:p>
-          <w:p>
-            <w:pPr>
-              <w:pStyle w:val="37"/>
-            </w:pPr>
-            <w:r>
-              <w:rPr>
-                <w:rFonts w:hint="eastAsia"/>
-              </w:rPr>
-              <w:t>具有A级资信等级证书及以下的得</w:t>
-            </w:r>
-            <w:r>
-              <w:rPr>
-                <w:rFonts w:hint="eastAsia"/>
-                <w:u w:val="single"/>
-              </w:rPr>
-              <w:t xml:space="preserve">   </w:t>
-            </w:r>
-            <w:r>
-              <w:rPr>
-                <w:rFonts w:hint="eastAsia"/>
-              </w:rPr>
-              <w:t>分。</w:t>
-            </w:r>
-          </w:p>
-        </w:tc>
-      </w:tr>
-      <w:tr>
-        <w:tblPrEx>
-          <w:tblCellMar>
-            <w:top w:w="35" w:type="dxa"/>
-            <w:left w:w="108" w:type="dxa"/>
-            <w:bottom w:w="48" w:type="dxa"/>
-            <w:right w:w="89" w:type="dxa"/>
-          </w:tblCellMar>
-        </w:tblPrEx>
-        <w:trPr>
-          <w:trHeight w:val="541" w:hRule="atLeast"/>
-        </w:trPr>
-        <w:tc>
-          <w:tcPr>
-            <w:tcW w:w="0" w:type="auto"/>
-            <w:vMerge w:val="continue"/>
-            <w:tcBorders>
-              <w:top w:val="nil"/>
-              <w:left w:val="single" w:color="000000" w:sz="4" w:space="0"/>
-              <w:bottom w:val="single" w:color="000000" w:sz="4" w:space="0"/>
-              <w:right w:val="single" w:color="000000" w:sz="4" w:space="0"/>
-            </w:tcBorders>
-            <w:vAlign w:val="center"/>
-          </w:tcPr>
-          <w:p>
-            <w:pPr>
-              <w:pStyle w:val="37"/>
-              <w:jc w:val="center"/>
-            </w:pPr>
-          </w:p>
-        </w:tc>
-        <w:tc>
-          <w:tcPr>
-            <w:tcW w:w="0" w:type="auto"/>
-            <w:vMerge w:val="continue"/>
-            <w:tcBorders>
-              <w:top w:val="nil"/>
-              <w:left w:val="nil"/>
-              <w:bottom w:val="single" w:color="000000" w:sz="4" w:space="0"/>
-              <w:right w:val="single" w:color="000000" w:sz="4" w:space="0"/>
-            </w:tcBorders>
-            <w:vAlign w:val="center"/>
-          </w:tcPr>
-          <w:p>
-            <w:pPr>
-              <w:pStyle w:val="37"/>
-              <w:jc w:val="center"/>
-            </w:pPr>
-          </w:p>
-        </w:tc>
-        <w:tc>
-          <w:tcPr>
-            <w:tcW w:w="2947" w:type="dxa"/>
-            <w:tcBorders>
-              <w:top w:val="single" w:color="000000" w:sz="4" w:space="0"/>
-              <w:left w:val="nil"/>
-              <w:bottom w:val="single" w:color="000000" w:sz="4" w:space="0"/>
-              <w:right w:val="single" w:color="000000" w:sz="4" w:space="0"/>
-            </w:tcBorders>
-            <w:tcMar>
-              <w:top w:w="34" w:type="dxa"/>
-              <w:left w:w="82" w:type="dxa"/>
-              <w:bottom w:w="34" w:type="dxa"/>
-              <w:right w:w="82" w:type="dxa"/>
-            </w:tcMar>
-            <w:vAlign w:val="center"/>
-          </w:tcPr>
-          <w:p>
-            <w:pPr>
-              <w:pStyle w:val="37"/>
-              <w:jc w:val="center"/>
-            </w:pPr>
-            <w:r>
-              <w:rPr>
-                <w:rFonts w:hint="eastAsia"/>
-              </w:rPr>
-              <w:t>对招标文件商务条款的响应程度</w:t>
-            </w:r>
-            <w:r>
-              <w:rPr>
-                <w:rFonts w:hint="eastAsia"/>
-                <w:i/>
-                <w:iCs/>
-                <w:color w:val="FF0000"/>
-              </w:rPr>
-              <w:t>（参考）</w:t>
-            </w:r>
-          </w:p>
-          <w:p>
-            <w:pPr>
-              <w:pStyle w:val="37"/>
-              <w:jc w:val="center"/>
-            </w:pPr>
-            <w:r>
-              <w:rPr>
-                <w:rFonts w:hint="eastAsia"/>
-              </w:rPr>
-              <w:t>（</w:t>
-            </w:r>
-            <w:r>
-              <w:rPr>
-                <w:rFonts w:hint="eastAsia"/>
-                <w:u w:val="single"/>
-              </w:rPr>
-              <w:t xml:space="preserve">   </w:t>
-            </w:r>
-            <w:r>
-              <w:rPr>
-                <w:rFonts w:hint="eastAsia"/>
-              </w:rPr>
-              <w:t>分）</w:t>
-            </w:r>
-          </w:p>
-        </w:tc>
-        <w:tc>
-          <w:tcPr>
-            <w:tcW w:w="4277" w:type="dxa"/>
-            <w:tcBorders>
-              <w:top w:val="single" w:color="000000" w:sz="4" w:space="0"/>
-              <w:left w:val="nil"/>
-              <w:bottom w:val="single" w:color="000000" w:sz="4" w:space="0"/>
-              <w:right w:val="single" w:color="000000" w:sz="4" w:space="0"/>
-            </w:tcBorders>
-            <w:tcMar>
-              <w:top w:w="34" w:type="dxa"/>
-              <w:left w:w="82" w:type="dxa"/>
-              <w:bottom w:w="34" w:type="dxa"/>
-              <w:right w:w="82" w:type="dxa"/>
-            </w:tcMar>
-            <w:vAlign w:val="center"/>
-          </w:tcPr>
-          <w:p>
-            <w:pPr>
-              <w:pStyle w:val="37"/>
-            </w:pPr>
-            <w:r>
-              <w:rPr>
-                <w:rFonts w:hint="eastAsia"/>
-              </w:rPr>
-              <w:t>根据投标人所提供的投标文件对招标文件商务条款的响应程度进行评审打分项，完全响应得</w:t>
-            </w:r>
-            <w:r>
-              <w:rPr>
-                <w:rFonts w:hint="eastAsia"/>
-                <w:u w:val="single"/>
-              </w:rPr>
-              <w:t xml:space="preserve"> </w:t>
-            </w:r>
-            <w:r>
-              <w:rPr>
-                <w:rFonts w:hint="eastAsia"/>
-              </w:rPr>
-              <w:t>分，部分响应得</w:t>
-            </w:r>
-            <w:r>
-              <w:rPr>
-                <w:rFonts w:hint="eastAsia"/>
-                <w:u w:val="single"/>
-              </w:rPr>
-              <w:t xml:space="preserve">   </w:t>
-            </w:r>
-            <w:r>
-              <w:rPr>
-                <w:rFonts w:hint="eastAsia"/>
-              </w:rPr>
-              <w:t>分，不响应得</w:t>
-            </w:r>
-            <w:r>
-              <w:rPr>
-                <w:rFonts w:hint="eastAsia"/>
-                <w:u w:val="single"/>
-              </w:rPr>
-              <w:t xml:space="preserve">   </w:t>
-            </w:r>
-            <w:r>
-              <w:rPr>
-                <w:rFonts w:hint="eastAsia"/>
-              </w:rPr>
-              <w:t>分。</w:t>
-            </w:r>
-          </w:p>
-        </w:tc>
-      </w:tr>
-      <w:tr>
-        <w:tblPrEx>
-          <w:tblCellMar>
-            <w:top w:w="35" w:type="dxa"/>
-            <w:left w:w="108" w:type="dxa"/>
-            <w:bottom w:w="48" w:type="dxa"/>
-            <w:right w:w="89" w:type="dxa"/>
-          </w:tblCellMar>
-        </w:tblPrEx>
-        <w:trPr>
-          <w:trHeight w:val="449" w:hRule="atLeast"/>
-        </w:trPr>
-        <w:tc>
-          <w:tcPr>
-            <w:tcW w:w="0" w:type="auto"/>
-            <w:vMerge w:val="continue"/>
-            <w:tcBorders>
-              <w:top w:val="nil"/>
-              <w:left w:val="single" w:color="000000" w:sz="4" w:space="0"/>
-              <w:bottom w:val="single" w:color="000000" w:sz="4" w:space="0"/>
-              <w:right w:val="single" w:color="000000" w:sz="4" w:space="0"/>
-            </w:tcBorders>
-            <w:vAlign w:val="center"/>
-          </w:tcPr>
-          <w:p>
-            <w:pPr>
-              <w:pStyle w:val="37"/>
-              <w:jc w:val="center"/>
-            </w:pPr>
-          </w:p>
-        </w:tc>
-        <w:tc>
-          <w:tcPr>
-            <w:tcW w:w="0" w:type="auto"/>
-            <w:vMerge w:val="continue"/>
-            <w:tcBorders>
-              <w:top w:val="nil"/>
-              <w:left w:val="nil"/>
-              <w:bottom w:val="single" w:color="000000" w:sz="4" w:space="0"/>
-              <w:right w:val="single" w:color="000000" w:sz="4" w:space="0"/>
-            </w:tcBorders>
-            <w:vAlign w:val="center"/>
-          </w:tcPr>
-          <w:p>
-            <w:pPr>
-              <w:pStyle w:val="37"/>
-              <w:jc w:val="center"/>
-            </w:pPr>
-          </w:p>
-        </w:tc>
-        <w:tc>
-          <w:tcPr>
-            <w:tcW w:w="2947" w:type="dxa"/>
-            <w:tcBorders>
-              <w:top w:val="single" w:color="000000" w:sz="4" w:space="0"/>
-              <w:left w:val="nil"/>
-              <w:bottom w:val="single" w:color="000000" w:sz="4" w:space="0"/>
-              <w:right w:val="single" w:color="000000" w:sz="4" w:space="0"/>
-            </w:tcBorders>
-            <w:tcMar>
-              <w:top w:w="34" w:type="dxa"/>
-              <w:left w:w="82" w:type="dxa"/>
-              <w:bottom w:w="34" w:type="dxa"/>
-              <w:right w:w="82" w:type="dxa"/>
-            </w:tcMar>
-            <w:vAlign w:val="center"/>
-          </w:tcPr>
-          <w:p>
-            <w:pPr>
-              <w:pStyle w:val="37"/>
-              <w:jc w:val="center"/>
-              <w:rPr>
-                <w:color w:val="FF0000"/>
-              </w:rPr>
-            </w:pPr>
-            <w:r>
-              <w:rPr>
-                <w:rFonts w:hint="eastAsia"/>
-              </w:rPr>
-              <w:t>供应商评级</w:t>
-            </w:r>
-            <w:r>
-              <w:rPr>
-                <w:rFonts w:hint="eastAsia"/>
-                <w:i/>
-                <w:iCs/>
-                <w:color w:val="FF0000"/>
-              </w:rPr>
-              <w:t>（参考）</w:t>
-            </w:r>
-          </w:p>
-          <w:p>
-            <w:pPr>
-              <w:pStyle w:val="37"/>
-              <w:jc w:val="center"/>
-              <w:rPr>
-                <w:color w:val="FF0000"/>
-              </w:rPr>
-            </w:pPr>
-            <w:r>
-              <w:rPr>
-                <w:rFonts w:hint="eastAsia"/>
-              </w:rPr>
-              <w:t>（   分）</w:t>
-            </w:r>
-          </w:p>
-        </w:tc>
-        <w:tc>
-          <w:tcPr>
-            <w:tcW w:w="4277" w:type="dxa"/>
-            <w:tcBorders>
-              <w:top w:val="single" w:color="000000" w:sz="4" w:space="0"/>
-              <w:left w:val="nil"/>
-              <w:bottom w:val="single" w:color="000000" w:sz="4" w:space="0"/>
-              <w:right w:val="single" w:color="000000" w:sz="4" w:space="0"/>
-            </w:tcBorders>
-            <w:tcMar>
-              <w:top w:w="34" w:type="dxa"/>
-              <w:left w:w="82" w:type="dxa"/>
-              <w:bottom w:w="34" w:type="dxa"/>
-              <w:right w:w="82" w:type="dxa"/>
-            </w:tcMar>
-            <w:vAlign w:val="center"/>
-          </w:tcPr>
-          <w:p>
-            <w:pPr>
-              <w:pStyle w:val="37"/>
-            </w:pPr>
-            <w:r>
-              <w:rPr>
-                <w:rFonts w:hint="eastAsia"/>
-              </w:rPr>
-              <w:t>近五年内被评为中冶长天A级供应商的，每次加</w:t>
-            </w:r>
-            <w:r>
-              <w:t xml:space="preserve"> </w:t>
-            </w:r>
-            <w:r>
-              <w:rPr>
-                <w:rFonts w:hint="eastAsia"/>
-                <w:u w:val="single"/>
-              </w:rPr>
-              <w:t xml:space="preserve">   </w:t>
-            </w:r>
-            <w:r>
-              <w:t xml:space="preserve"> </w:t>
-            </w:r>
-            <w:r>
-              <w:rPr>
-                <w:rFonts w:hint="eastAsia"/>
-              </w:rPr>
-              <w:t>分，最多加</w:t>
-            </w:r>
-            <w:r>
-              <w:rPr>
-                <w:rFonts w:hint="eastAsia"/>
-                <w:u w:val="single"/>
-              </w:rPr>
-              <w:t xml:space="preserve">   </w:t>
-            </w:r>
-            <w:r>
-              <w:t xml:space="preserve"> </w:t>
-            </w:r>
-            <w:r>
-              <w:rPr>
-                <w:rFonts w:hint="eastAsia"/>
-              </w:rPr>
-              <w:t>分；近五年内被评为中冶长天B级供应商的，每次加</w:t>
-            </w:r>
-            <w:r>
-              <w:rPr>
-                <w:rFonts w:hint="eastAsia"/>
-                <w:u w:val="single"/>
-              </w:rPr>
-              <w:t xml:space="preserve">   </w:t>
-            </w:r>
-            <w:r>
-              <w:rPr>
-                <w:rFonts w:hint="eastAsia"/>
-              </w:rPr>
-              <w:t>分，最多加</w:t>
-            </w:r>
-            <w:r>
-              <w:rPr>
-                <w:rFonts w:hint="eastAsia"/>
-                <w:u w:val="single"/>
-              </w:rPr>
-              <w:t xml:space="preserve">   </w:t>
-            </w:r>
-            <w:r>
-              <w:rPr>
-                <w:rFonts w:hint="eastAsia"/>
-              </w:rPr>
-              <w:t>分。该加分项累计得分最多不超</w:t>
-            </w:r>
-          </w:p>
-          <w:p>
-            <w:pPr>
-              <w:pStyle w:val="37"/>
-              <w:rPr>
-                <w:color w:val="FF0000"/>
-              </w:rPr>
-            </w:pPr>
-            <w:r>
-              <w:rPr>
-                <w:rFonts w:hint="eastAsia"/>
-              </w:rPr>
-              <w:t>过</w:t>
-            </w:r>
-            <w:r>
-              <w:rPr>
-                <w:rFonts w:hint="eastAsia"/>
-                <w:u w:val="single"/>
-              </w:rPr>
-              <w:t xml:space="preserve">   </w:t>
-            </w:r>
-            <w:r>
-              <w:rPr>
-                <w:rFonts w:hint="eastAsia"/>
-              </w:rPr>
-              <w:t>分。供应商评级以五矿集团供应链</w:t>
-            </w:r>
-            <w:r>
-              <w:t>管理</w:t>
-            </w:r>
-            <w:r>
-              <w:rPr>
-                <w:rFonts w:hint="eastAsia"/>
-              </w:rPr>
-              <w:t>平台上中冶长天的供应商评级为准。</w:t>
-            </w:r>
-          </w:p>
-        </w:tc>
-      </w:tr>
-      <w:tr>
-        <w:tblPrEx>
-          <w:tblCellMar>
-            <w:top w:w="35" w:type="dxa"/>
-            <w:left w:w="108" w:type="dxa"/>
-            <w:bottom w:w="48" w:type="dxa"/>
-            <w:right w:w="89" w:type="dxa"/>
-          </w:tblCellMar>
-        </w:tblPrEx>
-        <w:trPr>
-          <w:trHeight w:val="449" w:hRule="atLeast"/>
-        </w:trPr>
-        <w:tc>
-          <w:tcPr>
-            <w:tcW w:w="0" w:type="auto"/>
-            <w:vMerge w:val="continue"/>
-            <w:tcBorders>
-              <w:top w:val="nil"/>
-              <w:left w:val="single" w:color="000000" w:sz="4" w:space="0"/>
-              <w:bottom w:val="single" w:color="000000" w:sz="4" w:space="0"/>
-              <w:right w:val="single" w:color="000000" w:sz="4" w:space="0"/>
-            </w:tcBorders>
-            <w:vAlign w:val="center"/>
-          </w:tcPr>
-          <w:p>
-            <w:pPr>
-              <w:pStyle w:val="37"/>
-              <w:jc w:val="center"/>
-            </w:pPr>
-          </w:p>
-        </w:tc>
-        <w:tc>
-          <w:tcPr>
-            <w:tcW w:w="0" w:type="auto"/>
-            <w:vMerge w:val="continue"/>
-            <w:tcBorders>
-              <w:top w:val="nil"/>
-              <w:left w:val="nil"/>
-              <w:bottom w:val="single" w:color="000000" w:sz="4" w:space="0"/>
-              <w:right w:val="single" w:color="000000" w:sz="4" w:space="0"/>
-            </w:tcBorders>
-            <w:vAlign w:val="center"/>
-          </w:tcPr>
-          <w:p>
-            <w:pPr>
-              <w:pStyle w:val="37"/>
-              <w:jc w:val="center"/>
-            </w:pPr>
-          </w:p>
-        </w:tc>
-        <w:tc>
-          <w:tcPr>
-            <w:tcW w:w="2947" w:type="dxa"/>
-            <w:tcBorders>
-              <w:top w:val="single" w:color="000000" w:sz="4" w:space="0"/>
-              <w:left w:val="nil"/>
-              <w:bottom w:val="single" w:color="000000" w:sz="4" w:space="0"/>
-              <w:right w:val="single" w:color="000000" w:sz="4" w:space="0"/>
-            </w:tcBorders>
-            <w:tcMar>
-              <w:top w:w="34" w:type="dxa"/>
-              <w:left w:w="82" w:type="dxa"/>
-              <w:bottom w:w="34" w:type="dxa"/>
-              <w:right w:w="82" w:type="dxa"/>
-            </w:tcMar>
-            <w:vAlign w:val="center"/>
-          </w:tcPr>
-          <w:p>
-            <w:pPr>
-              <w:pStyle w:val="37"/>
-              <w:jc w:val="center"/>
-              <w:rPr>
-                <w:color w:val="FF0000"/>
-              </w:rPr>
-            </w:pPr>
-            <w:r>
-              <w:rPr>
-                <w:rFonts w:hint="eastAsia"/>
-              </w:rPr>
-              <w:t>供货商问题记录</w:t>
-            </w:r>
-            <w:r>
-              <w:rPr>
-                <w:rFonts w:hint="eastAsia"/>
-                <w:i/>
-                <w:color w:val="FF0000"/>
-              </w:rPr>
-              <w:t>（参考）</w:t>
-            </w:r>
-          </w:p>
-          <w:p>
-            <w:pPr>
-              <w:pStyle w:val="37"/>
-              <w:jc w:val="center"/>
-              <w:rPr>
-                <w:color w:val="FF0000"/>
-              </w:rPr>
-            </w:pPr>
-            <w:r>
-              <w:rPr>
-                <w:rFonts w:hint="eastAsia"/>
-              </w:rPr>
-              <w:t>（   分）</w:t>
-            </w:r>
-          </w:p>
-        </w:tc>
-        <w:tc>
-          <w:tcPr>
-            <w:tcW w:w="4277" w:type="dxa"/>
-            <w:tcBorders>
-              <w:top w:val="single" w:color="000000" w:sz="4" w:space="0"/>
-              <w:left w:val="nil"/>
-              <w:bottom w:val="single" w:color="000000" w:sz="4" w:space="0"/>
-              <w:right w:val="single" w:color="000000" w:sz="4" w:space="0"/>
-            </w:tcBorders>
-            <w:tcMar>
-              <w:top w:w="34" w:type="dxa"/>
-              <w:left w:w="82" w:type="dxa"/>
-              <w:bottom w:w="34" w:type="dxa"/>
-              <w:right w:w="82" w:type="dxa"/>
-            </w:tcMar>
-            <w:vAlign w:val="center"/>
-          </w:tcPr>
-          <w:p>
-            <w:pPr>
-              <w:pStyle w:val="37"/>
-              <w:rPr>
-                <w:color w:val="FF0000"/>
-              </w:rPr>
-            </w:pPr>
-            <w:r>
-              <w:rPr>
-                <w:rFonts w:hint="eastAsia"/>
-              </w:rPr>
-              <w:t>近五年内在中冶长天供货商问题库中有严重问题记录的供应商，每条扣</w:t>
-            </w:r>
-            <w:r>
-              <w:rPr>
-                <w:rFonts w:hint="eastAsia"/>
-                <w:u w:val="single"/>
-              </w:rPr>
-              <w:t xml:space="preserve">   </w:t>
-            </w:r>
-            <w:r>
-              <w:rPr>
-                <w:rFonts w:hint="eastAsia"/>
-              </w:rPr>
-              <w:t>分，一般</w:t>
-            </w:r>
-            <w:r>
-              <w:t>问题每条扣</w:t>
-            </w:r>
-            <w:r>
-              <w:rPr>
-                <w:rFonts w:hint="eastAsia"/>
-                <w:u w:val="single"/>
-              </w:rPr>
-              <w:t xml:space="preserve">   </w:t>
-            </w:r>
-            <w:r>
-              <w:rPr>
-                <w:rFonts w:hint="eastAsia"/>
-              </w:rPr>
-              <w:t>分， 有重大问题记录的，评委有权力否决其投标。</w:t>
-            </w:r>
-          </w:p>
-        </w:tc>
-      </w:tr>
-      <w:tr>
-        <w:tblPrEx>
-          <w:tblCellMar>
-            <w:top w:w="35" w:type="dxa"/>
-            <w:left w:w="108" w:type="dxa"/>
-            <w:bottom w:w="48" w:type="dxa"/>
-            <w:right w:w="89" w:type="dxa"/>
-          </w:tblCellMar>
-        </w:tblPrEx>
-        <w:trPr>
-          <w:trHeight w:val="449" w:hRule="atLeast"/>
-        </w:trPr>
-        <w:tc>
-          <w:tcPr>
-            <w:tcW w:w="0" w:type="auto"/>
-            <w:vMerge w:val="continue"/>
-            <w:tcBorders>
-              <w:top w:val="nil"/>
-              <w:left w:val="single" w:color="000000" w:sz="4" w:space="0"/>
-              <w:bottom w:val="single" w:color="000000" w:sz="4" w:space="0"/>
-              <w:right w:val="single" w:color="000000" w:sz="4" w:space="0"/>
-            </w:tcBorders>
-            <w:vAlign w:val="center"/>
-          </w:tcPr>
-          <w:p>
-            <w:pPr>
-              <w:pStyle w:val="37"/>
-              <w:jc w:val="center"/>
-            </w:pPr>
-          </w:p>
-        </w:tc>
-        <w:tc>
-          <w:tcPr>
-            <w:tcW w:w="0" w:type="auto"/>
-            <w:vMerge w:val="continue"/>
-            <w:tcBorders>
-              <w:top w:val="nil"/>
-              <w:left w:val="nil"/>
-              <w:bottom w:val="single" w:color="000000" w:sz="4" w:space="0"/>
-              <w:right w:val="single" w:color="000000" w:sz="4" w:space="0"/>
-            </w:tcBorders>
-            <w:vAlign w:val="center"/>
-          </w:tcPr>
-          <w:p>
-            <w:pPr>
-              <w:pStyle w:val="37"/>
-              <w:jc w:val="center"/>
-            </w:pPr>
-          </w:p>
-        </w:tc>
-        <w:tc>
-          <w:tcPr>
-            <w:tcW w:w="2947" w:type="dxa"/>
-            <w:tcBorders>
-              <w:top w:val="single" w:color="000000" w:sz="4" w:space="0"/>
-              <w:left w:val="nil"/>
-              <w:bottom w:val="single" w:color="000000" w:sz="4" w:space="0"/>
-              <w:right w:val="single" w:color="000000" w:sz="4" w:space="0"/>
-            </w:tcBorders>
-            <w:tcMar>
-              <w:top w:w="34" w:type="dxa"/>
-              <w:left w:w="82" w:type="dxa"/>
-              <w:bottom w:w="34" w:type="dxa"/>
-              <w:right w:w="82" w:type="dxa"/>
-            </w:tcMar>
-            <w:vAlign w:val="center"/>
-          </w:tcPr>
-          <w:p>
-            <w:pPr>
-              <w:pStyle w:val="37"/>
-              <w:jc w:val="center"/>
-            </w:pPr>
-            <w:r>
-              <w:rPr>
-                <w:rFonts w:hint="eastAsia"/>
-              </w:rPr>
-              <w:t>投标设备的业绩</w:t>
-            </w:r>
-            <w:r>
-              <w:rPr>
-                <w:rFonts w:hint="eastAsia"/>
-                <w:i/>
-                <w:iCs/>
-                <w:color w:val="FF0000"/>
-              </w:rPr>
-              <w:t>（参考）</w:t>
-            </w:r>
-          </w:p>
-          <w:p>
-            <w:pPr>
-              <w:pStyle w:val="37"/>
-              <w:jc w:val="center"/>
-            </w:pPr>
-            <w:r>
-              <w:rPr>
-                <w:rFonts w:hint="eastAsia"/>
-              </w:rPr>
-              <w:t>（</w:t>
-            </w:r>
-            <w:r>
-              <w:rPr>
-                <w:rFonts w:hint="eastAsia"/>
-                <w:u w:val="single"/>
-              </w:rPr>
-              <w:t xml:space="preserve">   </w:t>
-            </w:r>
-            <w:r>
-              <w:rPr>
-                <w:rFonts w:hint="eastAsia"/>
-              </w:rPr>
-              <w:t>分）</w:t>
-            </w:r>
-          </w:p>
-        </w:tc>
-        <w:tc>
-          <w:tcPr>
-            <w:tcW w:w="4277" w:type="dxa"/>
-            <w:tcBorders>
-              <w:top w:val="single" w:color="000000" w:sz="4" w:space="0"/>
-              <w:left w:val="nil"/>
-              <w:bottom w:val="single" w:color="000000" w:sz="4" w:space="0"/>
-              <w:right w:val="single" w:color="000000" w:sz="4" w:space="0"/>
-            </w:tcBorders>
-            <w:tcMar>
-              <w:top w:w="34" w:type="dxa"/>
-              <w:left w:w="82" w:type="dxa"/>
-              <w:bottom w:w="34" w:type="dxa"/>
-              <w:right w:w="82" w:type="dxa"/>
-            </w:tcMar>
-            <w:vAlign w:val="center"/>
-          </w:tcPr>
-          <w:p>
-            <w:pPr>
-              <w:pStyle w:val="37"/>
-            </w:pPr>
-            <w:r>
-              <w:rPr>
-                <w:rFonts w:hint="eastAsia"/>
-              </w:rPr>
-              <w:t>有效业绩证明指在本招标文件所要求年度内，金额不低于</w:t>
-            </w:r>
-            <w:r>
-              <w:rPr>
-                <w:rFonts w:hint="eastAsia"/>
-                <w:u w:val="single"/>
-              </w:rPr>
-              <w:t xml:space="preserve">    </w:t>
-            </w:r>
-            <w:r>
-              <w:rPr>
-                <w:rFonts w:hint="eastAsia"/>
-              </w:rPr>
-              <w:t>万元的类似设备的供货合同（提供的业绩必须为投标人自身的项目业绩的合同扫描件（价格可隐去），否则不计分，同一项目的补充合同不计为新的业绩（原件备查验）。）</w:t>
-            </w:r>
-          </w:p>
-          <w:p>
-            <w:pPr>
-              <w:pStyle w:val="37"/>
-            </w:pPr>
-            <w:r>
-              <w:rPr>
-                <w:rFonts w:hint="eastAsia"/>
-              </w:rPr>
-              <w:t>每提供一个有效业绩证明，得</w:t>
-            </w:r>
-            <w:r>
-              <w:rPr>
-                <w:rFonts w:hint="eastAsia"/>
-                <w:u w:val="single"/>
-              </w:rPr>
-              <w:t xml:space="preserve">      </w:t>
-            </w:r>
-            <w:r>
-              <w:rPr>
-                <w:rFonts w:hint="eastAsia"/>
-              </w:rPr>
-              <w:t>分，最高得</w:t>
-            </w:r>
-            <w:r>
-              <w:rPr>
-                <w:rFonts w:hint="eastAsia"/>
-                <w:u w:val="single"/>
-              </w:rPr>
-              <w:t xml:space="preserve">   </w:t>
-            </w:r>
-            <w:r>
-              <w:rPr>
-                <w:rFonts w:hint="eastAsia"/>
-              </w:rPr>
-              <w:t>分。未提供有效业绩证明材料的不得分。</w:t>
-            </w:r>
-          </w:p>
-        </w:tc>
-      </w:tr>
-      <w:tr>
-        <w:tblPrEx>
-          <w:tblCellMar>
-            <w:top w:w="35" w:type="dxa"/>
-            <w:left w:w="108" w:type="dxa"/>
-            <w:bottom w:w="48" w:type="dxa"/>
-            <w:right w:w="89" w:type="dxa"/>
-          </w:tblCellMar>
-        </w:tblPrEx>
-        <w:trPr>
-          <w:trHeight w:val="466" w:hRule="atLeast"/>
-        </w:trPr>
-        <w:tc>
-          <w:tcPr>
-            <w:tcW w:w="1142" w:type="dxa"/>
-            <w:vMerge w:val="restart"/>
-            <w:tcBorders>
-              <w:top w:val="nil"/>
-              <w:left w:val="single" w:color="000000" w:sz="4" w:space="0"/>
-              <w:right w:val="single" w:color="000000" w:sz="4" w:space="0"/>
-            </w:tcBorders>
-            <w:tcMar>
-              <w:top w:w="34" w:type="dxa"/>
-              <w:left w:w="82" w:type="dxa"/>
-              <w:bottom w:w="34" w:type="dxa"/>
-              <w:right w:w="82" w:type="dxa"/>
-            </w:tcMar>
-            <w:vAlign w:val="center"/>
-          </w:tcPr>
-          <w:p>
-            <w:pPr>
-              <w:pStyle w:val="37"/>
-              <w:jc w:val="center"/>
-            </w:pPr>
-            <w:r>
-              <w:rPr>
-                <w:rFonts w:hint="eastAsia"/>
-              </w:rPr>
-              <w:t>2.2.</w:t>
-            </w:r>
-            <w:r>
-              <w:t>3</w:t>
-            </w:r>
-          </w:p>
-          <w:p>
-            <w:pPr>
-              <w:pStyle w:val="37"/>
-              <w:jc w:val="center"/>
-            </w:pPr>
-            <w:r>
-              <w:rPr>
-                <w:rFonts w:hint="eastAsia"/>
-              </w:rPr>
-              <w:t>（2）</w:t>
-            </w:r>
-          </w:p>
-        </w:tc>
-        <w:tc>
-          <w:tcPr>
-            <w:tcW w:w="1457" w:type="dxa"/>
-            <w:vMerge w:val="restart"/>
-            <w:tcBorders>
-              <w:top w:val="nil"/>
-              <w:left w:val="nil"/>
-              <w:right w:val="single" w:color="000000" w:sz="4" w:space="0"/>
-            </w:tcBorders>
-            <w:tcMar>
-              <w:top w:w="34" w:type="dxa"/>
-              <w:left w:w="82" w:type="dxa"/>
-              <w:bottom w:w="34" w:type="dxa"/>
-              <w:right w:w="82" w:type="dxa"/>
-            </w:tcMar>
-            <w:vAlign w:val="center"/>
-          </w:tcPr>
-          <w:p>
-            <w:pPr>
-              <w:pStyle w:val="37"/>
-              <w:jc w:val="center"/>
-            </w:pPr>
-            <w:r>
-              <w:rPr>
-                <w:rFonts w:hint="eastAsia"/>
-              </w:rPr>
-              <w:t>技术评分标准</w:t>
-            </w:r>
-          </w:p>
-          <w:p>
-            <w:pPr>
-              <w:pStyle w:val="37"/>
-              <w:jc w:val="center"/>
-            </w:pPr>
-            <w:r>
-              <w:rPr>
-                <w:rFonts w:hint="eastAsia"/>
-              </w:rPr>
-              <w:t>（</w:t>
-            </w:r>
-            <w:r>
-              <w:rPr>
-                <w:rFonts w:hint="eastAsia"/>
-                <w:u w:val="single"/>
-              </w:rPr>
-              <w:t xml:space="preserve">   </w:t>
-            </w:r>
-            <w:r>
-              <w:rPr>
-                <w:rFonts w:hint="eastAsia"/>
-              </w:rPr>
-              <w:t>分）</w:t>
-            </w:r>
-          </w:p>
-        </w:tc>
-        <w:tc>
-          <w:tcPr>
-            <w:tcW w:w="2947" w:type="dxa"/>
-            <w:tcBorders>
-              <w:top w:val="single" w:color="000000" w:sz="4" w:space="0"/>
-              <w:left w:val="nil"/>
-              <w:bottom w:val="single" w:color="000000" w:sz="4" w:space="0"/>
-              <w:right w:val="single" w:color="000000" w:sz="4" w:space="0"/>
-            </w:tcBorders>
-            <w:tcMar>
-              <w:top w:w="34" w:type="dxa"/>
-              <w:left w:w="82" w:type="dxa"/>
-              <w:bottom w:w="34" w:type="dxa"/>
-              <w:right w:w="82" w:type="dxa"/>
-            </w:tcMar>
-            <w:vAlign w:val="center"/>
-          </w:tcPr>
-          <w:p>
-            <w:pPr>
-              <w:pStyle w:val="37"/>
-              <w:jc w:val="center"/>
-              <w:rPr>
-                <w:color w:val="FF0000"/>
-              </w:rPr>
-            </w:pPr>
-            <w:r>
-              <w:rPr>
-                <w:rFonts w:hint="eastAsia" w:ascii="宋体" w:hAnsi="宋体" w:cs="宋体"/>
-                <w:szCs w:val="21"/>
-              </w:rPr>
-              <w:t>标书响应性</w:t>
-            </w:r>
-            <w:r>
-              <w:rPr>
-                <w:rFonts w:hint="eastAsia" w:ascii="宋体" w:hAnsi="宋体" w:cs="宋体"/>
-                <w:i/>
-                <w:color w:val="FF0000"/>
-                <w:szCs w:val="21"/>
-              </w:rPr>
-              <w:t>（</w:t>
-            </w:r>
-            <w:r>
-              <w:rPr>
-                <w:rFonts w:hint="eastAsia"/>
-                <w:i/>
-                <w:iCs/>
-                <w:color w:val="FF0000"/>
-              </w:rPr>
-              <w:t>参考）</w:t>
-            </w:r>
-          </w:p>
-          <w:p>
-            <w:pPr>
-              <w:pStyle w:val="37"/>
-              <w:jc w:val="center"/>
-              <w:rPr>
-                <w:color w:val="FF0000"/>
-              </w:rPr>
-            </w:pPr>
-            <w:r>
-              <w:rPr>
-                <w:rFonts w:hint="eastAsia"/>
-              </w:rPr>
-              <w:t>（</w:t>
-            </w:r>
-            <w:r>
-              <w:rPr>
-                <w:rFonts w:hint="eastAsia"/>
-                <w:u w:val="single"/>
-              </w:rPr>
-              <w:t xml:space="preserve">   </w:t>
-            </w:r>
-            <w:r>
-              <w:rPr>
-                <w:rFonts w:hint="eastAsia"/>
-              </w:rPr>
-              <w:t>分）</w:t>
-            </w:r>
-          </w:p>
-        </w:tc>
-        <w:tc>
-          <w:tcPr>
-            <w:tcW w:w="4277" w:type="dxa"/>
-            <w:tcBorders>
-              <w:top w:val="single" w:color="000000" w:sz="4" w:space="0"/>
-              <w:left w:val="nil"/>
-              <w:bottom w:val="single" w:color="000000" w:sz="4" w:space="0"/>
-              <w:right w:val="single" w:color="000000" w:sz="4" w:space="0"/>
-            </w:tcBorders>
-            <w:tcMar>
-              <w:top w:w="34" w:type="dxa"/>
-              <w:left w:w="82" w:type="dxa"/>
-              <w:bottom w:w="34" w:type="dxa"/>
-              <w:right w:w="82" w:type="dxa"/>
-            </w:tcMar>
-            <w:vAlign w:val="center"/>
-          </w:tcPr>
-          <w:p>
-            <w:pPr>
-              <w:pStyle w:val="37"/>
-              <w:ind w:left="315" w:hanging="315" w:hangingChars="150"/>
-            </w:pPr>
-            <w:r>
-              <w:rPr>
-                <w:rFonts w:hint="eastAsia"/>
-              </w:rPr>
-              <w:t>根据</w:t>
-            </w:r>
-            <w:r>
-              <w:t>标书响应性评分，每有一处不符合项</w:t>
-            </w:r>
-          </w:p>
-          <w:p>
-            <w:pPr>
-              <w:pStyle w:val="37"/>
-              <w:ind w:left="315" w:hanging="315" w:hangingChars="150"/>
-              <w:rPr>
-                <w:color w:val="FF0000"/>
-              </w:rPr>
-            </w:pPr>
-            <w:r>
-              <w:t>扣</w:t>
-            </w:r>
-            <w:r>
-              <w:rPr>
-                <w:rFonts w:hint="eastAsia"/>
-                <w:u w:val="single"/>
-              </w:rPr>
-              <w:t xml:space="preserve">      </w:t>
-            </w:r>
-            <w:r>
-              <w:rPr>
-                <w:rFonts w:hint="eastAsia"/>
-              </w:rPr>
-              <w:t>分，</w:t>
-            </w:r>
-            <w:r>
-              <w:t>扣</w:t>
-            </w:r>
-            <w:r>
-              <w:rPr>
-                <w:rFonts w:hint="eastAsia"/>
-              </w:rPr>
-              <w:t>完</w:t>
-            </w:r>
-            <w:r>
-              <w:t>为止。</w:t>
-            </w:r>
-          </w:p>
-        </w:tc>
-      </w:tr>
-      <w:tr>
-        <w:tblPrEx>
-          <w:tblCellMar>
-            <w:top w:w="35" w:type="dxa"/>
-            <w:left w:w="108" w:type="dxa"/>
-            <w:bottom w:w="48" w:type="dxa"/>
-            <w:right w:w="89" w:type="dxa"/>
-          </w:tblCellMar>
-        </w:tblPrEx>
-        <w:trPr>
-          <w:trHeight w:val="466" w:hRule="atLeast"/>
-        </w:trPr>
-        <w:tc>
-          <w:tcPr>
-            <w:tcW w:w="1142" w:type="dxa"/>
-            <w:vMerge w:val="continue"/>
-            <w:tcBorders>
-              <w:left w:val="single" w:color="000000" w:sz="4" w:space="0"/>
-              <w:right w:val="single" w:color="000000" w:sz="4" w:space="0"/>
-            </w:tcBorders>
-            <w:tcMar>
-              <w:top w:w="34" w:type="dxa"/>
-              <w:left w:w="82" w:type="dxa"/>
-              <w:bottom w:w="34" w:type="dxa"/>
-              <w:right w:w="82" w:type="dxa"/>
-            </w:tcMar>
-            <w:vAlign w:val="center"/>
-          </w:tcPr>
-          <w:p>
-            <w:pPr>
-              <w:pStyle w:val="37"/>
-              <w:jc w:val="center"/>
-            </w:pPr>
-          </w:p>
-        </w:tc>
-        <w:tc>
-          <w:tcPr>
-            <w:tcW w:w="1457" w:type="dxa"/>
-            <w:vMerge w:val="continue"/>
-            <w:tcBorders>
-              <w:left w:val="nil"/>
-              <w:right w:val="single" w:color="000000" w:sz="4" w:space="0"/>
-            </w:tcBorders>
-            <w:tcMar>
-              <w:top w:w="34" w:type="dxa"/>
-              <w:left w:w="82" w:type="dxa"/>
-              <w:bottom w:w="34" w:type="dxa"/>
-              <w:right w:w="82" w:type="dxa"/>
-            </w:tcMar>
-            <w:vAlign w:val="center"/>
-          </w:tcPr>
-          <w:p>
-            <w:pPr>
-              <w:pStyle w:val="37"/>
-              <w:jc w:val="center"/>
-            </w:pPr>
-          </w:p>
-        </w:tc>
-        <w:tc>
-          <w:tcPr>
-            <w:tcW w:w="2947" w:type="dxa"/>
-            <w:tcBorders>
-              <w:top w:val="single" w:color="000000" w:sz="4" w:space="0"/>
-              <w:left w:val="nil"/>
-              <w:bottom w:val="single" w:color="000000" w:sz="4" w:space="0"/>
-              <w:right w:val="single" w:color="000000" w:sz="4" w:space="0"/>
-            </w:tcBorders>
-            <w:tcMar>
-              <w:top w:w="34" w:type="dxa"/>
-              <w:left w:w="82" w:type="dxa"/>
-              <w:bottom w:w="34" w:type="dxa"/>
-              <w:right w:w="82" w:type="dxa"/>
-            </w:tcMar>
-            <w:vAlign w:val="center"/>
-          </w:tcPr>
-          <w:p>
-            <w:pPr>
-              <w:pStyle w:val="37"/>
-              <w:jc w:val="center"/>
-            </w:pPr>
-            <w:r>
-              <w:rPr>
-                <w:rFonts w:hint="eastAsia"/>
-              </w:rPr>
-              <w:t>对投标设备整体评价</w:t>
-            </w:r>
-            <w:r>
-              <w:rPr>
-                <w:rFonts w:hint="eastAsia"/>
-                <w:i/>
-                <w:iCs/>
-                <w:color w:val="FF0000"/>
-              </w:rPr>
-              <w:t>（参考）</w:t>
-            </w:r>
-          </w:p>
-          <w:p>
-            <w:pPr>
-              <w:pStyle w:val="37"/>
-              <w:jc w:val="center"/>
-            </w:pPr>
-            <w:r>
-              <w:rPr>
-                <w:rFonts w:hint="eastAsia"/>
-              </w:rPr>
-              <w:t>（</w:t>
-            </w:r>
-            <w:r>
-              <w:rPr>
-                <w:rFonts w:hint="eastAsia"/>
-                <w:u w:val="single"/>
-              </w:rPr>
-              <w:t xml:space="preserve">   </w:t>
-            </w:r>
-            <w:r>
-              <w:rPr>
-                <w:rFonts w:hint="eastAsia"/>
-              </w:rPr>
-              <w:t>分）</w:t>
-            </w:r>
-          </w:p>
-        </w:tc>
-        <w:tc>
-          <w:tcPr>
-            <w:tcW w:w="4277" w:type="dxa"/>
-            <w:tcBorders>
-              <w:top w:val="single" w:color="000000" w:sz="4" w:space="0"/>
-              <w:left w:val="nil"/>
-              <w:bottom w:val="single" w:color="000000" w:sz="4" w:space="0"/>
-              <w:right w:val="single" w:color="000000" w:sz="4" w:space="0"/>
-            </w:tcBorders>
-            <w:tcMar>
-              <w:top w:w="34" w:type="dxa"/>
-              <w:left w:w="82" w:type="dxa"/>
-              <w:bottom w:w="34" w:type="dxa"/>
-              <w:right w:w="82" w:type="dxa"/>
-            </w:tcMar>
-            <w:vAlign w:val="center"/>
-          </w:tcPr>
-          <w:p>
-            <w:pPr>
-              <w:pStyle w:val="37"/>
-            </w:pPr>
-            <w:r>
-              <w:rPr>
-                <w:rFonts w:hint="eastAsia"/>
-              </w:rPr>
-              <w:t>所投标的设备完全符合招标文件的规定，技术指标无偏差或提出的技术偏差能够满足采购项目的使用要求，得</w:t>
-            </w:r>
-            <w:r>
-              <w:rPr>
-                <w:rFonts w:hint="eastAsia"/>
-                <w:u w:val="single"/>
-              </w:rPr>
-              <w:t xml:space="preserve">   </w:t>
-            </w:r>
-            <w:r>
-              <w:rPr>
-                <w:rFonts w:hint="eastAsia"/>
-              </w:rPr>
-              <w:t>分；</w:t>
-            </w:r>
-          </w:p>
-          <w:p>
-            <w:pPr>
-              <w:pStyle w:val="37"/>
-            </w:pPr>
-            <w:r>
-              <w:rPr>
-                <w:rFonts w:hint="eastAsia"/>
-              </w:rPr>
-              <w:t>所投标的设备基本符合招标文件的规定，技术指标有偏差或提出的技术偏差基本能满足采购项目的使用要求，得</w:t>
-            </w:r>
-            <w:r>
-              <w:rPr>
-                <w:rFonts w:hint="eastAsia"/>
-                <w:u w:val="single"/>
-              </w:rPr>
-              <w:t xml:space="preserve">   </w:t>
-            </w:r>
-            <w:r>
-              <w:rPr>
-                <w:rFonts w:hint="eastAsia"/>
-              </w:rPr>
-              <w:t>分；</w:t>
-            </w:r>
-          </w:p>
-          <w:p>
-            <w:pPr>
-              <w:pStyle w:val="37"/>
-            </w:pPr>
-            <w:r>
-              <w:rPr>
-                <w:rFonts w:hint="eastAsia"/>
-              </w:rPr>
-              <w:t>所投标的设备不符合招标文件规定，技术偏差不能满足采购项目的使用要求，不得分 。</w:t>
-            </w:r>
-          </w:p>
-        </w:tc>
-      </w:tr>
-      <w:tr>
-        <w:tblPrEx>
-          <w:tblCellMar>
-            <w:top w:w="35" w:type="dxa"/>
-            <w:left w:w="108" w:type="dxa"/>
-            <w:bottom w:w="48" w:type="dxa"/>
-            <w:right w:w="89" w:type="dxa"/>
-          </w:tblCellMar>
-        </w:tblPrEx>
-        <w:trPr>
-          <w:trHeight w:val="665" w:hRule="atLeast"/>
-        </w:trPr>
-        <w:tc>
-          <w:tcPr>
-            <w:tcW w:w="0" w:type="auto"/>
-            <w:vMerge w:val="continue"/>
-            <w:tcBorders>
-              <w:left w:val="single" w:color="000000" w:sz="4" w:space="0"/>
-              <w:right w:val="single" w:color="000000" w:sz="4" w:space="0"/>
-            </w:tcBorders>
-            <w:vAlign w:val="center"/>
-          </w:tcPr>
-          <w:p>
-            <w:pPr>
-              <w:pStyle w:val="37"/>
-              <w:jc w:val="center"/>
-            </w:pPr>
-          </w:p>
-        </w:tc>
-        <w:tc>
-          <w:tcPr>
-            <w:tcW w:w="0" w:type="auto"/>
-            <w:vMerge w:val="continue"/>
-            <w:tcBorders>
-              <w:left w:val="nil"/>
-              <w:right w:val="single" w:color="000000" w:sz="4" w:space="0"/>
-            </w:tcBorders>
-            <w:vAlign w:val="center"/>
-          </w:tcPr>
-          <w:p>
-            <w:pPr>
-              <w:pStyle w:val="37"/>
-              <w:jc w:val="center"/>
-            </w:pPr>
-          </w:p>
-        </w:tc>
-        <w:tc>
-          <w:tcPr>
-            <w:tcW w:w="2947" w:type="dxa"/>
-            <w:tcBorders>
-              <w:top w:val="single" w:color="000000" w:sz="4" w:space="0"/>
-              <w:left w:val="nil"/>
-              <w:bottom w:val="single" w:color="000000" w:sz="4" w:space="0"/>
-              <w:right w:val="single" w:color="000000" w:sz="4" w:space="0"/>
-            </w:tcBorders>
-            <w:tcMar>
-              <w:top w:w="34" w:type="dxa"/>
-              <w:left w:w="82" w:type="dxa"/>
-              <w:bottom w:w="34" w:type="dxa"/>
-              <w:right w:w="82" w:type="dxa"/>
-            </w:tcMar>
-            <w:vAlign w:val="center"/>
-          </w:tcPr>
-          <w:p>
-            <w:pPr>
-              <w:pStyle w:val="37"/>
-              <w:jc w:val="center"/>
-            </w:pPr>
-            <w:r>
-              <w:rPr>
-                <w:rFonts w:hint="eastAsia"/>
-              </w:rPr>
-              <w:t>投标设备技术性能指标响应程度</w:t>
-            </w:r>
-          </w:p>
-          <w:p>
-            <w:pPr>
-              <w:pStyle w:val="37"/>
-              <w:jc w:val="center"/>
-            </w:pPr>
-            <w:r>
-              <w:rPr>
-                <w:rFonts w:hint="eastAsia"/>
-              </w:rPr>
-              <w:t>（</w:t>
-            </w:r>
-            <w:r>
-              <w:rPr>
-                <w:rFonts w:hint="eastAsia"/>
-                <w:u w:val="single"/>
-              </w:rPr>
-              <w:t xml:space="preserve">   </w:t>
-            </w:r>
-            <w:r>
-              <w:rPr>
-                <w:rFonts w:hint="eastAsia"/>
-              </w:rPr>
-              <w:t>分）</w:t>
-            </w:r>
-            <w:r>
-              <w:rPr>
-                <w:rFonts w:hint="eastAsia"/>
-                <w:i/>
-                <w:iCs/>
-                <w:color w:val="FF0000"/>
-              </w:rPr>
-              <w:t>（参考）</w:t>
-            </w:r>
-          </w:p>
-        </w:tc>
-        <w:tc>
-          <w:tcPr>
-            <w:tcW w:w="4277" w:type="dxa"/>
-            <w:tcBorders>
-              <w:top w:val="single" w:color="000000" w:sz="4" w:space="0"/>
-              <w:left w:val="nil"/>
-              <w:bottom w:val="single" w:color="000000" w:sz="4" w:space="0"/>
-              <w:right w:val="single" w:color="000000" w:sz="4" w:space="0"/>
-            </w:tcBorders>
-            <w:tcMar>
-              <w:top w:w="34" w:type="dxa"/>
-              <w:left w:w="82" w:type="dxa"/>
-              <w:bottom w:w="34" w:type="dxa"/>
-              <w:right w:w="82" w:type="dxa"/>
-            </w:tcMar>
-            <w:vAlign w:val="center"/>
-          </w:tcPr>
-          <w:p>
-            <w:pPr>
-              <w:pStyle w:val="37"/>
-            </w:pPr>
-            <w:r>
-              <w:rPr>
-                <w:rFonts w:hint="eastAsia"/>
-              </w:rPr>
-              <w:t>所投标设备的质量标准完全响应招标文件的要求，得</w:t>
-            </w:r>
-            <w:r>
-              <w:rPr>
-                <w:rFonts w:hint="eastAsia"/>
-                <w:u w:val="single"/>
-              </w:rPr>
-              <w:t xml:space="preserve">   </w:t>
-            </w:r>
-            <w:r>
-              <w:rPr>
-                <w:rFonts w:hint="eastAsia"/>
-              </w:rPr>
-              <w:t>分；</w:t>
-            </w:r>
-          </w:p>
-          <w:p>
-            <w:pPr>
-              <w:pStyle w:val="37"/>
-            </w:pPr>
-            <w:r>
-              <w:rPr>
-                <w:rFonts w:hint="eastAsia"/>
-              </w:rPr>
-              <w:t>所投标设备的质量标准基本响应招标文件的要求，得</w:t>
-            </w:r>
-            <w:r>
-              <w:rPr>
-                <w:rFonts w:hint="eastAsia"/>
-                <w:u w:val="single"/>
-              </w:rPr>
-              <w:t xml:space="preserve">   </w:t>
-            </w:r>
-            <w:r>
-              <w:rPr>
-                <w:rFonts w:hint="eastAsia"/>
-              </w:rPr>
-              <w:t>分；</w:t>
-            </w:r>
-          </w:p>
-          <w:p>
-            <w:pPr>
-              <w:pStyle w:val="37"/>
-            </w:pPr>
-            <w:r>
-              <w:rPr>
-                <w:rFonts w:hint="eastAsia"/>
-              </w:rPr>
-              <w:t>所投标设备的质量标准不响应招标文件的要求，不得分 。</w:t>
-            </w:r>
-          </w:p>
-        </w:tc>
-      </w:tr>
-      <w:tr>
-        <w:tblPrEx>
-          <w:tblCellMar>
-            <w:top w:w="35" w:type="dxa"/>
-            <w:left w:w="108" w:type="dxa"/>
-            <w:bottom w:w="48" w:type="dxa"/>
-            <w:right w:w="89" w:type="dxa"/>
-          </w:tblCellMar>
-        </w:tblPrEx>
-        <w:trPr>
-          <w:trHeight w:val="665" w:hRule="atLeast"/>
-        </w:trPr>
-        <w:tc>
-          <w:tcPr>
-            <w:tcW w:w="0" w:type="auto"/>
-            <w:vMerge w:val="continue"/>
-            <w:tcBorders>
-              <w:left w:val="single" w:color="000000" w:sz="4" w:space="0"/>
-              <w:right w:val="single" w:color="000000" w:sz="4" w:space="0"/>
-            </w:tcBorders>
-            <w:vAlign w:val="center"/>
-          </w:tcPr>
-          <w:p>
-            <w:pPr>
-              <w:pStyle w:val="37"/>
-              <w:jc w:val="center"/>
-            </w:pPr>
-          </w:p>
-        </w:tc>
-        <w:tc>
-          <w:tcPr>
-            <w:tcW w:w="0" w:type="auto"/>
-            <w:vMerge w:val="continue"/>
-            <w:tcBorders>
-              <w:left w:val="nil"/>
-              <w:right w:val="single" w:color="000000" w:sz="4" w:space="0"/>
-            </w:tcBorders>
-            <w:vAlign w:val="center"/>
-          </w:tcPr>
-          <w:p>
-            <w:pPr>
-              <w:pStyle w:val="37"/>
-              <w:jc w:val="center"/>
-            </w:pPr>
-          </w:p>
-        </w:tc>
-        <w:tc>
-          <w:tcPr>
-            <w:tcW w:w="2947" w:type="dxa"/>
-            <w:tcBorders>
-              <w:top w:val="single" w:color="000000" w:sz="4" w:space="0"/>
-              <w:left w:val="nil"/>
-              <w:bottom w:val="single" w:color="000000" w:sz="4" w:space="0"/>
-              <w:right w:val="single" w:color="000000" w:sz="4" w:space="0"/>
-            </w:tcBorders>
-            <w:tcMar>
-              <w:top w:w="34" w:type="dxa"/>
-              <w:left w:w="82" w:type="dxa"/>
-              <w:bottom w:w="34" w:type="dxa"/>
-              <w:right w:w="82" w:type="dxa"/>
-            </w:tcMar>
-            <w:vAlign w:val="center"/>
-          </w:tcPr>
-          <w:p>
-            <w:pPr>
-              <w:pStyle w:val="37"/>
-              <w:jc w:val="center"/>
-            </w:pPr>
-            <w:r>
-              <w:rPr>
-                <w:rFonts w:hint="eastAsia"/>
-              </w:rPr>
-              <w:t>对投标人技术服务和质保期服务能力的评价</w:t>
-            </w:r>
-            <w:r>
-              <w:rPr>
-                <w:rFonts w:hint="eastAsia"/>
-                <w:i/>
-                <w:iCs/>
-                <w:color w:val="FF0000"/>
-              </w:rPr>
-              <w:t>（参考）</w:t>
-            </w:r>
-          </w:p>
-          <w:p>
-            <w:pPr>
-              <w:pStyle w:val="37"/>
-              <w:jc w:val="center"/>
-            </w:pPr>
-            <w:r>
-              <w:rPr>
-                <w:rFonts w:hint="eastAsia"/>
-              </w:rPr>
-              <w:t>（</w:t>
-            </w:r>
-            <w:r>
-              <w:rPr>
-                <w:rFonts w:hint="eastAsia"/>
-                <w:u w:val="single"/>
-              </w:rPr>
-              <w:t xml:space="preserve">   </w:t>
-            </w:r>
-            <w:r>
-              <w:rPr>
-                <w:rFonts w:hint="eastAsia"/>
-              </w:rPr>
-              <w:t>分）</w:t>
-            </w:r>
-          </w:p>
-        </w:tc>
-        <w:tc>
-          <w:tcPr>
-            <w:tcW w:w="4277" w:type="dxa"/>
-            <w:tcBorders>
-              <w:top w:val="single" w:color="000000" w:sz="4" w:space="0"/>
-              <w:left w:val="nil"/>
-              <w:bottom w:val="single" w:color="000000" w:sz="4" w:space="0"/>
-              <w:right w:val="single" w:color="000000" w:sz="4" w:space="0"/>
-            </w:tcBorders>
-            <w:tcMar>
-              <w:top w:w="34" w:type="dxa"/>
-              <w:left w:w="82" w:type="dxa"/>
-              <w:bottom w:w="34" w:type="dxa"/>
-              <w:right w:w="82" w:type="dxa"/>
-            </w:tcMar>
-            <w:vAlign w:val="center"/>
-          </w:tcPr>
-          <w:p>
-            <w:pPr>
-              <w:pStyle w:val="37"/>
-            </w:pPr>
-            <w:r>
-              <w:rPr>
-                <w:rFonts w:hint="eastAsia"/>
-              </w:rPr>
-              <w:t>投标人相关服务能力好、服务方案完善的，</w:t>
-            </w:r>
-          </w:p>
-          <w:p>
-            <w:pPr>
-              <w:pStyle w:val="37"/>
-            </w:pPr>
-            <w:r>
-              <w:rPr>
-                <w:rFonts w:hint="eastAsia"/>
-              </w:rPr>
-              <w:t>得</w:t>
-            </w:r>
-            <w:r>
-              <w:rPr>
-                <w:rFonts w:hint="eastAsia"/>
-                <w:u w:val="single"/>
-              </w:rPr>
-              <w:t xml:space="preserve">   </w:t>
-            </w:r>
-            <w:r>
-              <w:rPr>
-                <w:rFonts w:hint="eastAsia"/>
-              </w:rPr>
-              <w:t>分；</w:t>
-            </w:r>
-          </w:p>
-          <w:p>
-            <w:pPr>
-              <w:pStyle w:val="37"/>
-            </w:pPr>
-            <w:r>
-              <w:rPr>
-                <w:rFonts w:hint="eastAsia"/>
-              </w:rPr>
-              <w:t>投标人相关服务能力较好、服务方案较完善的， 得</w:t>
-            </w:r>
-            <w:r>
-              <w:rPr>
-                <w:rFonts w:hint="eastAsia"/>
-                <w:u w:val="single"/>
-              </w:rPr>
-              <w:t xml:space="preserve">   </w:t>
-            </w:r>
-            <w:r>
-              <w:rPr>
-                <w:rFonts w:hint="eastAsia"/>
-              </w:rPr>
-              <w:t>分；</w:t>
-            </w:r>
-          </w:p>
-          <w:p>
-            <w:pPr>
-              <w:pStyle w:val="37"/>
-            </w:pPr>
-            <w:r>
-              <w:rPr>
-                <w:rFonts w:hint="eastAsia"/>
-              </w:rPr>
-              <w:t xml:space="preserve">投标人相关服务能力一般、服务方案不完善的，得 </w:t>
-            </w:r>
-            <w:r>
-              <w:rPr>
-                <w:rFonts w:hint="eastAsia"/>
-                <w:u w:val="single"/>
-              </w:rPr>
-              <w:t xml:space="preserve">   </w:t>
-            </w:r>
-            <w:r>
-              <w:rPr>
-                <w:rFonts w:hint="eastAsia"/>
-              </w:rPr>
-              <w:t>分。</w:t>
-            </w:r>
-          </w:p>
-        </w:tc>
-      </w:tr>
-      <w:tr>
-        <w:tblPrEx>
-          <w:tblCellMar>
-            <w:top w:w="35" w:type="dxa"/>
-            <w:left w:w="108" w:type="dxa"/>
-            <w:bottom w:w="48" w:type="dxa"/>
-            <w:right w:w="89" w:type="dxa"/>
-          </w:tblCellMar>
-        </w:tblPrEx>
-        <w:trPr>
-          <w:trHeight w:val="665" w:hRule="atLeast"/>
-        </w:trPr>
-        <w:tc>
-          <w:tcPr>
-            <w:tcW w:w="0" w:type="auto"/>
-            <w:vMerge w:val="continue"/>
-            <w:tcBorders>
-              <w:left w:val="single" w:color="000000" w:sz="4" w:space="0"/>
-              <w:right w:val="single" w:color="000000" w:sz="4" w:space="0"/>
-            </w:tcBorders>
-            <w:vAlign w:val="center"/>
-          </w:tcPr>
-          <w:p>
-            <w:pPr>
-              <w:pStyle w:val="37"/>
-              <w:jc w:val="center"/>
-            </w:pPr>
-          </w:p>
-        </w:tc>
-        <w:tc>
-          <w:tcPr>
-            <w:tcW w:w="0" w:type="auto"/>
-            <w:vMerge w:val="continue"/>
-            <w:tcBorders>
-              <w:left w:val="nil"/>
-              <w:right w:val="single" w:color="000000" w:sz="4" w:space="0"/>
-            </w:tcBorders>
-            <w:vAlign w:val="center"/>
-          </w:tcPr>
-          <w:p>
-            <w:pPr>
-              <w:pStyle w:val="37"/>
-              <w:jc w:val="center"/>
-            </w:pPr>
-          </w:p>
-        </w:tc>
-        <w:tc>
-          <w:tcPr>
-            <w:tcW w:w="2947" w:type="dxa"/>
-            <w:tcBorders>
-              <w:top w:val="single" w:color="000000" w:sz="4" w:space="0"/>
-              <w:left w:val="nil"/>
-              <w:bottom w:val="single" w:color="000000" w:sz="4" w:space="0"/>
-              <w:right w:val="single" w:color="000000" w:sz="4" w:space="0"/>
-            </w:tcBorders>
-            <w:tcMar>
-              <w:top w:w="34" w:type="dxa"/>
-              <w:left w:w="82" w:type="dxa"/>
-              <w:bottom w:w="34" w:type="dxa"/>
-              <w:right w:w="82" w:type="dxa"/>
-            </w:tcMar>
-            <w:vAlign w:val="center"/>
-          </w:tcPr>
-          <w:p>
-            <w:pPr>
-              <w:pStyle w:val="37"/>
-              <w:jc w:val="center"/>
-              <w:rPr>
-                <w:color w:val="FF0000"/>
-              </w:rPr>
-            </w:pPr>
-            <w:r>
-              <w:rPr>
-                <w:rFonts w:hint="eastAsia"/>
-              </w:rPr>
-              <w:t>对投标人生产能力的评价</w:t>
-            </w:r>
-            <w:r>
-              <w:rPr>
-                <w:rFonts w:hint="eastAsia"/>
-                <w:color w:val="FF0000"/>
-              </w:rPr>
-              <w:t>（</w:t>
-            </w:r>
-            <w:r>
-              <w:rPr>
-                <w:rFonts w:hint="eastAsia"/>
-                <w:i/>
-                <w:iCs/>
-                <w:color w:val="FF0000"/>
-              </w:rPr>
-              <w:t>参考）</w:t>
-            </w:r>
-          </w:p>
-          <w:p>
-            <w:pPr>
-              <w:pStyle w:val="37"/>
-              <w:jc w:val="center"/>
-              <w:rPr>
-                <w:color w:val="FF0000"/>
-              </w:rPr>
-            </w:pPr>
-            <w:r>
-              <w:rPr>
-                <w:rFonts w:hint="eastAsia"/>
-              </w:rPr>
-              <w:t>（   分）</w:t>
-            </w:r>
-          </w:p>
-        </w:tc>
-        <w:tc>
-          <w:tcPr>
-            <w:tcW w:w="4277" w:type="dxa"/>
-            <w:tcBorders>
-              <w:top w:val="single" w:color="000000" w:sz="4" w:space="0"/>
-              <w:left w:val="nil"/>
-              <w:bottom w:val="single" w:color="000000" w:sz="4" w:space="0"/>
-              <w:right w:val="single" w:color="000000" w:sz="4" w:space="0"/>
-            </w:tcBorders>
-            <w:tcMar>
-              <w:top w:w="34" w:type="dxa"/>
-              <w:left w:w="82" w:type="dxa"/>
-              <w:bottom w:w="34" w:type="dxa"/>
-              <w:right w:w="82" w:type="dxa"/>
-            </w:tcMar>
-            <w:vAlign w:val="center"/>
-          </w:tcPr>
-          <w:p>
-            <w:pPr>
-              <w:pStyle w:val="37"/>
-            </w:pPr>
-            <w:r>
-              <w:rPr>
-                <w:rFonts w:hint="eastAsia"/>
-              </w:rPr>
-              <w:t>投标人生产能力在</w:t>
-            </w:r>
-            <w:r>
-              <w:t>所有投标人中</w:t>
-            </w:r>
-            <w:r>
-              <w:rPr>
-                <w:rFonts w:hint="eastAsia"/>
-              </w:rPr>
-              <w:t>最强的，</w:t>
-            </w:r>
-          </w:p>
-          <w:p>
-            <w:pPr>
-              <w:pStyle w:val="37"/>
-            </w:pPr>
-            <w:r>
-              <w:rPr>
-                <w:rFonts w:hint="eastAsia"/>
-              </w:rPr>
-              <w:t>得</w:t>
-            </w:r>
-            <w:r>
-              <w:rPr>
-                <w:rFonts w:hint="eastAsia"/>
-                <w:u w:val="single"/>
-              </w:rPr>
-              <w:t xml:space="preserve">   </w:t>
-            </w:r>
-            <w:r>
-              <w:rPr>
-                <w:rFonts w:hint="eastAsia"/>
-              </w:rPr>
-              <w:t>分；</w:t>
-            </w:r>
-          </w:p>
-          <w:p>
-            <w:pPr>
-              <w:pStyle w:val="37"/>
-            </w:pPr>
-            <w:r>
-              <w:rPr>
-                <w:rFonts w:hint="eastAsia"/>
-              </w:rPr>
-              <w:t>投标人生产能力较强的，</w:t>
-            </w:r>
-            <w:r>
-              <w:t xml:space="preserve"> </w:t>
-            </w:r>
-            <w:r>
-              <w:rPr>
-                <w:rFonts w:hint="eastAsia"/>
-              </w:rPr>
-              <w:t>得</w:t>
-            </w:r>
-            <w:r>
-              <w:rPr>
-                <w:rFonts w:hint="eastAsia"/>
-                <w:u w:val="single"/>
-              </w:rPr>
-              <w:t xml:space="preserve">   </w:t>
-            </w:r>
-            <w:r>
-              <w:rPr>
-                <w:rFonts w:hint="eastAsia"/>
-              </w:rPr>
-              <w:t xml:space="preserve">  分；</w:t>
-            </w:r>
-          </w:p>
-          <w:p>
-            <w:pPr>
-              <w:spacing w:line="240" w:lineRule="auto"/>
-              <w:ind w:firstLine="0" w:firstLineChars="0"/>
-            </w:pPr>
-            <w:r>
-              <w:rPr>
-                <w:rFonts w:hint="eastAsia"/>
-              </w:rPr>
-              <w:t>投标人生产能力较弱的</w:t>
-            </w:r>
-            <w:r>
-              <w:t>，</w:t>
-            </w:r>
-            <w:r>
-              <w:rPr>
-                <w:rFonts w:hint="eastAsia"/>
-              </w:rPr>
-              <w:t>得</w:t>
-            </w:r>
-            <w:r>
-              <w:rPr>
-                <w:rFonts w:hint="eastAsia"/>
-                <w:u w:val="single"/>
-              </w:rPr>
-              <w:t xml:space="preserve">   </w:t>
-            </w:r>
-            <w:r>
-              <w:rPr>
-                <w:rFonts w:hint="eastAsia"/>
-              </w:rPr>
-              <w:t xml:space="preserve">  分。</w:t>
-            </w:r>
-          </w:p>
-        </w:tc>
-      </w:tr>
-      <w:tr>
-        <w:tblPrEx>
-          <w:tblCellMar>
-            <w:top w:w="35" w:type="dxa"/>
-            <w:left w:w="108" w:type="dxa"/>
-            <w:bottom w:w="48" w:type="dxa"/>
-            <w:right w:w="89" w:type="dxa"/>
-          </w:tblCellMar>
-        </w:tblPrEx>
-        <w:trPr>
-          <w:trHeight w:val="665" w:hRule="atLeast"/>
-        </w:trPr>
-        <w:tc>
-          <w:tcPr>
-            <w:tcW w:w="0" w:type="auto"/>
-            <w:vMerge w:val="continue"/>
-            <w:tcBorders>
-              <w:left w:val="single" w:color="000000" w:sz="4" w:space="0"/>
-              <w:right w:val="single" w:color="000000" w:sz="4" w:space="0"/>
-            </w:tcBorders>
-            <w:vAlign w:val="center"/>
-          </w:tcPr>
-          <w:p>
-            <w:pPr>
-              <w:pStyle w:val="37"/>
-              <w:jc w:val="center"/>
-            </w:pPr>
-          </w:p>
-        </w:tc>
-        <w:tc>
-          <w:tcPr>
-            <w:tcW w:w="0" w:type="auto"/>
-            <w:vMerge w:val="continue"/>
-            <w:tcBorders>
-              <w:left w:val="nil"/>
-              <w:right w:val="single" w:color="000000" w:sz="4" w:space="0"/>
-            </w:tcBorders>
-            <w:vAlign w:val="center"/>
-          </w:tcPr>
-          <w:p>
-            <w:pPr>
-              <w:pStyle w:val="37"/>
-              <w:jc w:val="center"/>
-            </w:pPr>
-          </w:p>
-        </w:tc>
-        <w:tc>
-          <w:tcPr>
-            <w:tcW w:w="2947" w:type="dxa"/>
-            <w:tcBorders>
-              <w:top w:val="single" w:color="000000" w:sz="4" w:space="0"/>
-              <w:left w:val="nil"/>
-              <w:bottom w:val="single" w:color="000000" w:sz="4" w:space="0"/>
-              <w:right w:val="single" w:color="000000" w:sz="4" w:space="0"/>
-            </w:tcBorders>
-            <w:tcMar>
-              <w:top w:w="34" w:type="dxa"/>
-              <w:left w:w="82" w:type="dxa"/>
-              <w:bottom w:w="34" w:type="dxa"/>
-              <w:right w:w="82" w:type="dxa"/>
-            </w:tcMar>
-            <w:vAlign w:val="center"/>
-          </w:tcPr>
-          <w:p>
-            <w:pPr>
-              <w:pStyle w:val="37"/>
-              <w:jc w:val="center"/>
-            </w:pPr>
-            <w:r>
-              <w:rPr>
-                <w:rFonts w:hint="eastAsia"/>
-              </w:rPr>
-              <w:t>生产设备及检测设备的先进性</w:t>
-            </w:r>
-            <w:r>
-              <w:rPr>
-                <w:rFonts w:hint="eastAsia"/>
-                <w:color w:val="FF0000"/>
-              </w:rPr>
-              <w:t>（</w:t>
-            </w:r>
-            <w:r>
-              <w:rPr>
-                <w:rFonts w:hint="eastAsia"/>
-                <w:i/>
-                <w:iCs/>
-                <w:color w:val="FF0000"/>
-              </w:rPr>
-              <w:t>参考）</w:t>
-            </w:r>
-          </w:p>
-          <w:p>
-            <w:pPr>
-              <w:pStyle w:val="37"/>
-              <w:jc w:val="center"/>
-            </w:pPr>
-            <w:r>
-              <w:rPr>
-                <w:rFonts w:hint="eastAsia"/>
-              </w:rPr>
-              <w:t>（   分）</w:t>
-            </w:r>
-          </w:p>
-        </w:tc>
-        <w:tc>
-          <w:tcPr>
-            <w:tcW w:w="4277" w:type="dxa"/>
-            <w:tcBorders>
-              <w:top w:val="single" w:color="000000" w:sz="4" w:space="0"/>
-              <w:left w:val="nil"/>
-              <w:bottom w:val="single" w:color="000000" w:sz="4" w:space="0"/>
-              <w:right w:val="single" w:color="000000" w:sz="4" w:space="0"/>
-            </w:tcBorders>
-            <w:tcMar>
-              <w:top w:w="34" w:type="dxa"/>
-              <w:left w:w="82" w:type="dxa"/>
-              <w:bottom w:w="34" w:type="dxa"/>
-              <w:right w:w="82" w:type="dxa"/>
-            </w:tcMar>
-            <w:vAlign w:val="center"/>
-          </w:tcPr>
-          <w:p>
-            <w:pPr>
-              <w:pStyle w:val="37"/>
-            </w:pPr>
-            <w:r>
-              <w:rPr>
-                <w:rFonts w:hint="eastAsia"/>
-              </w:rPr>
-              <w:t>投标人生产设备及检测设备在</w:t>
-            </w:r>
-            <w:r>
-              <w:t>所有投标人中最</w:t>
-            </w:r>
-            <w:r>
-              <w:rPr>
-                <w:rFonts w:hint="eastAsia"/>
-              </w:rPr>
-              <w:t>先进的，得</w:t>
-            </w:r>
-            <w:r>
-              <w:rPr>
-                <w:rFonts w:hint="eastAsia"/>
-                <w:u w:val="single"/>
-              </w:rPr>
-              <w:t xml:space="preserve">   </w:t>
-            </w:r>
-            <w:r>
-              <w:rPr>
-                <w:rFonts w:hint="eastAsia"/>
-              </w:rPr>
-              <w:t>分；</w:t>
-            </w:r>
-          </w:p>
-          <w:p>
-            <w:pPr>
-              <w:pStyle w:val="37"/>
-            </w:pPr>
-            <w:r>
-              <w:rPr>
-                <w:rFonts w:hint="eastAsia"/>
-              </w:rPr>
-              <w:t>投标人生产设备及检测设备较先进的，</w:t>
-            </w:r>
-          </w:p>
-          <w:p>
-            <w:pPr>
-              <w:pStyle w:val="37"/>
-            </w:pPr>
-            <w:r>
-              <w:rPr>
-                <w:rFonts w:hint="eastAsia"/>
-              </w:rPr>
-              <w:t>得</w:t>
-            </w:r>
-            <w:r>
-              <w:rPr>
-                <w:rFonts w:hint="eastAsia"/>
-                <w:u w:val="single"/>
-              </w:rPr>
-              <w:t xml:space="preserve">   </w:t>
-            </w:r>
-            <w:r>
-              <w:rPr>
-                <w:rFonts w:hint="eastAsia"/>
-              </w:rPr>
-              <w:t xml:space="preserve">  分；</w:t>
-            </w:r>
-          </w:p>
-          <w:p>
-            <w:pPr>
-              <w:pStyle w:val="37"/>
-            </w:pPr>
-            <w:r>
-              <w:rPr>
-                <w:rFonts w:hint="eastAsia"/>
-              </w:rPr>
-              <w:t>投标人生产设备及检测设备较差的</w:t>
-            </w:r>
-            <w:r>
-              <w:t>，</w:t>
-            </w:r>
-          </w:p>
-          <w:p>
-            <w:pPr>
-              <w:pStyle w:val="37"/>
-            </w:pPr>
-            <w:r>
-              <w:rPr>
-                <w:rFonts w:hint="eastAsia"/>
-              </w:rPr>
-              <w:t>得</w:t>
-            </w:r>
-            <w:r>
-              <w:rPr>
-                <w:rFonts w:hint="eastAsia"/>
-                <w:u w:val="single"/>
-              </w:rPr>
-              <w:t xml:space="preserve">   </w:t>
-            </w:r>
-            <w:r>
-              <w:rPr>
-                <w:rFonts w:hint="eastAsia"/>
-              </w:rPr>
-              <w:t xml:space="preserve">  分。</w:t>
-            </w:r>
-          </w:p>
-        </w:tc>
-      </w:tr>
-      <w:tr>
-        <w:tblPrEx>
-          <w:tblCellMar>
-            <w:top w:w="35" w:type="dxa"/>
-            <w:left w:w="108" w:type="dxa"/>
-            <w:bottom w:w="48" w:type="dxa"/>
-            <w:right w:w="89" w:type="dxa"/>
-          </w:tblCellMar>
-        </w:tblPrEx>
-        <w:trPr>
-          <w:trHeight w:val="665" w:hRule="atLeast"/>
-        </w:trPr>
-        <w:tc>
-          <w:tcPr>
-            <w:tcW w:w="0" w:type="auto"/>
-            <w:vMerge w:val="continue"/>
-            <w:tcBorders>
-              <w:left w:val="single" w:color="000000" w:sz="4" w:space="0"/>
-              <w:right w:val="single" w:color="000000" w:sz="4" w:space="0"/>
-            </w:tcBorders>
-            <w:vAlign w:val="center"/>
-          </w:tcPr>
-          <w:p>
-            <w:pPr>
-              <w:pStyle w:val="37"/>
-              <w:jc w:val="center"/>
-            </w:pPr>
-          </w:p>
-        </w:tc>
-        <w:tc>
-          <w:tcPr>
-            <w:tcW w:w="0" w:type="auto"/>
-            <w:vMerge w:val="continue"/>
-            <w:tcBorders>
-              <w:left w:val="nil"/>
-              <w:right w:val="single" w:color="000000" w:sz="4" w:space="0"/>
-            </w:tcBorders>
-            <w:vAlign w:val="center"/>
-          </w:tcPr>
-          <w:p>
-            <w:pPr>
-              <w:pStyle w:val="37"/>
-              <w:jc w:val="center"/>
-            </w:pPr>
-          </w:p>
-        </w:tc>
-        <w:tc>
-          <w:tcPr>
-            <w:tcW w:w="2947" w:type="dxa"/>
-            <w:tcBorders>
-              <w:top w:val="single" w:color="000000" w:sz="4" w:space="0"/>
-              <w:left w:val="nil"/>
-              <w:bottom w:val="single" w:color="000000" w:sz="4" w:space="0"/>
-              <w:right w:val="single" w:color="000000" w:sz="4" w:space="0"/>
-            </w:tcBorders>
-            <w:tcMar>
-              <w:top w:w="34" w:type="dxa"/>
-              <w:left w:w="82" w:type="dxa"/>
-              <w:bottom w:w="34" w:type="dxa"/>
-              <w:right w:w="82" w:type="dxa"/>
-            </w:tcMar>
-            <w:vAlign w:val="center"/>
-          </w:tcPr>
-          <w:p>
-            <w:pPr>
-              <w:pStyle w:val="37"/>
-              <w:jc w:val="center"/>
-            </w:pPr>
-            <w:r>
-              <w:rPr>
-                <w:rFonts w:hint="eastAsia"/>
-              </w:rPr>
-              <w:t>包装、运输方案</w:t>
-            </w:r>
-            <w:r>
-              <w:rPr>
-                <w:rFonts w:hint="eastAsia"/>
-                <w:color w:val="FF0000"/>
-              </w:rPr>
-              <w:t>（</w:t>
-            </w:r>
-            <w:r>
-              <w:rPr>
-                <w:rFonts w:hint="eastAsia"/>
-                <w:i/>
-                <w:iCs/>
-                <w:color w:val="FF0000"/>
-              </w:rPr>
-              <w:t>参考）</w:t>
-            </w:r>
-          </w:p>
-          <w:p>
-            <w:pPr>
-              <w:pStyle w:val="37"/>
-              <w:jc w:val="center"/>
-            </w:pPr>
-            <w:r>
-              <w:rPr>
-                <w:rFonts w:hint="eastAsia"/>
-              </w:rPr>
-              <w:t>（   分）</w:t>
-            </w:r>
-          </w:p>
-        </w:tc>
-        <w:tc>
-          <w:tcPr>
-            <w:tcW w:w="4277" w:type="dxa"/>
-            <w:tcBorders>
-              <w:top w:val="single" w:color="000000" w:sz="4" w:space="0"/>
-              <w:left w:val="nil"/>
-              <w:bottom w:val="single" w:color="000000" w:sz="4" w:space="0"/>
-              <w:right w:val="single" w:color="000000" w:sz="4" w:space="0"/>
-            </w:tcBorders>
-            <w:tcMar>
-              <w:top w:w="34" w:type="dxa"/>
-              <w:left w:w="82" w:type="dxa"/>
-              <w:bottom w:w="34" w:type="dxa"/>
-              <w:right w:w="82" w:type="dxa"/>
-            </w:tcMar>
-            <w:vAlign w:val="center"/>
-          </w:tcPr>
-          <w:p>
-            <w:pPr>
-              <w:pStyle w:val="37"/>
-            </w:pPr>
-            <w:r>
-              <w:rPr>
-                <w:rFonts w:hint="eastAsia"/>
-              </w:rPr>
-              <w:t>包装、运输方案合理的，得</w:t>
-            </w:r>
-            <w:r>
-              <w:rPr>
-                <w:rFonts w:hint="eastAsia"/>
-                <w:u w:val="single"/>
-              </w:rPr>
-              <w:t xml:space="preserve">   </w:t>
-            </w:r>
-            <w:r>
-              <w:rPr>
-                <w:rFonts w:hint="eastAsia"/>
-              </w:rPr>
-              <w:t>分；</w:t>
-            </w:r>
-          </w:p>
-          <w:p>
-            <w:pPr>
-              <w:pStyle w:val="37"/>
-            </w:pPr>
-            <w:r>
-              <w:rPr>
-                <w:rFonts w:hint="eastAsia"/>
-              </w:rPr>
-              <w:t>包装、运输方案较合理的，得</w:t>
-            </w:r>
-            <w:r>
-              <w:rPr>
-                <w:rFonts w:hint="eastAsia"/>
-                <w:u w:val="single"/>
-              </w:rPr>
-              <w:t xml:space="preserve">   </w:t>
-            </w:r>
-            <w:r>
-              <w:rPr>
-                <w:rFonts w:hint="eastAsia"/>
-              </w:rPr>
-              <w:t>分；</w:t>
-            </w:r>
-          </w:p>
-          <w:p>
-            <w:pPr>
-              <w:pStyle w:val="37"/>
-            </w:pPr>
-            <w:r>
-              <w:rPr>
-                <w:rFonts w:hint="eastAsia"/>
-              </w:rPr>
-              <w:t>包装、运输方案一般或不合理的，得</w:t>
-            </w:r>
-            <w:r>
-              <w:rPr>
-                <w:rFonts w:hint="eastAsia"/>
-                <w:u w:val="single"/>
-              </w:rPr>
-              <w:t xml:space="preserve">   </w:t>
-            </w:r>
-            <w:r>
-              <w:rPr>
-                <w:rFonts w:hint="eastAsia"/>
-              </w:rPr>
-              <w:t>分。</w:t>
-            </w:r>
-          </w:p>
-        </w:tc>
-      </w:tr>
-      <w:tr>
-        <w:tblPrEx>
-          <w:tblCellMar>
-            <w:top w:w="35" w:type="dxa"/>
-            <w:left w:w="108" w:type="dxa"/>
-            <w:bottom w:w="48" w:type="dxa"/>
-            <w:right w:w="89" w:type="dxa"/>
-          </w:tblCellMar>
-        </w:tblPrEx>
-        <w:trPr>
-          <w:trHeight w:val="665" w:hRule="atLeast"/>
-        </w:trPr>
-        <w:tc>
-          <w:tcPr>
-            <w:tcW w:w="0" w:type="auto"/>
-            <w:vMerge w:val="continue"/>
-            <w:tcBorders>
-              <w:left w:val="single" w:color="000000" w:sz="4" w:space="0"/>
-              <w:right w:val="single" w:color="000000" w:sz="4" w:space="0"/>
-            </w:tcBorders>
-            <w:vAlign w:val="center"/>
-          </w:tcPr>
-          <w:p>
-            <w:pPr>
-              <w:pStyle w:val="37"/>
-              <w:jc w:val="center"/>
-            </w:pPr>
-          </w:p>
-        </w:tc>
-        <w:tc>
-          <w:tcPr>
-            <w:tcW w:w="0" w:type="auto"/>
-            <w:vMerge w:val="continue"/>
-            <w:tcBorders>
-              <w:left w:val="nil"/>
-              <w:right w:val="single" w:color="000000" w:sz="4" w:space="0"/>
-            </w:tcBorders>
-            <w:vAlign w:val="center"/>
-          </w:tcPr>
-          <w:p>
-            <w:pPr>
-              <w:pStyle w:val="37"/>
-              <w:jc w:val="center"/>
-            </w:pPr>
-          </w:p>
-        </w:tc>
-        <w:tc>
-          <w:tcPr>
-            <w:tcW w:w="2947" w:type="dxa"/>
-            <w:tcBorders>
-              <w:top w:val="single" w:color="000000" w:sz="4" w:space="0"/>
-              <w:left w:val="nil"/>
-              <w:bottom w:val="single" w:color="000000" w:sz="4" w:space="0"/>
-              <w:right w:val="single" w:color="000000" w:sz="4" w:space="0"/>
-            </w:tcBorders>
-            <w:tcMar>
-              <w:top w:w="34" w:type="dxa"/>
-              <w:left w:w="82" w:type="dxa"/>
-              <w:bottom w:w="34" w:type="dxa"/>
-              <w:right w:w="82" w:type="dxa"/>
-            </w:tcMar>
-            <w:vAlign w:val="center"/>
-          </w:tcPr>
-          <w:p>
-            <w:pPr>
-              <w:pStyle w:val="37"/>
-              <w:jc w:val="center"/>
-            </w:pPr>
-            <w:r>
-              <w:rPr>
-                <w:rFonts w:hint="eastAsia"/>
-              </w:rPr>
-              <w:t>供货计划及供货保障措施</w:t>
-            </w:r>
-            <w:r>
-              <w:rPr>
-                <w:rFonts w:hint="eastAsia"/>
-                <w:i/>
-                <w:iCs/>
-                <w:color w:val="FF0000"/>
-              </w:rPr>
-              <w:t>（参考）</w:t>
-            </w:r>
-          </w:p>
-          <w:p>
-            <w:pPr>
-              <w:pStyle w:val="37"/>
-              <w:jc w:val="center"/>
-            </w:pPr>
-            <w:r>
-              <w:rPr>
-                <w:rFonts w:hint="eastAsia"/>
-              </w:rPr>
-              <w:t>（</w:t>
-            </w:r>
-            <w:r>
-              <w:rPr>
-                <w:rFonts w:hint="eastAsia"/>
-                <w:u w:val="single"/>
-              </w:rPr>
-              <w:t xml:space="preserve">   </w:t>
-            </w:r>
-            <w:r>
-              <w:rPr>
-                <w:rFonts w:hint="eastAsia"/>
-              </w:rPr>
-              <w:t>分）</w:t>
-            </w:r>
-          </w:p>
-        </w:tc>
-        <w:tc>
-          <w:tcPr>
-            <w:tcW w:w="4277" w:type="dxa"/>
-            <w:tcBorders>
-              <w:top w:val="single" w:color="000000" w:sz="4" w:space="0"/>
-              <w:left w:val="nil"/>
-              <w:bottom w:val="single" w:color="000000" w:sz="4" w:space="0"/>
-              <w:right w:val="single" w:color="000000" w:sz="4" w:space="0"/>
-            </w:tcBorders>
-            <w:tcMar>
-              <w:top w:w="34" w:type="dxa"/>
-              <w:left w:w="82" w:type="dxa"/>
-              <w:bottom w:w="34" w:type="dxa"/>
-              <w:right w:w="82" w:type="dxa"/>
-            </w:tcMar>
-            <w:vAlign w:val="center"/>
-          </w:tcPr>
-          <w:p>
-            <w:pPr>
-              <w:pStyle w:val="37"/>
-            </w:pPr>
-            <w:r>
-              <w:rPr>
-                <w:rFonts w:hint="eastAsia"/>
-              </w:rPr>
-              <w:t>计划及保障措施合理的，得</w:t>
-            </w:r>
-            <w:r>
-              <w:rPr>
-                <w:rFonts w:hint="eastAsia"/>
-                <w:u w:val="single"/>
-              </w:rPr>
-              <w:t xml:space="preserve">   </w:t>
-            </w:r>
-            <w:r>
-              <w:rPr>
-                <w:rFonts w:hint="eastAsia"/>
-              </w:rPr>
-              <w:t>分；</w:t>
-            </w:r>
-          </w:p>
-          <w:p>
-            <w:pPr>
-              <w:pStyle w:val="37"/>
-            </w:pPr>
-            <w:r>
-              <w:rPr>
-                <w:rFonts w:hint="eastAsia"/>
-              </w:rPr>
-              <w:t>计划及保障措施较合理的，得</w:t>
-            </w:r>
-            <w:r>
-              <w:rPr>
-                <w:rFonts w:hint="eastAsia"/>
-                <w:u w:val="single"/>
-              </w:rPr>
-              <w:t xml:space="preserve">   </w:t>
-            </w:r>
-            <w:r>
-              <w:rPr>
-                <w:rFonts w:hint="eastAsia"/>
-              </w:rPr>
-              <w:t>分；</w:t>
-            </w:r>
-          </w:p>
-          <w:p>
-            <w:pPr>
-              <w:pStyle w:val="37"/>
-            </w:pPr>
-            <w:r>
-              <w:rPr>
-                <w:rFonts w:hint="eastAsia"/>
-              </w:rPr>
-              <w:t>计划及保障措施一般或不合理的，得</w:t>
-            </w:r>
-            <w:r>
-              <w:rPr>
-                <w:rFonts w:hint="eastAsia"/>
-                <w:u w:val="single"/>
-              </w:rPr>
-              <w:t xml:space="preserve">   </w:t>
-            </w:r>
-            <w:r>
-              <w:rPr>
-                <w:rFonts w:hint="eastAsia"/>
-              </w:rPr>
-              <w:t>分。</w:t>
-            </w:r>
-          </w:p>
-        </w:tc>
-      </w:tr>
-      <w:tr>
-        <w:tblPrEx>
-          <w:tblCellMar>
-            <w:top w:w="35" w:type="dxa"/>
-            <w:left w:w="108" w:type="dxa"/>
-            <w:bottom w:w="48" w:type="dxa"/>
-            <w:right w:w="89" w:type="dxa"/>
-          </w:tblCellMar>
-        </w:tblPrEx>
-        <w:trPr>
-          <w:trHeight w:val="526" w:hRule="atLeast"/>
-        </w:trPr>
-        <w:tc>
-          <w:tcPr>
-            <w:tcW w:w="0" w:type="auto"/>
-            <w:vMerge w:val="continue"/>
-            <w:tcBorders>
-              <w:left w:val="single" w:color="000000" w:sz="4" w:space="0"/>
-              <w:bottom w:val="single" w:color="000000" w:sz="4" w:space="0"/>
-              <w:right w:val="single" w:color="000000" w:sz="4" w:space="0"/>
-            </w:tcBorders>
-            <w:vAlign w:val="center"/>
-          </w:tcPr>
-          <w:p>
-            <w:pPr>
-              <w:pStyle w:val="37"/>
-              <w:jc w:val="center"/>
-            </w:pPr>
-          </w:p>
-        </w:tc>
-        <w:tc>
-          <w:tcPr>
-            <w:tcW w:w="0" w:type="auto"/>
-            <w:vMerge w:val="continue"/>
-            <w:tcBorders>
-              <w:left w:val="nil"/>
-              <w:bottom w:val="single" w:color="000000" w:sz="4" w:space="0"/>
-              <w:right w:val="single" w:color="000000" w:sz="4" w:space="0"/>
-            </w:tcBorders>
-            <w:vAlign w:val="center"/>
-          </w:tcPr>
-          <w:p>
-            <w:pPr>
-              <w:pStyle w:val="37"/>
-              <w:jc w:val="center"/>
-            </w:pPr>
-          </w:p>
-        </w:tc>
-        <w:tc>
-          <w:tcPr>
-            <w:tcW w:w="2947" w:type="dxa"/>
-            <w:tcBorders>
-              <w:top w:val="single" w:color="000000" w:sz="4" w:space="0"/>
-              <w:left w:val="nil"/>
-              <w:bottom w:val="single" w:color="000000" w:sz="4" w:space="0"/>
-              <w:right w:val="single" w:color="000000" w:sz="4" w:space="0"/>
-            </w:tcBorders>
-            <w:tcMar>
-              <w:top w:w="34" w:type="dxa"/>
-              <w:left w:w="82" w:type="dxa"/>
-              <w:bottom w:w="34" w:type="dxa"/>
-              <w:right w:w="82" w:type="dxa"/>
-            </w:tcMar>
-            <w:vAlign w:val="center"/>
-          </w:tcPr>
-          <w:p>
-            <w:pPr>
-              <w:pStyle w:val="37"/>
-              <w:jc w:val="center"/>
-            </w:pPr>
-            <w:r>
-              <w:rPr>
-                <w:rFonts w:hint="eastAsia"/>
-              </w:rPr>
-              <w:t>服务承诺</w:t>
-            </w:r>
-            <w:r>
-              <w:rPr>
-                <w:rFonts w:hint="eastAsia"/>
-                <w:i/>
-                <w:iCs/>
-                <w:color w:val="FF0000"/>
-              </w:rPr>
-              <w:t>（参考）</w:t>
-            </w:r>
-          </w:p>
-          <w:p>
-            <w:pPr>
-              <w:pStyle w:val="37"/>
-              <w:jc w:val="center"/>
-            </w:pPr>
-            <w:r>
-              <w:rPr>
-                <w:rFonts w:hint="eastAsia"/>
-              </w:rPr>
-              <w:t>（</w:t>
-            </w:r>
-            <w:r>
-              <w:rPr>
-                <w:rFonts w:hint="eastAsia"/>
-                <w:u w:val="single"/>
-              </w:rPr>
-              <w:t xml:space="preserve">   </w:t>
-            </w:r>
-            <w:r>
-              <w:rPr>
-                <w:rFonts w:hint="eastAsia"/>
-              </w:rPr>
-              <w:t>分）</w:t>
-            </w:r>
-          </w:p>
-        </w:tc>
-        <w:tc>
-          <w:tcPr>
-            <w:tcW w:w="4277" w:type="dxa"/>
-            <w:tcBorders>
-              <w:top w:val="single" w:color="000000" w:sz="4" w:space="0"/>
-              <w:left w:val="nil"/>
-              <w:bottom w:val="single" w:color="000000" w:sz="4" w:space="0"/>
-              <w:right w:val="single" w:color="000000" w:sz="4" w:space="0"/>
-            </w:tcBorders>
-            <w:tcMar>
-              <w:top w:w="34" w:type="dxa"/>
-              <w:left w:w="82" w:type="dxa"/>
-              <w:bottom w:w="34" w:type="dxa"/>
-              <w:right w:w="82" w:type="dxa"/>
-            </w:tcMar>
-            <w:vAlign w:val="center"/>
-          </w:tcPr>
-          <w:p>
-            <w:pPr>
-              <w:pStyle w:val="37"/>
-            </w:pPr>
-            <w:r>
-              <w:rPr>
-                <w:rFonts w:hint="eastAsia"/>
-              </w:rPr>
-              <w:t>承诺内容完善的，得</w:t>
-            </w:r>
-            <w:r>
-              <w:rPr>
-                <w:rFonts w:hint="eastAsia"/>
-                <w:u w:val="single"/>
-              </w:rPr>
-              <w:t xml:space="preserve">   </w:t>
-            </w:r>
-            <w:r>
-              <w:rPr>
-                <w:rFonts w:hint="eastAsia"/>
-              </w:rPr>
-              <w:t>分；</w:t>
-            </w:r>
-          </w:p>
-          <w:p>
-            <w:pPr>
-              <w:pStyle w:val="37"/>
-            </w:pPr>
-            <w:r>
-              <w:rPr>
-                <w:rFonts w:hint="eastAsia"/>
-              </w:rPr>
-              <w:t>承诺内容较完善的，得</w:t>
-            </w:r>
-            <w:r>
-              <w:rPr>
-                <w:rFonts w:hint="eastAsia"/>
-                <w:u w:val="single"/>
-              </w:rPr>
-              <w:t xml:space="preserve">   </w:t>
-            </w:r>
-            <w:r>
-              <w:rPr>
-                <w:rFonts w:hint="eastAsia"/>
-              </w:rPr>
-              <w:t>分；</w:t>
-            </w:r>
-          </w:p>
-          <w:p>
-            <w:pPr>
-              <w:pStyle w:val="37"/>
-            </w:pPr>
-            <w:r>
-              <w:rPr>
-                <w:rFonts w:hint="eastAsia"/>
-              </w:rPr>
-              <w:t>无承诺或承诺内容一般或不完善的，得</w:t>
-            </w:r>
-            <w:r>
-              <w:rPr>
-                <w:rFonts w:hint="eastAsia"/>
-                <w:u w:val="single"/>
-              </w:rPr>
-              <w:t xml:space="preserve">   </w:t>
-            </w:r>
-            <w:r>
-              <w:rPr>
-                <w:rFonts w:hint="eastAsia"/>
-              </w:rPr>
-              <w:t>分。</w:t>
-            </w:r>
-          </w:p>
-        </w:tc>
-      </w:tr>
-      <w:tr>
-        <w:tblPrEx>
-          <w:tblCellMar>
-            <w:top w:w="35" w:type="dxa"/>
-            <w:left w:w="108" w:type="dxa"/>
-            <w:bottom w:w="48" w:type="dxa"/>
-            <w:right w:w="89" w:type="dxa"/>
-          </w:tblCellMar>
-        </w:tblPrEx>
-        <w:trPr>
-          <w:trHeight w:val="451" w:hRule="atLeast"/>
-        </w:trPr>
-        <w:tc>
-          <w:tcPr>
-            <w:tcW w:w="1142" w:type="dxa"/>
-            <w:vMerge w:val="restart"/>
-            <w:tcBorders>
-              <w:top w:val="nil"/>
-              <w:left w:val="single" w:color="000000" w:sz="4" w:space="0"/>
-              <w:right w:val="single" w:color="000000" w:sz="4" w:space="0"/>
-            </w:tcBorders>
-            <w:tcMar>
-              <w:top w:w="34" w:type="dxa"/>
-              <w:left w:w="82" w:type="dxa"/>
-              <w:bottom w:w="34" w:type="dxa"/>
-              <w:right w:w="82" w:type="dxa"/>
-            </w:tcMar>
-            <w:vAlign w:val="center"/>
-          </w:tcPr>
-          <w:p>
-            <w:pPr>
-              <w:pStyle w:val="37"/>
-              <w:jc w:val="center"/>
-            </w:pPr>
-            <w:r>
-              <w:rPr>
-                <w:rFonts w:hint="eastAsia"/>
-              </w:rPr>
-              <w:t>2.2.4</w:t>
-            </w:r>
-          </w:p>
-          <w:p>
-            <w:pPr>
-              <w:pStyle w:val="37"/>
-              <w:jc w:val="center"/>
-            </w:pPr>
-            <w:r>
-              <w:rPr>
-                <w:rFonts w:hint="eastAsia"/>
-              </w:rPr>
-              <w:t>（3）</w:t>
-            </w:r>
-          </w:p>
-        </w:tc>
-        <w:tc>
-          <w:tcPr>
-            <w:tcW w:w="1457" w:type="dxa"/>
-            <w:vMerge w:val="restart"/>
-            <w:tcBorders>
-              <w:top w:val="nil"/>
-              <w:left w:val="nil"/>
-              <w:right w:val="single" w:color="000000" w:sz="4" w:space="0"/>
-            </w:tcBorders>
-            <w:tcMar>
-              <w:top w:w="34" w:type="dxa"/>
-              <w:left w:w="82" w:type="dxa"/>
-              <w:bottom w:w="34" w:type="dxa"/>
-              <w:right w:w="82" w:type="dxa"/>
-            </w:tcMar>
-            <w:vAlign w:val="center"/>
-          </w:tcPr>
-          <w:p>
-            <w:pPr>
-              <w:pStyle w:val="37"/>
-              <w:jc w:val="center"/>
-            </w:pPr>
-            <w:r>
-              <w:rPr>
-                <w:rFonts w:hint="eastAsia"/>
-              </w:rPr>
-              <w:t>投标报价评分标准</w:t>
-            </w:r>
-          </w:p>
-          <w:p>
-            <w:pPr>
-              <w:pStyle w:val="37"/>
-              <w:jc w:val="center"/>
-            </w:pPr>
-            <w:r>
-              <w:rPr>
-                <w:rFonts w:hint="eastAsia"/>
-              </w:rPr>
-              <w:t>（</w:t>
-            </w:r>
-            <w:r>
-              <w:rPr>
-                <w:rFonts w:hint="eastAsia"/>
-                <w:u w:val="single"/>
-              </w:rPr>
-              <w:t xml:space="preserve">   </w:t>
-            </w:r>
-            <w:r>
-              <w:rPr>
-                <w:rFonts w:hint="eastAsia"/>
-              </w:rPr>
-              <w:t>分）</w:t>
-            </w:r>
-          </w:p>
-        </w:tc>
-        <w:tc>
-          <w:tcPr>
-            <w:tcW w:w="2947" w:type="dxa"/>
-            <w:tcBorders>
-              <w:top w:val="single" w:color="000000" w:sz="4" w:space="0"/>
-              <w:left w:val="nil"/>
-              <w:bottom w:val="single" w:color="000000" w:sz="4" w:space="0"/>
-              <w:right w:val="single" w:color="000000" w:sz="4" w:space="0"/>
-            </w:tcBorders>
-            <w:tcMar>
-              <w:top w:w="34" w:type="dxa"/>
-              <w:left w:w="82" w:type="dxa"/>
-              <w:bottom w:w="34" w:type="dxa"/>
-              <w:right w:w="82" w:type="dxa"/>
-            </w:tcMar>
-            <w:vAlign w:val="center"/>
-          </w:tcPr>
-          <w:p>
-            <w:pPr>
-              <w:pStyle w:val="37"/>
-              <w:jc w:val="center"/>
-              <w:rPr>
-                <w:color w:val="FF0000"/>
-              </w:rPr>
-            </w:pPr>
-            <w:r>
-              <w:rPr>
-                <w:rFonts w:hint="eastAsia"/>
-              </w:rPr>
-              <w:t>投标报价评审得分</w:t>
-            </w:r>
-            <w:r>
-              <w:rPr>
-                <w:rFonts w:hint="eastAsia"/>
-                <w:i/>
-                <w:iCs/>
-                <w:color w:val="FF0000"/>
-              </w:rPr>
-              <w:t>（参考）</w:t>
-            </w:r>
-          </w:p>
-        </w:tc>
-        <w:tc>
-          <w:tcPr>
-            <w:tcW w:w="4277" w:type="dxa"/>
-            <w:tcBorders>
-              <w:top w:val="single" w:color="000000" w:sz="4" w:space="0"/>
-              <w:left w:val="nil"/>
-              <w:bottom w:val="single" w:color="000000" w:sz="4" w:space="0"/>
-              <w:right w:val="single" w:color="000000" w:sz="4" w:space="0"/>
-            </w:tcBorders>
-            <w:tcMar>
-              <w:top w:w="34" w:type="dxa"/>
-              <w:left w:w="82" w:type="dxa"/>
-              <w:bottom w:w="34" w:type="dxa"/>
-              <w:right w:w="82" w:type="dxa"/>
-            </w:tcMar>
-            <w:vAlign w:val="center"/>
-          </w:tcPr>
-          <w:p>
-            <w:pPr>
-              <w:pStyle w:val="37"/>
-              <w:ind w:left="420" w:hanging="420"/>
-              <w:rPr>
-                <w:color w:val="FF0000"/>
-              </w:rPr>
-            </w:pPr>
-            <w:r>
-              <w:rPr>
-                <w:rFonts w:hint="eastAsia"/>
-              </w:rPr>
-              <w:t>投标报价得分=(评标基准价/投标报价)×投标</w:t>
-            </w:r>
-            <w:r>
-              <w:t>报价总</w:t>
-            </w:r>
-            <w:r>
-              <w:rPr>
-                <w:rFonts w:hint="eastAsia"/>
-              </w:rPr>
-              <w:t>分值</w:t>
-            </w:r>
-          </w:p>
-        </w:tc>
-      </w:tr>
-      <w:tr>
-        <w:tblPrEx>
-          <w:tblCellMar>
-            <w:top w:w="35" w:type="dxa"/>
-            <w:left w:w="108" w:type="dxa"/>
-            <w:bottom w:w="48" w:type="dxa"/>
-            <w:right w:w="89" w:type="dxa"/>
-          </w:tblCellMar>
-        </w:tblPrEx>
-        <w:trPr>
-          <w:trHeight w:val="449" w:hRule="atLeast"/>
-        </w:trPr>
-        <w:tc>
-          <w:tcPr>
-            <w:tcW w:w="0" w:type="auto"/>
-            <w:vMerge w:val="continue"/>
-            <w:tcBorders>
-              <w:left w:val="single" w:color="000000" w:sz="4" w:space="0"/>
-              <w:bottom w:val="single" w:color="000000" w:sz="4" w:space="0"/>
-              <w:right w:val="single" w:color="000000" w:sz="4" w:space="0"/>
-            </w:tcBorders>
-            <w:vAlign w:val="center"/>
-          </w:tcPr>
-          <w:p>
-            <w:pPr>
-              <w:pStyle w:val="37"/>
-              <w:jc w:val="center"/>
-            </w:pPr>
-          </w:p>
-        </w:tc>
-        <w:tc>
-          <w:tcPr>
-            <w:tcW w:w="0" w:type="auto"/>
-            <w:vMerge w:val="continue"/>
-            <w:tcBorders>
-              <w:left w:val="nil"/>
-              <w:bottom w:val="single" w:color="000000" w:sz="4" w:space="0"/>
-              <w:right w:val="single" w:color="000000" w:sz="4" w:space="0"/>
-            </w:tcBorders>
-            <w:vAlign w:val="center"/>
-          </w:tcPr>
-          <w:p>
-            <w:pPr>
-              <w:pStyle w:val="37"/>
-              <w:jc w:val="center"/>
-            </w:pPr>
-          </w:p>
-        </w:tc>
-        <w:tc>
-          <w:tcPr>
-            <w:tcW w:w="2947" w:type="dxa"/>
-            <w:tcBorders>
-              <w:top w:val="single" w:color="000000" w:sz="4" w:space="0"/>
-              <w:left w:val="nil"/>
-              <w:bottom w:val="single" w:color="000000" w:sz="4" w:space="0"/>
-              <w:right w:val="single" w:color="000000" w:sz="4" w:space="0"/>
-            </w:tcBorders>
-            <w:tcMar>
-              <w:top w:w="34" w:type="dxa"/>
-              <w:left w:w="82" w:type="dxa"/>
-              <w:bottom w:w="34" w:type="dxa"/>
-              <w:right w:w="82" w:type="dxa"/>
-            </w:tcMar>
-            <w:vAlign w:val="center"/>
-          </w:tcPr>
-          <w:p>
-            <w:pPr>
-              <w:pStyle w:val="37"/>
-              <w:jc w:val="center"/>
-            </w:pPr>
-            <w:r>
-              <w:rPr>
-                <w:rFonts w:hint="eastAsia"/>
-              </w:rPr>
-              <w:t>税率不一致的情况</w:t>
-            </w:r>
-          </w:p>
-        </w:tc>
-        <w:tc>
-          <w:tcPr>
-            <w:tcW w:w="4277" w:type="dxa"/>
-            <w:tcBorders>
-              <w:top w:val="single" w:color="000000" w:sz="4" w:space="0"/>
-              <w:left w:val="nil"/>
-              <w:bottom w:val="single" w:color="000000" w:sz="4" w:space="0"/>
-              <w:right w:val="single" w:color="000000" w:sz="4" w:space="0"/>
-            </w:tcBorders>
-            <w:tcMar>
-              <w:top w:w="34" w:type="dxa"/>
-              <w:left w:w="82" w:type="dxa"/>
-              <w:bottom w:w="34" w:type="dxa"/>
-              <w:right w:w="82" w:type="dxa"/>
-            </w:tcMar>
-            <w:vAlign w:val="center"/>
-          </w:tcPr>
-          <w:p>
-            <w:pPr>
-              <w:pStyle w:val="37"/>
-            </w:pPr>
-            <w:r>
-              <w:rPr>
-                <w:rFonts w:hint="eastAsia"/>
-              </w:rPr>
-              <w:t>各投标人的投标税率不一致时，以不含税价格进行评审。</w:t>
-            </w:r>
-          </w:p>
-        </w:tc>
-      </w:tr>
     </w:tbl>
     <w:p>
       <w:pPr>
@@ -32360,63 +28908,1000 @@
           <w:color w:val="FF0000"/>
         </w:rPr>
       </w:pPr>
-      <w:r>
+    </w:p>
+    <w:p>
+      <w:pPr>
+        <w:pStyle w:val="2"/>
+        <w:rPr>
+          <w:rFonts w:hint="eastAsia" w:ascii="宋体" w:hAnsi="宋体" w:eastAsia="宋体" w:cs="宋体"/>
+          <w:sz w:val="21"/>
+          <w:szCs w:val="21"/>
+          <w:lang w:val="en-US" w:eastAsia="zh-CN"/>
+        </w:rPr>
+      </w:pPr>
+      <w:r>
+        <w:rPr>
+          <w:rFonts w:hint="default" w:ascii="Times New Roman" w:hAnsi="Times New Roman" w:eastAsia="宋体" w:cs="Times New Roman"/>
+          <w:sz w:val="21"/>
+          <w:szCs w:val="21"/>
+          <w:lang w:val="en-US" w:eastAsia="zh-CN"/>
+        </w:rPr>
+        <w:t>2.2.3（1）</w:t>
+      </w:r>
+      <w:r>
+        <w:rPr>
+          <w:rFonts w:hint="eastAsia" w:ascii="宋体" w:hAnsi="宋体" w:eastAsia="宋体" w:cs="宋体"/>
+          <w:sz w:val="21"/>
+          <w:szCs w:val="21"/>
+          <w:lang w:val="en-US" w:eastAsia="zh-CN"/>
+        </w:rPr>
+        <w:t>商务评分标准</w:t>
+      </w:r>
+    </w:p>
+    <w:tbl>
+      <w:tblPr>
+        <w:tblStyle w:val="27"/>
+        <w:tblW w:w="9836" w:type="dxa"/>
+        <w:tblInd w:w="0" w:type="dxa"/>
+        <w:tblBorders>
+          <w:top w:val="single" w:color="auto" w:sz="4" w:space="0"/>
+          <w:left w:val="single" w:color="auto" w:sz="4" w:space="0"/>
+          <w:bottom w:val="single" w:color="auto" w:sz="4" w:space="0"/>
+          <w:right w:val="single" w:color="auto" w:sz="4" w:space="0"/>
+          <w:insideH w:val="single" w:color="auto" w:sz="4" w:space="0"/>
+          <w:insideV w:val="single" w:color="auto" w:sz="4" w:space="0"/>
+        </w:tblBorders>
+        <w:tblLayout w:type="fixed"/>
+        <w:tblCellMar>
+          <w:top w:w="0" w:type="dxa"/>
+          <w:left w:w="108" w:type="dxa"/>
+          <w:bottom w:w="0" w:type="dxa"/>
+          <w:right w:w="108" w:type="dxa"/>
+        </w:tblCellMar>
+      </w:tblPr>
+      <w:tblGrid>
+        <w:gridCol w:w="1228"/>
+        <w:gridCol w:w="2997"/>
+        <w:gridCol w:w="1333"/>
+        <w:gridCol w:w="4278"/>
+      </w:tblGrid>
+      <w:tr>
+        <w:tblPrEx>
+          <w:tblBorders>
+            <w:top w:val="single" w:color="auto" w:sz="4" w:space="0"/>
+            <w:left w:val="single" w:color="auto" w:sz="4" w:space="0"/>
+            <w:bottom w:val="single" w:color="auto" w:sz="4" w:space="0"/>
+            <w:right w:val="single" w:color="auto" w:sz="4" w:space="0"/>
+            <w:insideH w:val="single" w:color="auto" w:sz="4" w:space="0"/>
+            <w:insideV w:val="single" w:color="auto" w:sz="4" w:space="0"/>
+          </w:tblBorders>
+          <w:tblCellMar>
+            <w:top w:w="0" w:type="dxa"/>
+            <w:left w:w="108" w:type="dxa"/>
+            <w:bottom w:w="0" w:type="dxa"/>
+            <w:right w:w="108" w:type="dxa"/>
+          </w:tblCellMar>
+        </w:tblPrEx>
+        <w:tc>
+          <w:tcPr>
+            <w:tcW w:w="1228" w:type="dxa"/>
+          </w:tcPr>
+          <w:p>
+            <w:pPr>
+              <w:pStyle w:val="2"/>
+              <w:rPr>
+                <w:rFonts w:hint="eastAsia" w:ascii="宋体" w:hAnsi="宋体" w:eastAsia="宋体" w:cs="宋体"/>
+                <w:sz w:val="21"/>
+                <w:szCs w:val="21"/>
+                <w:lang w:val="en-US" w:eastAsia="zh-CN"/>
+              </w:rPr>
+            </w:pPr>
+            <w:r>
+              <w:rPr>
+                <w:rFonts w:hint="eastAsia" w:ascii="宋体" w:hAnsi="宋体" w:eastAsia="宋体" w:cs="宋体"/>
+                <w:sz w:val="21"/>
+                <w:szCs w:val="21"/>
+                <w:lang w:val="en-US" w:eastAsia="zh-CN"/>
+              </w:rPr>
+              <w:t>序号</w:t>
+            </w:r>
+          </w:p>
+        </w:tc>
+        <w:tc>
+          <w:tcPr>
+            <w:tcW w:w="2997" w:type="dxa"/>
+          </w:tcPr>
+          <w:p>
+            <w:pPr>
+              <w:pStyle w:val="2"/>
+              <w:rPr>
+                <w:rFonts w:hint="eastAsia" w:ascii="宋体" w:hAnsi="宋体" w:eastAsia="宋体" w:cs="宋体"/>
+                <w:sz w:val="21"/>
+                <w:szCs w:val="21"/>
+                <w:lang w:val="en-US" w:eastAsia="zh-CN"/>
+              </w:rPr>
+            </w:pPr>
+            <w:r>
+              <w:rPr>
+                <w:rFonts w:hint="eastAsia" w:ascii="宋体" w:hAnsi="宋体" w:eastAsia="宋体" w:cs="宋体"/>
+                <w:sz w:val="21"/>
+                <w:szCs w:val="21"/>
+                <w:lang w:val="en-US" w:eastAsia="zh-CN"/>
+              </w:rPr>
+              <w:t>商务评分项</w:t>
+            </w:r>
+          </w:p>
+        </w:tc>
+        <w:tc>
+          <w:tcPr>
+            <w:tcW w:w="1333" w:type="dxa"/>
+          </w:tcPr>
+          <w:p>
+            <w:pPr>
+              <w:pStyle w:val="2"/>
+              <w:rPr>
+                <w:rFonts w:hint="eastAsia" w:ascii="宋体" w:hAnsi="宋体" w:eastAsia="宋体" w:cs="宋体"/>
+                <w:sz w:val="21"/>
+                <w:szCs w:val="21"/>
+                <w:lang w:val="en-US" w:eastAsia="zh-CN"/>
+              </w:rPr>
+            </w:pPr>
+            <w:r>
+              <w:rPr>
+                <w:rFonts w:hint="eastAsia" w:ascii="宋体" w:hAnsi="宋体" w:eastAsia="宋体" w:cs="宋体"/>
+                <w:sz w:val="21"/>
+                <w:szCs w:val="21"/>
+                <w:lang w:val="en-US" w:eastAsia="zh-CN"/>
+              </w:rPr>
+              <w:t>分值</w:t>
+            </w:r>
+          </w:p>
+        </w:tc>
+        <w:tc>
+          <w:tcPr>
+            <w:tcW w:w="4278" w:type="dxa"/>
+          </w:tcPr>
+          <w:p>
+            <w:pPr>
+              <w:pStyle w:val="2"/>
+              <w:rPr>
+                <w:rFonts w:hint="eastAsia" w:ascii="宋体" w:hAnsi="宋体" w:eastAsia="宋体" w:cs="宋体"/>
+                <w:sz w:val="21"/>
+                <w:szCs w:val="21"/>
+                <w:lang w:val="en-US" w:eastAsia="zh-CN"/>
+              </w:rPr>
+            </w:pPr>
+            <w:r>
+              <w:rPr>
+                <w:rFonts w:hint="eastAsia" w:ascii="宋体" w:hAnsi="宋体" w:eastAsia="宋体" w:cs="宋体"/>
+                <w:sz w:val="21"/>
+                <w:szCs w:val="21"/>
+                <w:lang w:val="en-US" w:eastAsia="zh-CN"/>
+              </w:rPr>
+              <w:t>打分标准</w:t>
+            </w:r>
+          </w:p>
+        </w:tc>
+      </w:tr>
+      <w:tr>
+        <w:tblPrEx>
+          <w:tblBorders>
+            <w:top w:val="single" w:color="auto" w:sz="4" w:space="0"/>
+            <w:left w:val="single" w:color="auto" w:sz="4" w:space="0"/>
+            <w:bottom w:val="single" w:color="auto" w:sz="4" w:space="0"/>
+            <w:right w:val="single" w:color="auto" w:sz="4" w:space="0"/>
+            <w:insideH w:val="single" w:color="auto" w:sz="4" w:space="0"/>
+            <w:insideV w:val="single" w:color="auto" w:sz="4" w:space="0"/>
+          </w:tblBorders>
+          <w:tblCellMar>
+            <w:top w:w="0" w:type="dxa"/>
+            <w:left w:w="108" w:type="dxa"/>
+            <w:bottom w:w="0" w:type="dxa"/>
+            <w:right w:w="108" w:type="dxa"/>
+          </w:tblCellMar>
+        </w:tblPrEx>
+        <w:tc>
+          <w:tcPr>
+            <w:tcW w:w="1228" w:type="dxa"/>
+          </w:tcPr>
+          <w:p>
+            <w:pPr>
+              <w:pStyle w:val="2"/>
+              <w:rPr>
+                <w:rFonts w:hint="eastAsia" w:ascii="宋体" w:hAnsi="宋体" w:eastAsia="宋体" w:cs="宋体"/>
+                <w:sz w:val="21"/>
+                <w:szCs w:val="21"/>
+                <w:lang w:val="en-US" w:eastAsia="zh-CN"/>
+              </w:rPr>
+            </w:pPr>
+            <w:r>
+              <w:rPr>
+                <w:rFonts w:hint="eastAsia" w:ascii="宋体" w:hAnsi="宋体" w:eastAsia="宋体" w:cs="宋体"/>
+                <w:sz w:val="21"/>
+                <w:szCs w:val="21"/>
+                <w:lang w:val="en-US" w:eastAsia="zh-CN"/>
+              </w:rPr>
+              <w:t>{#commercialScoringItems}{index}</w:t>
+            </w:r>
+          </w:p>
+        </w:tc>
+        <w:tc>
+          <w:tcPr>
+            <w:tcW w:w="2997" w:type="dxa"/>
+          </w:tcPr>
+          <w:p>
+            <w:pPr>
+              <w:pStyle w:val="2"/>
+              <w:rPr>
+                <w:rFonts w:hint="eastAsia" w:ascii="宋体" w:hAnsi="宋体" w:eastAsia="宋体" w:cs="宋体"/>
+                <w:sz w:val="21"/>
+                <w:szCs w:val="21"/>
+                <w:lang w:val="en-US" w:eastAsia="zh-CN"/>
+              </w:rPr>
+            </w:pPr>
+            <w:r>
+              <w:rPr>
+                <w:rFonts w:hint="eastAsia" w:ascii="宋体" w:hAnsi="宋体" w:eastAsia="宋体" w:cs="宋体"/>
+                <w:sz w:val="21"/>
+                <w:szCs w:val="21"/>
+                <w:lang w:val="en-US" w:eastAsia="zh-CN"/>
+              </w:rPr>
+              <w:t>{itemName}</w:t>
+            </w:r>
+          </w:p>
+        </w:tc>
+        <w:tc>
+          <w:tcPr>
+            <w:tcW w:w="1333" w:type="dxa"/>
+          </w:tcPr>
+          <w:p>
+            <w:pPr>
+              <w:pStyle w:val="2"/>
+              <w:ind w:left="0" w:leftChars="0" w:firstLine="0" w:firstLineChars="0"/>
+              <w:rPr>
+                <w:rFonts w:hint="eastAsia" w:ascii="宋体" w:hAnsi="宋体" w:eastAsia="宋体" w:cs="宋体"/>
+                <w:sz w:val="21"/>
+                <w:szCs w:val="21"/>
+                <w:lang w:val="en-US" w:eastAsia="zh-CN"/>
+              </w:rPr>
+            </w:pPr>
+            <w:r>
+              <w:rPr>
+                <w:rFonts w:hint="eastAsia" w:ascii="宋体" w:hAnsi="宋体" w:eastAsia="宋体" w:cs="宋体"/>
+                <w:sz w:val="21"/>
+                <w:szCs w:val="21"/>
+                <w:lang w:val="en-US" w:eastAsia="zh-CN"/>
+              </w:rPr>
+              <w:t>{score}</w:t>
+            </w:r>
+          </w:p>
+        </w:tc>
+        <w:tc>
+          <w:tcPr>
+            <w:tcW w:w="4278" w:type="dxa"/>
+          </w:tcPr>
+          <w:p>
+            <w:pPr>
+              <w:pStyle w:val="2"/>
+              <w:ind w:left="0" w:leftChars="0" w:firstLine="0" w:firstLineChars="0"/>
+              <w:rPr>
+                <w:rFonts w:hint="eastAsia" w:ascii="宋体" w:hAnsi="宋体" w:eastAsia="宋体" w:cs="宋体"/>
+                <w:sz w:val="21"/>
+                <w:szCs w:val="21"/>
+                <w:lang w:val="en-US" w:eastAsia="zh-CN"/>
+              </w:rPr>
+            </w:pPr>
+            <w:r>
+              <w:rPr>
+                <w:rFonts w:hint="eastAsia" w:ascii="宋体" w:hAnsi="宋体" w:eastAsia="宋体" w:cs="宋体"/>
+                <w:sz w:val="21"/>
+                <w:szCs w:val="21"/>
+                <w:lang w:val="en-US" w:eastAsia="zh-CN"/>
+              </w:rPr>
+              <w:t>{scoringStandard}{/}</w:t>
+            </w:r>
+          </w:p>
+        </w:tc>
+      </w:tr>
+    </w:tbl>
+    <w:p>
+      <w:pPr>
+        <w:pStyle w:val="2"/>
+        <w:rPr>
+          <w:rFonts w:hint="eastAsia" w:ascii="宋体" w:hAnsi="宋体" w:eastAsia="宋体" w:cs="宋体"/>
+          <w:sz w:val="21"/>
+          <w:szCs w:val="21"/>
+          <w:lang w:val="en-US" w:eastAsia="zh-CN"/>
+        </w:rPr>
+      </w:pPr>
+      <w:r>
+        <w:rPr>
+          <w:rFonts w:hint="eastAsia" w:ascii="宋体" w:hAnsi="宋体" w:eastAsia="宋体" w:cs="宋体"/>
+          <w:sz w:val="21"/>
+          <w:szCs w:val="21"/>
+          <w:lang w:val="en-US" w:eastAsia="zh-CN"/>
+        </w:rPr>
+        <w:t>商务分值：{commercialScoreTotal}</w:t>
+      </w:r>
+    </w:p>
+    <w:p>
+      <w:pPr>
+        <w:pStyle w:val="2"/>
+        <w:rPr>
+          <w:rFonts w:hint="eastAsia" w:ascii="宋体" w:hAnsi="宋体" w:eastAsia="宋体" w:cs="宋体"/>
+          <w:sz w:val="21"/>
+          <w:szCs w:val="21"/>
+          <w:lang w:val="en-US" w:eastAsia="zh-CN"/>
+        </w:rPr>
+      </w:pPr>
+    </w:p>
+    <w:p>
+      <w:pPr>
+        <w:pStyle w:val="2"/>
+        <w:rPr>
+          <w:rFonts w:hint="eastAsia" w:ascii="宋体" w:hAnsi="宋体" w:eastAsia="宋体" w:cs="宋体"/>
+          <w:sz w:val="21"/>
+          <w:szCs w:val="21"/>
+          <w:lang w:val="en-US" w:eastAsia="zh-CN"/>
+        </w:rPr>
+      </w:pPr>
+      <w:r>
+        <w:rPr>
+          <w:rFonts w:hint="default" w:ascii="Times New Roman" w:hAnsi="Times New Roman" w:eastAsia="宋体" w:cs="Times New Roman"/>
+          <w:sz w:val="21"/>
+          <w:szCs w:val="21"/>
+          <w:lang w:val="en-US" w:eastAsia="zh-CN"/>
+        </w:rPr>
+        <w:t>2.2.3（2）</w:t>
+      </w:r>
+      <w:r>
+        <w:rPr>
+          <w:rFonts w:hint="eastAsia" w:ascii="宋体" w:hAnsi="宋体" w:eastAsia="宋体" w:cs="宋体"/>
+          <w:sz w:val="21"/>
+          <w:szCs w:val="21"/>
+          <w:lang w:val="en-US" w:eastAsia="zh-CN"/>
+        </w:rPr>
+        <w:t>技术评分标准</w:t>
+      </w:r>
+    </w:p>
+    <w:tbl>
+      <w:tblPr>
+        <w:tblStyle w:val="27"/>
+        <w:tblW w:w="9814" w:type="dxa"/>
+        <w:tblInd w:w="0" w:type="dxa"/>
+        <w:tblBorders>
+          <w:top w:val="single" w:color="auto" w:sz="4" w:space="0"/>
+          <w:left w:val="single" w:color="auto" w:sz="4" w:space="0"/>
+          <w:bottom w:val="single" w:color="auto" w:sz="4" w:space="0"/>
+          <w:right w:val="single" w:color="auto" w:sz="4" w:space="0"/>
+          <w:insideH w:val="single" w:color="auto" w:sz="4" w:space="0"/>
+          <w:insideV w:val="single" w:color="auto" w:sz="4" w:space="0"/>
+        </w:tblBorders>
+        <w:tblLayout w:type="fixed"/>
+        <w:tblCellMar>
+          <w:top w:w="0" w:type="dxa"/>
+          <w:left w:w="108" w:type="dxa"/>
+          <w:bottom w:w="0" w:type="dxa"/>
+          <w:right w:w="108" w:type="dxa"/>
+        </w:tblCellMar>
+      </w:tblPr>
+      <w:tblGrid>
+        <w:gridCol w:w="1228"/>
+        <w:gridCol w:w="3086"/>
+        <w:gridCol w:w="1278"/>
+        <w:gridCol w:w="4222"/>
+      </w:tblGrid>
+      <w:tr>
+        <w:tblPrEx>
+          <w:tblBorders>
+            <w:top w:val="single" w:color="auto" w:sz="4" w:space="0"/>
+            <w:left w:val="single" w:color="auto" w:sz="4" w:space="0"/>
+            <w:bottom w:val="single" w:color="auto" w:sz="4" w:space="0"/>
+            <w:right w:val="single" w:color="auto" w:sz="4" w:space="0"/>
+            <w:insideH w:val="single" w:color="auto" w:sz="4" w:space="0"/>
+            <w:insideV w:val="single" w:color="auto" w:sz="4" w:space="0"/>
+          </w:tblBorders>
+          <w:tblCellMar>
+            <w:top w:w="0" w:type="dxa"/>
+            <w:left w:w="108" w:type="dxa"/>
+            <w:bottom w:w="0" w:type="dxa"/>
+            <w:right w:w="108" w:type="dxa"/>
+          </w:tblCellMar>
+        </w:tblPrEx>
+        <w:tc>
+          <w:tcPr>
+            <w:tcW w:w="1228" w:type="dxa"/>
+          </w:tcPr>
+          <w:p>
+            <w:pPr>
+              <w:pStyle w:val="2"/>
+              <w:rPr>
+                <w:rFonts w:hint="eastAsia" w:ascii="宋体" w:hAnsi="宋体" w:eastAsia="宋体" w:cs="宋体"/>
+                <w:sz w:val="21"/>
+                <w:szCs w:val="21"/>
+                <w:lang w:val="en-US" w:eastAsia="zh-CN"/>
+              </w:rPr>
+            </w:pPr>
+            <w:r>
+              <w:rPr>
+                <w:rFonts w:hint="eastAsia" w:ascii="宋体" w:hAnsi="宋体" w:eastAsia="宋体" w:cs="宋体"/>
+                <w:sz w:val="21"/>
+                <w:szCs w:val="21"/>
+                <w:lang w:val="en-US" w:eastAsia="zh-CN"/>
+              </w:rPr>
+              <w:t>序号</w:t>
+            </w:r>
+          </w:p>
+        </w:tc>
+        <w:tc>
+          <w:tcPr>
+            <w:tcW w:w="3086" w:type="dxa"/>
+          </w:tcPr>
+          <w:p>
+            <w:pPr>
+              <w:pStyle w:val="2"/>
+              <w:rPr>
+                <w:rFonts w:hint="eastAsia" w:ascii="宋体" w:hAnsi="宋体" w:eastAsia="宋体" w:cs="宋体"/>
+                <w:sz w:val="21"/>
+                <w:szCs w:val="21"/>
+                <w:lang w:val="en-US" w:eastAsia="zh-CN"/>
+              </w:rPr>
+            </w:pPr>
+            <w:r>
+              <w:rPr>
+                <w:rFonts w:hint="eastAsia" w:ascii="宋体" w:hAnsi="宋体" w:eastAsia="宋体" w:cs="宋体"/>
+                <w:sz w:val="21"/>
+                <w:szCs w:val="21"/>
+                <w:lang w:val="en-US" w:eastAsia="zh-CN"/>
+              </w:rPr>
+              <w:t>技术评分项</w:t>
+            </w:r>
+          </w:p>
+        </w:tc>
+        <w:tc>
+          <w:tcPr>
+            <w:tcW w:w="1278" w:type="dxa"/>
+          </w:tcPr>
+          <w:p>
+            <w:pPr>
+              <w:pStyle w:val="2"/>
+              <w:rPr>
+                <w:rFonts w:hint="eastAsia" w:ascii="宋体" w:hAnsi="宋体" w:eastAsia="宋体" w:cs="宋体"/>
+                <w:sz w:val="21"/>
+                <w:szCs w:val="21"/>
+                <w:lang w:val="en-US" w:eastAsia="zh-CN"/>
+              </w:rPr>
+            </w:pPr>
+            <w:r>
+              <w:rPr>
+                <w:rFonts w:hint="eastAsia" w:ascii="宋体" w:hAnsi="宋体" w:eastAsia="宋体" w:cs="宋体"/>
+                <w:sz w:val="21"/>
+                <w:szCs w:val="21"/>
+                <w:lang w:val="en-US" w:eastAsia="zh-CN"/>
+              </w:rPr>
+              <w:t>分值</w:t>
+            </w:r>
+          </w:p>
+        </w:tc>
+        <w:tc>
+          <w:tcPr>
+            <w:tcW w:w="4222" w:type="dxa"/>
+          </w:tcPr>
+          <w:p>
+            <w:pPr>
+              <w:pStyle w:val="2"/>
+              <w:rPr>
+                <w:rFonts w:hint="eastAsia" w:ascii="宋体" w:hAnsi="宋体" w:eastAsia="宋体" w:cs="宋体"/>
+                <w:sz w:val="21"/>
+                <w:szCs w:val="21"/>
+                <w:lang w:val="en-US" w:eastAsia="zh-CN"/>
+              </w:rPr>
+            </w:pPr>
+            <w:r>
+              <w:rPr>
+                <w:rFonts w:hint="eastAsia" w:ascii="宋体" w:hAnsi="宋体" w:eastAsia="宋体" w:cs="宋体"/>
+                <w:sz w:val="21"/>
+                <w:szCs w:val="21"/>
+                <w:lang w:val="en-US" w:eastAsia="zh-CN"/>
+              </w:rPr>
+              <w:t>打分标准</w:t>
+            </w:r>
+          </w:p>
+        </w:tc>
+      </w:tr>
+      <w:tr>
+        <w:tblPrEx>
+          <w:tblBorders>
+            <w:top w:val="single" w:color="auto" w:sz="4" w:space="0"/>
+            <w:left w:val="single" w:color="auto" w:sz="4" w:space="0"/>
+            <w:bottom w:val="single" w:color="auto" w:sz="4" w:space="0"/>
+            <w:right w:val="single" w:color="auto" w:sz="4" w:space="0"/>
+            <w:insideH w:val="single" w:color="auto" w:sz="4" w:space="0"/>
+            <w:insideV w:val="single" w:color="auto" w:sz="4" w:space="0"/>
+          </w:tblBorders>
+          <w:tblCellMar>
+            <w:top w:w="0" w:type="dxa"/>
+            <w:left w:w="108" w:type="dxa"/>
+            <w:bottom w:w="0" w:type="dxa"/>
+            <w:right w:w="108" w:type="dxa"/>
+          </w:tblCellMar>
+        </w:tblPrEx>
+        <w:tc>
+          <w:tcPr>
+            <w:tcW w:w="1228" w:type="dxa"/>
+          </w:tcPr>
+          <w:p>
+            <w:pPr>
+              <w:pStyle w:val="2"/>
+              <w:rPr>
+                <w:rFonts w:hint="eastAsia" w:ascii="宋体" w:hAnsi="宋体" w:eastAsia="宋体" w:cs="宋体"/>
+                <w:sz w:val="21"/>
+                <w:szCs w:val="21"/>
+                <w:lang w:val="en-US" w:eastAsia="zh-CN"/>
+              </w:rPr>
+            </w:pPr>
+            <w:r>
+              <w:rPr>
+                <w:rFonts w:hint="eastAsia" w:ascii="宋体" w:hAnsi="宋体" w:eastAsia="宋体" w:cs="宋体"/>
+                <w:sz w:val="21"/>
+                <w:szCs w:val="21"/>
+                <w:lang w:val="en-US" w:eastAsia="zh-CN"/>
+              </w:rPr>
+              <w:t>{#technicalScoringItems}{index}</w:t>
+            </w:r>
+          </w:p>
+        </w:tc>
+        <w:tc>
+          <w:tcPr>
+            <w:tcW w:w="3086" w:type="dxa"/>
+          </w:tcPr>
+          <w:p>
+            <w:pPr>
+              <w:pStyle w:val="2"/>
+              <w:rPr>
+                <w:rFonts w:hint="eastAsia" w:ascii="宋体" w:hAnsi="宋体" w:eastAsia="宋体" w:cs="宋体"/>
+                <w:sz w:val="21"/>
+                <w:szCs w:val="21"/>
+                <w:lang w:val="en-US" w:eastAsia="zh-CN"/>
+              </w:rPr>
+            </w:pPr>
+            <w:r>
+              <w:rPr>
+                <w:rFonts w:hint="eastAsia" w:ascii="宋体" w:hAnsi="宋体" w:eastAsia="宋体" w:cs="宋体"/>
+                <w:sz w:val="21"/>
+                <w:szCs w:val="21"/>
+                <w:lang w:val="en-US" w:eastAsia="zh-CN"/>
+              </w:rPr>
+              <w:t>{itemName}</w:t>
+            </w:r>
+          </w:p>
+        </w:tc>
+        <w:tc>
+          <w:tcPr>
+            <w:tcW w:w="1278" w:type="dxa"/>
+          </w:tcPr>
+          <w:p>
+            <w:pPr>
+              <w:pStyle w:val="2"/>
+              <w:ind w:left="0" w:leftChars="0" w:firstLine="0" w:firstLineChars="0"/>
+              <w:rPr>
+                <w:rFonts w:hint="eastAsia" w:ascii="宋体" w:hAnsi="宋体" w:eastAsia="宋体" w:cs="宋体"/>
+                <w:sz w:val="21"/>
+                <w:szCs w:val="21"/>
+                <w:lang w:val="en-US" w:eastAsia="zh-CN"/>
+              </w:rPr>
+            </w:pPr>
+            <w:r>
+              <w:rPr>
+                <w:rFonts w:hint="eastAsia" w:ascii="宋体" w:hAnsi="宋体" w:eastAsia="宋体" w:cs="宋体"/>
+                <w:sz w:val="21"/>
+                <w:szCs w:val="21"/>
+                <w:lang w:val="en-US" w:eastAsia="zh-CN"/>
+              </w:rPr>
+              <w:t>{score}</w:t>
+            </w:r>
+          </w:p>
+        </w:tc>
+        <w:tc>
+          <w:tcPr>
+            <w:tcW w:w="4222" w:type="dxa"/>
+          </w:tcPr>
+          <w:p>
+            <w:pPr>
+              <w:pStyle w:val="2"/>
+              <w:ind w:left="0" w:leftChars="0" w:firstLine="0" w:firstLineChars="0"/>
+              <w:rPr>
+                <w:rFonts w:hint="eastAsia" w:ascii="宋体" w:hAnsi="宋体" w:eastAsia="宋体" w:cs="宋体"/>
+                <w:sz w:val="21"/>
+                <w:szCs w:val="21"/>
+                <w:lang w:val="en-US" w:eastAsia="zh-CN"/>
+              </w:rPr>
+            </w:pPr>
+            <w:r>
+              <w:rPr>
+                <w:rFonts w:hint="eastAsia" w:ascii="宋体" w:hAnsi="宋体" w:eastAsia="宋体" w:cs="宋体"/>
+                <w:sz w:val="21"/>
+                <w:szCs w:val="21"/>
+                <w:lang w:val="en-US" w:eastAsia="zh-CN"/>
+              </w:rPr>
+              <w:t>{scoringStandard}{/}</w:t>
+            </w:r>
+          </w:p>
+        </w:tc>
+      </w:tr>
+    </w:tbl>
+    <w:p>
+      <w:pPr>
+        <w:pStyle w:val="2"/>
+        <w:rPr>
+          <w:rFonts w:hint="eastAsia" w:ascii="宋体" w:hAnsi="宋体" w:eastAsia="宋体" w:cs="宋体"/>
+          <w:sz w:val="21"/>
+          <w:szCs w:val="21"/>
+          <w:lang w:val="en-US" w:eastAsia="zh-CN"/>
+        </w:rPr>
+      </w:pPr>
+      <w:r>
+        <w:rPr>
+          <w:rFonts w:hint="eastAsia" w:ascii="宋体" w:hAnsi="宋体" w:eastAsia="宋体" w:cs="宋体"/>
+          <w:sz w:val="21"/>
+          <w:szCs w:val="21"/>
+          <w:lang w:val="en-US" w:eastAsia="zh-CN"/>
+        </w:rPr>
+        <w:t>技术分值：{technicalScoreTotal}</w:t>
+      </w:r>
+    </w:p>
+    <w:p>
+      <w:pPr>
+        <w:pStyle w:val="2"/>
+        <w:rPr>
+          <w:rFonts w:hint="eastAsia" w:ascii="宋体" w:hAnsi="宋体" w:eastAsia="宋体" w:cs="宋体"/>
+          <w:sz w:val="21"/>
+          <w:szCs w:val="21"/>
+          <w:lang w:val="en-US" w:eastAsia="zh-CN"/>
+        </w:rPr>
+      </w:pPr>
+    </w:p>
+    <w:p>
+      <w:pPr>
+        <w:pStyle w:val="2"/>
+        <w:rPr>
+          <w:rFonts w:hint="eastAsia" w:ascii="宋体" w:hAnsi="宋体" w:eastAsia="宋体" w:cs="宋体"/>
+          <w:sz w:val="21"/>
+          <w:szCs w:val="21"/>
+          <w:lang w:val="en-US" w:eastAsia="zh-CN"/>
+        </w:rPr>
+      </w:pPr>
+      <w:r>
+        <w:rPr>
+          <w:rFonts w:hint="default" w:ascii="Times New Roman" w:hAnsi="Times New Roman" w:eastAsia="宋体" w:cs="Times New Roman"/>
+          <w:sz w:val="21"/>
+          <w:szCs w:val="21"/>
+          <w:lang w:val="en-US" w:eastAsia="zh-CN"/>
+        </w:rPr>
+        <w:t>2.2.4（3）</w:t>
+      </w:r>
+      <w:r>
+        <w:rPr>
+          <w:rFonts w:hint="eastAsia" w:ascii="宋体" w:hAnsi="宋体" w:eastAsia="宋体" w:cs="宋体"/>
+          <w:sz w:val="21"/>
+          <w:szCs w:val="21"/>
+          <w:lang w:val="en-US" w:eastAsia="zh-CN"/>
+        </w:rPr>
+        <w:t>价格评分标准</w:t>
+      </w:r>
+    </w:p>
+    <w:tbl>
+      <w:tblPr>
+        <w:tblStyle w:val="27"/>
+        <w:tblW w:w="9803" w:type="dxa"/>
+        <w:tblInd w:w="0" w:type="dxa"/>
+        <w:tblBorders>
+          <w:top w:val="single" w:color="auto" w:sz="4" w:space="0"/>
+          <w:left w:val="single" w:color="auto" w:sz="4" w:space="0"/>
+          <w:bottom w:val="single" w:color="auto" w:sz="4" w:space="0"/>
+          <w:right w:val="single" w:color="auto" w:sz="4" w:space="0"/>
+          <w:insideH w:val="single" w:color="auto" w:sz="4" w:space="0"/>
+          <w:insideV w:val="single" w:color="auto" w:sz="4" w:space="0"/>
+        </w:tblBorders>
+        <w:tblLayout w:type="fixed"/>
+        <w:tblCellMar>
+          <w:top w:w="0" w:type="dxa"/>
+          <w:left w:w="108" w:type="dxa"/>
+          <w:bottom w:w="0" w:type="dxa"/>
+          <w:right w:w="108" w:type="dxa"/>
+        </w:tblCellMar>
+      </w:tblPr>
+      <w:tblGrid>
+        <w:gridCol w:w="1228"/>
+        <w:gridCol w:w="1164"/>
+        <w:gridCol w:w="7411"/>
+      </w:tblGrid>
+      <w:tr>
+        <w:tblPrEx>
+          <w:tblBorders>
+            <w:top w:val="single" w:color="auto" w:sz="4" w:space="0"/>
+            <w:left w:val="single" w:color="auto" w:sz="4" w:space="0"/>
+            <w:bottom w:val="single" w:color="auto" w:sz="4" w:space="0"/>
+            <w:right w:val="single" w:color="auto" w:sz="4" w:space="0"/>
+            <w:insideH w:val="single" w:color="auto" w:sz="4" w:space="0"/>
+            <w:insideV w:val="single" w:color="auto" w:sz="4" w:space="0"/>
+          </w:tblBorders>
+          <w:tblCellMar>
+            <w:top w:w="0" w:type="dxa"/>
+            <w:left w:w="108" w:type="dxa"/>
+            <w:bottom w:w="0" w:type="dxa"/>
+            <w:right w:w="108" w:type="dxa"/>
+          </w:tblCellMar>
+        </w:tblPrEx>
+        <w:tc>
+          <w:tcPr>
+            <w:tcW w:w="1228" w:type="dxa"/>
+          </w:tcPr>
+          <w:p>
+            <w:pPr>
+              <w:pStyle w:val="2"/>
+              <w:rPr>
+                <w:rFonts w:hint="eastAsia" w:ascii="宋体" w:hAnsi="宋体" w:eastAsia="宋体" w:cs="宋体"/>
+                <w:sz w:val="21"/>
+                <w:szCs w:val="21"/>
+                <w:lang w:val="en-US" w:eastAsia="zh-CN"/>
+              </w:rPr>
+            </w:pPr>
+            <w:r>
+              <w:rPr>
+                <w:rFonts w:hint="eastAsia" w:ascii="宋体" w:hAnsi="宋体" w:eastAsia="宋体" w:cs="宋体"/>
+                <w:sz w:val="21"/>
+                <w:szCs w:val="21"/>
+                <w:lang w:val="en-US" w:eastAsia="zh-CN"/>
+              </w:rPr>
+              <w:t>序号</w:t>
+            </w:r>
+          </w:p>
+        </w:tc>
+        <w:tc>
+          <w:tcPr>
+            <w:tcW w:w="1164" w:type="dxa"/>
+          </w:tcPr>
+          <w:p>
+            <w:pPr>
+              <w:pStyle w:val="2"/>
+              <w:rPr>
+                <w:rFonts w:hint="eastAsia" w:ascii="宋体" w:hAnsi="宋体" w:eastAsia="宋体" w:cs="宋体"/>
+                <w:sz w:val="21"/>
+                <w:szCs w:val="21"/>
+                <w:lang w:val="en-US" w:eastAsia="zh-CN"/>
+              </w:rPr>
+            </w:pPr>
+            <w:r>
+              <w:rPr>
+                <w:rFonts w:hint="eastAsia" w:ascii="宋体" w:hAnsi="宋体" w:eastAsia="宋体" w:cs="宋体"/>
+                <w:sz w:val="21"/>
+                <w:szCs w:val="21"/>
+                <w:lang w:val="en-US" w:eastAsia="zh-CN"/>
+              </w:rPr>
+              <w:t>分值</w:t>
+            </w:r>
+          </w:p>
+        </w:tc>
+        <w:tc>
+          <w:tcPr>
+            <w:tcW w:w="7411" w:type="dxa"/>
+          </w:tcPr>
+          <w:p>
+            <w:pPr>
+              <w:pStyle w:val="2"/>
+              <w:rPr>
+                <w:rFonts w:hint="eastAsia" w:ascii="宋体" w:hAnsi="宋体" w:eastAsia="宋体" w:cs="宋体"/>
+                <w:sz w:val="21"/>
+                <w:szCs w:val="21"/>
+                <w:lang w:val="en-US" w:eastAsia="zh-CN"/>
+              </w:rPr>
+            </w:pPr>
+            <w:r>
+              <w:rPr>
+                <w:rFonts w:hint="eastAsia" w:ascii="宋体" w:hAnsi="宋体" w:eastAsia="宋体" w:cs="宋体"/>
+                <w:sz w:val="21"/>
+                <w:szCs w:val="21"/>
+                <w:lang w:val="en-US" w:eastAsia="zh-CN"/>
+              </w:rPr>
+              <w:t>打分标准</w:t>
+            </w:r>
+          </w:p>
+        </w:tc>
+      </w:tr>
+      <w:tr>
+        <w:tblPrEx>
+          <w:tblBorders>
+            <w:top w:val="single" w:color="auto" w:sz="4" w:space="0"/>
+            <w:left w:val="single" w:color="auto" w:sz="4" w:space="0"/>
+            <w:bottom w:val="single" w:color="auto" w:sz="4" w:space="0"/>
+            <w:right w:val="single" w:color="auto" w:sz="4" w:space="0"/>
+            <w:insideH w:val="single" w:color="auto" w:sz="4" w:space="0"/>
+            <w:insideV w:val="single" w:color="auto" w:sz="4" w:space="0"/>
+          </w:tblBorders>
+          <w:tblCellMar>
+            <w:top w:w="0" w:type="dxa"/>
+            <w:left w:w="108" w:type="dxa"/>
+            <w:bottom w:w="0" w:type="dxa"/>
+            <w:right w:w="108" w:type="dxa"/>
+          </w:tblCellMar>
+        </w:tblPrEx>
+        <w:tc>
+          <w:tcPr>
+            <w:tcW w:w="1228" w:type="dxa"/>
+          </w:tcPr>
+          <w:p>
+            <w:pPr>
+              <w:pStyle w:val="2"/>
+              <w:rPr>
+                <w:rFonts w:hint="eastAsia" w:ascii="宋体" w:hAnsi="宋体" w:eastAsia="宋体" w:cs="宋体"/>
+                <w:sz w:val="21"/>
+                <w:szCs w:val="21"/>
+                <w:lang w:val="en-US" w:eastAsia="zh-CN"/>
+              </w:rPr>
+            </w:pPr>
+            <w:r>
+              <w:rPr>
+                <w:rFonts w:hint="eastAsia" w:ascii="宋体" w:hAnsi="宋体" w:eastAsia="宋体" w:cs="宋体"/>
+                <w:sz w:val="21"/>
+                <w:szCs w:val="21"/>
+                <w:lang w:val="en-US" w:eastAsia="zh-CN"/>
+              </w:rPr>
+              <w:t>{#priceScoringItems}{index}</w:t>
+            </w:r>
+          </w:p>
+        </w:tc>
+        <w:tc>
+          <w:tcPr>
+            <w:tcW w:w="1164" w:type="dxa"/>
+          </w:tcPr>
+          <w:p>
+            <w:pPr>
+              <w:pStyle w:val="2"/>
+              <w:ind w:left="0" w:leftChars="0" w:firstLine="0" w:firstLineChars="0"/>
+              <w:rPr>
+                <w:rFonts w:hint="eastAsia" w:ascii="宋体" w:hAnsi="宋体" w:eastAsia="宋体" w:cs="宋体"/>
+                <w:sz w:val="21"/>
+                <w:szCs w:val="21"/>
+                <w:lang w:val="en-US" w:eastAsia="zh-CN"/>
+              </w:rPr>
+            </w:pPr>
+            <w:r>
+              <w:rPr>
+                <w:rFonts w:hint="eastAsia" w:ascii="宋体" w:hAnsi="宋体" w:eastAsia="宋体" w:cs="宋体"/>
+                <w:sz w:val="21"/>
+                <w:szCs w:val="21"/>
+                <w:lang w:val="en-US" w:eastAsia="zh-CN"/>
+              </w:rPr>
+              <w:t>{score}</w:t>
+            </w:r>
+          </w:p>
+        </w:tc>
+        <w:tc>
+          <w:tcPr>
+            <w:tcW w:w="7411" w:type="dxa"/>
+          </w:tcPr>
+          <w:p>
+            <w:pPr>
+              <w:pStyle w:val="2"/>
+              <w:ind w:left="0" w:leftChars="0" w:firstLine="0" w:firstLineChars="0"/>
+              <w:rPr>
+                <w:rFonts w:hint="eastAsia" w:ascii="宋体" w:hAnsi="宋体" w:eastAsia="宋体" w:cs="宋体"/>
+                <w:sz w:val="21"/>
+                <w:szCs w:val="21"/>
+                <w:lang w:val="en-US" w:eastAsia="zh-CN"/>
+              </w:rPr>
+            </w:pPr>
+            <w:bookmarkStart w:id="425" w:name="_GoBack"/>
+            <w:bookmarkEnd w:id="425"/>
+            <w:r>
+              <w:rPr>
+                <w:rFonts w:hint="eastAsia" w:ascii="宋体" w:hAnsi="宋体" w:eastAsia="宋体" w:cs="宋体"/>
+                <w:sz w:val="21"/>
+                <w:szCs w:val="21"/>
+                <w:lang w:val="en-US" w:eastAsia="zh-CN"/>
+              </w:rPr>
+              <w:t>{scoringStandard}{/}</w:t>
+            </w:r>
+          </w:p>
+        </w:tc>
+      </w:tr>
+    </w:tbl>
+    <w:p>
+      <w:pPr>
+        <w:pStyle w:val="2"/>
+        <w:rPr>
+          <w:rFonts w:hint="eastAsia" w:ascii="宋体" w:hAnsi="宋体" w:eastAsia="宋体" w:cs="宋体"/>
+          <w:sz w:val="21"/>
+          <w:szCs w:val="21"/>
+          <w:lang w:val="en-US" w:eastAsia="zh-CN"/>
+        </w:rPr>
+      </w:pPr>
+      <w:r>
+        <w:rPr>
+          <w:rFonts w:hint="eastAsia" w:ascii="宋体" w:hAnsi="宋体" w:eastAsia="宋体" w:cs="宋体"/>
+          <w:sz w:val="21"/>
+          <w:szCs w:val="21"/>
+          <w:lang w:val="en-US" w:eastAsia="zh-CN"/>
+        </w:rPr>
+        <w:t>价格分值：{priceScoreTotal}</w:t>
+      </w:r>
+    </w:p>
+    <w:p>
+      <w:pPr>
+        <w:pStyle w:val="2"/>
+        <w:ind w:left="0" w:leftChars="0" w:firstLine="0" w:firstLineChars="0"/>
+      </w:pPr>
+    </w:p>
+    <w:p>
+      <w:pPr>
+        <w:widowControl/>
+        <w:spacing w:line="240" w:lineRule="auto"/>
+        <w:ind w:firstLine="0" w:firstLineChars="0"/>
+        <w:jc w:val="left"/>
         <w:rPr>
           <w:i/>
           <w:iCs/>
           <w:color w:val="FF0000"/>
         </w:rPr>
-        <w:t>注：</w:t>
-      </w:r>
-      <w:r>
-        <w:rPr>
-          <w:rFonts w:hint="eastAsia"/>
+      </w:pPr>
+      <w:r>
+        <w:rPr>
           <w:i/>
           <w:iCs/>
           <w:color w:val="FF0000"/>
         </w:rPr>
-        <w:t>上表中的</w:t>
-      </w:r>
-      <w:r>
-        <w:rPr>
+        <w:t>注：</w:t>
+      </w:r>
+      <w:r>
+        <w:rPr>
+          <w:rFonts w:hint="eastAsia"/>
           <w:i/>
           <w:iCs/>
           <w:color w:val="FF0000"/>
         </w:rPr>
-        <w:t>评审打分细则</w:t>
-      </w:r>
-      <w:r>
-        <w:rPr>
-          <w:rFonts w:hint="eastAsia"/>
+        <w:t>上表中的</w:t>
+      </w:r>
+      <w:r>
+        <w:rPr>
           <w:i/>
           <w:iCs/>
           <w:color w:val="FF0000"/>
         </w:rPr>
-        <w:t>招标人</w:t>
-      </w:r>
-      <w:r>
-        <w:rPr>
+        <w:t>评审打分细则</w:t>
+      </w:r>
+      <w:r>
+        <w:rPr>
+          <w:rFonts w:hint="eastAsia"/>
           <w:i/>
           <w:iCs/>
           <w:color w:val="FF0000"/>
         </w:rPr>
-        <w:t>可根据</w:t>
-      </w:r>
-      <w:r>
-        <w:rPr>
-          <w:rFonts w:hint="eastAsia"/>
+        <w:t>招标人</w:t>
+      </w:r>
+      <w:r>
+        <w:rPr>
           <w:i/>
           <w:iCs/>
           <w:color w:val="FF0000"/>
         </w:rPr>
-        <w:t>具体</w:t>
-      </w:r>
-      <w:r>
-        <w:rPr>
+        <w:t>可根据</w:t>
+      </w:r>
+      <w:r>
+        <w:rPr>
+          <w:rFonts w:hint="eastAsia"/>
           <w:i/>
           <w:iCs/>
           <w:color w:val="FF0000"/>
         </w:rPr>
+        <w:t>具体</w:t>
+      </w:r>
+      <w:r>
+        <w:rPr>
+          <w:i/>
+          <w:iCs/>
+          <w:color w:val="FF0000"/>
+        </w:rPr>
         <w:t>项目情况进行适当调整。</w:t>
       </w:r>
     </w:p>
@@ -32449,8 +29934,8 @@
       <w:pPr>
         <w:pStyle w:val="6"/>
       </w:pPr>
-      <w:bookmarkStart w:id="304" w:name="_Toc22584"/>
-      <w:bookmarkStart w:id="305" w:name="_Toc22852"/>
+      <w:bookmarkStart w:id="304" w:name="_Toc22852"/>
+      <w:bookmarkStart w:id="305" w:name="_Toc22584"/>
       <w:bookmarkStart w:id="306" w:name="_Toc28863"/>
       <w:r>
         <w:rPr>
@@ -32509,9 +29994,9 @@
         <w:pStyle w:val="7"/>
         <w:ind w:left="105"/>
       </w:pPr>
-      <w:bookmarkStart w:id="310" w:name="_Toc9639"/>
-      <w:bookmarkStart w:id="311" w:name="_Toc23184"/>
-      <w:bookmarkStart w:id="312" w:name="_Toc9194"/>
+      <w:bookmarkStart w:id="310" w:name="_Toc23184"/>
+      <w:bookmarkStart w:id="311" w:name="_Toc9194"/>
+      <w:bookmarkStart w:id="312" w:name="_Toc9639"/>
       <w:r>
         <w:rPr>
           <w:rFonts w:hint="eastAsia"/>
@@ -32623,8 +30108,8 @@
         <w:pStyle w:val="6"/>
       </w:pPr>
       <w:bookmarkStart w:id="313" w:name="_Toc4140"/>
-      <w:bookmarkStart w:id="314" w:name="_Toc23062"/>
-      <w:bookmarkStart w:id="315" w:name="_Toc17210"/>
+      <w:bookmarkStart w:id="314" w:name="_Toc17210"/>
+      <w:bookmarkStart w:id="315" w:name="_Toc23062"/>
       <w:r>
         <w:rPr>
           <w:rFonts w:hint="eastAsia"/>
@@ -32749,8 +30234,8 @@
         <w:pStyle w:val="7"/>
         <w:ind w:left="105"/>
       </w:pPr>
-      <w:bookmarkStart w:id="319" w:name="_Toc29422"/>
-      <w:bookmarkStart w:id="320" w:name="_Toc24008"/>
+      <w:bookmarkStart w:id="319" w:name="_Toc24008"/>
+      <w:bookmarkStart w:id="320" w:name="_Toc29422"/>
       <w:bookmarkStart w:id="321" w:name="_Toc30765"/>
       <w:r>
         <w:rPr>
@@ -32871,9 +30356,9 @@
         <w:pStyle w:val="7"/>
         <w:ind w:left="105"/>
       </w:pPr>
-      <w:bookmarkStart w:id="325" w:name="_Toc6902"/>
-      <w:bookmarkStart w:id="326" w:name="_Toc8051"/>
-      <w:bookmarkStart w:id="327" w:name="_Toc31343"/>
+      <w:bookmarkStart w:id="325" w:name="_Toc8051"/>
+      <w:bookmarkStart w:id="326" w:name="_Toc31343"/>
+      <w:bookmarkStart w:id="327" w:name="_Toc6902"/>
       <w:r>
         <w:rPr>
           <w:rFonts w:hint="eastAsia"/>
@@ -33026,9 +30511,9 @@
       <w:pPr>
         <w:pStyle w:val="5"/>
       </w:pPr>
-      <w:bookmarkStart w:id="331" w:name="_Toc5062"/>
+      <w:bookmarkStart w:id="331" w:name="_Toc4012"/>
       <w:bookmarkStart w:id="332" w:name="_Toc11285"/>
-      <w:bookmarkStart w:id="333" w:name="_Toc4012"/>
+      <w:bookmarkStart w:id="333" w:name="_Toc5062"/>
       <w:r>
         <w:rPr>
           <w:rFonts w:hint="eastAsia"/>
@@ -33186,8 +30671,8 @@
         </w:rPr>
       </w:pPr>
       <w:bookmarkStart w:id="334" w:name="_Toc11101"/>
-      <w:bookmarkStart w:id="335" w:name="_Toc17243"/>
-      <w:bookmarkStart w:id="336" w:name="_Toc594"/>
+      <w:bookmarkStart w:id="335" w:name="_Toc594"/>
+      <w:bookmarkStart w:id="336" w:name="_Toc17243"/>
       <w:r>
         <w:rPr>
           <w:rFonts w:hint="eastAsia"/>
@@ -33217,8 +30702,8 @@
         <w:pStyle w:val="6"/>
       </w:pPr>
       <w:bookmarkStart w:id="337" w:name="_Toc1227"/>
-      <w:bookmarkStart w:id="338" w:name="_Toc27474"/>
-      <w:bookmarkStart w:id="339" w:name="_Toc21058"/>
+      <w:bookmarkStart w:id="338" w:name="_Toc21058"/>
+      <w:bookmarkStart w:id="339" w:name="_Toc27474"/>
       <w:r>
         <w:rPr>
           <w:rFonts w:hint="eastAsia"/>
@@ -34153,8 +31638,8 @@
           <w:color w:val="EE0000"/>
         </w:rPr>
       </w:pPr>
-      <w:bookmarkStart w:id="340" w:name="_Toc32371"/>
-      <w:bookmarkStart w:id="341" w:name="_Toc22854"/>
+      <w:bookmarkStart w:id="340" w:name="_Toc22854"/>
+      <w:bookmarkStart w:id="341" w:name="_Toc32371"/>
       <w:bookmarkStart w:id="342" w:name="_Toc15019"/>
       <w:r>
         <w:rPr>
@@ -34173,8 +31658,8 @@
       <w:pPr>
         <w:pStyle w:val="6"/>
       </w:pPr>
-      <w:bookmarkStart w:id="343" w:name="_Toc4289"/>
-      <w:bookmarkStart w:id="344" w:name="_Toc17169"/>
+      <w:bookmarkStart w:id="343" w:name="_Toc17169"/>
+      <w:bookmarkStart w:id="344" w:name="_Toc4289"/>
       <w:bookmarkStart w:id="345" w:name="_Toc1534"/>
       <w:r>
         <w:rPr>
@@ -34241,8 +31726,8 @@
       <w:pPr>
         <w:pStyle w:val="5"/>
       </w:pPr>
-      <w:bookmarkStart w:id="349" w:name="_Toc14122"/>
-      <w:bookmarkStart w:id="350" w:name="_Toc21551"/>
+      <w:bookmarkStart w:id="349" w:name="_Toc21551"/>
+      <w:bookmarkStart w:id="350" w:name="_Toc14122"/>
       <w:bookmarkStart w:id="351" w:name="_Toc12528"/>
       <w:r>
         <w:rPr>
@@ -34276,9 +31761,9 @@
       <w:pPr>
         <w:pStyle w:val="6"/>
       </w:pPr>
-      <w:bookmarkStart w:id="352" w:name="_Toc1387"/>
-      <w:bookmarkStart w:id="353" w:name="_Toc8604"/>
-      <w:bookmarkStart w:id="354" w:name="_Toc14116"/>
+      <w:bookmarkStart w:id="352" w:name="_Toc14116"/>
+      <w:bookmarkStart w:id="353" w:name="_Toc1387"/>
+      <w:bookmarkStart w:id="354" w:name="_Toc8604"/>
       <w:r>
         <w:rPr>
           <w:rFonts w:hint="eastAsia"/>
@@ -34822,9 +32307,9 @@
         <w:pStyle w:val="6"/>
         <w:jc w:val="center"/>
       </w:pPr>
-      <w:bookmarkStart w:id="355" w:name="_Toc28079"/>
-      <w:bookmarkStart w:id="356" w:name="_Toc25617"/>
-      <w:bookmarkStart w:id="357" w:name="_Toc20777"/>
+      <w:bookmarkStart w:id="355" w:name="_Toc20777"/>
+      <w:bookmarkStart w:id="356" w:name="_Toc28079"/>
+      <w:bookmarkStart w:id="357" w:name="_Toc25617"/>
       <w:r>
         <w:rPr>
           <w:rFonts w:hint="eastAsia"/>
@@ -35009,9 +32494,9 @@
         <w:pStyle w:val="6"/>
         <w:jc w:val="center"/>
       </w:pPr>
-      <w:bookmarkStart w:id="358" w:name="_Toc22504"/>
+      <w:bookmarkStart w:id="358" w:name="_Toc10674"/>
       <w:bookmarkStart w:id="359" w:name="_Toc11514"/>
-      <w:bookmarkStart w:id="360" w:name="_Toc10674"/>
+      <w:bookmarkStart w:id="360" w:name="_Toc22504"/>
       <w:r>
         <w:rPr>
           <w:rFonts w:hint="eastAsia"/>
@@ -35825,9 +33310,9 @@
         <w:pStyle w:val="6"/>
         <w:jc w:val="center"/>
       </w:pPr>
-      <w:bookmarkStart w:id="361" w:name="_Toc11102"/>
-      <w:bookmarkStart w:id="362" w:name="_Toc3835"/>
-      <w:bookmarkStart w:id="363" w:name="_Toc30803"/>
+      <w:bookmarkStart w:id="361" w:name="_Toc30803"/>
+      <w:bookmarkStart w:id="362" w:name="_Toc11102"/>
+      <w:bookmarkStart w:id="363" w:name="_Toc3835"/>
       <w:r>
         <w:rPr>
           <w:rFonts w:hint="eastAsia"/>
@@ -36049,9 +33534,9 @@
         <w:pStyle w:val="6"/>
         <w:jc w:val="center"/>
       </w:pPr>
-      <w:bookmarkStart w:id="364" w:name="_Toc18698"/>
-      <w:bookmarkStart w:id="365" w:name="_Toc10850"/>
-      <w:bookmarkStart w:id="366" w:name="_Toc24378"/>
+      <w:bookmarkStart w:id="364" w:name="_Toc24378"/>
+      <w:bookmarkStart w:id="365" w:name="_Toc18698"/>
+      <w:bookmarkStart w:id="366" w:name="_Toc10850"/>
       <w:r>
         <w:rPr>
           <w:rFonts w:hint="eastAsia"/>
@@ -36498,8 +33983,8 @@
         <w:pStyle w:val="6"/>
         <w:jc w:val="center"/>
       </w:pPr>
-      <w:bookmarkStart w:id="367" w:name="_Toc28315"/>
-      <w:bookmarkStart w:id="368" w:name="_Toc24097"/>
+      <w:bookmarkStart w:id="367" w:name="_Toc24097"/>
+      <w:bookmarkStart w:id="368" w:name="_Toc28315"/>
       <w:bookmarkStart w:id="369" w:name="_Toc31886"/>
       <w:r>
         <w:rPr>
@@ -36910,8 +34395,8 @@
         <w:pStyle w:val="6"/>
         <w:jc w:val="center"/>
       </w:pPr>
-      <w:bookmarkStart w:id="370" w:name="_Toc32345"/>
-      <w:bookmarkStart w:id="371" w:name="_Toc13842"/>
+      <w:bookmarkStart w:id="370" w:name="_Toc13842"/>
+      <w:bookmarkStart w:id="371" w:name="_Toc32345"/>
       <w:bookmarkStart w:id="372" w:name="_Toc23365"/>
       <w:r>
         <w:rPr>
@@ -38354,8 +35839,8 @@
         <w:pStyle w:val="6"/>
         <w:jc w:val="center"/>
       </w:pPr>
-      <w:bookmarkStart w:id="373" w:name="_Toc30787"/>
-      <w:bookmarkStart w:id="374" w:name="_Toc23799"/>
+      <w:bookmarkStart w:id="373" w:name="_Toc23799"/>
+      <w:bookmarkStart w:id="374" w:name="_Toc30787"/>
       <w:bookmarkStart w:id="375" w:name="_Toc7711"/>
       <w:r>
         <w:rPr>
@@ -39568,9 +37053,9 @@
         </w:numPr>
         <w:jc w:val="center"/>
       </w:pPr>
-      <w:bookmarkStart w:id="376" w:name="_Toc864"/>
+      <w:bookmarkStart w:id="376" w:name="_Toc8396"/>
       <w:bookmarkStart w:id="377" w:name="_Toc7742"/>
-      <w:bookmarkStart w:id="378" w:name="_Toc8396"/>
+      <w:bookmarkStart w:id="378" w:name="_Toc864"/>
       <w:r>
         <w:rPr>
           <w:rFonts w:hint="eastAsia"/>
@@ -41981,6 +39466,12 @@
             <w:insideH w:val="single" w:color="auto" w:sz="4" w:space="0"/>
             <w:insideV w:val="single" w:color="auto" w:sz="4" w:space="0"/>
           </w:tblBorders>
+          <w:tblCellMar>
+            <w:top w:w="6" w:type="dxa"/>
+            <w:left w:w="108" w:type="dxa"/>
+            <w:bottom w:w="0" w:type="dxa"/>
+            <w:right w:w="91" w:type="dxa"/>
+          </w:tblCellMar>
         </w:tblPrEx>
         <w:trPr>
           <w:trHeight w:val="863" w:hRule="atLeast"/>
@@ -45634,6 +43125,14 @@
         </w:tc>
       </w:tr>
       <w:tr>
+        <w:tblPrEx>
+          <w:tblCellMar>
+            <w:top w:w="0" w:type="dxa"/>
+            <w:left w:w="10" w:type="dxa"/>
+            <w:bottom w:w="0" w:type="dxa"/>
+            <w:right w:w="10" w:type="dxa"/>
+          </w:tblCellMar>
+        </w:tblPrEx>
         <w:trPr>
           <w:trHeight w:val="427" w:hRule="exact"/>
         </w:trPr>
@@ -45899,8 +43398,8 @@
         <w:jc w:val="center"/>
       </w:pPr>
       <w:bookmarkStart w:id="379" w:name="_Toc15993"/>
-      <w:bookmarkStart w:id="380" w:name="_Toc17932"/>
-      <w:bookmarkStart w:id="381" w:name="_Toc18140"/>
+      <w:bookmarkStart w:id="380" w:name="_Toc18140"/>
+      <w:bookmarkStart w:id="381" w:name="_Toc17932"/>
       <w:r>
         <w:rPr>
           <w:rFonts w:hint="eastAsia"/>
@@ -45925,8 +43424,8 @@
         <w:pStyle w:val="7"/>
         <w:ind w:left="105"/>
       </w:pPr>
-      <w:bookmarkStart w:id="382" w:name="_Toc2309"/>
-      <w:bookmarkStart w:id="383" w:name="_Toc20810"/>
+      <w:bookmarkStart w:id="382" w:name="_Toc20810"/>
+      <w:bookmarkStart w:id="383" w:name="_Toc2309"/>
       <w:bookmarkStart w:id="384" w:name="_Toc1728"/>
       <w:r>
         <w:rPr>
@@ -47277,9 +44776,9 @@
       <w:r>
         <w:br w:type="page"/>
       </w:r>
-      <w:bookmarkStart w:id="385" w:name="_Toc32381"/>
-      <w:bookmarkStart w:id="386" w:name="_Toc27435"/>
-      <w:bookmarkStart w:id="387" w:name="_Toc11122"/>
+      <w:bookmarkStart w:id="385" w:name="_Toc27435"/>
+      <w:bookmarkStart w:id="386" w:name="_Toc11122"/>
+      <w:bookmarkStart w:id="387" w:name="_Toc32381"/>
       <w:r>
         <w:rPr>
           <w:rFonts w:hint="eastAsia"/>
@@ -47339,8 +44838,8 @@
         <w:pStyle w:val="7"/>
         <w:ind w:left="105"/>
       </w:pPr>
-      <w:bookmarkStart w:id="388" w:name="_Toc29345"/>
-      <w:bookmarkStart w:id="389" w:name="_Toc2657"/>
+      <w:bookmarkStart w:id="388" w:name="_Toc2657"/>
+      <w:bookmarkStart w:id="389" w:name="_Toc29345"/>
       <w:bookmarkStart w:id="390" w:name="_Toc18503"/>
       <w:r>
         <w:rPr>
@@ -47537,6 +45036,14 @@
         </w:tc>
       </w:tr>
       <w:tr>
+        <w:tblPrEx>
+          <w:tblCellMar>
+            <w:top w:w="169" w:type="dxa"/>
+            <w:left w:w="108" w:type="dxa"/>
+            <w:bottom w:w="46" w:type="dxa"/>
+            <w:right w:w="115" w:type="dxa"/>
+          </w:tblCellMar>
+        </w:tblPrEx>
         <w:trPr>
           <w:trHeight w:val="620" w:hRule="atLeast"/>
         </w:trPr>
@@ -47948,9 +45455,9 @@
         </w:numPr>
         <w:ind w:left="105"/>
       </w:pPr>
-      <w:bookmarkStart w:id="391" w:name="_Toc5664"/>
+      <w:bookmarkStart w:id="391" w:name="_Toc7918"/>
       <w:bookmarkStart w:id="392" w:name="_Toc22542"/>
-      <w:bookmarkStart w:id="393" w:name="_Toc7918"/>
+      <w:bookmarkStart w:id="393" w:name="_Toc5664"/>
       <w:r>
         <w:rPr>
           <w:rFonts w:hint="eastAsia"/>
@@ -48500,9 +46007,9 @@
         <w:pStyle w:val="7"/>
         <w:ind w:left="105"/>
       </w:pPr>
-      <w:bookmarkStart w:id="394" w:name="_Toc8330"/>
+      <w:bookmarkStart w:id="394" w:name="_Toc29483"/>
       <w:bookmarkStart w:id="395" w:name="_Toc8403"/>
-      <w:bookmarkStart w:id="396" w:name="_Toc29483"/>
+      <w:bookmarkStart w:id="396" w:name="_Toc8330"/>
       <w:r>
         <w:rPr>
           <w:rFonts w:hint="eastAsia"/>
@@ -48552,9 +46059,9 @@
         <w:pStyle w:val="7"/>
         <w:ind w:left="105"/>
       </w:pPr>
-      <w:bookmarkStart w:id="397" w:name="_Toc21989"/>
-      <w:bookmarkStart w:id="398" w:name="_Toc11615"/>
-      <w:bookmarkStart w:id="399" w:name="_Toc26138"/>
+      <w:bookmarkStart w:id="397" w:name="_Toc11615"/>
+      <w:bookmarkStart w:id="398" w:name="_Toc26138"/>
+      <w:bookmarkStart w:id="399" w:name="_Toc21989"/>
       <w:r>
         <w:rPr>
           <w:rFonts w:hint="eastAsia"/>
@@ -48902,8 +46409,8 @@
         <w:pStyle w:val="7"/>
         <w:ind w:left="105"/>
       </w:pPr>
-      <w:bookmarkStart w:id="400" w:name="_Toc21239"/>
-      <w:bookmarkStart w:id="401" w:name="_Toc24954"/>
+      <w:bookmarkStart w:id="400" w:name="_Toc24954"/>
+      <w:bookmarkStart w:id="401" w:name="_Toc21239"/>
       <w:bookmarkStart w:id="402" w:name="_Toc23984"/>
       <w:r>
         <w:rPr>
@@ -49031,9 +46538,9 @@
         <w:pStyle w:val="7"/>
         <w:ind w:left="105"/>
       </w:pPr>
-      <w:bookmarkStart w:id="403" w:name="_Toc19719"/>
-      <w:bookmarkStart w:id="404" w:name="_Toc29577"/>
-      <w:bookmarkStart w:id="405" w:name="_Toc26570"/>
+      <w:bookmarkStart w:id="403" w:name="_Toc29577"/>
+      <w:bookmarkStart w:id="404" w:name="_Toc26570"/>
+      <w:bookmarkStart w:id="405" w:name="_Toc19719"/>
       <w:r>
         <w:rPr>
           <w:rFonts w:hint="eastAsia"/>
@@ -49710,6 +47217,12 @@
             <w:insideH w:val="single" w:color="auto" w:sz="4" w:space="0"/>
             <w:insideV w:val="single" w:color="auto" w:sz="4" w:space="0"/>
           </w:tblBorders>
+          <w:tblCellMar>
+            <w:top w:w="0" w:type="dxa"/>
+            <w:left w:w="108" w:type="dxa"/>
+            <w:bottom w:w="0" w:type="dxa"/>
+            <w:right w:w="108" w:type="dxa"/>
+          </w:tblCellMar>
         </w:tblPrEx>
         <w:trPr>
           <w:trHeight w:val="510" w:hRule="exact"/>
@@ -50345,8 +47858,8 @@
           <w:szCs w:val="32"/>
         </w:rPr>
       </w:pPr>
-      <w:bookmarkStart w:id="409" w:name="_Toc16228"/>
-      <w:bookmarkStart w:id="410" w:name="_Toc23002"/>
+      <w:bookmarkStart w:id="409" w:name="_Toc23002"/>
+      <w:bookmarkStart w:id="410" w:name="_Toc16228"/>
       <w:bookmarkStart w:id="411" w:name="_Toc23329"/>
       <w:r>
         <w:rPr>
@@ -52584,6 +50097,14 @@
         </w:tc>
       </w:tr>
       <w:tr>
+        <w:tblPrEx>
+          <w:tblCellMar>
+            <w:top w:w="0" w:type="dxa"/>
+            <w:left w:w="0" w:type="dxa"/>
+            <w:bottom w:w="0" w:type="dxa"/>
+            <w:right w:w="0" w:type="dxa"/>
+          </w:tblCellMar>
+        </w:tblPrEx>
         <w:trPr>
           <w:trHeight w:val="454" w:hRule="exact"/>
           <w:jc w:val="center"/>
@@ -58515,7 +56036,7 @@
     <w:lsdException w:qFormat="1" w:unhideWhenUsed="0" w:uiPriority="0" w:semiHidden="0" w:name="Title"/>
     <w:lsdException w:uiPriority="99" w:name="Closing"/>
     <w:lsdException w:uiPriority="99" w:name="Signature"/>
-    <w:lsdException w:uiPriority="1" w:name="Default Paragraph Font"/>
+    <w:lsdException w:qFormat="1" w:uiPriority="1" w:name="Default Paragraph Font"/>
     <w:lsdException w:qFormat="1" w:uiPriority="99" w:name="Body Text"/>
     <w:lsdException w:qFormat="1" w:unhideWhenUsed="0" w:uiPriority="0" w:semiHidden="0" w:name="Body Text Indent"/>
     <w:lsdException w:uiPriority="99" w:name="List Continue"/>
@@ -58546,7 +56067,7 @@
     <w:lsdException w:uiPriority="99" w:name="HTML Acronym"/>
     <w:lsdException w:uiPriority="99" w:name="HTML Address"/>
     <w:lsdException w:uiPriority="99" w:name="HTML Cite"/>
-    <w:lsdException w:uiPriority="99" w:name="HTML Code"/>
+    <w:lsdException w:qFormat="1" w:uiPriority="99" w:name="HTML Code"/>
     <w:lsdException w:uiPriority="99" w:name="HTML Definition"/>
     <w:lsdException w:uiPriority="99" w:name="HTML Keyboard"/>
     <w:lsdException w:qFormat="1" w:uiPriority="99" w:name="HTML Preformatted"/>
@@ -58808,6 +56329,7 @@
     <w:name w:val="Default Paragraph Font"/>
     <w:semiHidden/>
     <w:unhideWhenUsed/>
+    <w:qFormat/>
     <w:uiPriority w:val="1"/>
   </w:style>
   <w:style w:type="table" w:default="1" w:styleId="26">
@@ -59176,6 +56698,7 @@
     <w:basedOn w:val="28"/>
     <w:semiHidden/>
     <w:unhideWhenUsed/>
+    <w:qFormat/>
     <w:uiPriority w:val="99"/>
     <w:rPr>
       <w:rFonts w:ascii="Courier New" w:hAnsi="Courier New"/>
